--- a/src/Layers/W1/BaseApp/Projects/Project/Reports/JobQuoteBody.docx
+++ b/src/Layers/W1/BaseApp/Projects/Project/Reports/JobQuoteBody.docx
@@ -4571,6 +4571,8 @@
  
              < R e p o r t N a m e > R e p o r t   N a m e < / R e p o r t N a m e >   
+             < R e p o r t C a p t i o n > R e p o r t   C a p t i o n < / R e p o r t C a p t i o n > + 
              < A b o u t T h i s R e p o r t T i t l e > A b o u t   T h i s   R e p o r t   T i t l e < / A b o u t T h i s R e p o r t T i t l e >   
              < A b o u t T h i s R e p o r t T e x t > A b o u t   T h i s   R e p o r t   T e x t < / A b o u t T h i s R e p o r t T e x t > @@ -4625,21 +4627,21 @@
  
              < C o m p a n y A d d r e s s L i n e s >   
-                 < C o m p a n y A d d r e s s L i n e > C o m p a n y   A d d r e s s   L i n e   1 < / C o m p a n y A d d r e s s L i n e > - 
-                 < C o m p a n y A d d r e s s L i n e > C o m p a n y   A d d r e s s   L i n e   2 < / C o m p a n y A d d r e s s L i n e > - 
-                 < C o m p a n y A d d r e s s L i n e > C o m p a n y   A d d r e s s   L i n e   3 < / C o m p a n y A d d r e s s L i n e > - 
-                 < C o m p a n y A d d r e s s L i n e > C o m p a n y   A d d r e s s   L i n e   4 < / C o m p a n y A d d r e s s L i n e > - 
-                 < C o m p a n y A d d r e s s L i n e > C o m p a n y   A d d r e s s   L i n e   5 < / C o m p a n y A d d r e s s L i n e > - 
-                 < C o m p a n y A d d r e s s L i n e > C o m p a n y   A d d r e s s   L i n e   6 < / C o m p a n y A d d r e s s L i n e > - 
-                 < C o m p a n y A d d r e s s L i n e > C o m p a n y   A d d r e s s   L i n e   7 < / C o m p a n y A d d r e s s L i n e > - 
-                 < C o m p a n y A d d r e s s L i n e > C o m p a n y   A d d r e s s   L i n e   8 < / C o m p a n y A d d r e s s L i n e > +                 < C o m p a n y A d d r e s s L i n e 1 > C o m p a n y   A d d r e s s   L i n e   1 < / C o m p a n y A d d r e s s L i n e 1 > + 
+                 < C o m p a n y A d d r e s s L i n e 2 > C o m p a n y   A d d r e s s   L i n e   2 < / C o m p a n y A d d r e s s L i n e 2 > + 
+                 < C o m p a n y A d d r e s s L i n e 3 > C o m p a n y   A d d r e s s   L i n e   3 < / C o m p a n y A d d r e s s L i n e 3 > + 
+                 < C o m p a n y A d d r e s s L i n e 4 > C o m p a n y   A d d r e s s   L i n e   4 < / C o m p a n y A d d r e s s L i n e 4 > + 
+                 < C o m p a n y A d d r e s s L i n e 5 > C o m p a n y   A d d r e s s   L i n e   5 < / C o m p a n y A d d r e s s L i n e 5 > + 
+                 < C o m p a n y A d d r e s s L i n e 6 > C o m p a n y   A d d r e s s   L i n e   6 < / C o m p a n y A d d r e s s L i n e 6 > + 
+                 < C o m p a n y A d d r e s s L i n e 7 > C o m p a n y   A d d r e s s   L i n e   7 < / C o m p a n y A d d r e s s L i n e 7 > + 
+                 < C o m p a n y A d d r e s s L i n e 8 > C o m p a n y   A d d r e s s   L i n e   8 < / C o m p a n y A d d r e s s L i n e 8 >   
              < / C o m p a n y A d d r e s s L i n e s >   
@@ -4860,6 +4862,8 @@
  
              < R e p o r t N a m e > R e p o r t   N a m e < / R e p o r t N a m e >   
+             < R e p o r t C a p t i o n > R e p o r t   C a p t i o n < / R e p o r t C a p t i o n > + 
              < A b o u t T h i s R e p o r t T i t l e > A b o u t   T h i s   R e p o r t   T i t l e < / A b o u t T h i s R e p o r t T i t l e >   
              < A b o u t T h i s R e p o r t T e x t > A b o u t   T h i s   R e p o r t   T e x t < / A b o u t T h i s R e p o r t T e x t > @@ -4914,21 +4918,21 @@
  
              < C o m p a n y A d d r e s s L i n e s >   
-                 < C o m p a n y A d d r e s s L i n e > C o m p a n y   A d d r e s s   L i n e   1 < / C o m p a n y A d d r e s s L i n e > - 
-                 < C o m p a n y A d d r e s s L i n e > C o m p a n y   A d d r e s s   L i n e   2 < / C o m p a n y A d d r e s s L i n e > - 
-                 < C o m p a n y A d d r e s s L i n e > C o m p a n y   A d d r e s s   L i n e   3 < / C o m p a n y A d d r e s s L i n e > - 
-                 < C o m p a n y A d d r e s s L i n e > C o m p a n y   A d d r e s s   L i n e   4 < / C o m p a n y A d d r e s s L i n e > - 
-                 < C o m p a n y A d d r e s s L i n e > C o m p a n y   A d d r e s s   L i n e   5 < / C o m p a n y A d d r e s s L i n e > - 
-                 < C o m p a n y A d d r e s s L i n e > C o m p a n y   A d d r e s s   L i n e   6 < / C o m p a n y A d d r e s s L i n e > - 
-                 < C o m p a n y A d d r e s s L i n e > C o m p a n y   A d d r e s s   L i n e   7 < / C o m p a n y A d d r e s s L i n e > - 
-                 < C o m p a n y A d d r e s s L i n e > C o m p a n y   A d d r e s s   L i n e   8 < / C o m p a n y A d d r e s s L i n e > +                 < C o m p a n y A d d r e s s L i n e 1 > C o m p a n y   A d d r e s s   L i n e   1 < / C o m p a n y A d d r e s s L i n e 1 > + 
+                 < C o m p a n y A d d r e s s L i n e 2 > C o m p a n y   A d d r e s s   L i n e   2 < / C o m p a n y A d d r e s s L i n e 2 > + 
+                 < C o m p a n y A d d r e s s L i n e 3 > C o m p a n y   A d d r e s s   L i n e   3 < / C o m p a n y A d d r e s s L i n e 3 > + 
+                 < C o m p a n y A d d r e s s L i n e 4 > C o m p a n y   A d d r e s s   L i n e   4 < / C o m p a n y A d d r e s s L i n e 4 > + 
+                 < C o m p a n y A d d r e s s L i n e 5 > C o m p a n y   A d d r e s s   L i n e   5 < / C o m p a n y A d d r e s s L i n e 5 > + 
+                 < C o m p a n y A d d r e s s L i n e 6 > C o m p a n y   A d d r e s s   L i n e   6 < / C o m p a n y A d d r e s s L i n e 6 > + 
+                 < C o m p a n y A d d r e s s L i n e 7 > C o m p a n y   A d d r e s s   L i n e   7 < / C o m p a n y A d d r e s s L i n e 7 > + 
+                 < C o m p a n y A d d r e s s L i n e 8 > C o m p a n y   A d d r e s s   L i n e   8 < / C o m p a n y A d d r e s s L i n e 8 >   
              < / C o m p a n y A d d r e s s L i n e s >   

--- a/src/Layers/W1/BaseApp/Projects/Project/Reports/JobQuoteBody.docx
+++ b/src/Layers/W1/BaseApp/Projects/Project/Reports/JobQuoteBody.docx
@@ -1,18 +1,18 @@
 
 <file path=word/document.xml><?xml version="1.0" encoding="utf-8"?>
-<w:document xmlns:wpc="http://schemas.microsoft.com/office/word/2010/wordprocessingCanvas" xmlns:cx="http://schemas.microsoft.com/office/drawing/2014/chartex" xmlns:cx1="http://schemas.microsoft.com/office/drawing/2015/9/8/chartex" xmlns:cx2="http://schemas.microsoft.com/office/drawing/2015/10/21/chartex" xmlns:cx3="http://schemas.microsoft.com/office/drawing/2016/5/9/chartex" xmlns:cx4="http://schemas.microsoft.com/office/drawing/2016/5/10/chartex" xmlns:cx5="http://schemas.microsoft.com/office/drawing/2016/5/11/chartex" xmlns:cx6="http://schemas.microsoft.com/office/drawing/2016/5/12/chartex" xmlns:cx7="http://schemas.microsoft.com/office/drawing/2016/5/13/chartex" xmlns:cx8="http://schemas.microsoft.com/office/drawing/2016/5/14/chartex" xmlns:mc="http://schemas.openxmlformats.org/markup-compatibility/2006" xmlns:aink="http://schemas.microsoft.com/office/drawing/2016/ink" xmlns:am3d="http://schemas.microsoft.com/office/drawing/2017/model3d" xmlns:o="urn:schemas-microsoft-com:office:office" xmlns:oel="http://schemas.microsoft.com/office/2019/extlst" xmlns:r="http://schemas.openxmlformats.org/officeDocument/2006/relationships" xmlns:m="http://schemas.openxmlformats.org/officeDocument/2006/math" xmlns:v="urn:schemas-microsoft-com:vml" xmlns:wp14="http://schemas.microsoft.com/office/word/2010/wordprocessingDrawing" xmlns:wp="http://schemas.openxmlformats.org/drawingml/2006/wordprocessingDrawing" xmlns:w10="urn:schemas-microsoft-com:office:word" xmlns:w="http://schemas.openxmlformats.org/wordprocessingml/2006/main" xmlns:w14="http://schemas.microsoft.com/office/word/2010/wordml" xmlns:w15="http://schemas.microsoft.com/office/word/2012/wordml" xmlns:w16cex="http://schemas.microsoft.com/office/word/2018/wordml/cex" xmlns:w16cid="http://schemas.microsoft.com/office/word/2016/wordml/cid" xmlns:w16="http://schemas.microsoft.com/office/word/2018/wordml" xmlns:w16du="http://schemas.microsoft.com/office/word/2023/wordml/word16du" xmlns:w16sdtdh="http://schemas.microsoft.com/office/word/2020/wordml/sdtdatahash" xmlns:w16sdtfl="http://schemas.microsoft.com/office/word/2024/wordml/sdtformatlock" xmlns:w16se="http://schemas.microsoft.com/office/word/2015/wordml/symex" xmlns:wpg="http://schemas.microsoft.com/office/word/2010/wordprocessingGroup" xmlns:wpi="http://schemas.microsoft.com/office/word/2010/wordprocessingInk" xmlns:wne="http://schemas.microsoft.com/office/word/2006/wordml" xmlns:wps="http://schemas.microsoft.com/office/word/2010/wordprocessingShape" mc:Ignorable="w14 w15 w16se w16cid w16 w16cex w16sdtdh w16sdtfl w16du wp14">
+<w:document xmlns:wpc="http://schemas.microsoft.com/office/word/2010/wordprocessingCanvas" xmlns:cx="http://schemas.microsoft.com/office/drawing/2014/chartex" xmlns:cx1="http://schemas.microsoft.com/office/drawing/2015/9/8/chartex" xmlns:cx2="http://schemas.microsoft.com/office/drawing/2015/10/21/chartex" xmlns:cx3="http://schemas.microsoft.com/office/drawing/2016/5/9/chartex" xmlns:cx4="http://schemas.microsoft.com/office/drawing/2016/5/10/chartex" xmlns:cx5="http://schemas.microsoft.com/office/drawing/2016/5/11/chartex" xmlns:cx6="http://schemas.microsoft.com/office/drawing/2016/5/12/chartex" xmlns:cx7="http://schemas.microsoft.com/office/drawing/2016/5/13/chartex" xmlns:cx8="http://schemas.microsoft.com/office/drawing/2016/5/14/chartex" xmlns:mc="http://schemas.openxmlformats.org/markup-compatibility/2006" xmlns:aink="http://schemas.microsoft.com/office/drawing/2016/ink" xmlns:am3d="http://schemas.microsoft.com/office/drawing/2017/model3d" xmlns:o="urn:schemas-microsoft-com:office:office" xmlns:oel="http://schemas.microsoft.com/office/2019/extlst" xmlns:r="http://schemas.openxmlformats.org/officeDocument/2006/relationships" xmlns:m="http://schemas.openxmlformats.org/officeDocument/2006/math" xmlns:v="urn:schemas-microsoft-com:vml" xmlns:wp14="http://schemas.microsoft.com/office/word/2010/wordprocessingDrawing" xmlns:wp="http://schemas.openxmlformats.org/drawingml/2006/wordprocessingDrawing" xmlns:w10="urn:schemas-microsoft-com:office:word" xmlns:w="http://schemas.openxmlformats.org/wordprocessingml/2006/main" xmlns:w14="http://schemas.microsoft.com/office/word/2010/wordml" xmlns:w15="http://schemas.microsoft.com/office/word/2012/wordml" xmlns:w16cei="http://schemas.microsoft.com/office/word/2026/wordml/cei" xmlns:w16cex="http://schemas.microsoft.com/office/word/2018/wordml/cex" xmlns:w16cid="http://schemas.microsoft.com/office/word/2016/wordml/cid" xmlns:w16="http://schemas.microsoft.com/office/word/2018/wordml" xmlns:w16du="http://schemas.microsoft.com/office/word/2023/wordml/word16du" xmlns:w16sdtdh="http://schemas.microsoft.com/office/word/2020/wordml/sdtdatahash" xmlns:w16sdtfl="http://schemas.microsoft.com/office/word/2024/wordml/sdtformatlock" xmlns:w16se="http://schemas.microsoft.com/office/word/2015/wordml/symex" xmlns:wpg="http://schemas.microsoft.com/office/word/2010/wordprocessingGroup" xmlns:wpi="http://schemas.microsoft.com/office/word/2010/wordprocessingInk" xmlns:wne="http://schemas.microsoft.com/office/word/2006/wordml" xmlns:wps="http://schemas.microsoft.com/office/word/2010/wordprocessingShape" mc:Ignorable="w14 w15 w16se w16cid w16 w16cex w16sdtdh w16sdtfl w16du wp14">
   <w:body>
     <w:tbl>
       <w:tblPr>
         <w:tblStyle w:val="TableGrid"/>
         <w:tblW w:w="15422" w:type="dxa"/>
         <w:tblBorders>
-          <w:top w:val="none" w:color="auto" w:sz="0" w:space="0"/>
-          <w:left w:val="none" w:color="auto" w:sz="0" w:space="0"/>
-          <w:bottom w:val="none" w:color="auto" w:sz="0" w:space="0"/>
-          <w:right w:val="none" w:color="auto" w:sz="0" w:space="0"/>
-          <w:insideH w:val="none" w:color="auto" w:sz="0" w:space="0"/>
-          <w:insideV w:val="none" w:color="auto" w:sz="0" w:space="0"/>
+          <w:top w:val="none" w:sz="0" w:space="0" w:color="auto"/>
+          <w:left w:val="none" w:sz="0" w:space="0" w:color="auto"/>
+          <w:bottom w:val="none" w:sz="0" w:space="0" w:color="auto"/>
+          <w:right w:val="none" w:sz="0" w:space="0" w:color="auto"/>
+          <w:insideH w:val="none" w:sz="0" w:space="0" w:color="auto"/>
+          <w:insideV w:val="none" w:sz="0" w:space="0" w:color="auto"/>
         </w:tblBorders>
         <w:tblCellMar>
           <w:left w:w="0" w:type="dxa"/>
@@ -47,10 +47,15 @@
             <w:placeholder>
               <w:docPart w:val="DefaultPlaceholder_-1854013440"/>
             </w:placeholder>
+            <w:dataBinding w:prefixMappings="xmlns:ns0='urn:microsoft-dynamics-nav/reports/Job_Quote/1016/'" w:xpath="/ns0:NavWordReportXmlPart[1]/ns0:Job[1]/ns0:BillToAddress1[1]" w:storeItemID="{FC35A469-0E84-4C7C-B921-606F889DC8F6}"/>
             <w15:color w:val="808080"/>
             <w:text/>
-            <w:dataBinding w:prefixMappings="xmlns:ns0='urn:microsoft-dynamics-nav/reports/Job_Quote/1016/'" w:xpath="/ns0:NavWordReportXmlPart[1]/ns0:Job[1]/ns0:BillToAddress1[1]"/>
           </w:sdtPr>
+          <w:sdtEndPr>
+            <w:rPr>
+              <w:rStyle w:val="Strong"/>
+            </w:rPr>
+          </w:sdtEndPr>
           <w:sdtContent>
             <w:tc>
               <w:tcPr>
@@ -107,6 +112,8 @@
           <w:sdtPr>
             <w:rPr>
               <w:rFonts w:ascii="Segoe UI Semibold" w:hAnsi="Segoe UI Semibold" w:cs="Segoe UI Semibold"/>
+              <w:b/>
+              <w:bCs/>
               <w:sz w:val="22"/>
               <w:szCs w:val="22"/>
               <w:lang w:val="da-DK"/>
@@ -117,10 +124,11 @@
             <w:placeholder>
               <w:docPart w:val="DefaultPlaceholder_-1854013440"/>
             </w:placeholder>
+            <w:dataBinding w:prefixMappings="xmlns:ns0='urn:microsoft-dynamics-nav/reports/Job_Quote/1016/'" w:xpath="/ns0:NavWordReportXmlPart[1]/ns0:Job[1]/ns0:CompanyAddress1[1]" w:storeItemID="{FC35A469-0E84-4C7C-B921-606F889DC8F6}"/>
             <w15:color w:val="808080"/>
             <w:text/>
-            <w:dataBinding w:prefixMappings="xmlns:ns0='urn:microsoft-dynamics-nav/reports/Job_Quote/1016/'" w:xpath="/ns0:NavWordReportXmlPart[1]/ns0:Job[1]/ns0:CompanyAddress1[1]"/>
           </w:sdtPr>
+          <w:sdtEndPr/>
           <w:sdtContent>
             <w:tc>
               <w:tcPr>
@@ -161,7 +169,7 @@
         <w:sdt>
           <w:sdtPr>
             <w:rPr>
-              <w:rFonts w:cs="Segoe UI Semibold" w:asciiTheme="minorHAnsi" w:hAnsiTheme="minorHAnsi"/>
+              <w:rFonts w:cs="Segoe UI Semibold"/>
               <w:sz w:val="22"/>
               <w:szCs w:val="22"/>
             </w:rPr>
@@ -171,10 +179,11 @@
             <w:placeholder>
               <w:docPart w:val="DefaultPlaceholder_-1854013440"/>
             </w:placeholder>
+            <w:dataBinding w:prefixMappings="xmlns:ns0='urn:microsoft-dynamics-nav/reports/Job_Quote/1016/'" w:xpath="/ns0:NavWordReportXmlPart[1]/ns0:Job[1]/ns0:BillToAddress2[1]" w:storeItemID="{FC35A469-0E84-4C7C-B921-606F889DC8F6}"/>
             <w15:color w:val="808080"/>
             <w:text/>
-            <w:dataBinding w:prefixMappings="xmlns:ns0='urn:microsoft-dynamics-nav/reports/Job_Quote/1016/'" w:xpath="/ns0:NavWordReportXmlPart[1]/ns0:Job[1]/ns0:BillToAddress2[1]"/>
           </w:sdtPr>
+          <w:sdtEndPr/>
           <w:sdtContent>
             <w:tc>
               <w:tcPr>
@@ -183,14 +192,14 @@
               <w:p>
                 <w:pPr>
                   <w:rPr>
-                    <w:rFonts w:cs="Segoe UI Semibold" w:asciiTheme="minorHAnsi" w:hAnsiTheme="minorHAnsi"/>
+                    <w:rFonts w:asciiTheme="minorHAnsi" w:hAnsiTheme="minorHAnsi" w:cs="Segoe UI Semibold"/>
                     <w:sz w:val="22"/>
                     <w:szCs w:val="22"/>
                   </w:rPr>
                 </w:pPr>
                 <w:r>
                   <w:rPr>
-                    <w:rFonts w:cs="Segoe UI Semibold" w:asciiTheme="minorHAnsi" w:hAnsiTheme="minorHAnsi"/>
+                    <w:rFonts w:asciiTheme="minorHAnsi" w:hAnsiTheme="minorHAnsi" w:cs="Segoe UI Semibold"/>
                     <w:sz w:val="22"/>
                     <w:szCs w:val="22"/>
                   </w:rPr>
@@ -207,7 +216,7 @@
           <w:p>
             <w:pPr>
               <w:rPr>
-                <w:rFonts w:cs="Segoe UI Semibold" w:asciiTheme="minorHAnsi" w:hAnsiTheme="minorHAnsi"/>
+                <w:rFonts w:asciiTheme="minorHAnsi" w:hAnsiTheme="minorHAnsi" w:cs="Segoe UI Semibold"/>
                 <w:sz w:val="22"/>
                 <w:szCs w:val="22"/>
               </w:rPr>
@@ -217,7 +226,7 @@
         <w:sdt>
           <w:sdtPr>
             <w:rPr>
-              <w:rFonts w:cs="Segoe UI Semibold" w:asciiTheme="minorHAnsi" w:hAnsiTheme="minorHAnsi"/>
+              <w:rFonts w:cs="Segoe UI Semibold"/>
               <w:sz w:val="22"/>
               <w:szCs w:val="22"/>
             </w:rPr>
@@ -227,10 +236,11 @@
             <w:placeholder>
               <w:docPart w:val="DefaultPlaceholder_-1854013440"/>
             </w:placeholder>
+            <w:dataBinding w:prefixMappings="xmlns:ns0='urn:microsoft-dynamics-nav/reports/Job_Quote/1016/'" w:xpath="/ns0:NavWordReportXmlPart[1]/ns0:Job[1]/ns0:CompanyAddress2[1]" w:storeItemID="{FC35A469-0E84-4C7C-B921-606F889DC8F6}"/>
             <w15:color w:val="808080"/>
             <w:text/>
-            <w:dataBinding w:prefixMappings="xmlns:ns0='urn:microsoft-dynamics-nav/reports/Job_Quote/1016/'" w:xpath="/ns0:NavWordReportXmlPart[1]/ns0:Job[1]/ns0:CompanyAddress2[1]"/>
           </w:sdtPr>
+          <w:sdtEndPr/>
           <w:sdtContent>
             <w:tc>
               <w:tcPr>
@@ -240,14 +250,14 @@
                 <w:pPr>
                   <w:jc w:val="right"/>
                   <w:rPr>
-                    <w:rFonts w:cs="Segoe UI Semibold" w:asciiTheme="minorHAnsi" w:hAnsiTheme="minorHAnsi"/>
+                    <w:rFonts w:asciiTheme="minorHAnsi" w:hAnsiTheme="minorHAnsi" w:cs="Segoe UI Semibold"/>
                     <w:sz w:val="22"/>
                     <w:szCs w:val="22"/>
                   </w:rPr>
                 </w:pPr>
                 <w:r>
                   <w:rPr>
-                    <w:rFonts w:cs="Segoe UI Semibold" w:asciiTheme="minorHAnsi" w:hAnsiTheme="minorHAnsi"/>
+                    <w:rFonts w:asciiTheme="minorHAnsi" w:hAnsiTheme="minorHAnsi" w:cs="Segoe UI Semibold"/>
                     <w:sz w:val="22"/>
                     <w:szCs w:val="22"/>
                   </w:rPr>
@@ -265,7 +275,7 @@
         <w:sdt>
           <w:sdtPr>
             <w:rPr>
-              <w:rFonts w:cs="Segoe UI Semibold" w:asciiTheme="minorHAnsi" w:hAnsiTheme="minorHAnsi"/>
+              <w:rFonts w:cs="Segoe UI Semibold"/>
               <w:sz w:val="22"/>
               <w:szCs w:val="22"/>
             </w:rPr>
@@ -275,10 +285,11 @@
             <w:placeholder>
               <w:docPart w:val="DefaultPlaceholder_-1854013440"/>
             </w:placeholder>
+            <w:dataBinding w:prefixMappings="xmlns:ns0='urn:microsoft-dynamics-nav/reports/Job_Quote/1016/'" w:xpath="/ns0:NavWordReportXmlPart[1]/ns0:Job[1]/ns0:BillToAddress3[1]" w:storeItemID="{FC35A469-0E84-4C7C-B921-606F889DC8F6}"/>
             <w15:color w:val="808080"/>
             <w:text/>
-            <w:dataBinding w:prefixMappings="xmlns:ns0='urn:microsoft-dynamics-nav/reports/Job_Quote/1016/'" w:xpath="/ns0:NavWordReportXmlPart[1]/ns0:Job[1]/ns0:BillToAddress3[1]"/>
           </w:sdtPr>
+          <w:sdtEndPr/>
           <w:sdtContent>
             <w:tc>
               <w:tcPr>
@@ -287,14 +298,14 @@
               <w:p>
                 <w:pPr>
                   <w:rPr>
-                    <w:rFonts w:cs="Segoe UI Semibold" w:asciiTheme="minorHAnsi" w:hAnsiTheme="minorHAnsi"/>
+                    <w:rFonts w:asciiTheme="minorHAnsi" w:hAnsiTheme="minorHAnsi" w:cs="Segoe UI Semibold"/>
                     <w:sz w:val="22"/>
                     <w:szCs w:val="22"/>
                   </w:rPr>
                 </w:pPr>
                 <w:r>
                   <w:rPr>
-                    <w:rFonts w:cs="Segoe UI Semibold" w:asciiTheme="minorHAnsi" w:hAnsiTheme="minorHAnsi"/>
+                    <w:rFonts w:asciiTheme="minorHAnsi" w:hAnsiTheme="minorHAnsi" w:cs="Segoe UI Semibold"/>
                     <w:sz w:val="22"/>
                     <w:szCs w:val="22"/>
                   </w:rPr>
@@ -311,7 +322,7 @@
           <w:p>
             <w:pPr>
               <w:rPr>
-                <w:rFonts w:cs="Segoe UI Semibold" w:asciiTheme="minorHAnsi" w:hAnsiTheme="minorHAnsi"/>
+                <w:rFonts w:asciiTheme="minorHAnsi" w:hAnsiTheme="minorHAnsi" w:cs="Segoe UI Semibold"/>
                 <w:sz w:val="22"/>
                 <w:szCs w:val="22"/>
               </w:rPr>
@@ -321,7 +332,7 @@
         <w:sdt>
           <w:sdtPr>
             <w:rPr>
-              <w:rFonts w:cs="Segoe UI Semibold" w:asciiTheme="minorHAnsi" w:hAnsiTheme="minorHAnsi"/>
+              <w:rFonts w:cs="Segoe UI Semibold"/>
               <w:sz w:val="22"/>
               <w:szCs w:val="22"/>
             </w:rPr>
@@ -331,10 +342,11 @@
             <w:placeholder>
               <w:docPart w:val="DefaultPlaceholder_-1854013440"/>
             </w:placeholder>
+            <w:dataBinding w:prefixMappings="xmlns:ns0='urn:microsoft-dynamics-nav/reports/Job_Quote/1016/'" w:xpath="/ns0:NavWordReportXmlPart[1]/ns0:Job[1]/ns0:CompanyAddress3[1]" w:storeItemID="{FC35A469-0E84-4C7C-B921-606F889DC8F6}"/>
             <w15:color w:val="808080"/>
             <w:text/>
-            <w:dataBinding w:prefixMappings="xmlns:ns0='urn:microsoft-dynamics-nav/reports/Job_Quote/1016/'" w:xpath="/ns0:NavWordReportXmlPart[1]/ns0:Job[1]/ns0:CompanyAddress3[1]"/>
           </w:sdtPr>
+          <w:sdtEndPr/>
           <w:sdtContent>
             <w:tc>
               <w:tcPr>
@@ -344,14 +356,14 @@
                 <w:pPr>
                   <w:jc w:val="right"/>
                   <w:rPr>
-                    <w:rFonts w:cs="Segoe UI Semibold" w:asciiTheme="minorHAnsi" w:hAnsiTheme="minorHAnsi"/>
+                    <w:rFonts w:asciiTheme="minorHAnsi" w:hAnsiTheme="minorHAnsi" w:cs="Segoe UI Semibold"/>
                     <w:sz w:val="22"/>
                     <w:szCs w:val="22"/>
                   </w:rPr>
                 </w:pPr>
                 <w:r>
                   <w:rPr>
-                    <w:rFonts w:cs="Segoe UI Semibold" w:asciiTheme="minorHAnsi" w:hAnsiTheme="minorHAnsi"/>
+                    <w:rFonts w:asciiTheme="minorHAnsi" w:hAnsiTheme="minorHAnsi" w:cs="Segoe UI Semibold"/>
                     <w:sz w:val="22"/>
                     <w:szCs w:val="22"/>
                   </w:rPr>
@@ -369,7 +381,7 @@
         <w:sdt>
           <w:sdtPr>
             <w:rPr>
-              <w:rFonts w:cs="Segoe UI Semibold" w:asciiTheme="minorHAnsi" w:hAnsiTheme="minorHAnsi"/>
+              <w:rFonts w:cs="Segoe UI Semibold"/>
               <w:sz w:val="22"/>
               <w:szCs w:val="22"/>
             </w:rPr>
@@ -379,10 +391,11 @@
             <w:placeholder>
               <w:docPart w:val="DefaultPlaceholder_-1854013440"/>
             </w:placeholder>
+            <w:dataBinding w:prefixMappings="xmlns:ns0='urn:microsoft-dynamics-nav/reports/Job_Quote/1016/'" w:xpath="/ns0:NavWordReportXmlPart[1]/ns0:Job[1]/ns0:BillToAddress4[1]" w:storeItemID="{FC35A469-0E84-4C7C-B921-606F889DC8F6}"/>
             <w15:color w:val="808080"/>
             <w:text/>
-            <w:dataBinding w:prefixMappings="xmlns:ns0='urn:microsoft-dynamics-nav/reports/Job_Quote/1016/'" w:xpath="/ns0:NavWordReportXmlPart[1]/ns0:Job[1]/ns0:BillToAddress4[1]"/>
           </w:sdtPr>
+          <w:sdtEndPr/>
           <w:sdtContent>
             <w:tc>
               <w:tcPr>
@@ -391,14 +404,14 @@
               <w:p>
                 <w:pPr>
                   <w:rPr>
-                    <w:rFonts w:cs="Segoe UI Semibold" w:asciiTheme="minorHAnsi" w:hAnsiTheme="minorHAnsi"/>
+                    <w:rFonts w:asciiTheme="minorHAnsi" w:hAnsiTheme="minorHAnsi" w:cs="Segoe UI Semibold"/>
                     <w:sz w:val="22"/>
                     <w:szCs w:val="22"/>
                   </w:rPr>
                 </w:pPr>
                 <w:r>
                   <w:rPr>
-                    <w:rFonts w:cs="Segoe UI Semibold" w:asciiTheme="minorHAnsi" w:hAnsiTheme="minorHAnsi"/>
+                    <w:rFonts w:asciiTheme="minorHAnsi" w:hAnsiTheme="minorHAnsi" w:cs="Segoe UI Semibold"/>
                     <w:sz w:val="22"/>
                     <w:szCs w:val="22"/>
                   </w:rPr>
@@ -415,7 +428,7 @@
           <w:p>
             <w:pPr>
               <w:rPr>
-                <w:rFonts w:cs="Segoe UI Semibold" w:asciiTheme="minorHAnsi" w:hAnsiTheme="minorHAnsi"/>
+                <w:rFonts w:asciiTheme="minorHAnsi" w:hAnsiTheme="minorHAnsi" w:cs="Segoe UI Semibold"/>
                 <w:sz w:val="22"/>
                 <w:szCs w:val="22"/>
               </w:rPr>
@@ -433,14 +446,14 @@
               </w:tabs>
               <w:jc w:val="right"/>
               <w:rPr>
-                <w:rFonts w:cs="Segoe UI Semibold" w:asciiTheme="minorHAnsi" w:hAnsiTheme="minorHAnsi"/>
+                <w:rFonts w:asciiTheme="minorHAnsi" w:hAnsiTheme="minorHAnsi" w:cs="Segoe UI Semibold"/>
                 <w:sz w:val="22"/>
                 <w:szCs w:val="22"/>
               </w:rPr>
             </w:pPr>
             <w:r>
               <w:rPr>
-                <w:rFonts w:cs="Segoe UI Semibold" w:asciiTheme="minorHAnsi" w:hAnsiTheme="minorHAnsi"/>
+                <w:rFonts w:asciiTheme="minorHAnsi" w:hAnsiTheme="minorHAnsi" w:cs="Segoe UI Semibold"/>
                 <w:sz w:val="22"/>
                 <w:szCs w:val="22"/>
               </w:rPr>
@@ -449,7 +462,7 @@
             <w:sdt>
               <w:sdtPr>
                 <w:rPr>
-                  <w:rFonts w:cs="Segoe UI Semibold" w:asciiTheme="minorHAnsi" w:hAnsiTheme="minorHAnsi"/>
+                  <w:rFonts w:cs="Segoe UI Semibold"/>
                   <w:sz w:val="22"/>
                   <w:szCs w:val="22"/>
                 </w:rPr>
@@ -459,14 +472,15 @@
                 <w:placeholder>
                   <w:docPart w:val="DefaultPlaceholder_-1854013440"/>
                 </w:placeholder>
+                <w:dataBinding w:prefixMappings="xmlns:ns0='urn:microsoft-dynamics-nav/reports/Job_Quote/1016/'" w:xpath="/ns0:NavWordReportXmlPart[1]/ns0:Job[1]/ns0:CompanyAddress4[1]" w:storeItemID="{FC35A469-0E84-4C7C-B921-606F889DC8F6}"/>
                 <w15:color w:val="808080"/>
                 <w:text/>
-                <w:dataBinding w:prefixMappings="xmlns:ns0='urn:microsoft-dynamics-nav/reports/Job_Quote/1016/'" w:xpath="/ns0:NavWordReportXmlPart[1]/ns0:Job[1]/ns0:CompanyAddress4[1]"/>
               </w:sdtPr>
+              <w:sdtEndPr/>
               <w:sdtContent>
                 <w:r>
                   <w:rPr>
-                    <w:rFonts w:cs="Segoe UI Semibold" w:asciiTheme="minorHAnsi" w:hAnsiTheme="minorHAnsi"/>
+                    <w:rFonts w:asciiTheme="minorHAnsi" w:hAnsiTheme="minorHAnsi" w:cs="Segoe UI Semibold"/>
                     <w:sz w:val="22"/>
                     <w:szCs w:val="22"/>
                   </w:rPr>
@@ -484,7 +498,7 @@
         <w:sdt>
           <w:sdtPr>
             <w:rPr>
-              <w:rFonts w:cs="Segoe UI Semibold" w:asciiTheme="minorHAnsi" w:hAnsiTheme="minorHAnsi"/>
+              <w:rFonts w:cs="Segoe UI Semibold"/>
               <w:sz w:val="22"/>
               <w:szCs w:val="22"/>
             </w:rPr>
@@ -494,10 +508,11 @@
             <w:placeholder>
               <w:docPart w:val="DefaultPlaceholder_-1854013440"/>
             </w:placeholder>
+            <w:dataBinding w:prefixMappings="xmlns:ns0='urn:microsoft-dynamics-nav/reports/Job_Quote/1016/'" w:xpath="/ns0:NavWordReportXmlPart[1]/ns0:Job[1]/ns0:BillToAddress5[1]" w:storeItemID="{FC35A469-0E84-4C7C-B921-606F889DC8F6}"/>
             <w15:color w:val="808080"/>
             <w:text/>
-            <w:dataBinding w:prefixMappings="xmlns:ns0='urn:microsoft-dynamics-nav/reports/Job_Quote/1016/'" w:xpath="/ns0:NavWordReportXmlPart[1]/ns0:Job[1]/ns0:BillToAddress5[1]"/>
           </w:sdtPr>
+          <w:sdtEndPr/>
           <w:sdtContent>
             <w:tc>
               <w:tcPr>
@@ -506,14 +521,14 @@
               <w:p>
                 <w:pPr>
                   <w:rPr>
-                    <w:rFonts w:cs="Segoe UI Semibold" w:asciiTheme="minorHAnsi" w:hAnsiTheme="minorHAnsi"/>
+                    <w:rFonts w:asciiTheme="minorHAnsi" w:hAnsiTheme="minorHAnsi" w:cs="Segoe UI Semibold"/>
                     <w:sz w:val="22"/>
                     <w:szCs w:val="22"/>
                   </w:rPr>
                 </w:pPr>
                 <w:r>
                   <w:rPr>
-                    <w:rFonts w:cs="Segoe UI Semibold" w:asciiTheme="minorHAnsi" w:hAnsiTheme="minorHAnsi"/>
+                    <w:rFonts w:asciiTheme="minorHAnsi" w:hAnsiTheme="minorHAnsi" w:cs="Segoe UI Semibold"/>
                     <w:sz w:val="22"/>
                     <w:szCs w:val="22"/>
                   </w:rPr>
@@ -530,7 +545,7 @@
           <w:p>
             <w:pPr>
               <w:rPr>
-                <w:rFonts w:cs="Segoe UI Semibold" w:asciiTheme="minorHAnsi" w:hAnsiTheme="minorHAnsi"/>
+                <w:rFonts w:asciiTheme="minorHAnsi" w:hAnsiTheme="minorHAnsi" w:cs="Segoe UI Semibold"/>
                 <w:sz w:val="22"/>
                 <w:szCs w:val="22"/>
               </w:rPr>
@@ -548,14 +563,14 @@
               </w:tabs>
               <w:jc w:val="right"/>
               <w:rPr>
-                <w:rFonts w:cs="Segoe UI Semibold" w:asciiTheme="minorHAnsi" w:hAnsiTheme="minorHAnsi"/>
+                <w:rFonts w:asciiTheme="minorHAnsi" w:hAnsiTheme="minorHAnsi" w:cs="Segoe UI Semibold"/>
                 <w:sz w:val="22"/>
                 <w:szCs w:val="22"/>
               </w:rPr>
             </w:pPr>
             <w:r>
               <w:rPr>
-                <w:rFonts w:cs="Segoe UI Semibold" w:asciiTheme="minorHAnsi" w:hAnsiTheme="minorHAnsi"/>
+                <w:rFonts w:asciiTheme="minorHAnsi" w:hAnsiTheme="minorHAnsi" w:cs="Segoe UI Semibold"/>
                 <w:sz w:val="22"/>
                 <w:szCs w:val="22"/>
               </w:rPr>
@@ -564,7 +579,7 @@
             <w:sdt>
               <w:sdtPr>
                 <w:rPr>
-                  <w:rFonts w:cs="Segoe UI Semibold" w:asciiTheme="minorHAnsi" w:hAnsiTheme="minorHAnsi"/>
+                  <w:rFonts w:cs="Segoe UI Semibold"/>
                   <w:sz w:val="22"/>
                   <w:szCs w:val="22"/>
                 </w:rPr>
@@ -574,14 +589,15 @@
                 <w:placeholder>
                   <w:docPart w:val="DefaultPlaceholder_-1854013440"/>
                 </w:placeholder>
+                <w:dataBinding w:prefixMappings="xmlns:ns0='urn:microsoft-dynamics-nav/reports/Job_Quote/1016/'" w:xpath="/ns0:NavWordReportXmlPart[1]/ns0:Job[1]/ns0:CompanyAddress5[1]" w:storeItemID="{FC35A469-0E84-4C7C-B921-606F889DC8F6}"/>
                 <w15:color w:val="808080"/>
                 <w:text/>
-                <w:dataBinding w:prefixMappings="xmlns:ns0='urn:microsoft-dynamics-nav/reports/Job_Quote/1016/'" w:xpath="/ns0:NavWordReportXmlPart[1]/ns0:Job[1]/ns0:CompanyAddress5[1]"/>
               </w:sdtPr>
+              <w:sdtEndPr/>
               <w:sdtContent>
                 <w:r>
                   <w:rPr>
-                    <w:rFonts w:cs="Segoe UI Semibold" w:asciiTheme="minorHAnsi" w:hAnsiTheme="minorHAnsi"/>
+                    <w:rFonts w:asciiTheme="minorHAnsi" w:hAnsiTheme="minorHAnsi" w:cs="Segoe UI Semibold"/>
                     <w:sz w:val="22"/>
                     <w:szCs w:val="22"/>
                   </w:rPr>
@@ -599,7 +615,7 @@
         <w:sdt>
           <w:sdtPr>
             <w:rPr>
-              <w:rFonts w:cs="Segoe UI Semibold" w:asciiTheme="minorHAnsi" w:hAnsiTheme="minorHAnsi"/>
+              <w:rFonts w:cs="Segoe UI Semibold"/>
               <w:sz w:val="22"/>
               <w:szCs w:val="22"/>
             </w:rPr>
@@ -609,10 +625,11 @@
             <w:placeholder>
               <w:docPart w:val="DefaultPlaceholder_-1854013440"/>
             </w:placeholder>
+            <w:dataBinding w:prefixMappings="xmlns:ns0='urn:microsoft-dynamics-nav/reports/Job_Quote/1016/'" w:xpath="/ns0:NavWordReportXmlPart[1]/ns0:Job[1]/ns0:BillToAddress6[1]" w:storeItemID="{FC35A469-0E84-4C7C-B921-606F889DC8F6}"/>
             <w15:color w:val="808080"/>
             <w:text/>
-            <w:dataBinding w:prefixMappings="xmlns:ns0='urn:microsoft-dynamics-nav/reports/Job_Quote/1016/'" w:xpath="/ns0:NavWordReportXmlPart[1]/ns0:Job[1]/ns0:BillToAddress6[1]"/>
           </w:sdtPr>
+          <w:sdtEndPr/>
           <w:sdtContent>
             <w:tc>
               <w:tcPr>
@@ -621,14 +638,14 @@
               <w:p>
                 <w:pPr>
                   <w:rPr>
-                    <w:rFonts w:cs="Segoe UI Semibold" w:asciiTheme="minorHAnsi" w:hAnsiTheme="minorHAnsi"/>
+                    <w:rFonts w:asciiTheme="minorHAnsi" w:hAnsiTheme="minorHAnsi" w:cs="Segoe UI Semibold"/>
                     <w:sz w:val="22"/>
                     <w:szCs w:val="22"/>
                   </w:rPr>
                 </w:pPr>
                 <w:r>
                   <w:rPr>
-                    <w:rFonts w:cs="Segoe UI Semibold" w:asciiTheme="minorHAnsi" w:hAnsiTheme="minorHAnsi"/>
+                    <w:rFonts w:asciiTheme="minorHAnsi" w:hAnsiTheme="minorHAnsi" w:cs="Segoe UI Semibold"/>
                     <w:sz w:val="22"/>
                     <w:szCs w:val="22"/>
                   </w:rPr>
@@ -645,7 +662,7 @@
           <w:p>
             <w:pPr>
               <w:rPr>
-                <w:rFonts w:cs="Segoe UI Semibold" w:asciiTheme="minorHAnsi" w:hAnsiTheme="minorHAnsi"/>
+                <w:rFonts w:asciiTheme="minorHAnsi" w:hAnsiTheme="minorHAnsi" w:cs="Segoe UI Semibold"/>
                 <w:sz w:val="22"/>
                 <w:szCs w:val="22"/>
               </w:rPr>
@@ -655,7 +672,7 @@
         <w:sdt>
           <w:sdtPr>
             <w:rPr>
-              <w:rFonts w:cs="Segoe UI Semibold" w:asciiTheme="minorHAnsi" w:hAnsiTheme="minorHAnsi"/>
+              <w:rFonts w:cs="Segoe UI Semibold"/>
               <w:sz w:val="22"/>
               <w:szCs w:val="22"/>
             </w:rPr>
@@ -665,10 +682,11 @@
             <w:placeholder>
               <w:docPart w:val="DefaultPlaceholder_-1854013440"/>
             </w:placeholder>
+            <w:dataBinding w:prefixMappings="xmlns:ns0='urn:microsoft-dynamics-nav/reports/Job_Quote/1016/'" w:xpath="/ns0:NavWordReportXmlPart[1]/ns0:Job[1]/ns0:CompanyAddress6[1]" w:storeItemID="{FC35A469-0E84-4C7C-B921-606F889DC8F6}"/>
             <w15:color w:val="808080"/>
             <w:text/>
-            <w:dataBinding w:prefixMappings="xmlns:ns0='urn:microsoft-dynamics-nav/reports/Job_Quote/1016/'" w:xpath="/ns0:NavWordReportXmlPart[1]/ns0:Job[1]/ns0:CompanyAddress6[1]"/>
           </w:sdtPr>
+          <w:sdtEndPr/>
           <w:sdtContent>
             <w:tc>
               <w:tcPr>
@@ -678,14 +696,14 @@
                 <w:pPr>
                   <w:jc w:val="right"/>
                   <w:rPr>
-                    <w:rFonts w:cs="Segoe UI Semibold" w:asciiTheme="minorHAnsi" w:hAnsiTheme="minorHAnsi"/>
+                    <w:rFonts w:asciiTheme="minorHAnsi" w:hAnsiTheme="minorHAnsi" w:cs="Segoe UI Semibold"/>
                     <w:sz w:val="22"/>
                     <w:szCs w:val="22"/>
                   </w:rPr>
                 </w:pPr>
                 <w:r>
                   <w:rPr>
-                    <w:rFonts w:cs="Segoe UI Semibold" w:asciiTheme="minorHAnsi" w:hAnsiTheme="minorHAnsi"/>
+                    <w:rFonts w:asciiTheme="minorHAnsi" w:hAnsiTheme="minorHAnsi" w:cs="Segoe UI Semibold"/>
                     <w:sz w:val="22"/>
                     <w:szCs w:val="22"/>
                   </w:rPr>
@@ -711,12 +729,12 @@
         <w:tblStyle w:val="TableGrid"/>
         <w:tblW w:w="15422" w:type="dxa"/>
         <w:tblBorders>
-          <w:top w:val="none" w:color="auto" w:sz="0" w:space="0"/>
-          <w:left w:val="none" w:color="auto" w:sz="0" w:space="0"/>
-          <w:bottom w:val="none" w:color="auto" w:sz="0" w:space="0"/>
-          <w:right w:val="none" w:color="auto" w:sz="0" w:space="0"/>
-          <w:insideH w:val="none" w:color="auto" w:sz="0" w:space="0"/>
-          <w:insideV w:val="none" w:color="auto" w:sz="0" w:space="0"/>
+          <w:top w:val="none" w:sz="0" w:space="0" w:color="auto"/>
+          <w:left w:val="none" w:sz="0" w:space="0" w:color="auto"/>
+          <w:bottom w:val="none" w:sz="0" w:space="0" w:color="auto"/>
+          <w:right w:val="none" w:sz="0" w:space="0" w:color="auto"/>
+          <w:insideH w:val="none" w:sz="0" w:space="0" w:color="auto"/>
+          <w:insideV w:val="none" w:sz="0" w:space="0" w:color="auto"/>
         </w:tblBorders>
         <w:tblLayout w:type="fixed"/>
         <w:tblCellMar>
@@ -752,10 +770,11 @@
             <w:placeholder>
               <w:docPart w:val="DefaultPlaceholder_-1854013440"/>
             </w:placeholder>
+            <w:dataBinding w:prefixMappings="xmlns:ns0='urn:microsoft-dynamics-nav/reports/Job_Quote/1016/'" w:xpath="/ns0:NavWordReportXmlPart[1]/ns0:Labels[1]/ns0:JobNoLbl[1]" w:storeItemID="{FC35A469-0E84-4C7C-B921-606F889DC8F6}"/>
             <w15:color w:val="808080"/>
             <w:text/>
-            <w:dataBinding w:prefixMappings="xmlns:ns0='urn:microsoft-dynamics-nav/reports/Job_Quote/1016/'" w:xpath="/ns0:NavWordReportXmlPart[1]/ns0:Labels[1]/ns0:JobNoLbl[1]"/>
           </w:sdtPr>
+          <w:sdtEndPr/>
           <w:sdtContent>
             <w:tc>
               <w:tcPr>
@@ -798,10 +817,11 @@
             <w:placeholder>
               <w:docPart w:val="DefaultPlaceholder_-1854013440"/>
             </w:placeholder>
+            <w:dataBinding w:prefixMappings="xmlns:ns0='urn:microsoft-dynamics-nav/reports/Job_Quote/1016/'" w:xpath="/ns0:NavWordReportXmlPart[1]/ns0:Labels[1]/ns0:JobDescriptionLbl[1]" w:storeItemID="{FC35A469-0E84-4C7C-B921-606F889DC8F6}"/>
             <w15:color w:val="808080"/>
             <w:text/>
-            <w:dataBinding w:prefixMappings="xmlns:ns0='urn:microsoft-dynamics-nav/reports/Job_Quote/1016/'" w:xpath="/ns0:NavWordReportXmlPart[1]/ns0:Labels[1]/ns0:JobDescriptionLbl[1]"/>
           </w:sdtPr>
+          <w:sdtEndPr/>
           <w:sdtContent>
             <w:tc>
               <w:tcPr>
@@ -903,7 +923,6 @@
         <w:sdt>
           <w:sdtPr>
             <w:rPr>
-              <w:rFonts w:asciiTheme="minorHAnsi" w:hAnsiTheme="minorHAnsi"/>
               <w:sz w:val="22"/>
               <w:szCs w:val="22"/>
             </w:rPr>
@@ -913,10 +932,11 @@
             <w:placeholder>
               <w:docPart w:val="DefaultPlaceholder_-1854013440"/>
             </w:placeholder>
+            <w:dataBinding w:prefixMappings="xmlns:ns0='urn:microsoft-dynamics-nav/reports/Job_Quote/1016/'" w:xpath="/ns0:NavWordReportXmlPart[1]/ns0:Job[1]/ns0:No_Job[1]" w:storeItemID="{FC35A469-0E84-4C7C-B921-606F889DC8F6}"/>
             <w15:color w:val="808080"/>
             <w:text/>
-            <w:dataBinding w:prefixMappings="xmlns:ns0='urn:microsoft-dynamics-nav/reports/Job_Quote/1016/'" w:xpath="/ns0:NavWordReportXmlPart[1]/ns0:Job[1]/ns0:No_Job[1]"/>
           </w:sdtPr>
+          <w:sdtEndPr/>
           <w:sdtContent>
             <w:tc>
               <w:tcPr>
@@ -947,7 +967,7 @@
         <w:sdt>
           <w:sdtPr>
             <w:rPr>
-              <w:rFonts w:cs="Segoe UI" w:asciiTheme="minorHAnsi" w:hAnsiTheme="minorHAnsi"/>
+              <w:rFonts w:cs="Segoe UI"/>
               <w:color w:val="242424"/>
               <w:sz w:val="22"/>
               <w:szCs w:val="22"/>
@@ -958,10 +978,11 @@
             <w:placeholder>
               <w:docPart w:val="DefaultPlaceholder_-1854013440"/>
             </w:placeholder>
+            <w:dataBinding w:prefixMappings="xmlns:ns0='urn:microsoft-dynamics-nav/reports/Job_Quote/1016/'" w:xpath="/ns0:NavWordReportXmlPart[1]/ns0:Job[1]/ns0:Job_Task[1]/ns0:Description_Job[1]" w:storeItemID="{FC35A469-0E84-4C7C-B921-606F889DC8F6}"/>
             <w15:color w:val="808080"/>
             <w:text/>
-            <w:dataBinding w:prefixMappings="xmlns:ns0='urn:microsoft-dynamics-nav/reports/Job_Quote/1016/'" w:xpath="/ns0:NavWordReportXmlPart[1]/ns0:Job[1]/ns0:Job_Task[1]/ns0:Description_Job[1]"/>
           </w:sdtPr>
+          <w:sdtEndPr/>
           <w:sdtContent>
             <w:tc>
               <w:tcPr>
@@ -970,7 +991,7 @@
               <w:p>
                 <w:pPr>
                   <w:rPr>
-                    <w:rFonts w:cs="Segoe UI" w:asciiTheme="minorHAnsi" w:hAnsiTheme="minorHAnsi"/>
+                    <w:rFonts w:asciiTheme="minorHAnsi" w:hAnsiTheme="minorHAnsi" w:cs="Segoe UI"/>
                     <w:color w:val="242424"/>
                     <w:sz w:val="22"/>
                     <w:szCs w:val="22"/>
@@ -979,7 +1000,7 @@
                 <w:proofErr w:type="spellStart"/>
                 <w:r>
                   <w:rPr>
-                    <w:rFonts w:cs="Segoe UI" w:asciiTheme="minorHAnsi" w:hAnsiTheme="minorHAnsi"/>
+                    <w:rFonts w:asciiTheme="minorHAnsi" w:hAnsiTheme="minorHAnsi" w:cs="Segoe UI"/>
                     <w:color w:val="242424"/>
                     <w:sz w:val="22"/>
                     <w:szCs w:val="22"/>
@@ -998,7 +1019,7 @@
           <w:p>
             <w:pPr>
               <w:rPr>
-                <w:rFonts w:cs="Segoe UI" w:asciiTheme="minorHAnsi" w:hAnsiTheme="minorHAnsi"/>
+                <w:rFonts w:asciiTheme="minorHAnsi" w:hAnsiTheme="minorHAnsi" w:cs="Segoe UI"/>
                 <w:color w:val="242424"/>
                 <w:sz w:val="22"/>
                 <w:szCs w:val="22"/>
@@ -1013,7 +1034,7 @@
           <w:p>
             <w:pPr>
               <w:rPr>
-                <w:rFonts w:cs="Segoe UI" w:asciiTheme="minorHAnsi" w:hAnsiTheme="minorHAnsi"/>
+                <w:rFonts w:asciiTheme="minorHAnsi" w:hAnsiTheme="minorHAnsi" w:cs="Segoe UI"/>
                 <w:color w:val="242424"/>
                 <w:sz w:val="22"/>
                 <w:szCs w:val="22"/>
@@ -1088,7 +1109,7 @@
         <w:sdt>
           <w:sdtPr>
             <w:rPr>
-              <w:rFonts w:ascii="Segoe UI Semibold" w:hAnsi="Segoe UI Semibold" w:cs="Segoe UI Semibold" w:eastAsiaTheme="minorHAnsi"/>
+              <w:rFonts w:ascii="Segoe UI Semibold" w:eastAsiaTheme="minorHAnsi" w:hAnsi="Segoe UI Semibold" w:cs="Segoe UI Semibold"/>
               <w:sz w:val="22"/>
               <w:szCs w:val="22"/>
             </w:rPr>
@@ -1096,26 +1117,27 @@
             <w:tag w:val="#BC:InsertDataItem,DataItems/Job/Job_Task/JobTaskNoCapt"/>
             <w:id w:val="747702763"/>
             <w:placeholder>
-              <w:docPart w:val="DefaultPlaceholder_-1854013440"/>
+              <w:docPart w:val="8CA760D41E934D27ACA2C160FC4C6576"/>
             </w:placeholder>
+            <w:dataBinding w:prefixMappings="xmlns:ns0='urn:microsoft-dynamics-nav/reports/Job_Quote/1016/'" w:xpath="/ns0:NavWordReportXmlPart[1]/ns0:Job[1]/ns0:Job_Task[1]/ns0:JobTaskNoCapt[1]" w:storeItemID="{FC35A469-0E84-4C7C-B921-606F889DC8F6}"/>
             <w15:color w:val="808080"/>
             <w:text/>
-            <w:dataBinding w:prefixMappings="xmlns:ns0='urn:microsoft-dynamics-nav/reports/Job_Quote/1016/'" w:xpath="/ns0:NavWordReportXmlPart[1]/ns0:Job[1]/ns0:Job_Task[1]/ns0:JobTaskNoCapt[1]"/>
           </w:sdtPr>
+          <w:sdtEndPr/>
           <w:sdtContent>
             <w:tc>
               <w:tcPr>
                 <w:cnfStyle w:val="001000000000" w:firstRow="0" w:lastRow="0" w:firstColumn="1" w:lastColumn="0" w:oddVBand="0" w:evenVBand="0" w:oddHBand="0" w:evenHBand="0" w:firstRowFirstColumn="0" w:firstRowLastColumn="0" w:lastRowFirstColumn="0" w:lastRowLastColumn="0"/>
                 <w:tcW w:w="1890" w:type="dxa"/>
                 <w:tcBorders>
-                  <w:bottom w:val="single" w:color="auto" w:sz="4" w:space="0"/>
+                  <w:bottom w:val="single" w:sz="4" w:space="0" w:color="auto"/>
                 </w:tcBorders>
               </w:tcPr>
               <w:p>
                 <w:pPr>
                   <w:pStyle w:val="Heading2"/>
                   <w:rPr>
-                    <w:rFonts w:ascii="Segoe UI Semibold" w:hAnsi="Segoe UI Semibold" w:cs="Segoe UI Semibold" w:eastAsiaTheme="minorHAnsi"/>
+                    <w:rFonts w:ascii="Segoe UI Semibold" w:eastAsiaTheme="minorHAnsi" w:hAnsi="Segoe UI Semibold" w:cs="Segoe UI Semibold"/>
                     <w:sz w:val="22"/>
                     <w:szCs w:val="22"/>
                   </w:rPr>
@@ -1123,7 +1145,7 @@
                 <w:proofErr w:type="spellStart"/>
                 <w:r>
                   <w:rPr>
-                    <w:rFonts w:ascii="Segoe UI Semibold" w:hAnsi="Segoe UI Semibold" w:cs="Segoe UI Semibold" w:eastAsiaTheme="minorHAnsi"/>
+                    <w:rFonts w:ascii="Segoe UI Semibold" w:eastAsiaTheme="minorHAnsi" w:hAnsi="Segoe UI Semibold" w:cs="Segoe UI Semibold"/>
                     <w:sz w:val="22"/>
                     <w:szCs w:val="22"/>
                   </w:rPr>
@@ -1145,18 +1167,19 @@
             <w:tag w:val="#BC:InsertDataItem,Labels/JobDescriptionLbl"/>
             <w:id w:val="-1203934281"/>
             <w:placeholder>
-              <w:docPart w:val="DefaultPlaceholder_-1854013440"/>
+              <w:docPart w:val="8CA760D41E934D27ACA2C160FC4C6576"/>
             </w:placeholder>
+            <w:dataBinding w:prefixMappings="xmlns:ns0='urn:microsoft-dynamics-nav/reports/Job_Quote/1016/'" w:xpath="/ns0:NavWordReportXmlPart[1]/ns0:Labels[1]/ns0:JobDescriptionLbl[1]" w:storeItemID="{FC35A469-0E84-4C7C-B921-606F889DC8F6}"/>
             <w15:color w:val="808080"/>
             <w:text/>
-            <w:dataBinding w:prefixMappings="xmlns:ns0='urn:microsoft-dynamics-nav/reports/Job_Quote/1016/'" w:xpath="/ns0:NavWordReportXmlPart[1]/ns0:Labels[1]/ns0:JobDescriptionLbl[1]"/>
           </w:sdtPr>
+          <w:sdtEndPr/>
           <w:sdtContent>
             <w:tc>
               <w:tcPr>
                 <w:tcW w:w="1890" w:type="dxa"/>
                 <w:tcBorders>
-                  <w:bottom w:val="single" w:color="auto" w:sz="4" w:space="0"/>
+                  <w:bottom w:val="single" w:sz="4" w:space="0" w:color="auto"/>
                 </w:tcBorders>
               </w:tcPr>
               <w:p>
@@ -1194,18 +1217,19 @@
             <w:tag w:val="#BC:InsertDataItem,DataItems/Job/Job_Task/JobTaskTypeCaption"/>
             <w:id w:val="1078557850"/>
             <w:placeholder>
-              <w:docPart w:val="DefaultPlaceholder_-1854013440"/>
+              <w:docPart w:val="8CA760D41E934D27ACA2C160FC4C6576"/>
             </w:placeholder>
+            <w:dataBinding w:prefixMappings="xmlns:ns0='urn:microsoft-dynamics-nav/reports/Job_Quote/1016/'" w:xpath="/ns0:NavWordReportXmlPart[1]/ns0:Job[1]/ns0:Job_Task[1]/ns0:JobTaskTypeCaption[1]" w:storeItemID="{FC35A469-0E84-4C7C-B921-606F889DC8F6}"/>
             <w15:color w:val="808080"/>
             <w:text/>
-            <w:dataBinding w:prefixMappings="xmlns:ns0='urn:microsoft-dynamics-nav/reports/Job_Quote/1016/'" w:xpath="/ns0:NavWordReportXmlPart[1]/ns0:Job[1]/ns0:Job_Task[1]/ns0:JobTaskTypeCaption[1]"/>
           </w:sdtPr>
+          <w:sdtEndPr/>
           <w:sdtContent>
             <w:tc>
               <w:tcPr>
                 <w:tcW w:w="2250" w:type="dxa"/>
                 <w:tcBorders>
-                  <w:bottom w:val="single" w:color="auto" w:sz="4" w:space="0"/>
+                  <w:bottom w:val="single" w:sz="4" w:space="0" w:color="auto"/>
                 </w:tcBorders>
               </w:tcPr>
               <w:p>
@@ -1243,18 +1267,19 @@
             <w:tag w:val="#BC:InsertDataItem,DataItems/Job/Job_Task/NoCaption"/>
             <w:id w:val="906884360"/>
             <w:placeholder>
-              <w:docPart w:val="DefaultPlaceholder_-1854013440"/>
+              <w:docPart w:val="8CA760D41E934D27ACA2C160FC4C6576"/>
             </w:placeholder>
+            <w:dataBinding w:prefixMappings="xmlns:ns0='urn:microsoft-dynamics-nav/reports/Job_Quote/1016/'" w:xpath="/ns0:NavWordReportXmlPart[1]/ns0:Job[1]/ns0:Job_Task[1]/ns0:NoCaption[1]" w:storeItemID="{FC35A469-0E84-4C7C-B921-606F889DC8F6}"/>
             <w15:color w:val="808080"/>
             <w:text/>
-            <w:dataBinding w:prefixMappings="xmlns:ns0='urn:microsoft-dynamics-nav/reports/Job_Quote/1016/'" w:xpath="/ns0:NavWordReportXmlPart[1]/ns0:Job[1]/ns0:Job_Task[1]/ns0:NoCaption[1]"/>
           </w:sdtPr>
+          <w:sdtEndPr/>
           <w:sdtContent>
             <w:tc>
               <w:tcPr>
                 <w:tcW w:w="824" w:type="dxa"/>
                 <w:tcBorders>
-                  <w:bottom w:val="single" w:color="auto" w:sz="4" w:space="0"/>
+                  <w:bottom w:val="single" w:sz="4" w:space="0" w:color="auto"/>
                 </w:tcBorders>
               </w:tcPr>
               <w:p>
@@ -1292,24 +1317,24 @@
             <w:tag w:val="#BC:InsertDataItem,DataItems/Job/Job_Task/QuantityCaption"/>
             <w:id w:val="1432710350"/>
             <w:placeholder>
-              <w:docPart w:val="DefaultPlaceholder_-1854013440"/>
+              <w:docPart w:val="8CA760D41E934D27ACA2C160FC4C6576"/>
             </w:placeholder>
+            <w:dataBinding w:prefixMappings="xmlns:ns0='urn:microsoft-dynamics-nav/reports/Job_Quote/1016/'" w:xpath="/ns0:NavWordReportXmlPart[1]/ns0:Job[1]/ns0:Job_Task[1]/ns0:QuantityCaption[1]" w:storeItemID="{FC35A469-0E84-4C7C-B921-606F889DC8F6}"/>
             <w15:color w:val="808080"/>
             <w:text/>
-            <w:dataBinding w:prefixMappings="xmlns:ns0='urn:microsoft-dynamics-nav/reports/Job_Quote/1016/'" w:xpath="/ns0:NavWordReportXmlPart[1]/ns0:Job[1]/ns0:Job_Task[1]/ns0:QuantityCaption[1]"/>
           </w:sdtPr>
+          <w:sdtEndPr/>
           <w:sdtContent>
             <w:tc>
               <w:tcPr>
                 <w:tcW w:w="1713" w:type="dxa"/>
                 <w:tcBorders>
-                  <w:bottom w:val="single" w:color="auto" w:sz="4" w:space="0"/>
+                  <w:bottom w:val="single" w:sz="4" w:space="0" w:color="auto"/>
                 </w:tcBorders>
               </w:tcPr>
               <w:p>
                 <w:pPr>
                   <w:pStyle w:val="Heading2"/>
-                  <w:jc w:val="right"/>
                   <w:cnfStyle w:val="100000000000" w:firstRow="1" w:lastRow="0" w:firstColumn="0" w:lastColumn="0" w:oddVBand="0" w:evenVBand="0" w:oddHBand="0" w:evenHBand="0" w:firstRowFirstColumn="0" w:firstRowLastColumn="0" w:lastRowFirstColumn="0" w:lastRowLastColumn="0"/>
                   <w:rPr>
                     <w:rFonts w:ascii="Segoe UI Semibold" w:hAnsi="Segoe UI Semibold" w:cs="Segoe UI Semibold"/>
@@ -1342,23 +1367,25 @@
             <w:tag w:val="#BC:InsertDataItem,DataItems/Job/Job_Task/UnitPriceCaption"/>
             <w:id w:val="-1026324663"/>
             <w:placeholder>
-              <w:docPart w:val="DefaultPlaceholder_-1854013440"/>
+              <w:docPart w:val="8CA760D41E934D27ACA2C160FC4C6576"/>
             </w:placeholder>
+            <w:dataBinding w:prefixMappings="xmlns:ns0='urn:microsoft-dynamics-nav/reports/Job_Quote/1016/'" w:xpath="/ns0:NavWordReportXmlPart[1]/ns0:Job[1]/ns0:Job_Task[1]/ns0:UnitPriceCaption[1]" w:storeItemID="{FC35A469-0E84-4C7C-B921-606F889DC8F6}"/>
             <w15:color w:val="808080"/>
             <w:text/>
-            <w:dataBinding w:prefixMappings="xmlns:ns0='urn:microsoft-dynamics-nav/reports/Job_Quote/1016/'" w:xpath="/ns0:NavWordReportXmlPart[1]/ns0:Job[1]/ns0:Job_Task[1]/ns0:UnitPriceCaption[1]"/>
           </w:sdtPr>
+          <w:sdtEndPr/>
           <w:sdtContent>
             <w:tc>
               <w:tcPr>
                 <w:tcW w:w="1714" w:type="dxa"/>
                 <w:tcBorders>
-                  <w:bottom w:val="single" w:color="auto" w:sz="4" w:space="0"/>
+                  <w:bottom w:val="single" w:sz="4" w:space="0" w:color="auto"/>
                 </w:tcBorders>
               </w:tcPr>
               <w:p>
                 <w:pPr>
                   <w:pStyle w:val="Heading2"/>
+                  <w:jc w:val="right"/>
                   <w:cnfStyle w:val="100000000000" w:firstRow="1" w:lastRow="0" w:firstColumn="0" w:lastColumn="0" w:oddVBand="0" w:evenVBand="0" w:oddHBand="0" w:evenHBand="0" w:firstRowFirstColumn="0" w:firstRowLastColumn="0" w:lastRowFirstColumn="0" w:lastRowLastColumn="0"/>
                   <w:rPr>
                     <w:rFonts w:ascii="Segoe UI Semibold" w:hAnsi="Segoe UI Semibold" w:cs="Segoe UI Semibold"/>
@@ -1391,23 +1418,25 @@
             <w:tag w:val="#BC:InsertDataItem,DataItems/Job/Job_Task/LineDiscountPctCaption"/>
             <w:id w:val="-1947917336"/>
             <w:placeholder>
-              <w:docPart w:val="DefaultPlaceholder_-1854013440"/>
+              <w:docPart w:val="8CA760D41E934D27ACA2C160FC4C6576"/>
             </w:placeholder>
+            <w:dataBinding w:prefixMappings="xmlns:ns0='urn:microsoft-dynamics-nav/reports/Job_Quote/1016/'" w:xpath="/ns0:NavWordReportXmlPart[1]/ns0:Job[1]/ns0:Job_Task[1]/ns0:LineDiscountPctCaption[1]" w:storeItemID="{FC35A469-0E84-4C7C-B921-606F889DC8F6}"/>
             <w15:color w:val="808080"/>
             <w:text/>
-            <w:dataBinding w:prefixMappings="xmlns:ns0='urn:microsoft-dynamics-nav/reports/Job_Quote/1016/'" w:xpath="/ns0:NavWordReportXmlPart[1]/ns0:Job[1]/ns0:Job_Task[1]/ns0:LineDiscountPctCaption[1]"/>
           </w:sdtPr>
+          <w:sdtEndPr/>
           <w:sdtContent>
             <w:tc>
               <w:tcPr>
                 <w:tcW w:w="1713" w:type="dxa"/>
                 <w:tcBorders>
-                  <w:bottom w:val="single" w:color="auto" w:sz="4" w:space="0"/>
+                  <w:bottom w:val="single" w:sz="4" w:space="0" w:color="auto"/>
                 </w:tcBorders>
               </w:tcPr>
               <w:p>
                 <w:pPr>
                   <w:pStyle w:val="Heading2"/>
+                  <w:jc w:val="right"/>
                   <w:cnfStyle w:val="100000000000" w:firstRow="1" w:lastRow="0" w:firstColumn="0" w:lastColumn="0" w:oddVBand="0" w:evenVBand="0" w:oddHBand="0" w:evenHBand="0" w:firstRowFirstColumn="0" w:firstRowLastColumn="0" w:lastRowFirstColumn="0" w:lastRowLastColumn="0"/>
                   <w:rPr>
                     <w:rFonts w:ascii="Segoe UI Semibold" w:hAnsi="Segoe UI Semibold" w:cs="Segoe UI Semibold"/>
@@ -1440,23 +1469,25 @@
             <w:tag w:val="#BC:InsertDataItem,DataItems/Job/Job_Task/LineDiscountAmountCaption"/>
             <w:id w:val="2092196521"/>
             <w:placeholder>
-              <w:docPart w:val="DefaultPlaceholder_-1854013440"/>
+              <w:docPart w:val="8CA760D41E934D27ACA2C160FC4C6576"/>
             </w:placeholder>
+            <w:dataBinding w:prefixMappings="xmlns:ns0='urn:microsoft-dynamics-nav/reports/Job_Quote/1016/'" w:xpath="/ns0:NavWordReportXmlPart[1]/ns0:Job[1]/ns0:Job_Task[1]/ns0:LineDiscountAmountCaption[1]" w:storeItemID="{FC35A469-0E84-4C7C-B921-606F889DC8F6}"/>
             <w15:color w:val="808080"/>
             <w:text/>
-            <w:dataBinding w:prefixMappings="xmlns:ns0='urn:microsoft-dynamics-nav/reports/Job_Quote/1016/'" w:xpath="/ns0:NavWordReportXmlPart[1]/ns0:Job[1]/ns0:Job_Task[1]/ns0:LineDiscountAmountCaption[1]"/>
           </w:sdtPr>
+          <w:sdtEndPr/>
           <w:sdtContent>
             <w:tc>
               <w:tcPr>
                 <w:tcW w:w="1714" w:type="dxa"/>
                 <w:tcBorders>
-                  <w:bottom w:val="single" w:color="auto" w:sz="4" w:space="0"/>
+                  <w:bottom w:val="single" w:sz="4" w:space="0" w:color="auto"/>
                 </w:tcBorders>
               </w:tcPr>
               <w:p>
                 <w:pPr>
                   <w:pStyle w:val="Heading2"/>
+                  <w:jc w:val="right"/>
                   <w:cnfStyle w:val="100000000000" w:firstRow="1" w:lastRow="0" w:firstColumn="0" w:lastColumn="0" w:oddVBand="0" w:evenVBand="0" w:oddHBand="0" w:evenHBand="0" w:firstRowFirstColumn="0" w:firstRowLastColumn="0" w:lastRowFirstColumn="0" w:lastRowLastColumn="0"/>
                   <w:rPr>
                     <w:rFonts w:ascii="Segoe UI Semibold" w:hAnsi="Segoe UI Semibold" w:cs="Segoe UI Semibold"/>
@@ -1489,18 +1520,19 @@
             <w:tag w:val="#BC:InsertDataItem,DataItems/Job/Job_Task/TotalPriceCaption"/>
             <w:id w:val="-1899661406"/>
             <w:placeholder>
-              <w:docPart w:val="DefaultPlaceholder_-1854013440"/>
+              <w:docPart w:val="8CA760D41E934D27ACA2C160FC4C6576"/>
             </w:placeholder>
+            <w:dataBinding w:prefixMappings="xmlns:ns0='urn:microsoft-dynamics-nav/reports/Job_Quote/1016/'" w:xpath="/ns0:NavWordReportXmlPart[1]/ns0:Job[1]/ns0:Job_Task[1]/ns0:TotalPriceCaption[1]" w:storeItemID="{FC35A469-0E84-4C7C-B921-606F889DC8F6}"/>
             <w15:color w:val="808080"/>
             <w:text/>
-            <w:dataBinding w:prefixMappings="xmlns:ns0='urn:microsoft-dynamics-nav/reports/Job_Quote/1016/'" w:xpath="/ns0:NavWordReportXmlPart[1]/ns0:Job[1]/ns0:Job_Task[1]/ns0:TotalPriceCaption[1]"/>
           </w:sdtPr>
+          <w:sdtEndPr/>
           <w:sdtContent>
             <w:tc>
               <w:tcPr>
                 <w:tcW w:w="1714" w:type="dxa"/>
                 <w:tcBorders>
-                  <w:bottom w:val="single" w:color="auto" w:sz="4" w:space="0"/>
+                  <w:bottom w:val="single" w:sz="4" w:space="0" w:color="auto"/>
                 </w:tcBorders>
               </w:tcPr>
               <w:p>
@@ -1532,14 +1564,14 @@
       <w:tr>
         <w:trPr>
           <w:cnfStyle w:val="000000100000" w:firstRow="0" w:lastRow="0" w:firstColumn="0" w:lastColumn="0" w:oddVBand="0" w:evenVBand="0" w:oddHBand="1" w:evenHBand="0" w:firstRowFirstColumn="0" w:firstRowLastColumn="0" w:lastRowFirstColumn="0" w:lastRowLastColumn="0"/>
-          <w:trHeight w:val="245" w:hRule="exact"/>
+          <w:trHeight w:hRule="exact" w:val="245"/>
         </w:trPr>
         <w:tc>
           <w:tcPr>
             <w:cnfStyle w:val="001000000000" w:firstRow="0" w:lastRow="0" w:firstColumn="1" w:lastColumn="0" w:oddVBand="0" w:evenVBand="0" w:oddHBand="0" w:evenHBand="0" w:firstRowFirstColumn="0" w:firstRowLastColumn="0" w:lastRowFirstColumn="0" w:lastRowLastColumn="0"/>
             <w:tcW w:w="1890" w:type="dxa"/>
             <w:tcBorders>
-              <w:top w:val="single" w:color="auto" w:sz="4" w:space="0"/>
+              <w:top w:val="single" w:sz="4" w:space="0" w:color="auto"/>
             </w:tcBorders>
           </w:tcPr>
           <w:p>
@@ -1558,7 +1590,7 @@
           <w:tcPr>
             <w:tcW w:w="1890" w:type="dxa"/>
             <w:tcBorders>
-              <w:top w:val="single" w:color="auto" w:sz="4" w:space="0"/>
+              <w:top w:val="single" w:sz="4" w:space="0" w:color="auto"/>
             </w:tcBorders>
           </w:tcPr>
           <w:p>
@@ -1579,7 +1611,7 @@
           <w:tcPr>
             <w:tcW w:w="2250" w:type="dxa"/>
             <w:tcBorders>
-              <w:top w:val="single" w:color="auto" w:sz="4" w:space="0"/>
+              <w:top w:val="single" w:sz="4" w:space="0" w:color="auto"/>
             </w:tcBorders>
           </w:tcPr>
           <w:p>
@@ -1600,7 +1632,7 @@
           <w:tcPr>
             <w:tcW w:w="824" w:type="dxa"/>
             <w:tcBorders>
-              <w:top w:val="single" w:color="auto" w:sz="4" w:space="0"/>
+              <w:top w:val="single" w:sz="4" w:space="0" w:color="auto"/>
             </w:tcBorders>
           </w:tcPr>
           <w:p>
@@ -1621,7 +1653,7 @@
           <w:tcPr>
             <w:tcW w:w="1713" w:type="dxa"/>
             <w:tcBorders>
-              <w:top w:val="single" w:color="auto" w:sz="4" w:space="0"/>
+              <w:top w:val="single" w:sz="4" w:space="0" w:color="auto"/>
             </w:tcBorders>
           </w:tcPr>
           <w:p>
@@ -1642,7 +1674,7 @@
           <w:tcPr>
             <w:tcW w:w="1714" w:type="dxa"/>
             <w:tcBorders>
-              <w:top w:val="single" w:color="auto" w:sz="4" w:space="0"/>
+              <w:top w:val="single" w:sz="4" w:space="0" w:color="auto"/>
             </w:tcBorders>
           </w:tcPr>
           <w:p>
@@ -1663,7 +1695,7 @@
           <w:tcPr>
             <w:tcW w:w="1713" w:type="dxa"/>
             <w:tcBorders>
-              <w:top w:val="single" w:color="auto" w:sz="4" w:space="0"/>
+              <w:top w:val="single" w:sz="4" w:space="0" w:color="auto"/>
             </w:tcBorders>
           </w:tcPr>
           <w:p>
@@ -1684,7 +1716,7 @@
           <w:tcPr>
             <w:tcW w:w="1714" w:type="dxa"/>
             <w:tcBorders>
-              <w:top w:val="single" w:color="auto" w:sz="4" w:space="0"/>
+              <w:top w:val="single" w:sz="4" w:space="0" w:color="auto"/>
             </w:tcBorders>
           </w:tcPr>
           <w:p>
@@ -1705,7 +1737,7 @@
           <w:tcPr>
             <w:tcW w:w="1714" w:type="dxa"/>
             <w:tcBorders>
-              <w:top w:val="single" w:color="auto" w:sz="4" w:space="0"/>
+              <w:top w:val="single" w:sz="4" w:space="0" w:color="auto"/>
             </w:tcBorders>
           </w:tcPr>
           <w:p>
@@ -1726,456 +1758,522 @@
       <w:sdt>
         <w:sdtPr>
           <w:rPr>
-            <w:rFonts w:cs="Segoe UI Semibold" w:asciiTheme="minorHAnsi" w:hAnsiTheme="minorHAnsi"/>
-            <w:sz w:val="22"/>
-            <w:szCs w:val="22"/>
-            <w:lang w:val="en-US" w:eastAsia="en-US"/>
+            <w:rFonts w:asciiTheme="minorHAnsi" w:eastAsiaTheme="minorEastAsia" w:hAnsiTheme="minorHAnsi" w:cs="Segoe UI"/>
+            <w:bCs w:val="0"/>
+            <w:kern w:val="2"/>
+            <w:sz w:val="16"/>
+            <w:szCs w:val="16"/>
+            <w:lang w:val="en-DK" w:eastAsia="en-DK"/>
+            <w14:ligatures w14:val="standardContextual"/>
           </w:rPr>
-          <w:alias w:val="Repeater: Job_Planning_Line"/>
-          <w:tag w:val="#BC:InsertRepeater,DataItems/Job/Job_Task/Job_Planning_Line"/>
-          <w:id w:val="-1902505633"/>
-          <w:placeholder>
-            <w:docPart w:val="76020C9FD4C04B159FC0DDF7AC17FD39"/>
-          </w:placeholder>
-          <w15:color w:val="808080"/>
+          <w:alias w:val="#Nav: /Job/Job_Task"/>
+          <w:tag w:val="#Nav: Job_Quote/1016"/>
+          <w:id w:val="311786225"/>
+          <w15:dataBinding w:prefixMappings="xmlns:ns0='urn:microsoft-dynamics-nav/reports/Job_Quote/1016/' " w:xpath="/ns0:NavWordReportXmlPart[1]/ns0:Job[1]/ns0:Job_Task" w:storeItemID="{FC35A469-0E84-4C7C-B921-606F889DC8F6}"/>
+          <w15:repeatingSection/>
         </w:sdtPr>
-        <w:sdtEndPr>
-          <w:rPr>
-            <w:bCs w:val="0"/>
-            <w:lang w:val="en-DK" w:eastAsia="en-DK"/>
-          </w:rPr>
-        </w:sdtEndPr>
+        <w:sdtEndPr/>
         <w:sdtContent>
-          <w:tr>
-            <w:trPr>
-              <w:cnfStyle w:val="000000010000" w:firstRow="0" w:lastRow="0" w:firstColumn="0" w:lastColumn="0" w:oddVBand="0" w:evenVBand="0" w:oddHBand="0" w:evenHBand="1" w:firstRowFirstColumn="0" w:firstRowLastColumn="0" w:lastRowFirstColumn="0" w:lastRowLastColumn="0"/>
-              <w:trHeight w:val="490"/>
-            </w:trPr>
-            <w:sdt>
-              <w:sdtPr>
-                <w:rPr>
-                  <w:rFonts w:cs="Segoe UI Semibold" w:asciiTheme="minorHAnsi" w:hAnsiTheme="minorHAnsi"/>
-                  <w:sz w:val="22"/>
-                  <w:szCs w:val="22"/>
-                  <w:lang w:val="en-US" w:eastAsia="en-US"/>
-                </w:rPr>
-                <w:alias w:val="JobPlanningLine_JobTaskNo"/>
-                <w:tag w:val="#BC:InsertDataItem,DataItems/Job/Job_Task/Job_Planning_Line/JobPlanningLine_JobTaskNo"/>
-                <w:id w:val="-41909377"/>
-                <w:placeholder>
-                  <w:docPart w:val="DefaultPlaceholder_-1854013440"/>
-                </w:placeholder>
-                <w15:color w:val="808080"/>
-                <w:text/>
-                <w:dataBinding w:prefixMappings="xmlns:ns0='urn:microsoft-dynamics-nav/reports/Job_Quote/1016/'" w:xpath="/ns0:NavWordReportXmlPart[1]/ns0:Job[1]/ns0:Job_Task[1]/ns0:Job_Planning_Line[1]/ns0:JobPlanningLine_JobTaskNo[1]"/>
-              </w:sdtPr>
-              <w:sdtEndPr/>
-              <w:sdtContent>
-                <w:tc>
-                  <w:tcPr>
-                    <w:cnfStyle w:val="001000000000" w:firstRow="0" w:lastRow="0" w:firstColumn="1" w:lastColumn="0" w:oddVBand="0" w:evenVBand="0" w:oddHBand="0" w:evenHBand="0" w:firstRowFirstColumn="0" w:firstRowLastColumn="0" w:lastRowFirstColumn="0" w:lastRowLastColumn="0"/>
-                    <w:tcW w:w="1890" w:type="dxa"/>
-                    <w:vAlign w:val="center"/>
-                  </w:tcPr>
-                  <w:p>
-                    <w:pPr>
-                      <w:rPr>
-                        <w:rFonts w:cs="Segoe UI Semibold" w:asciiTheme="minorHAnsi" w:hAnsiTheme="minorHAnsi"/>
-                        <w:sz w:val="22"/>
-                        <w:szCs w:val="22"/>
-                        <w:lang w:val="en-US" w:eastAsia="en-US"/>
-                      </w:rPr>
-                    </w:pPr>
-                    <w:proofErr w:type="spellStart"/>
-                    <w:r>
-                      <w:rPr>
-                        <w:rFonts w:cs="Segoe UI Semibold" w:asciiTheme="minorHAnsi" w:hAnsiTheme="minorHAnsi"/>
-                        <w:sz w:val="22"/>
-                        <w:szCs w:val="22"/>
-                        <w:lang w:val="en-US" w:eastAsia="en-US"/>
-                      </w:rPr>
-                      <w:t>JobPlanningLine_JobTaskNo</w:t>
-                    </w:r>
-                    <w:proofErr w:type="spellEnd"/>
-                  </w:p>
-                </w:tc>
-              </w:sdtContent>
-            </w:sdt>
-            <w:sdt>
-              <w:sdtPr>
-                <w:rPr>
-                  <w:rFonts w:cs="Segoe UI Semibold" w:asciiTheme="minorHAnsi" w:hAnsiTheme="minorHAnsi"/>
-                  <w:sz w:val="22"/>
-                  <w:szCs w:val="22"/>
-                  <w:lang w:eastAsia="en-US"/>
-                </w:rPr>
-                <w:alias w:val="Indentation_JobTask2"/>
-                <w:tag w:val="#BC:InsertDataItem,DataItems/Job/Job_Task/Job_Planning_Line/Indentation_JobTask2"/>
-                <w:id w:val="1252390701"/>
-                <w:placeholder>
-                  <w:docPart w:val="DefaultPlaceholder_-1854013440"/>
-                </w:placeholder>
-                <w15:color w:val="808080"/>
-                <w:text/>
-                <w:dataBinding w:prefixMappings="xmlns:ns0='urn:microsoft-dynamics-nav/reports/Job_Quote/1016/'" w:xpath="/ns0:NavWordReportXmlPart[1]/ns0:Job[1]/ns0:Job_Task[1]/ns0:Job_Planning_Line[1]/ns0:Indentation_JobTask2[1]"/>
-              </w:sdtPr>
-              <w:sdtContent>
-                <w:tc>
-                  <w:tcPr>
-                    <w:tcW w:w="1890" w:type="dxa"/>
-                    <w:vAlign w:val="center"/>
-                  </w:tcPr>
-                  <w:p>
-                    <w:pPr>
-                      <w:cnfStyle w:val="000000010000" w:firstRow="0" w:lastRow="0" w:firstColumn="0" w:lastColumn="0" w:oddVBand="0" w:evenVBand="0" w:oddHBand="0" w:evenHBand="1" w:firstRowFirstColumn="0" w:firstRowLastColumn="0" w:lastRowFirstColumn="0" w:lastRowLastColumn="0"/>
-                      <w:rPr>
-                        <w:rFonts w:cs="Segoe UI Semibold" w:asciiTheme="minorHAnsi" w:hAnsiTheme="minorHAnsi"/>
-                        <w:sz w:val="22"/>
-                        <w:szCs w:val="22"/>
-                        <w:lang w:eastAsia="en-US"/>
-                      </w:rPr>
-                    </w:pPr>
-                    <w:r>
-                      <w:rPr>
-                        <w:rFonts w:cs="Segoe UI Semibold" w:asciiTheme="minorHAnsi" w:hAnsiTheme="minorHAnsi"/>
-                        <w:sz w:val="22"/>
-                        <w:szCs w:val="22"/>
-                        <w:lang w:eastAsia="en-US"/>
-                      </w:rPr>
-                      <w:t>Indentation_JobTask2</w:t>
-                    </w:r>
-                  </w:p>
-                </w:tc>
-              </w:sdtContent>
-            </w:sdt>
-            <w:sdt>
-              <w:sdtPr>
-                <w:rPr>
-                  <w:rFonts w:cs="Segoe UI Semibold" w:asciiTheme="minorHAnsi" w:hAnsiTheme="minorHAnsi"/>
-                  <w:sz w:val="22"/>
-                  <w:szCs w:val="22"/>
-                  <w:lang w:val="en-US" w:eastAsia="en-US"/>
-                </w:rPr>
-                <w:alias w:val="Type"/>
-                <w:tag w:val="#BC:InsertDataItem,DataItems/Job/Job_Task/Job_Planning_Line/Type"/>
-                <w:id w:val="1604447095"/>
-                <w:placeholder>
-                  <w:docPart w:val="DefaultPlaceholder_-1854013440"/>
-                </w:placeholder>
-                <w15:color w:val="808080"/>
-                <w:text/>
-                <w:dataBinding w:prefixMappings="xmlns:ns0='urn:microsoft-dynamics-nav/reports/Job_Quote/1016/'" w:xpath="/ns0:NavWordReportXmlPart[1]/ns0:Job[1]/ns0:Job_Task[1]/ns0:Job_Planning_Line[1]/ns0:Type[1]"/>
-              </w:sdtPr>
-              <w:sdtContent>
-                <w:tc>
-                  <w:tcPr>
-                    <w:tcW w:w="2250" w:type="dxa"/>
-                    <w:vAlign w:val="center"/>
-                  </w:tcPr>
-                  <w:p>
-                    <w:pPr>
-                      <w:cnfStyle w:val="000000010000" w:firstRow="0" w:lastRow="0" w:firstColumn="0" w:lastColumn="0" w:oddVBand="0" w:evenVBand="0" w:oddHBand="0" w:evenHBand="1" w:firstRowFirstColumn="0" w:firstRowLastColumn="0" w:lastRowFirstColumn="0" w:lastRowLastColumn="0"/>
-                      <w:rPr>
-                        <w:rFonts w:cs="Segoe UI Semibold" w:asciiTheme="minorHAnsi" w:hAnsiTheme="minorHAnsi"/>
-                        <w:sz w:val="22"/>
-                        <w:szCs w:val="22"/>
-                        <w:lang w:val="en-US" w:eastAsia="en-US"/>
-                      </w:rPr>
-                    </w:pPr>
-                    <w:r>
-                      <w:rPr>
-                        <w:rFonts w:cs="Segoe UI Semibold" w:asciiTheme="minorHAnsi" w:hAnsiTheme="minorHAnsi"/>
-                        <w:sz w:val="22"/>
-                        <w:szCs w:val="22"/>
-                        <w:lang w:val="en-US" w:eastAsia="en-US"/>
-                      </w:rPr>
-                      <w:t>Type</w:t>
-                    </w:r>
-                  </w:p>
-                </w:tc>
-              </w:sdtContent>
-            </w:sdt>
-            <w:sdt>
-              <w:sdtPr>
-                <w:rPr>
-                  <w:rFonts w:cs="Segoe UI Semibold" w:asciiTheme="minorHAnsi" w:hAnsiTheme="minorHAnsi"/>
-                  <w:sz w:val="22"/>
-                  <w:szCs w:val="22"/>
-                </w:rPr>
-                <w:alias w:val="Number"/>
-                <w:tag w:val="#BC:InsertDataItem,DataItems/Job/Job_Task/Job_Planning_Line/Number"/>
-                <w:id w:val="485298169"/>
-                <w:placeholder>
-                  <w:docPart w:val="DefaultPlaceholder_-1854013440"/>
-                </w:placeholder>
-                <w15:color w:val="808080"/>
-                <w:text/>
-                <w:dataBinding w:prefixMappings="xmlns:ns0='urn:microsoft-dynamics-nav/reports/Job_Quote/1016/'" w:xpath="/ns0:NavWordReportXmlPart[1]/ns0:Job[1]/ns0:Job_Task[1]/ns0:Job_Planning_Line[1]/ns0:Number[1]"/>
-              </w:sdtPr>
-              <w:sdtContent>
-                <w:tc>
-                  <w:tcPr>
-                    <w:tcW w:w="824" w:type="dxa"/>
-                    <w:vAlign w:val="center"/>
-                  </w:tcPr>
-                  <w:p>
-                    <w:pPr>
-                      <w:cnfStyle w:val="000000010000" w:firstRow="0" w:lastRow="0" w:firstColumn="0" w:lastColumn="0" w:oddVBand="0" w:evenVBand="0" w:oddHBand="0" w:evenHBand="1" w:firstRowFirstColumn="0" w:firstRowLastColumn="0" w:lastRowFirstColumn="0" w:lastRowLastColumn="0"/>
-                      <w:rPr>
-                        <w:rFonts w:cs="Segoe UI Semibold" w:asciiTheme="minorHAnsi" w:hAnsiTheme="minorHAnsi"/>
-                        <w:sz w:val="22"/>
-                        <w:szCs w:val="22"/>
-                      </w:rPr>
-                    </w:pPr>
-                    <w:r>
-                      <w:rPr>
-                        <w:rFonts w:cs="Segoe UI Semibold" w:asciiTheme="minorHAnsi" w:hAnsiTheme="minorHAnsi"/>
-                        <w:sz w:val="22"/>
-                        <w:szCs w:val="22"/>
-                      </w:rPr>
-                      <w:t>Number</w:t>
-                    </w:r>
-                  </w:p>
-                </w:tc>
-              </w:sdtContent>
-            </w:sdt>
-            <w:sdt>
-              <w:sdtPr>
-                <w:rPr>
-                  <w:rFonts w:cs="Segoe UI Semibold" w:asciiTheme="minorHAnsi" w:hAnsiTheme="minorHAnsi"/>
-                  <w:sz w:val="22"/>
-                  <w:szCs w:val="22"/>
-                </w:rPr>
-                <w:alias w:val="Quantity"/>
-                <w:tag w:val="#BC:InsertDataItem,DataItems/Job/Job_Task/Job_Planning_Line/Quantity"/>
-                <w:id w:val="181562680"/>
-                <w:placeholder>
-                  <w:docPart w:val="DefaultPlaceholder_-1854013440"/>
-                </w:placeholder>
-                <w15:color w:val="808080"/>
-                <w:text/>
-                <w:dataBinding w:prefixMappings="xmlns:ns0='urn:microsoft-dynamics-nav/reports/Job_Quote/1016/'" w:xpath="/ns0:NavWordReportXmlPart[1]/ns0:Job[1]/ns0:Job_Task[1]/ns0:Job_Planning_Line[1]/ns0:Quantity[1]"/>
-              </w:sdtPr>
-              <w:sdtContent>
-                <w:tc>
-                  <w:tcPr>
-                    <w:tcW w:w="1713" w:type="dxa"/>
-                    <w:vAlign w:val="center"/>
-                  </w:tcPr>
-                  <w:p>
-                    <w:pPr>
-                      <w:jc w:val="right"/>
-                      <w:cnfStyle w:val="000000010000" w:firstRow="0" w:lastRow="0" w:firstColumn="0" w:lastColumn="0" w:oddVBand="0" w:evenVBand="0" w:oddHBand="0" w:evenHBand="1" w:firstRowFirstColumn="0" w:firstRowLastColumn="0" w:lastRowFirstColumn="0" w:lastRowLastColumn="0"/>
-                      <w:rPr>
-                        <w:rFonts w:cs="Segoe UI Semibold" w:asciiTheme="minorHAnsi" w:hAnsiTheme="minorHAnsi"/>
-                        <w:sz w:val="22"/>
-                        <w:szCs w:val="22"/>
-                      </w:rPr>
-                    </w:pPr>
-                    <w:r>
-                      <w:rPr>
-                        <w:rFonts w:cs="Segoe UI Semibold" w:asciiTheme="minorHAnsi" w:hAnsiTheme="minorHAnsi"/>
-                        <w:sz w:val="22"/>
-                        <w:szCs w:val="22"/>
-                      </w:rPr>
-                      <w:t>Quantity</w:t>
-                    </w:r>
-                  </w:p>
-                </w:tc>
-              </w:sdtContent>
-            </w:sdt>
-            <w:tc>
-              <w:tcPr>
-                <w:tcW w:w="1714" w:type="dxa"/>
-                <w:vAlign w:val="center"/>
-              </w:tcPr>
+          <w:sdt>
+            <w:sdtPr>
+              <w:rPr>
+                <w:rFonts w:asciiTheme="minorHAnsi" w:eastAsiaTheme="minorEastAsia" w:hAnsiTheme="minorHAnsi" w:cs="Segoe UI"/>
+                <w:bCs w:val="0"/>
+                <w:kern w:val="2"/>
+                <w:sz w:val="16"/>
+                <w:szCs w:val="16"/>
+                <w:lang w:val="en-DK" w:eastAsia="en-DK"/>
+                <w14:ligatures w14:val="standardContextual"/>
+              </w:rPr>
+              <w:id w:val="875074578"/>
+              <w15:repeatingSectionItem/>
+            </w:sdtPr>
+            <w:sdtEndPr/>
+            <w:sdtContent>
               <w:sdt>
                 <w:sdtPr>
                   <w:rPr>
-                    <w:rFonts w:asciiTheme="minorHAnsi" w:hAnsiTheme="minorHAnsi"/>
-                    <w:sz w:val="22"/>
-                    <w:szCs w:val="22"/>
-                  </w:rPr>
-                  <w:alias w:val="UnitPrice"/>
-                  <w:tag w:val="#BC:InsertDataItem,DataItems/Job/Job_Task/Job_Planning_Line/UnitPrice"/>
-                  <w:id w:val="1406107235"/>
-                  <w:placeholder>
-                    <w:docPart w:val="DefaultPlaceholder_-1854013440"/>
-                  </w:placeholder>
-                  <w15:color w:val="808080"/>
-                  <w:text/>
-                  <w:dataBinding w:prefixMappings="xmlns:ns0='urn:microsoft-dynamics-nav/reports/Job_Quote/1016/'" w:xpath="/ns0:NavWordReportXmlPart[1]/ns0:Job[1]/ns0:Job_Task[1]/ns0:Job_Planning_Line[1]/ns0:UnitPrice[1]"/>
+                    <w:rFonts w:asciiTheme="minorHAnsi" w:eastAsiaTheme="minorEastAsia" w:hAnsiTheme="minorHAnsi" w:cs="Segoe UI"/>
+                    <w:bCs w:val="0"/>
+                    <w:kern w:val="2"/>
+                    <w:sz w:val="16"/>
+                    <w:szCs w:val="16"/>
+                    <w:lang w:val="en-DK" w:eastAsia="en-DK"/>
+                    <w14:ligatures w14:val="standardContextual"/>
+                  </w:rPr>
+                  <w:alias w:val="#Nav: /Job/Job_Task/Job_Planning_Line"/>
+                  <w:tag w:val="#Nav: Job_Quote/1016"/>
+                  <w:id w:val="247633019"/>
+                  <w15:dataBinding w:prefixMappings="xmlns:ns0='urn:microsoft-dynamics-nav/reports/Job_Quote/1016/' " w:xpath="/ns0:NavWordReportXmlPart[1]/ns0:Job[1]/ns0:Job_Task[1]/ns0:Job_Planning_Line" w:storeItemID="{FC35A469-0E84-4C7C-B921-606F889DC8F6}"/>
+                  <w15:repeatingSection/>
                 </w:sdtPr>
+                <w:sdtEndPr/>
                 <w:sdtContent>
-                  <w:p>
-                    <w:pPr>
-                      <w:pStyle w:val="CLNumBase"/>
-                      <w:jc w:val="left"/>
-                      <w:cnfStyle w:val="000000010000" w:firstRow="0" w:lastRow="0" w:firstColumn="0" w:lastColumn="0" w:oddVBand="0" w:evenVBand="0" w:oddHBand="0" w:evenHBand="1" w:firstRowFirstColumn="0" w:firstRowLastColumn="0" w:lastRowFirstColumn="0" w:lastRowLastColumn="0"/>
+                  <w:sdt>
+                    <w:sdtPr>
                       <w:rPr>
-                        <w:rFonts w:asciiTheme="minorHAnsi" w:hAnsiTheme="minorHAnsi"/>
-                        <w:sz w:val="22"/>
-                        <w:szCs w:val="22"/>
+                        <w:rFonts w:asciiTheme="minorHAnsi" w:eastAsiaTheme="minorEastAsia" w:hAnsiTheme="minorHAnsi" w:cs="Segoe UI"/>
+                        <w:bCs w:val="0"/>
+                        <w:kern w:val="2"/>
+                        <w:sz w:val="16"/>
+                        <w:szCs w:val="16"/>
+                        <w:lang w:val="en-DK" w:eastAsia="en-DK"/>
+                        <w14:ligatures w14:val="standardContextual"/>
                       </w:rPr>
-                    </w:pPr>
-                    <w:proofErr w:type="spellStart"/>
-                    <w:r>
-                      <w:rPr>
-                        <w:rFonts w:asciiTheme="minorHAnsi" w:hAnsiTheme="minorHAnsi"/>
-                        <w:sz w:val="22"/>
-                        <w:szCs w:val="22"/>
-                      </w:rPr>
-                      <w:t>UnitPrice</w:t>
-                    </w:r>
-                    <w:proofErr w:type="spellEnd"/>
-                  </w:p>
+                      <w:id w:val="298802105"/>
+                      <w15:repeatingSectionItem/>
+                    </w:sdtPr>
+                    <w:sdtEndPr/>
+                    <w:sdtContent>
+                      <w:tr>
+                        <w:trPr>
+                          <w:cnfStyle w:val="000000010000" w:firstRow="0" w:lastRow="0" w:firstColumn="0" w:lastColumn="0" w:oddVBand="0" w:evenVBand="0" w:oddHBand="0" w:evenHBand="1" w:firstRowFirstColumn="0" w:firstRowLastColumn="0" w:lastRowFirstColumn="0" w:lastRowLastColumn="0"/>
+                          <w:trHeight w:val="490"/>
+                        </w:trPr>
+                        <w:sdt>
+                          <w:sdtPr>
+                            <w:rPr>
+                              <w:rFonts w:asciiTheme="minorHAnsi" w:eastAsiaTheme="minorEastAsia" w:hAnsiTheme="minorHAnsi" w:cs="Segoe UI"/>
+                              <w:bCs w:val="0"/>
+                              <w:kern w:val="2"/>
+                              <w:sz w:val="16"/>
+                              <w:szCs w:val="16"/>
+                              <w:lang w:val="en-DK" w:eastAsia="en-DK"/>
+                              <w14:ligatures w14:val="standardContextual"/>
+                            </w:rPr>
+                            <w:alias w:val="#Nav: /Job/Job_Task/Job_Planning_Line/JobPlanningLine_JobTaskNo"/>
+                            <w:tag w:val="#Nav: Job_Quote/1016"/>
+                            <w:id w:val="-41909377"/>
+                            <w:placeholder>
+                              <w:docPart w:val="8CA760D41E934D27ACA2C160FC4C6576"/>
+                            </w:placeholder>
+                            <w:dataBinding w:prefixMappings="xmlns:ns0='urn:microsoft-dynamics-nav/reports/Job_Quote/1016/'" w:xpath="/ns0:NavWordReportXmlPart[1]/ns0:Job[1]/ns0:Job_Task[1]/ns0:Job_Planning_Line[1]/ns0:JobPlanningLine_JobTaskNo[1]" w:storeItemID="{FC35A469-0E84-4C7C-B921-606F889DC8F6}"/>
+                            <w15:color w:val="808080"/>
+                            <w:text/>
+                          </w:sdtPr>
+                          <w:sdtEndPr>
+                            <w:rPr>
+                              <w:rFonts w:ascii="Segoe UI" w:eastAsia="Aptos" w:hAnsi="Segoe UI" w:cs="Segoe UI Semibold"/>
+                              <w:kern w:val="0"/>
+                              <w:sz w:val="22"/>
+                              <w:szCs w:val="22"/>
+                              <w:lang w:val="en-US" w:eastAsia="en-US"/>
+                              <w14:ligatures w14:val="none"/>
+                            </w:rPr>
+                          </w:sdtEndPr>
+                          <w:sdtContent>
+                            <w:tc>
+                              <w:tcPr>
+                                <w:cnfStyle w:val="001000000000" w:firstRow="0" w:lastRow="0" w:firstColumn="1" w:lastColumn="0" w:oddVBand="0" w:evenVBand="0" w:oddHBand="0" w:evenHBand="0" w:firstRowFirstColumn="0" w:firstRowLastColumn="0" w:lastRowFirstColumn="0" w:lastRowLastColumn="0"/>
+                                <w:tcW w:w="1890" w:type="dxa"/>
+                                <w:vAlign w:val="center"/>
+                              </w:tcPr>
+                              <w:p>
+                                <w:pPr>
+                                  <w:rPr>
+                                    <w:rFonts w:asciiTheme="minorHAnsi" w:hAnsiTheme="minorHAnsi" w:cs="Segoe UI Semibold"/>
+                                    <w:sz w:val="22"/>
+                                    <w:szCs w:val="22"/>
+                                    <w:lang w:val="en-US" w:eastAsia="en-US"/>
+                                  </w:rPr>
+                                </w:pPr>
+                                <w:proofErr w:type="spellStart"/>
+                                <w:r>
+                                  <w:rPr>
+                                    <w:rFonts w:asciiTheme="minorHAnsi" w:hAnsiTheme="minorHAnsi" w:cs="Segoe UI Semibold"/>
+                                    <w:sz w:val="22"/>
+                                    <w:szCs w:val="22"/>
+                                    <w:lang w:val="en-US" w:eastAsia="en-US"/>
+                                  </w:rPr>
+                                  <w:t>JobPlanningLine_JobTaskNo</w:t>
+                                </w:r>
+                                <w:proofErr w:type="spellEnd"/>
+                              </w:p>
+                            </w:tc>
+                          </w:sdtContent>
+                        </w:sdt>
+                        <w:sdt>
+                          <w:sdtPr>
+                            <w:rPr>
+                              <w:rFonts w:cs="Segoe UI Semibold"/>
+                              <w:sz w:val="22"/>
+                              <w:szCs w:val="22"/>
+                              <w:lang w:eastAsia="en-US"/>
+                            </w:rPr>
+                            <w:alias w:val="#Nav: /Job/Job_Task/Job_Planning_Line/Indentation_JobTask2"/>
+                            <w:tag w:val="#Nav: Job_Quote/1016"/>
+                            <w:id w:val="1252390701"/>
+                            <w:placeholder>
+                              <w:docPart w:val="8CA760D41E934D27ACA2C160FC4C6576"/>
+                            </w:placeholder>
+                            <w:dataBinding w:prefixMappings="xmlns:ns0='urn:microsoft-dynamics-nav/reports/Job_Quote/1016/'" w:xpath="/ns0:NavWordReportXmlPart[1]/ns0:Job[1]/ns0:Job_Task[1]/ns0:Job_Planning_Line[1]/ns0:Indentation_JobTask2[1]" w:storeItemID="{FC35A469-0E84-4C7C-B921-606F889DC8F6}"/>
+                            <w15:color w:val="808080"/>
+                            <w:text/>
+                          </w:sdtPr>
+                          <w:sdtEndPr/>
+                          <w:sdtContent>
+                            <w:tc>
+                              <w:tcPr>
+                                <w:tcW w:w="1890" w:type="dxa"/>
+                                <w:vAlign w:val="center"/>
+                              </w:tcPr>
+                              <w:p>
+                                <w:pPr>
+                                  <w:cnfStyle w:val="000000010000" w:firstRow="0" w:lastRow="0" w:firstColumn="0" w:lastColumn="0" w:oddVBand="0" w:evenVBand="0" w:oddHBand="0" w:evenHBand="1" w:firstRowFirstColumn="0" w:firstRowLastColumn="0" w:lastRowFirstColumn="0" w:lastRowLastColumn="0"/>
+                                  <w:rPr>
+                                    <w:rFonts w:asciiTheme="minorHAnsi" w:hAnsiTheme="minorHAnsi" w:cs="Segoe UI Semibold"/>
+                                    <w:sz w:val="22"/>
+                                    <w:szCs w:val="22"/>
+                                    <w:lang w:eastAsia="en-US"/>
+                                  </w:rPr>
+                                </w:pPr>
+                                <w:r>
+                                  <w:rPr>
+                                    <w:rFonts w:asciiTheme="minorHAnsi" w:hAnsiTheme="minorHAnsi" w:cs="Segoe UI Semibold"/>
+                                    <w:sz w:val="22"/>
+                                    <w:szCs w:val="22"/>
+                                    <w:lang w:eastAsia="en-US"/>
+                                  </w:rPr>
+                                  <w:t>Indentation_JobTask2</w:t>
+                                </w:r>
+                              </w:p>
+                            </w:tc>
+                          </w:sdtContent>
+                        </w:sdt>
+                        <w:sdt>
+                          <w:sdtPr>
+                            <w:rPr>
+                              <w:rFonts w:cs="Segoe UI Semibold"/>
+                              <w:sz w:val="22"/>
+                              <w:szCs w:val="22"/>
+                              <w:lang w:val="en-US" w:eastAsia="en-US"/>
+                            </w:rPr>
+                            <w:alias w:val="#Nav: /Job/Job_Task/Job_Planning_Line/Type"/>
+                            <w:tag w:val="#Nav: Job_Quote/1016"/>
+                            <w:id w:val="1604447095"/>
+                            <w:placeholder>
+                              <w:docPart w:val="8CA760D41E934D27ACA2C160FC4C6576"/>
+                            </w:placeholder>
+                            <w:dataBinding w:prefixMappings="xmlns:ns0='urn:microsoft-dynamics-nav/reports/Job_Quote/1016/'" w:xpath="/ns0:NavWordReportXmlPart[1]/ns0:Job[1]/ns0:Job_Task[1]/ns0:Job_Planning_Line[1]/ns0:Type[1]" w:storeItemID="{FC35A469-0E84-4C7C-B921-606F889DC8F6}"/>
+                            <w15:color w:val="808080"/>
+                            <w:text/>
+                          </w:sdtPr>
+                          <w:sdtEndPr/>
+                          <w:sdtContent>
+                            <w:tc>
+                              <w:tcPr>
+                                <w:tcW w:w="2250" w:type="dxa"/>
+                                <w:vAlign w:val="center"/>
+                              </w:tcPr>
+                              <w:p>
+                                <w:pPr>
+                                  <w:cnfStyle w:val="000000010000" w:firstRow="0" w:lastRow="0" w:firstColumn="0" w:lastColumn="0" w:oddVBand="0" w:evenVBand="0" w:oddHBand="0" w:evenHBand="1" w:firstRowFirstColumn="0" w:firstRowLastColumn="0" w:lastRowFirstColumn="0" w:lastRowLastColumn="0"/>
+                                  <w:rPr>
+                                    <w:rFonts w:asciiTheme="minorHAnsi" w:hAnsiTheme="minorHAnsi" w:cs="Segoe UI Semibold"/>
+                                    <w:sz w:val="22"/>
+                                    <w:szCs w:val="22"/>
+                                    <w:lang w:val="en-US" w:eastAsia="en-US"/>
+                                  </w:rPr>
+                                </w:pPr>
+                                <w:r>
+                                  <w:rPr>
+                                    <w:rFonts w:asciiTheme="minorHAnsi" w:hAnsiTheme="minorHAnsi" w:cs="Segoe UI Semibold"/>
+                                    <w:sz w:val="22"/>
+                                    <w:szCs w:val="22"/>
+                                    <w:lang w:val="en-US" w:eastAsia="en-US"/>
+                                  </w:rPr>
+                                  <w:t>Type</w:t>
+                                </w:r>
+                              </w:p>
+                            </w:tc>
+                          </w:sdtContent>
+                        </w:sdt>
+                        <w:sdt>
+                          <w:sdtPr>
+                            <w:rPr>
+                              <w:rFonts w:cs="Segoe UI Semibold"/>
+                              <w:sz w:val="22"/>
+                              <w:szCs w:val="22"/>
+                            </w:rPr>
+                            <w:alias w:val="#Nav: /Job/Job_Task/Job_Planning_Line/Number"/>
+                            <w:tag w:val="#Nav: Job_Quote/1016"/>
+                            <w:id w:val="485298169"/>
+                            <w:placeholder>
+                              <w:docPart w:val="8CA760D41E934D27ACA2C160FC4C6576"/>
+                            </w:placeholder>
+                            <w:dataBinding w:prefixMappings="xmlns:ns0='urn:microsoft-dynamics-nav/reports/Job_Quote/1016/'" w:xpath="/ns0:NavWordReportXmlPart[1]/ns0:Job[1]/ns0:Job_Task[1]/ns0:Job_Planning_Line[1]/ns0:Number[1]" w:storeItemID="{FC35A469-0E84-4C7C-B921-606F889DC8F6}"/>
+                            <w15:color w:val="808080"/>
+                            <w:text/>
+                          </w:sdtPr>
+                          <w:sdtEndPr/>
+                          <w:sdtContent>
+                            <w:tc>
+                              <w:tcPr>
+                                <w:tcW w:w="824" w:type="dxa"/>
+                                <w:vAlign w:val="center"/>
+                              </w:tcPr>
+                              <w:p>
+                                <w:pPr>
+                                  <w:cnfStyle w:val="000000010000" w:firstRow="0" w:lastRow="0" w:firstColumn="0" w:lastColumn="0" w:oddVBand="0" w:evenVBand="0" w:oddHBand="0" w:evenHBand="1" w:firstRowFirstColumn="0" w:firstRowLastColumn="0" w:lastRowFirstColumn="0" w:lastRowLastColumn="0"/>
+                                  <w:rPr>
+                                    <w:rFonts w:asciiTheme="minorHAnsi" w:hAnsiTheme="minorHAnsi" w:cs="Segoe UI Semibold"/>
+                                    <w:sz w:val="22"/>
+                                    <w:szCs w:val="22"/>
+                                  </w:rPr>
+                                </w:pPr>
+                                <w:r>
+                                  <w:rPr>
+                                    <w:rFonts w:asciiTheme="minorHAnsi" w:hAnsiTheme="minorHAnsi" w:cs="Segoe UI Semibold"/>
+                                    <w:sz w:val="22"/>
+                                    <w:szCs w:val="22"/>
+                                  </w:rPr>
+                                  <w:t>Number</w:t>
+                                </w:r>
+                              </w:p>
+                            </w:tc>
+                          </w:sdtContent>
+                        </w:sdt>
+                        <w:sdt>
+                          <w:sdtPr>
+                            <w:rPr>
+                              <w:rFonts w:cs="Segoe UI Semibold"/>
+                              <w:sz w:val="22"/>
+                              <w:szCs w:val="22"/>
+                            </w:rPr>
+                            <w:alias w:val="#Nav: /Job/Job_Task/Job_Planning_Line/Quantity"/>
+                            <w:tag w:val="#Nav: Job_Quote/1016"/>
+                            <w:id w:val="181562680"/>
+                            <w:placeholder>
+                              <w:docPart w:val="8CA760D41E934D27ACA2C160FC4C6576"/>
+                            </w:placeholder>
+                            <w:dataBinding w:prefixMappings="xmlns:ns0='urn:microsoft-dynamics-nav/reports/Job_Quote/1016/'" w:xpath="/ns0:NavWordReportXmlPart[1]/ns0:Job[1]/ns0:Job_Task[1]/ns0:Job_Planning_Line[1]/ns0:Quantity[1]" w:storeItemID="{FC35A469-0E84-4C7C-B921-606F889DC8F6}"/>
+                            <w15:color w:val="808080"/>
+                            <w:text/>
+                          </w:sdtPr>
+                          <w:sdtEndPr/>
+                          <w:sdtContent>
+                            <w:tc>
+                              <w:tcPr>
+                                <w:tcW w:w="1713" w:type="dxa"/>
+                                <w:vAlign w:val="center"/>
+                              </w:tcPr>
+                              <w:p>
+                                <w:pPr>
+                                  <w:cnfStyle w:val="000000010000" w:firstRow="0" w:lastRow="0" w:firstColumn="0" w:lastColumn="0" w:oddVBand="0" w:evenVBand="0" w:oddHBand="0" w:evenHBand="1" w:firstRowFirstColumn="0" w:firstRowLastColumn="0" w:lastRowFirstColumn="0" w:lastRowLastColumn="0"/>
+                                  <w:rPr>
+                                    <w:rFonts w:asciiTheme="minorHAnsi" w:hAnsiTheme="minorHAnsi" w:cs="Segoe UI Semibold"/>
+                                    <w:sz w:val="22"/>
+                                    <w:szCs w:val="22"/>
+                                  </w:rPr>
+                                </w:pPr>
+                                <w:r>
+                                  <w:rPr>
+                                    <w:rFonts w:asciiTheme="minorHAnsi" w:hAnsiTheme="minorHAnsi" w:cs="Segoe UI Semibold"/>
+                                    <w:sz w:val="22"/>
+                                    <w:szCs w:val="22"/>
+                                  </w:rPr>
+                                  <w:t>Quantity</w:t>
+                                </w:r>
+                              </w:p>
+                            </w:tc>
+                          </w:sdtContent>
+                        </w:sdt>
+                        <w:sdt>
+                          <w:sdtPr>
+                            <w:rPr>
+                              <w:sz w:val="22"/>
+                              <w:szCs w:val="22"/>
+                            </w:rPr>
+                            <w:alias w:val="#Nav: /Job/Job_Task/Job_Planning_Line/UnitPrice"/>
+                            <w:tag w:val="#Nav: Job_Quote/1016"/>
+                            <w:id w:val="1406107235"/>
+                            <w:placeholder>
+                              <w:docPart w:val="8CA760D41E934D27ACA2C160FC4C6576"/>
+                            </w:placeholder>
+                            <w:dataBinding w:prefixMappings="xmlns:ns0='urn:microsoft-dynamics-nav/reports/Job_Quote/1016/'" w:xpath="/ns0:NavWordReportXmlPart[1]/ns0:Job[1]/ns0:Job_Task[1]/ns0:Job_Planning_Line[1]/ns0:UnitPrice[1]" w:storeItemID="{FC35A469-0E84-4C7C-B921-606F889DC8F6}"/>
+                            <w15:color w:val="808080"/>
+                            <w:text/>
+                          </w:sdtPr>
+                          <w:sdtEndPr/>
+                          <w:sdtContent>
+                            <w:tc>
+                              <w:tcPr>
+                                <w:tcW w:w="1714" w:type="dxa"/>
+                                <w:vAlign w:val="center"/>
+                              </w:tcPr>
+                              <w:p>
+                                <w:pPr>
+                                  <w:pStyle w:val="CLNumBase"/>
+                                  <w:cnfStyle w:val="000000010000" w:firstRow="0" w:lastRow="0" w:firstColumn="0" w:lastColumn="0" w:oddVBand="0" w:evenVBand="0" w:oddHBand="0" w:evenHBand="1" w:firstRowFirstColumn="0" w:firstRowLastColumn="0" w:lastRowFirstColumn="0" w:lastRowLastColumn="0"/>
+                                  <w:rPr>
+                                    <w:rFonts w:asciiTheme="minorHAnsi" w:hAnsiTheme="minorHAnsi"/>
+                                    <w:sz w:val="22"/>
+                                    <w:szCs w:val="22"/>
+                                  </w:rPr>
+                                </w:pPr>
+                                <w:proofErr w:type="spellStart"/>
+                                <w:r>
+                                  <w:rPr>
+                                    <w:rFonts w:asciiTheme="minorHAnsi" w:hAnsiTheme="minorHAnsi"/>
+                                    <w:sz w:val="22"/>
+                                    <w:szCs w:val="22"/>
+                                  </w:rPr>
+                                  <w:t>UnitPrice</w:t>
+                                </w:r>
+                                <w:proofErr w:type="spellEnd"/>
+                              </w:p>
+                            </w:tc>
+                          </w:sdtContent>
+                        </w:sdt>
+                        <w:sdt>
+                          <w:sdtPr>
+                            <w:rPr>
+                              <w:sz w:val="22"/>
+                              <w:szCs w:val="22"/>
+                            </w:rPr>
+                            <w:alias w:val="#Nav: /Job/Job_Task/Job_Planning_Line/LineDiscountPct"/>
+                            <w:tag w:val="#Nav: Job_Quote/1016"/>
+                            <w:id w:val="747614190"/>
+                            <w:placeholder>
+                              <w:docPart w:val="8CA760D41E934D27ACA2C160FC4C6576"/>
+                            </w:placeholder>
+                            <w:dataBinding w:prefixMappings="xmlns:ns0='urn:microsoft-dynamics-nav/reports/Job_Quote/1016/'" w:xpath="/ns0:NavWordReportXmlPart[1]/ns0:Job[1]/ns0:Job_Task[1]/ns0:Job_Planning_Line[1]/ns0:LineDiscountPct[1]" w:storeItemID="{FC35A469-0E84-4C7C-B921-606F889DC8F6}"/>
+                            <w15:color w:val="808080"/>
+                            <w:text/>
+                          </w:sdtPr>
+                          <w:sdtEndPr/>
+                          <w:sdtContent>
+                            <w:tc>
+                              <w:tcPr>
+                                <w:tcW w:w="1713" w:type="dxa"/>
+                                <w:vAlign w:val="center"/>
+                              </w:tcPr>
+                              <w:p>
+                                <w:pPr>
+                                  <w:pStyle w:val="CLNumBase"/>
+                                  <w:cnfStyle w:val="000000010000" w:firstRow="0" w:lastRow="0" w:firstColumn="0" w:lastColumn="0" w:oddVBand="0" w:evenVBand="0" w:oddHBand="0" w:evenHBand="1" w:firstRowFirstColumn="0" w:firstRowLastColumn="0" w:lastRowFirstColumn="0" w:lastRowLastColumn="0"/>
+                                  <w:rPr>
+                                    <w:rFonts w:asciiTheme="minorHAnsi" w:hAnsiTheme="minorHAnsi" w:cs="Segoe UI Semibold"/>
+                                    <w:sz w:val="22"/>
+                                    <w:szCs w:val="22"/>
+                                  </w:rPr>
+                                </w:pPr>
+                                <w:proofErr w:type="spellStart"/>
+                                <w:r>
+                                  <w:rPr>
+                                    <w:rFonts w:asciiTheme="minorHAnsi" w:hAnsiTheme="minorHAnsi"/>
+                                    <w:sz w:val="22"/>
+                                    <w:szCs w:val="22"/>
+                                  </w:rPr>
+                                  <w:t>LineDiscountPct</w:t>
+                                </w:r>
+                                <w:proofErr w:type="spellEnd"/>
+                              </w:p>
+                            </w:tc>
+                          </w:sdtContent>
+                        </w:sdt>
+                        <w:sdt>
+                          <w:sdtPr>
+                            <w:rPr>
+                              <w:sz w:val="22"/>
+                              <w:szCs w:val="22"/>
+                            </w:rPr>
+                            <w:alias w:val="#Nav: /Job/Job_Task/Job_Planning_Line/LineDiscountAmount"/>
+                            <w:tag w:val="#Nav: Job_Quote/1016"/>
+                            <w:id w:val="1089508224"/>
+                            <w:placeholder>
+                              <w:docPart w:val="8CA760D41E934D27ACA2C160FC4C6576"/>
+                            </w:placeholder>
+                            <w:dataBinding w:prefixMappings="xmlns:ns0='urn:microsoft-dynamics-nav/reports/Job_Quote/1016/'" w:xpath="/ns0:NavWordReportXmlPart[1]/ns0:Job[1]/ns0:Job_Task[1]/ns0:Job_Planning_Line[1]/ns0:LineDiscountAmount[1]" w:storeItemID="{FC35A469-0E84-4C7C-B921-606F889DC8F6}"/>
+                            <w15:color w:val="808080"/>
+                            <w:text/>
+                          </w:sdtPr>
+                          <w:sdtEndPr/>
+                          <w:sdtContent>
+                            <w:tc>
+                              <w:tcPr>
+                                <w:tcW w:w="1714" w:type="dxa"/>
+                                <w:vAlign w:val="center"/>
+                              </w:tcPr>
+                              <w:p>
+                                <w:pPr>
+                                  <w:pStyle w:val="CLNumBase"/>
+                                  <w:cnfStyle w:val="000000010000" w:firstRow="0" w:lastRow="0" w:firstColumn="0" w:lastColumn="0" w:oddVBand="0" w:evenVBand="0" w:oddHBand="0" w:evenHBand="1" w:firstRowFirstColumn="0" w:firstRowLastColumn="0" w:lastRowFirstColumn="0" w:lastRowLastColumn="0"/>
+                                  <w:rPr>
+                                    <w:rFonts w:asciiTheme="minorHAnsi" w:hAnsiTheme="minorHAnsi"/>
+                                    <w:sz w:val="22"/>
+                                    <w:szCs w:val="22"/>
+                                  </w:rPr>
+                                </w:pPr>
+                                <w:proofErr w:type="spellStart"/>
+                                <w:r>
+                                  <w:rPr>
+                                    <w:rFonts w:asciiTheme="minorHAnsi" w:hAnsiTheme="minorHAnsi"/>
+                                    <w:sz w:val="22"/>
+                                    <w:szCs w:val="22"/>
+                                  </w:rPr>
+                                  <w:t>LineDiscountAmount</w:t>
+                                </w:r>
+                                <w:proofErr w:type="spellEnd"/>
+                              </w:p>
+                            </w:tc>
+                          </w:sdtContent>
+                        </w:sdt>
+                        <w:sdt>
+                          <w:sdtPr>
+                            <w:rPr>
+                              <w:rFonts w:cs="Segoe UI Semibold"/>
+                              <w:sz w:val="22"/>
+                              <w:szCs w:val="22"/>
+                            </w:rPr>
+                            <w:alias w:val="#Nav: /Job/Job_Task/Job_Planning_Line/TotalPrice"/>
+                            <w:tag w:val="#Nav: Job_Quote/1016"/>
+                            <w:id w:val="1309519477"/>
+                            <w:placeholder>
+                              <w:docPart w:val="8CA760D41E934D27ACA2C160FC4C6576"/>
+                            </w:placeholder>
+                            <w:dataBinding w:prefixMappings="xmlns:ns0='urn:microsoft-dynamics-nav/reports/Job_Quote/1016/'" w:xpath="/ns0:NavWordReportXmlPart[1]/ns0:Job[1]/ns0:Job_Task[1]/ns0:Job_Planning_Line[1]/ns0:TotalPrice[1]" w:storeItemID="{FC35A469-0E84-4C7C-B921-606F889DC8F6}"/>
+                            <w15:color w:val="808080"/>
+                            <w:text/>
+                          </w:sdtPr>
+                          <w:sdtEndPr/>
+                          <w:sdtContent>
+                            <w:tc>
+                              <w:tcPr>
+                                <w:tcW w:w="1714" w:type="dxa"/>
+                                <w:vAlign w:val="center"/>
+                              </w:tcPr>
+                              <w:p>
+                                <w:pPr>
+                                  <w:jc w:val="right"/>
+                                  <w:cnfStyle w:val="000000010000" w:firstRow="0" w:lastRow="0" w:firstColumn="0" w:lastColumn="0" w:oddVBand="0" w:evenVBand="0" w:oddHBand="0" w:evenHBand="1" w:firstRowFirstColumn="0" w:firstRowLastColumn="0" w:lastRowFirstColumn="0" w:lastRowLastColumn="0"/>
+                                  <w:rPr>
+                                    <w:rFonts w:asciiTheme="minorHAnsi" w:hAnsiTheme="minorHAnsi" w:cs="Segoe UI Semibold"/>
+                                    <w:sz w:val="22"/>
+                                    <w:szCs w:val="22"/>
+                                  </w:rPr>
+                                </w:pPr>
+                                <w:proofErr w:type="spellStart"/>
+                                <w:r>
+                                  <w:rPr>
+                                    <w:rFonts w:asciiTheme="minorHAnsi" w:hAnsiTheme="minorHAnsi" w:cs="Segoe UI Semibold"/>
+                                    <w:sz w:val="22"/>
+                                    <w:szCs w:val="22"/>
+                                  </w:rPr>
+                                  <w:t>TotalPrice</w:t>
+                                </w:r>
+                                <w:proofErr w:type="spellEnd"/>
+                              </w:p>
+                            </w:tc>
+                          </w:sdtContent>
+                        </w:sdt>
+                      </w:tr>
+                    </w:sdtContent>
+                  </w:sdt>
                 </w:sdtContent>
               </w:sdt>
-            </w:tc>
-            <w:sdt>
-              <w:sdtPr>
-                <w:rPr>
-                  <w:rFonts w:asciiTheme="minorHAnsi" w:hAnsiTheme="minorHAnsi"/>
-                  <w:sz w:val="22"/>
-                  <w:szCs w:val="22"/>
-                </w:rPr>
-                <w:alias w:val="LineDiscountPct"/>
-                <w:tag w:val="#BC:InsertDataItem,DataItems/Job/Job_Task/Job_Planning_Line/LineDiscountPct"/>
-                <w:id w:val="747614190"/>
-                <w:placeholder>
-                  <w:docPart w:val="DefaultPlaceholder_-1854013440"/>
-                </w:placeholder>
-                <w15:color w:val="808080"/>
-                <w:text/>
-                <w:dataBinding w:prefixMappings="xmlns:ns0='urn:microsoft-dynamics-nav/reports/Job_Quote/1016/'" w:xpath="/ns0:NavWordReportXmlPart[1]/ns0:Job[1]/ns0:Job_Task[1]/ns0:Job_Planning_Line[1]/ns0:LineDiscountPct[1]"/>
-              </w:sdtPr>
-              <w:sdtContent>
-                <w:tc>
-                  <w:tcPr>
-                    <w:tcW w:w="1713" w:type="dxa"/>
-                    <w:vAlign w:val="center"/>
-                  </w:tcPr>
-                  <w:p>
-                    <w:pPr>
-                      <w:pStyle w:val="CLNumBase"/>
-                      <w:jc w:val="left"/>
-                      <w:cnfStyle w:val="000000010000" w:firstRow="0" w:lastRow="0" w:firstColumn="0" w:lastColumn="0" w:oddVBand="0" w:evenVBand="0" w:oddHBand="0" w:evenHBand="1" w:firstRowFirstColumn="0" w:firstRowLastColumn="0" w:lastRowFirstColumn="0" w:lastRowLastColumn="0"/>
-                      <w:rPr>
-                        <w:rFonts w:cs="Segoe UI Semibold" w:asciiTheme="minorHAnsi" w:hAnsiTheme="minorHAnsi"/>
-                        <w:sz w:val="22"/>
-                        <w:szCs w:val="22"/>
-                      </w:rPr>
-                    </w:pPr>
-                    <w:proofErr w:type="spellStart"/>
-                    <w:r>
-                      <w:rPr>
-                        <w:rFonts w:asciiTheme="minorHAnsi" w:hAnsiTheme="minorHAnsi"/>
-                        <w:sz w:val="22"/>
-                        <w:szCs w:val="22"/>
-                      </w:rPr>
-                      <w:t>LineDiscountPct</w:t>
-                    </w:r>
-                    <w:proofErr w:type="spellEnd"/>
-                  </w:p>
-                </w:tc>
-              </w:sdtContent>
-            </w:sdt>
-            <w:sdt>
-              <w:sdtPr>
-                <w:rPr>
-                  <w:rFonts w:asciiTheme="minorHAnsi" w:hAnsiTheme="minorHAnsi"/>
-                  <w:sz w:val="22"/>
-                  <w:szCs w:val="22"/>
-                </w:rPr>
-                <w:alias w:val="LineDiscountAmount"/>
-                <w:tag w:val="#BC:InsertDataItem,DataItems/Job/Job_Task/Job_Planning_Line/LineDiscountAmount"/>
-                <w:id w:val="1089508224"/>
-                <w:placeholder>
-                  <w:docPart w:val="DefaultPlaceholder_-1854013440"/>
-                </w:placeholder>
-                <w15:color w:val="808080"/>
-                <w:text/>
-                <w:dataBinding w:prefixMappings="xmlns:ns0='urn:microsoft-dynamics-nav/reports/Job_Quote/1016/'" w:xpath="/ns0:NavWordReportXmlPart[1]/ns0:Job[1]/ns0:Job_Task[1]/ns0:Job_Planning_Line[1]/ns0:LineDiscountAmount[1]"/>
-              </w:sdtPr>
-              <w:sdtContent>
-                <w:tc>
-                  <w:tcPr>
-                    <w:tcW w:w="1714" w:type="dxa"/>
-                    <w:vAlign w:val="center"/>
-                  </w:tcPr>
-                  <w:p>
-                    <w:pPr>
-                      <w:pStyle w:val="CLNumBase"/>
-                      <w:jc w:val="left"/>
-                      <w:cnfStyle w:val="000000010000" w:firstRow="0" w:lastRow="0" w:firstColumn="0" w:lastColumn="0" w:oddVBand="0" w:evenVBand="0" w:oddHBand="0" w:evenHBand="1" w:firstRowFirstColumn="0" w:firstRowLastColumn="0" w:lastRowFirstColumn="0" w:lastRowLastColumn="0"/>
-                      <w:rPr>
-                        <w:rFonts w:asciiTheme="minorHAnsi" w:hAnsiTheme="minorHAnsi"/>
-                        <w:sz w:val="22"/>
-                        <w:szCs w:val="22"/>
-                      </w:rPr>
-                    </w:pPr>
-                    <w:proofErr w:type="spellStart"/>
-                    <w:r>
-                      <w:rPr>
-                        <w:rFonts w:asciiTheme="minorHAnsi" w:hAnsiTheme="minorHAnsi"/>
-                        <w:sz w:val="22"/>
-                        <w:szCs w:val="22"/>
-                      </w:rPr>
-                      <w:t>LineDiscountAmount</w:t>
-                    </w:r>
-                    <w:proofErr w:type="spellEnd"/>
-                  </w:p>
-                </w:tc>
-              </w:sdtContent>
-            </w:sdt>
-            <w:sdt>
-              <w:sdtPr>
-                <w:rPr>
-                  <w:rFonts w:cs="Segoe UI Semibold" w:asciiTheme="minorHAnsi" w:hAnsiTheme="minorHAnsi"/>
-                  <w:sz w:val="22"/>
-                  <w:szCs w:val="22"/>
-                </w:rPr>
-                <w:alias w:val="TotalPrice"/>
-                <w:tag w:val="#BC:InsertDataItem,DataItems/Job/Job_Task/Job_Planning_Line/TotalPrice"/>
-                <w:id w:val="1309519477"/>
-                <w:placeholder>
-                  <w:docPart w:val="DefaultPlaceholder_-1854013440"/>
-                </w:placeholder>
-                <w15:color w:val="808080"/>
-                <w:text/>
-                <w:dataBinding w:prefixMappings="xmlns:ns0='urn:microsoft-dynamics-nav/reports/Job_Quote/1016/'" w:xpath="/ns0:NavWordReportXmlPart[1]/ns0:Job[1]/ns0:Job_Task[1]/ns0:Job_Planning_Line[1]/ns0:TotalPrice[1]"/>
-              </w:sdtPr>
-              <w:sdtContent>
-                <w:tc>
-                  <w:tcPr>
-                    <w:tcW w:w="1714" w:type="dxa"/>
-                    <w:vAlign w:val="center"/>
-                  </w:tcPr>
-                  <w:p>
-                    <w:pPr>
-                      <w:jc w:val="right"/>
-                      <w:cnfStyle w:val="000000010000" w:firstRow="0" w:lastRow="0" w:firstColumn="0" w:lastColumn="0" w:oddVBand="0" w:evenVBand="0" w:oddHBand="0" w:evenHBand="1" w:firstRowFirstColumn="0" w:firstRowLastColumn="0" w:lastRowFirstColumn="0" w:lastRowLastColumn="0"/>
-                      <w:rPr>
-                        <w:rFonts w:cs="Segoe UI Semibold" w:asciiTheme="minorHAnsi" w:hAnsiTheme="minorHAnsi"/>
-                        <w:sz w:val="22"/>
-                        <w:szCs w:val="22"/>
-                      </w:rPr>
-                    </w:pPr>
-                    <w:proofErr w:type="spellStart"/>
-                    <w:r>
-                      <w:rPr>
-                        <w:rFonts w:cs="Segoe UI Semibold" w:asciiTheme="minorHAnsi" w:hAnsiTheme="minorHAnsi"/>
-                        <w:sz w:val="22"/>
-                        <w:szCs w:val="22"/>
-                      </w:rPr>
-                      <w:t>TotalPrice</w:t>
-                    </w:r>
-                    <w:proofErr w:type="spellEnd"/>
-                  </w:p>
-                </w:tc>
-              </w:sdtContent>
-            </w:sdt>
-          </w:tr>
+            </w:sdtContent>
+          </w:sdt>
         </w:sdtContent>
       </w:sdt>
     </w:tbl>
@@ -2208,7 +2306,7 @@
         <w:sdt>
           <w:sdtPr>
             <w:rPr>
-              <w:rFonts w:ascii="Segoe UI Semibold" w:hAnsi="Segoe UI Semibold" w:eastAsia="Times New Roman" w:cs="Segoe UI Semibold"/>
+              <w:rFonts w:ascii="Segoe UI Semibold" w:eastAsia="Times New Roman" w:hAnsi="Segoe UI Semibold" w:cs="Segoe UI Semibold"/>
               <w:sz w:val="22"/>
               <w:szCs w:val="22"/>
             </w:rPr>
@@ -2218,18 +2316,19 @@
             <w:placeholder>
               <w:docPart w:val="DefaultPlaceholder_-1854013440"/>
             </w:placeholder>
+            <w:dataBinding w:prefixMappings="xmlns:ns0='urn:microsoft-dynamics-nav/reports/Job_Quote/1016/'" w:xpath="/ns0:NavWordReportXmlPart[1]/ns0:Job[1]/ns0:Job_Task[1]/ns0:TotalJob[1]" w:storeItemID="{FC35A469-0E84-4C7C-B921-606F889DC8F6}"/>
             <w15:color w:val="808080"/>
             <w:text/>
-            <w:dataBinding w:prefixMappings="xmlns:ns0='urn:microsoft-dynamics-nav/reports/Job_Quote/1016/'" w:xpath="/ns0:NavWordReportXmlPart[1]/ns0:Job[1]/ns0:Job_Task[1]/ns0:TotalJob[1]"/>
           </w:sdtPr>
+          <w:sdtEndPr/>
           <w:sdtContent>
             <w:tc>
               <w:tcPr>
                 <w:cnfStyle w:val="001000000000" w:firstRow="0" w:lastRow="0" w:firstColumn="1" w:lastColumn="0" w:oddVBand="0" w:evenVBand="0" w:oddHBand="0" w:evenHBand="0" w:firstRowFirstColumn="0" w:firstRowLastColumn="0" w:lastRowFirstColumn="0" w:lastRowLastColumn="0"/>
                 <w:tcW w:w="4995" w:type="dxa"/>
                 <w:tcBorders>
-                  <w:top w:val="single" w:color="000000" w:sz="4" w:space="0"/>
-                  <w:bottom w:val="single" w:color="000000" w:sz="12" w:space="0"/>
+                  <w:top w:val="single" w:sz="4" w:space="0" w:color="000000"/>
+                  <w:bottom w:val="single" w:sz="12" w:space="0" w:color="000000"/>
                 </w:tcBorders>
                 <w:vAlign w:val="center"/>
               </w:tcPr>
@@ -2238,7 +2337,7 @@
                   <w:pStyle w:val="Heading2"/>
                   <w:spacing w:before="120" w:after="120" w:line="240" w:lineRule="exact"/>
                   <w:rPr>
-                    <w:rFonts w:ascii="Segoe UI Semibold" w:hAnsi="Segoe UI Semibold" w:eastAsia="Times New Roman" w:cs="Segoe UI Semibold"/>
+                    <w:rFonts w:ascii="Segoe UI Semibold" w:eastAsia="Times New Roman" w:hAnsi="Segoe UI Semibold" w:cs="Segoe UI Semibold"/>
                     <w:sz w:val="22"/>
                     <w:szCs w:val="22"/>
                   </w:rPr>
@@ -2246,7 +2345,7 @@
                 <w:proofErr w:type="spellStart"/>
                 <w:r>
                   <w:rPr>
-                    <w:rFonts w:ascii="Segoe UI Semibold" w:hAnsi="Segoe UI Semibold" w:eastAsia="Times New Roman" w:cs="Segoe UI Semibold"/>
+                    <w:rFonts w:ascii="Segoe UI Semibold" w:eastAsia="Times New Roman" w:hAnsi="Segoe UI Semibold" w:cs="Segoe UI Semibold"/>
                     <w:sz w:val="22"/>
                     <w:szCs w:val="22"/>
                   </w:rPr>
@@ -2261,8 +2360,8 @@
           <w:tcPr>
             <w:tcW w:w="960" w:type="dxa"/>
             <w:tcBorders>
-              <w:top w:val="single" w:color="000000" w:sz="4" w:space="0"/>
-              <w:bottom w:val="single" w:color="000000" w:sz="12" w:space="0"/>
+              <w:top w:val="single" w:sz="4" w:space="0" w:color="000000"/>
+              <w:bottom w:val="single" w:sz="12" w:space="0" w:color="000000"/>
             </w:tcBorders>
             <w:vAlign w:val="center"/>
           </w:tcPr>
@@ -2285,8 +2384,8 @@
           <w:tcPr>
             <w:tcW w:w="425" w:type="dxa"/>
             <w:tcBorders>
-              <w:top w:val="single" w:color="000000" w:sz="4" w:space="0"/>
-              <w:bottom w:val="single" w:color="000000" w:sz="12" w:space="0"/>
+              <w:top w:val="single" w:sz="4" w:space="0" w:color="000000"/>
+              <w:bottom w:val="single" w:sz="12" w:space="0" w:color="000000"/>
             </w:tcBorders>
             <w:vAlign w:val="center"/>
           </w:tcPr>
@@ -2309,8 +2408,8 @@
           <w:tcPr>
             <w:tcW w:w="429" w:type="dxa"/>
             <w:tcBorders>
-              <w:top w:val="single" w:color="000000" w:sz="4" w:space="0"/>
-              <w:bottom w:val="single" w:color="000000" w:sz="12" w:space="0"/>
+              <w:top w:val="single" w:sz="4" w:space="0" w:color="000000"/>
+              <w:bottom w:val="single" w:sz="12" w:space="0" w:color="000000"/>
             </w:tcBorders>
             <w:vAlign w:val="center"/>
           </w:tcPr>
@@ -2333,8 +2432,8 @@
           <w:tcPr>
             <w:tcW w:w="3685" w:type="dxa"/>
             <w:tcBorders>
-              <w:top w:val="single" w:color="000000" w:sz="4" w:space="0"/>
-              <w:bottom w:val="single" w:color="000000" w:sz="12" w:space="0"/>
+              <w:top w:val="single" w:sz="4" w:space="0" w:color="000000"/>
+              <w:bottom w:val="single" w:sz="12" w:space="0" w:color="000000"/>
             </w:tcBorders>
             <w:vAlign w:val="center"/>
           </w:tcPr>
@@ -2354,7 +2453,7 @@
             </w:pPr>
             <w:r>
               <w:rPr>
-                <w:rFonts w:ascii="Segoe UI Semibold" w:hAnsi="Segoe UI Semibold" w:eastAsia="Times New Roman" w:cs="Segoe UI Semibold"/>
+                <w:rFonts w:ascii="Segoe UI Semibold" w:eastAsia="Times New Roman" w:hAnsi="Segoe UI Semibold" w:cs="Segoe UI Semibold"/>
                 <w:sz w:val="22"/>
                 <w:szCs w:val="22"/>
               </w:rPr>
@@ -2364,7 +2463,7 @@
             <w:sdt>
               <w:sdtPr>
                 <w:rPr>
-                  <w:rFonts w:ascii="Segoe UI Semibold" w:hAnsi="Segoe UI Semibold" w:eastAsia="Times New Roman" w:cs="Segoe UI Semibold"/>
+                  <w:rFonts w:ascii="Segoe UI Semibold" w:eastAsia="Times New Roman" w:hAnsi="Segoe UI Semibold" w:cs="Segoe UI Semibold"/>
                   <w:sz w:val="22"/>
                   <w:szCs w:val="22"/>
                 </w:rPr>
@@ -2374,14 +2473,15 @@
                 <w:placeholder>
                   <w:docPart w:val="DefaultPlaceholder_-1854013440"/>
                 </w:placeholder>
+                <w:dataBinding w:prefixMappings="xmlns:ns0='urn:microsoft-dynamics-nav/reports/Job_Quote/1016/'" w:xpath="/ns0:NavWordReportXmlPart[1]/ns0:Job[1]/ns0:Totals[1]/ns0:JobTotalValue[1]" w:storeItemID="{FC35A469-0E84-4C7C-B921-606F889DC8F6}"/>
                 <w15:color w:val="808080"/>
                 <w:text/>
-                <w:dataBinding w:prefixMappings="xmlns:ns0='urn:microsoft-dynamics-nav/reports/Job_Quote/1016/'" w:xpath="/ns0:NavWordReportXmlPart[1]/ns0:Job[1]/ns0:Totals[1]/ns0:JobTotalValue[1]"/>
               </w:sdtPr>
+              <w:sdtEndPr/>
               <w:sdtContent>
                 <w:r>
                   <w:rPr>
-                    <w:rFonts w:ascii="Segoe UI Semibold" w:hAnsi="Segoe UI Semibold" w:eastAsia="Times New Roman" w:cs="Segoe UI Semibold"/>
+                    <w:rFonts w:ascii="Segoe UI Semibold" w:eastAsia="Times New Roman" w:hAnsi="Segoe UI Semibold" w:cs="Segoe UI Semibold"/>
                     <w:sz w:val="22"/>
                     <w:szCs w:val="22"/>
                   </w:rPr>
@@ -2394,9 +2494,6 @@
         </w:tc>
       </w:tr>
     </w:tbl>
-    <w:p/>
-    <w:p/>
-    <w:p/>
     <w:p>
       <w:pPr>
         <w:rPr>
@@ -2424,7 +2521,7 @@
 </file>
 
 <file path=word/endnotes.xml><?xml version="1.0" encoding="utf-8"?>
-<w:endnotes xmlns:wpc="http://schemas.microsoft.com/office/word/2010/wordprocessingCanvas" xmlns:cx="http://schemas.microsoft.com/office/drawing/2014/chartex" xmlns:cx1="http://schemas.microsoft.com/office/drawing/2015/9/8/chartex" xmlns:cx2="http://schemas.microsoft.com/office/drawing/2015/10/21/chartex" xmlns:cx3="http://schemas.microsoft.com/office/drawing/2016/5/9/chartex" xmlns:cx4="http://schemas.microsoft.com/office/drawing/2016/5/10/chartex" xmlns:cx5="http://schemas.microsoft.com/office/drawing/2016/5/11/chartex" xmlns:cx6="http://schemas.microsoft.com/office/drawing/2016/5/12/chartex" xmlns:cx7="http://schemas.microsoft.com/office/drawing/2016/5/13/chartex" xmlns:cx8="http://schemas.microsoft.com/office/drawing/2016/5/14/chartex" xmlns:mc="http://schemas.openxmlformats.org/markup-compatibility/2006" xmlns:aink="http://schemas.microsoft.com/office/drawing/2016/ink" xmlns:am3d="http://schemas.microsoft.com/office/drawing/2017/model3d" xmlns:o="urn:schemas-microsoft-com:office:office" xmlns:oel="http://schemas.microsoft.com/office/2019/extlst" xmlns:r="http://schemas.openxmlformats.org/officeDocument/2006/relationships" xmlns:m="http://schemas.openxmlformats.org/officeDocument/2006/math" xmlns:v="urn:schemas-microsoft-com:vml" xmlns:wp14="http://schemas.microsoft.com/office/word/2010/wordprocessingDrawing" xmlns:wp="http://schemas.openxmlformats.org/drawingml/2006/wordprocessingDrawing" xmlns:w10="urn:schemas-microsoft-com:office:word" xmlns:w="http://schemas.openxmlformats.org/wordprocessingml/2006/main" xmlns:w14="http://schemas.microsoft.com/office/word/2010/wordml" xmlns:w15="http://schemas.microsoft.com/office/word/2012/wordml" xmlns:w16cex="http://schemas.microsoft.com/office/word/2018/wordml/cex" xmlns:w16cid="http://schemas.microsoft.com/office/word/2016/wordml/cid" xmlns:w16="http://schemas.microsoft.com/office/word/2018/wordml" xmlns:w16du="http://schemas.microsoft.com/office/word/2023/wordml/word16du" xmlns:w16sdtdh="http://schemas.microsoft.com/office/word/2020/wordml/sdtdatahash" xmlns:w16sdtfl="http://schemas.microsoft.com/office/word/2024/wordml/sdtformatlock" xmlns:w16se="http://schemas.microsoft.com/office/word/2015/wordml/symex" xmlns:wpg="http://schemas.microsoft.com/office/word/2010/wordprocessingGroup" xmlns:wpi="http://schemas.microsoft.com/office/word/2010/wordprocessingInk" xmlns:wne="http://schemas.microsoft.com/office/word/2006/wordml" xmlns:wps="http://schemas.microsoft.com/office/word/2010/wordprocessingShape" mc:Ignorable="w14 w15 w16se w16cid w16 w16cex w16sdtdh w16sdtfl w16du wp14">
+<w:endnotes xmlns:wpc="http://schemas.microsoft.com/office/word/2010/wordprocessingCanvas" xmlns:cx="http://schemas.microsoft.com/office/drawing/2014/chartex" xmlns:cx1="http://schemas.microsoft.com/office/drawing/2015/9/8/chartex" xmlns:cx2="http://schemas.microsoft.com/office/drawing/2015/10/21/chartex" xmlns:cx3="http://schemas.microsoft.com/office/drawing/2016/5/9/chartex" xmlns:cx4="http://schemas.microsoft.com/office/drawing/2016/5/10/chartex" xmlns:cx5="http://schemas.microsoft.com/office/drawing/2016/5/11/chartex" xmlns:cx6="http://schemas.microsoft.com/office/drawing/2016/5/12/chartex" xmlns:cx7="http://schemas.microsoft.com/office/drawing/2016/5/13/chartex" xmlns:cx8="http://schemas.microsoft.com/office/drawing/2016/5/14/chartex" xmlns:mc="http://schemas.openxmlformats.org/markup-compatibility/2006" xmlns:aink="http://schemas.microsoft.com/office/drawing/2016/ink" xmlns:am3d="http://schemas.microsoft.com/office/drawing/2017/model3d" xmlns:o="urn:schemas-microsoft-com:office:office" xmlns:oel="http://schemas.microsoft.com/office/2019/extlst" xmlns:r="http://schemas.openxmlformats.org/officeDocument/2006/relationships" xmlns:m="http://schemas.openxmlformats.org/officeDocument/2006/math" xmlns:v="urn:schemas-microsoft-com:vml" xmlns:wp14="http://schemas.microsoft.com/office/word/2010/wordprocessingDrawing" xmlns:wp="http://schemas.openxmlformats.org/drawingml/2006/wordprocessingDrawing" xmlns:w10="urn:schemas-microsoft-com:office:word" xmlns:w="http://schemas.openxmlformats.org/wordprocessingml/2006/main" xmlns:w14="http://schemas.microsoft.com/office/word/2010/wordml" xmlns:w15="http://schemas.microsoft.com/office/word/2012/wordml" xmlns:w16cei="http://schemas.microsoft.com/office/word/2026/wordml/cei" xmlns:w16cex="http://schemas.microsoft.com/office/word/2018/wordml/cex" xmlns:w16cid="http://schemas.microsoft.com/office/word/2016/wordml/cid" xmlns:w16="http://schemas.microsoft.com/office/word/2018/wordml" xmlns:w16du="http://schemas.microsoft.com/office/word/2023/wordml/word16du" xmlns:w16sdtdh="http://schemas.microsoft.com/office/word/2020/wordml/sdtdatahash" xmlns:w16sdtfl="http://schemas.microsoft.com/office/word/2024/wordml/sdtformatlock" xmlns:w16se="http://schemas.microsoft.com/office/word/2015/wordml/symex" xmlns:wpg="http://schemas.microsoft.com/office/word/2010/wordprocessingGroup" xmlns:wpi="http://schemas.microsoft.com/office/word/2010/wordprocessingInk" xmlns:wne="http://schemas.microsoft.com/office/word/2006/wordml" xmlns:wps="http://schemas.microsoft.com/office/word/2010/wordprocessingShape" mc:Ignorable="w14 w15 w16se w16cid w16 w16cex w16sdtdh w16sdtfl w16du wp14">
   <w:endnote w:type="separator" w:id="-1">
     <w:p>
       <w:pPr>
@@ -2449,7 +2546,7 @@
 </file>
 
 <file path=word/footer1.xml><?xml version="1.0" encoding="utf-8"?>
-<w:ftr xmlns:wpc="http://schemas.microsoft.com/office/word/2010/wordprocessingCanvas" xmlns:cx="http://schemas.microsoft.com/office/drawing/2014/chartex" xmlns:cx1="http://schemas.microsoft.com/office/drawing/2015/9/8/chartex" xmlns:cx2="http://schemas.microsoft.com/office/drawing/2015/10/21/chartex" xmlns:cx3="http://schemas.microsoft.com/office/drawing/2016/5/9/chartex" xmlns:cx4="http://schemas.microsoft.com/office/drawing/2016/5/10/chartex" xmlns:cx5="http://schemas.microsoft.com/office/drawing/2016/5/11/chartex" xmlns:cx6="http://schemas.microsoft.com/office/drawing/2016/5/12/chartex" xmlns:cx7="http://schemas.microsoft.com/office/drawing/2016/5/13/chartex" xmlns:cx8="http://schemas.microsoft.com/office/drawing/2016/5/14/chartex" xmlns:mc="http://schemas.openxmlformats.org/markup-compatibility/2006" xmlns:aink="http://schemas.microsoft.com/office/drawing/2016/ink" xmlns:am3d="http://schemas.microsoft.com/office/drawing/2017/model3d" xmlns:o="urn:schemas-microsoft-com:office:office" xmlns:oel="http://schemas.microsoft.com/office/2019/extlst" xmlns:r="http://schemas.openxmlformats.org/officeDocument/2006/relationships" xmlns:m="http://schemas.openxmlformats.org/officeDocument/2006/math" xmlns:v="urn:schemas-microsoft-com:vml" xmlns:wp14="http://schemas.microsoft.com/office/word/2010/wordprocessingDrawing" xmlns:wp="http://schemas.openxmlformats.org/drawingml/2006/wordprocessingDrawing" xmlns:w10="urn:schemas-microsoft-com:office:word" xmlns:w="http://schemas.openxmlformats.org/wordprocessingml/2006/main" xmlns:w14="http://schemas.microsoft.com/office/word/2010/wordml" xmlns:w15="http://schemas.microsoft.com/office/word/2012/wordml" xmlns:w16cex="http://schemas.microsoft.com/office/word/2018/wordml/cex" xmlns:w16cid="http://schemas.microsoft.com/office/word/2016/wordml/cid" xmlns:w16="http://schemas.microsoft.com/office/word/2018/wordml" xmlns:w16du="http://schemas.microsoft.com/office/word/2023/wordml/word16du" xmlns:w16sdtdh="http://schemas.microsoft.com/office/word/2020/wordml/sdtdatahash" xmlns:w16sdtfl="http://schemas.microsoft.com/office/word/2024/wordml/sdtformatlock" xmlns:w16se="http://schemas.microsoft.com/office/word/2015/wordml/symex" xmlns:wpg="http://schemas.microsoft.com/office/word/2010/wordprocessingGroup" xmlns:wpi="http://schemas.microsoft.com/office/word/2010/wordprocessingInk" xmlns:wne="http://schemas.microsoft.com/office/word/2006/wordml" xmlns:wps="http://schemas.microsoft.com/office/word/2010/wordprocessingShape" mc:Ignorable="w14 w15 w16se w16cid w16 w16cex w16sdtdh w16sdtfl w16du wp14">
+<w:ftr xmlns:wpc="http://schemas.microsoft.com/office/word/2010/wordprocessingCanvas" xmlns:cx="http://schemas.microsoft.com/office/drawing/2014/chartex" xmlns:cx1="http://schemas.microsoft.com/office/drawing/2015/9/8/chartex" xmlns:cx2="http://schemas.microsoft.com/office/drawing/2015/10/21/chartex" xmlns:cx3="http://schemas.microsoft.com/office/drawing/2016/5/9/chartex" xmlns:cx4="http://schemas.microsoft.com/office/drawing/2016/5/10/chartex" xmlns:cx5="http://schemas.microsoft.com/office/drawing/2016/5/11/chartex" xmlns:cx6="http://schemas.microsoft.com/office/drawing/2016/5/12/chartex" xmlns:cx7="http://schemas.microsoft.com/office/drawing/2016/5/13/chartex" xmlns:cx8="http://schemas.microsoft.com/office/drawing/2016/5/14/chartex" xmlns:mc="http://schemas.openxmlformats.org/markup-compatibility/2006" xmlns:aink="http://schemas.microsoft.com/office/drawing/2016/ink" xmlns:am3d="http://schemas.microsoft.com/office/drawing/2017/model3d" xmlns:o="urn:schemas-microsoft-com:office:office" xmlns:oel="http://schemas.microsoft.com/office/2019/extlst" xmlns:r="http://schemas.openxmlformats.org/officeDocument/2006/relationships" xmlns:m="http://schemas.openxmlformats.org/officeDocument/2006/math" xmlns:v="urn:schemas-microsoft-com:vml" xmlns:wp14="http://schemas.microsoft.com/office/word/2010/wordprocessingDrawing" xmlns:wp="http://schemas.openxmlformats.org/drawingml/2006/wordprocessingDrawing" xmlns:w10="urn:schemas-microsoft-com:office:word" xmlns:w="http://schemas.openxmlformats.org/wordprocessingml/2006/main" xmlns:w14="http://schemas.microsoft.com/office/word/2010/wordml" xmlns:w15="http://schemas.microsoft.com/office/word/2012/wordml" xmlns:w16cei="http://schemas.microsoft.com/office/word/2026/wordml/cei" xmlns:w16cex="http://schemas.microsoft.com/office/word/2018/wordml/cex" xmlns:w16cid="http://schemas.microsoft.com/office/word/2016/wordml/cid" xmlns:w16="http://schemas.microsoft.com/office/word/2018/wordml" xmlns:w16du="http://schemas.microsoft.com/office/word/2023/wordml/word16du" xmlns:w16sdtdh="http://schemas.microsoft.com/office/word/2020/wordml/sdtdatahash" xmlns:w16sdtfl="http://schemas.microsoft.com/office/word/2024/wordml/sdtformatlock" xmlns:w16se="http://schemas.microsoft.com/office/word/2015/wordml/symex" xmlns:wpg="http://schemas.microsoft.com/office/word/2010/wordprocessingGroup" xmlns:wpi="http://schemas.microsoft.com/office/word/2010/wordprocessingInk" xmlns:wne="http://schemas.microsoft.com/office/word/2006/wordml" xmlns:wps="http://schemas.microsoft.com/office/word/2010/wordprocessingShape" mc:Ignorable="w14 w15 w16se w16cid w16 w16cex w16sdtdh w16sdtfl w16du wp14">
   <w:p>
     <w:pPr>
       <w:pStyle w:val="Footer"/>
@@ -2459,7 +2556,7 @@
 </file>
 
 <file path=word/footer2.xml><?xml version="1.0" encoding="utf-8"?>
-<w:ftr xmlns:wpc="http://schemas.microsoft.com/office/word/2010/wordprocessingCanvas" xmlns:cx="http://schemas.microsoft.com/office/drawing/2014/chartex" xmlns:cx1="http://schemas.microsoft.com/office/drawing/2015/9/8/chartex" xmlns:cx2="http://schemas.microsoft.com/office/drawing/2015/10/21/chartex" xmlns:cx3="http://schemas.microsoft.com/office/drawing/2016/5/9/chartex" xmlns:cx4="http://schemas.microsoft.com/office/drawing/2016/5/10/chartex" xmlns:cx5="http://schemas.microsoft.com/office/drawing/2016/5/11/chartex" xmlns:cx6="http://schemas.microsoft.com/office/drawing/2016/5/12/chartex" xmlns:cx7="http://schemas.microsoft.com/office/drawing/2016/5/13/chartex" xmlns:cx8="http://schemas.microsoft.com/office/drawing/2016/5/14/chartex" xmlns:mc="http://schemas.openxmlformats.org/markup-compatibility/2006" xmlns:aink="http://schemas.microsoft.com/office/drawing/2016/ink" xmlns:am3d="http://schemas.microsoft.com/office/drawing/2017/model3d" xmlns:o="urn:schemas-microsoft-com:office:office" xmlns:oel="http://schemas.microsoft.com/office/2019/extlst" xmlns:r="http://schemas.openxmlformats.org/officeDocument/2006/relationships" xmlns:m="http://schemas.openxmlformats.org/officeDocument/2006/math" xmlns:v="urn:schemas-microsoft-com:vml" xmlns:wp14="http://schemas.microsoft.com/office/word/2010/wordprocessingDrawing" xmlns:wp="http://schemas.openxmlformats.org/drawingml/2006/wordprocessingDrawing" xmlns:w10="urn:schemas-microsoft-com:office:word" xmlns:w="http://schemas.openxmlformats.org/wordprocessingml/2006/main" xmlns:w14="http://schemas.microsoft.com/office/word/2010/wordml" xmlns:w15="http://schemas.microsoft.com/office/word/2012/wordml" xmlns:w16cex="http://schemas.microsoft.com/office/word/2018/wordml/cex" xmlns:w16cid="http://schemas.microsoft.com/office/word/2016/wordml/cid" xmlns:w16="http://schemas.microsoft.com/office/word/2018/wordml" xmlns:w16du="http://schemas.microsoft.com/office/word/2023/wordml/word16du" xmlns:w16sdtdh="http://schemas.microsoft.com/office/word/2020/wordml/sdtdatahash" xmlns:w16sdtfl="http://schemas.microsoft.com/office/word/2024/wordml/sdtformatlock" xmlns:w16se="http://schemas.microsoft.com/office/word/2015/wordml/symex" xmlns:wpg="http://schemas.microsoft.com/office/word/2010/wordprocessingGroup" xmlns:wpi="http://schemas.microsoft.com/office/word/2010/wordprocessingInk" xmlns:wne="http://schemas.microsoft.com/office/word/2006/wordml" xmlns:wps="http://schemas.microsoft.com/office/word/2010/wordprocessingShape" mc:Ignorable="w14 w15 w16se w16cid w16 w16cex w16sdtdh w16sdtfl w16du wp14">
+<w:ftr xmlns:wpc="http://schemas.microsoft.com/office/word/2010/wordprocessingCanvas" xmlns:cx="http://schemas.microsoft.com/office/drawing/2014/chartex" xmlns:cx1="http://schemas.microsoft.com/office/drawing/2015/9/8/chartex" xmlns:cx2="http://schemas.microsoft.com/office/drawing/2015/10/21/chartex" xmlns:cx3="http://schemas.microsoft.com/office/drawing/2016/5/9/chartex" xmlns:cx4="http://schemas.microsoft.com/office/drawing/2016/5/10/chartex" xmlns:cx5="http://schemas.microsoft.com/office/drawing/2016/5/11/chartex" xmlns:cx6="http://schemas.microsoft.com/office/drawing/2016/5/12/chartex" xmlns:cx7="http://schemas.microsoft.com/office/drawing/2016/5/13/chartex" xmlns:cx8="http://schemas.microsoft.com/office/drawing/2016/5/14/chartex" xmlns:mc="http://schemas.openxmlformats.org/markup-compatibility/2006" xmlns:aink="http://schemas.microsoft.com/office/drawing/2016/ink" xmlns:am3d="http://schemas.microsoft.com/office/drawing/2017/model3d" xmlns:o="urn:schemas-microsoft-com:office:office" xmlns:oel="http://schemas.microsoft.com/office/2019/extlst" xmlns:r="http://schemas.openxmlformats.org/officeDocument/2006/relationships" xmlns:m="http://schemas.openxmlformats.org/officeDocument/2006/math" xmlns:v="urn:schemas-microsoft-com:vml" xmlns:wp14="http://schemas.microsoft.com/office/word/2010/wordprocessingDrawing" xmlns:wp="http://schemas.openxmlformats.org/drawingml/2006/wordprocessingDrawing" xmlns:w10="urn:schemas-microsoft-com:office:word" xmlns:w="http://schemas.openxmlformats.org/wordprocessingml/2006/main" xmlns:w14="http://schemas.microsoft.com/office/word/2010/wordml" xmlns:w15="http://schemas.microsoft.com/office/word/2012/wordml" xmlns:w16cei="http://schemas.microsoft.com/office/word/2026/wordml/cei" xmlns:w16cex="http://schemas.microsoft.com/office/word/2018/wordml/cex" xmlns:w16cid="http://schemas.microsoft.com/office/word/2016/wordml/cid" xmlns:w16="http://schemas.microsoft.com/office/word/2018/wordml" xmlns:w16du="http://schemas.microsoft.com/office/word/2023/wordml/word16du" xmlns:w16sdtdh="http://schemas.microsoft.com/office/word/2020/wordml/sdtdatahash" xmlns:w16sdtfl="http://schemas.microsoft.com/office/word/2024/wordml/sdtformatlock" xmlns:w16se="http://schemas.microsoft.com/office/word/2015/wordml/symex" xmlns:wpg="http://schemas.microsoft.com/office/word/2010/wordprocessingGroup" xmlns:wpi="http://schemas.microsoft.com/office/word/2010/wordprocessingInk" xmlns:wne="http://schemas.microsoft.com/office/word/2006/wordml" xmlns:wps="http://schemas.microsoft.com/office/word/2010/wordprocessingShape" mc:Ignorable="w14 w15 w16se w16cid w16 w16cex w16sdtdh w16sdtfl w16du wp14">
   <w:p>
     <w:pPr>
       <w:pStyle w:val="Footer"/>
@@ -2469,7 +2566,7 @@
 </file>
 
 <file path=word/footer3.xml><?xml version="1.0" encoding="utf-8"?>
-<w:ftr xmlns:wpc="http://schemas.microsoft.com/office/word/2010/wordprocessingCanvas" xmlns:cx="http://schemas.microsoft.com/office/drawing/2014/chartex" xmlns:cx1="http://schemas.microsoft.com/office/drawing/2015/9/8/chartex" xmlns:cx2="http://schemas.microsoft.com/office/drawing/2015/10/21/chartex" xmlns:cx3="http://schemas.microsoft.com/office/drawing/2016/5/9/chartex" xmlns:cx4="http://schemas.microsoft.com/office/drawing/2016/5/10/chartex" xmlns:cx5="http://schemas.microsoft.com/office/drawing/2016/5/11/chartex" xmlns:cx6="http://schemas.microsoft.com/office/drawing/2016/5/12/chartex" xmlns:cx7="http://schemas.microsoft.com/office/drawing/2016/5/13/chartex" xmlns:cx8="http://schemas.microsoft.com/office/drawing/2016/5/14/chartex" xmlns:mc="http://schemas.openxmlformats.org/markup-compatibility/2006" xmlns:aink="http://schemas.microsoft.com/office/drawing/2016/ink" xmlns:am3d="http://schemas.microsoft.com/office/drawing/2017/model3d" xmlns:o="urn:schemas-microsoft-com:office:office" xmlns:oel="http://schemas.microsoft.com/office/2019/extlst" xmlns:r="http://schemas.openxmlformats.org/officeDocument/2006/relationships" xmlns:m="http://schemas.openxmlformats.org/officeDocument/2006/math" xmlns:v="urn:schemas-microsoft-com:vml" xmlns:wp14="http://schemas.microsoft.com/office/word/2010/wordprocessingDrawing" xmlns:wp="http://schemas.openxmlformats.org/drawingml/2006/wordprocessingDrawing" xmlns:w10="urn:schemas-microsoft-com:office:word" xmlns:w="http://schemas.openxmlformats.org/wordprocessingml/2006/main" xmlns:w14="http://schemas.microsoft.com/office/word/2010/wordml" xmlns:w15="http://schemas.microsoft.com/office/word/2012/wordml" xmlns:w16cex="http://schemas.microsoft.com/office/word/2018/wordml/cex" xmlns:w16cid="http://schemas.microsoft.com/office/word/2016/wordml/cid" xmlns:w16="http://schemas.microsoft.com/office/word/2018/wordml" xmlns:w16du="http://schemas.microsoft.com/office/word/2023/wordml/word16du" xmlns:w16sdtdh="http://schemas.microsoft.com/office/word/2020/wordml/sdtdatahash" xmlns:w16sdtfl="http://schemas.microsoft.com/office/word/2024/wordml/sdtformatlock" xmlns:w16se="http://schemas.microsoft.com/office/word/2015/wordml/symex" xmlns:wpg="http://schemas.microsoft.com/office/word/2010/wordprocessingGroup" xmlns:wpi="http://schemas.microsoft.com/office/word/2010/wordprocessingInk" xmlns:wne="http://schemas.microsoft.com/office/word/2006/wordml" xmlns:wps="http://schemas.microsoft.com/office/word/2010/wordprocessingShape" mc:Ignorable="w14 w15 w16se w16cid w16 w16cex w16sdtdh w16sdtfl w16du wp14">
+<w:ftr xmlns:wpc="http://schemas.microsoft.com/office/word/2010/wordprocessingCanvas" xmlns:cx="http://schemas.microsoft.com/office/drawing/2014/chartex" xmlns:cx1="http://schemas.microsoft.com/office/drawing/2015/9/8/chartex" xmlns:cx2="http://schemas.microsoft.com/office/drawing/2015/10/21/chartex" xmlns:cx3="http://schemas.microsoft.com/office/drawing/2016/5/9/chartex" xmlns:cx4="http://schemas.microsoft.com/office/drawing/2016/5/10/chartex" xmlns:cx5="http://schemas.microsoft.com/office/drawing/2016/5/11/chartex" xmlns:cx6="http://schemas.microsoft.com/office/drawing/2016/5/12/chartex" xmlns:cx7="http://schemas.microsoft.com/office/drawing/2016/5/13/chartex" xmlns:cx8="http://schemas.microsoft.com/office/drawing/2016/5/14/chartex" xmlns:mc="http://schemas.openxmlformats.org/markup-compatibility/2006" xmlns:aink="http://schemas.microsoft.com/office/drawing/2016/ink" xmlns:am3d="http://schemas.microsoft.com/office/drawing/2017/model3d" xmlns:o="urn:schemas-microsoft-com:office:office" xmlns:oel="http://schemas.microsoft.com/office/2019/extlst" xmlns:r="http://schemas.openxmlformats.org/officeDocument/2006/relationships" xmlns:m="http://schemas.openxmlformats.org/officeDocument/2006/math" xmlns:v="urn:schemas-microsoft-com:vml" xmlns:wp14="http://schemas.microsoft.com/office/word/2010/wordprocessingDrawing" xmlns:wp="http://schemas.openxmlformats.org/drawingml/2006/wordprocessingDrawing" xmlns:w10="urn:schemas-microsoft-com:office:word" xmlns:w="http://schemas.openxmlformats.org/wordprocessingml/2006/main" xmlns:w14="http://schemas.microsoft.com/office/word/2010/wordml" xmlns:w15="http://schemas.microsoft.com/office/word/2012/wordml" xmlns:w16cei="http://schemas.microsoft.com/office/word/2026/wordml/cei" xmlns:w16cex="http://schemas.microsoft.com/office/word/2018/wordml/cex" xmlns:w16cid="http://schemas.microsoft.com/office/word/2016/wordml/cid" xmlns:w16="http://schemas.microsoft.com/office/word/2018/wordml" xmlns:w16du="http://schemas.microsoft.com/office/word/2023/wordml/word16du" xmlns:w16sdtdh="http://schemas.microsoft.com/office/word/2020/wordml/sdtdatahash" xmlns:w16sdtfl="http://schemas.microsoft.com/office/word/2024/wordml/sdtformatlock" xmlns:w16se="http://schemas.microsoft.com/office/word/2015/wordml/symex" xmlns:wpg="http://schemas.microsoft.com/office/word/2010/wordprocessingGroup" xmlns:wpi="http://schemas.microsoft.com/office/word/2010/wordprocessingInk" xmlns:wne="http://schemas.microsoft.com/office/word/2006/wordml" xmlns:wps="http://schemas.microsoft.com/office/word/2010/wordprocessingShape" mc:Ignorable="w14 w15 w16se w16cid w16 w16cex w16sdtdh w16sdtfl w16du wp14">
   <w:p>
     <w:pPr>
       <w:pStyle w:val="Footer"/>
@@ -2479,7 +2576,7 @@
 </file>
 
 <file path=word/footnotes.xml><?xml version="1.0" encoding="utf-8"?>
-<w:footnotes xmlns:wpc="http://schemas.microsoft.com/office/word/2010/wordprocessingCanvas" xmlns:cx="http://schemas.microsoft.com/office/drawing/2014/chartex" xmlns:cx1="http://schemas.microsoft.com/office/drawing/2015/9/8/chartex" xmlns:cx2="http://schemas.microsoft.com/office/drawing/2015/10/21/chartex" xmlns:cx3="http://schemas.microsoft.com/office/drawing/2016/5/9/chartex" xmlns:cx4="http://schemas.microsoft.com/office/drawing/2016/5/10/chartex" xmlns:cx5="http://schemas.microsoft.com/office/drawing/2016/5/11/chartex" xmlns:cx6="http://schemas.microsoft.com/office/drawing/2016/5/12/chartex" xmlns:cx7="http://schemas.microsoft.com/office/drawing/2016/5/13/chartex" xmlns:cx8="http://schemas.microsoft.com/office/drawing/2016/5/14/chartex" xmlns:mc="http://schemas.openxmlformats.org/markup-compatibility/2006" xmlns:aink="http://schemas.microsoft.com/office/drawing/2016/ink" xmlns:am3d="http://schemas.microsoft.com/office/drawing/2017/model3d" xmlns:o="urn:schemas-microsoft-com:office:office" xmlns:oel="http://schemas.microsoft.com/office/2019/extlst" xmlns:r="http://schemas.openxmlformats.org/officeDocument/2006/relationships" xmlns:m="http://schemas.openxmlformats.org/officeDocument/2006/math" xmlns:v="urn:schemas-microsoft-com:vml" xmlns:wp14="http://schemas.microsoft.com/office/word/2010/wordprocessingDrawing" xmlns:wp="http://schemas.openxmlformats.org/drawingml/2006/wordprocessingDrawing" xmlns:w10="urn:schemas-microsoft-com:office:word" xmlns:w="http://schemas.openxmlformats.org/wordprocessingml/2006/main" xmlns:w14="http://schemas.microsoft.com/office/word/2010/wordml" xmlns:w15="http://schemas.microsoft.com/office/word/2012/wordml" xmlns:w16cex="http://schemas.microsoft.com/office/word/2018/wordml/cex" xmlns:w16cid="http://schemas.microsoft.com/office/word/2016/wordml/cid" xmlns:w16="http://schemas.microsoft.com/office/word/2018/wordml" xmlns:w16du="http://schemas.microsoft.com/office/word/2023/wordml/word16du" xmlns:w16sdtdh="http://schemas.microsoft.com/office/word/2020/wordml/sdtdatahash" xmlns:w16sdtfl="http://schemas.microsoft.com/office/word/2024/wordml/sdtformatlock" xmlns:w16se="http://schemas.microsoft.com/office/word/2015/wordml/symex" xmlns:wpg="http://schemas.microsoft.com/office/word/2010/wordprocessingGroup" xmlns:wpi="http://schemas.microsoft.com/office/word/2010/wordprocessingInk" xmlns:wne="http://schemas.microsoft.com/office/word/2006/wordml" xmlns:wps="http://schemas.microsoft.com/office/word/2010/wordprocessingShape" mc:Ignorable="w14 w15 w16se w16cid w16 w16cex w16sdtdh w16sdtfl w16du wp14">
+<w:footnotes xmlns:wpc="http://schemas.microsoft.com/office/word/2010/wordprocessingCanvas" xmlns:cx="http://schemas.microsoft.com/office/drawing/2014/chartex" xmlns:cx1="http://schemas.microsoft.com/office/drawing/2015/9/8/chartex" xmlns:cx2="http://schemas.microsoft.com/office/drawing/2015/10/21/chartex" xmlns:cx3="http://schemas.microsoft.com/office/drawing/2016/5/9/chartex" xmlns:cx4="http://schemas.microsoft.com/office/drawing/2016/5/10/chartex" xmlns:cx5="http://schemas.microsoft.com/office/drawing/2016/5/11/chartex" xmlns:cx6="http://schemas.microsoft.com/office/drawing/2016/5/12/chartex" xmlns:cx7="http://schemas.microsoft.com/office/drawing/2016/5/13/chartex" xmlns:cx8="http://schemas.microsoft.com/office/drawing/2016/5/14/chartex" xmlns:mc="http://schemas.openxmlformats.org/markup-compatibility/2006" xmlns:aink="http://schemas.microsoft.com/office/drawing/2016/ink" xmlns:am3d="http://schemas.microsoft.com/office/drawing/2017/model3d" xmlns:o="urn:schemas-microsoft-com:office:office" xmlns:oel="http://schemas.microsoft.com/office/2019/extlst" xmlns:r="http://schemas.openxmlformats.org/officeDocument/2006/relationships" xmlns:m="http://schemas.openxmlformats.org/officeDocument/2006/math" xmlns:v="urn:schemas-microsoft-com:vml" xmlns:wp14="http://schemas.microsoft.com/office/word/2010/wordprocessingDrawing" xmlns:wp="http://schemas.openxmlformats.org/drawingml/2006/wordprocessingDrawing" xmlns:w10="urn:schemas-microsoft-com:office:word" xmlns:w="http://schemas.openxmlformats.org/wordprocessingml/2006/main" xmlns:w14="http://schemas.microsoft.com/office/word/2010/wordml" xmlns:w15="http://schemas.microsoft.com/office/word/2012/wordml" xmlns:w16cei="http://schemas.microsoft.com/office/word/2026/wordml/cei" xmlns:w16cex="http://schemas.microsoft.com/office/word/2018/wordml/cex" xmlns:w16cid="http://schemas.microsoft.com/office/word/2016/wordml/cid" xmlns:w16="http://schemas.microsoft.com/office/word/2018/wordml" xmlns:w16du="http://schemas.microsoft.com/office/word/2023/wordml/word16du" xmlns:w16sdtdh="http://schemas.microsoft.com/office/word/2020/wordml/sdtdatahash" xmlns:w16sdtfl="http://schemas.microsoft.com/office/word/2024/wordml/sdtformatlock" xmlns:w16se="http://schemas.microsoft.com/office/word/2015/wordml/symex" xmlns:wpg="http://schemas.microsoft.com/office/word/2010/wordprocessingGroup" xmlns:wpi="http://schemas.microsoft.com/office/word/2010/wordprocessingInk" xmlns:wne="http://schemas.microsoft.com/office/word/2006/wordml" xmlns:wps="http://schemas.microsoft.com/office/word/2010/wordprocessingShape" mc:Ignorable="w14 w15 w16se w16cid w16 w16cex w16sdtdh w16sdtfl w16du wp14">
   <w:footnote w:type="separator" w:id="-1">
     <w:p>
       <w:pPr>
@@ -2504,7 +2601,7 @@
 </file>
 
 <file path=word/header1.xml><?xml version="1.0" encoding="utf-8"?>
-<w:hdr xmlns:wpc="http://schemas.microsoft.com/office/word/2010/wordprocessingCanvas" xmlns:cx="http://schemas.microsoft.com/office/drawing/2014/chartex" xmlns:cx1="http://schemas.microsoft.com/office/drawing/2015/9/8/chartex" xmlns:cx2="http://schemas.microsoft.com/office/drawing/2015/10/21/chartex" xmlns:cx3="http://schemas.microsoft.com/office/drawing/2016/5/9/chartex" xmlns:cx4="http://schemas.microsoft.com/office/drawing/2016/5/10/chartex" xmlns:cx5="http://schemas.microsoft.com/office/drawing/2016/5/11/chartex" xmlns:cx6="http://schemas.microsoft.com/office/drawing/2016/5/12/chartex" xmlns:cx7="http://schemas.microsoft.com/office/drawing/2016/5/13/chartex" xmlns:cx8="http://schemas.microsoft.com/office/drawing/2016/5/14/chartex" xmlns:mc="http://schemas.openxmlformats.org/markup-compatibility/2006" xmlns:aink="http://schemas.microsoft.com/office/drawing/2016/ink" xmlns:am3d="http://schemas.microsoft.com/office/drawing/2017/model3d" xmlns:o="urn:schemas-microsoft-com:office:office" xmlns:oel="http://schemas.microsoft.com/office/2019/extlst" xmlns:r="http://schemas.openxmlformats.org/officeDocument/2006/relationships" xmlns:m="http://schemas.openxmlformats.org/officeDocument/2006/math" xmlns:v="urn:schemas-microsoft-com:vml" xmlns:wp14="http://schemas.microsoft.com/office/word/2010/wordprocessingDrawing" xmlns:wp="http://schemas.openxmlformats.org/drawingml/2006/wordprocessingDrawing" xmlns:w10="urn:schemas-microsoft-com:office:word" xmlns:w="http://schemas.openxmlformats.org/wordprocessingml/2006/main" xmlns:w14="http://schemas.microsoft.com/office/word/2010/wordml" xmlns:w15="http://schemas.microsoft.com/office/word/2012/wordml" xmlns:w16cex="http://schemas.microsoft.com/office/word/2018/wordml/cex" xmlns:w16cid="http://schemas.microsoft.com/office/word/2016/wordml/cid" xmlns:w16="http://schemas.microsoft.com/office/word/2018/wordml" xmlns:w16du="http://schemas.microsoft.com/office/word/2023/wordml/word16du" xmlns:w16sdtdh="http://schemas.microsoft.com/office/word/2020/wordml/sdtdatahash" xmlns:w16sdtfl="http://schemas.microsoft.com/office/word/2024/wordml/sdtformatlock" xmlns:w16se="http://schemas.microsoft.com/office/word/2015/wordml/symex" xmlns:wpg="http://schemas.microsoft.com/office/word/2010/wordprocessingGroup" xmlns:wpi="http://schemas.microsoft.com/office/word/2010/wordprocessingInk" xmlns:wne="http://schemas.microsoft.com/office/word/2006/wordml" xmlns:wps="http://schemas.microsoft.com/office/word/2010/wordprocessingShape" mc:Ignorable="w14 w15 w16se w16cid w16 w16cex w16sdtdh w16sdtfl w16du wp14">
+<w:hdr xmlns:wpc="http://schemas.microsoft.com/office/word/2010/wordprocessingCanvas" xmlns:cx="http://schemas.microsoft.com/office/drawing/2014/chartex" xmlns:cx1="http://schemas.microsoft.com/office/drawing/2015/9/8/chartex" xmlns:cx2="http://schemas.microsoft.com/office/drawing/2015/10/21/chartex" xmlns:cx3="http://schemas.microsoft.com/office/drawing/2016/5/9/chartex" xmlns:cx4="http://schemas.microsoft.com/office/drawing/2016/5/10/chartex" xmlns:cx5="http://schemas.microsoft.com/office/drawing/2016/5/11/chartex" xmlns:cx6="http://schemas.microsoft.com/office/drawing/2016/5/12/chartex" xmlns:cx7="http://schemas.microsoft.com/office/drawing/2016/5/13/chartex" xmlns:cx8="http://schemas.microsoft.com/office/drawing/2016/5/14/chartex" xmlns:mc="http://schemas.openxmlformats.org/markup-compatibility/2006" xmlns:aink="http://schemas.microsoft.com/office/drawing/2016/ink" xmlns:am3d="http://schemas.microsoft.com/office/drawing/2017/model3d" xmlns:o="urn:schemas-microsoft-com:office:office" xmlns:oel="http://schemas.microsoft.com/office/2019/extlst" xmlns:r="http://schemas.openxmlformats.org/officeDocument/2006/relationships" xmlns:m="http://schemas.openxmlformats.org/officeDocument/2006/math" xmlns:v="urn:schemas-microsoft-com:vml" xmlns:wp14="http://schemas.microsoft.com/office/word/2010/wordprocessingDrawing" xmlns:wp="http://schemas.openxmlformats.org/drawingml/2006/wordprocessingDrawing" xmlns:w10="urn:schemas-microsoft-com:office:word" xmlns:w="http://schemas.openxmlformats.org/wordprocessingml/2006/main" xmlns:w14="http://schemas.microsoft.com/office/word/2010/wordml" xmlns:w15="http://schemas.microsoft.com/office/word/2012/wordml" xmlns:w16cei="http://schemas.microsoft.com/office/word/2026/wordml/cei" xmlns:w16cex="http://schemas.microsoft.com/office/word/2018/wordml/cex" xmlns:w16cid="http://schemas.microsoft.com/office/word/2016/wordml/cid" xmlns:w16="http://schemas.microsoft.com/office/word/2018/wordml" xmlns:w16du="http://schemas.microsoft.com/office/word/2023/wordml/word16du" xmlns:w16sdtdh="http://schemas.microsoft.com/office/word/2020/wordml/sdtdatahash" xmlns:w16sdtfl="http://schemas.microsoft.com/office/word/2024/wordml/sdtformatlock" xmlns:w16se="http://schemas.microsoft.com/office/word/2015/wordml/symex" xmlns:wpg="http://schemas.microsoft.com/office/word/2010/wordprocessingGroup" xmlns:wpi="http://schemas.microsoft.com/office/word/2010/wordprocessingInk" xmlns:wne="http://schemas.microsoft.com/office/word/2006/wordml" xmlns:wps="http://schemas.microsoft.com/office/word/2010/wordprocessingShape" mc:Ignorable="w14 w15 w16se w16cid w16 w16cex w16sdtdh w16sdtfl w16du wp14">
   <w:p>
     <w:pPr>
       <w:pStyle w:val="Header"/>
@@ -2514,7 +2611,7 @@
 </file>
 
 <file path=word/header2.xml><?xml version="1.0" encoding="utf-8"?>
-<w:hdr xmlns:wpc="http://schemas.microsoft.com/office/word/2010/wordprocessingCanvas" xmlns:cx="http://schemas.microsoft.com/office/drawing/2014/chartex" xmlns:cx1="http://schemas.microsoft.com/office/drawing/2015/9/8/chartex" xmlns:cx2="http://schemas.microsoft.com/office/drawing/2015/10/21/chartex" xmlns:cx3="http://schemas.microsoft.com/office/drawing/2016/5/9/chartex" xmlns:cx4="http://schemas.microsoft.com/office/drawing/2016/5/10/chartex" xmlns:cx5="http://schemas.microsoft.com/office/drawing/2016/5/11/chartex" xmlns:cx6="http://schemas.microsoft.com/office/drawing/2016/5/12/chartex" xmlns:cx7="http://schemas.microsoft.com/office/drawing/2016/5/13/chartex" xmlns:cx8="http://schemas.microsoft.com/office/drawing/2016/5/14/chartex" xmlns:mc="http://schemas.openxmlformats.org/markup-compatibility/2006" xmlns:aink="http://schemas.microsoft.com/office/drawing/2016/ink" xmlns:am3d="http://schemas.microsoft.com/office/drawing/2017/model3d" xmlns:o="urn:schemas-microsoft-com:office:office" xmlns:oel="http://schemas.microsoft.com/office/2019/extlst" xmlns:r="http://schemas.openxmlformats.org/officeDocument/2006/relationships" xmlns:m="http://schemas.openxmlformats.org/officeDocument/2006/math" xmlns:v="urn:schemas-microsoft-com:vml" xmlns:wp14="http://schemas.microsoft.com/office/word/2010/wordprocessingDrawing" xmlns:wp="http://schemas.openxmlformats.org/drawingml/2006/wordprocessingDrawing" xmlns:w10="urn:schemas-microsoft-com:office:word" xmlns:w="http://schemas.openxmlformats.org/wordprocessingml/2006/main" xmlns:w14="http://schemas.microsoft.com/office/word/2010/wordml" xmlns:w15="http://schemas.microsoft.com/office/word/2012/wordml" xmlns:w16cex="http://schemas.microsoft.com/office/word/2018/wordml/cex" xmlns:w16cid="http://schemas.microsoft.com/office/word/2016/wordml/cid" xmlns:w16="http://schemas.microsoft.com/office/word/2018/wordml" xmlns:w16du="http://schemas.microsoft.com/office/word/2023/wordml/word16du" xmlns:w16sdtdh="http://schemas.microsoft.com/office/word/2020/wordml/sdtdatahash" xmlns:w16sdtfl="http://schemas.microsoft.com/office/word/2024/wordml/sdtformatlock" xmlns:w16se="http://schemas.microsoft.com/office/word/2015/wordml/symex" xmlns:wpg="http://schemas.microsoft.com/office/word/2010/wordprocessingGroup" xmlns:wpi="http://schemas.microsoft.com/office/word/2010/wordprocessingInk" xmlns:wne="http://schemas.microsoft.com/office/word/2006/wordml" xmlns:wps="http://schemas.microsoft.com/office/word/2010/wordprocessingShape" mc:Ignorable="w14 w15 w16se w16cid w16 w16cex w16sdtdh w16sdtfl w16du wp14">
+<w:hdr xmlns:wpc="http://schemas.microsoft.com/office/word/2010/wordprocessingCanvas" xmlns:cx="http://schemas.microsoft.com/office/drawing/2014/chartex" xmlns:cx1="http://schemas.microsoft.com/office/drawing/2015/9/8/chartex" xmlns:cx2="http://schemas.microsoft.com/office/drawing/2015/10/21/chartex" xmlns:cx3="http://schemas.microsoft.com/office/drawing/2016/5/9/chartex" xmlns:cx4="http://schemas.microsoft.com/office/drawing/2016/5/10/chartex" xmlns:cx5="http://schemas.microsoft.com/office/drawing/2016/5/11/chartex" xmlns:cx6="http://schemas.microsoft.com/office/drawing/2016/5/12/chartex" xmlns:cx7="http://schemas.microsoft.com/office/drawing/2016/5/13/chartex" xmlns:cx8="http://schemas.microsoft.com/office/drawing/2016/5/14/chartex" xmlns:mc="http://schemas.openxmlformats.org/markup-compatibility/2006" xmlns:aink="http://schemas.microsoft.com/office/drawing/2016/ink" xmlns:am3d="http://schemas.microsoft.com/office/drawing/2017/model3d" xmlns:o="urn:schemas-microsoft-com:office:office" xmlns:oel="http://schemas.microsoft.com/office/2019/extlst" xmlns:r="http://schemas.openxmlformats.org/officeDocument/2006/relationships" xmlns:m="http://schemas.openxmlformats.org/officeDocument/2006/math" xmlns:v="urn:schemas-microsoft-com:vml" xmlns:wp14="http://schemas.microsoft.com/office/word/2010/wordprocessingDrawing" xmlns:wp="http://schemas.openxmlformats.org/drawingml/2006/wordprocessingDrawing" xmlns:w10="urn:schemas-microsoft-com:office:word" xmlns:w="http://schemas.openxmlformats.org/wordprocessingml/2006/main" xmlns:w14="http://schemas.microsoft.com/office/word/2010/wordml" xmlns:w15="http://schemas.microsoft.com/office/word/2012/wordml" xmlns:w16cei="http://schemas.microsoft.com/office/word/2026/wordml/cei" xmlns:w16cex="http://schemas.microsoft.com/office/word/2018/wordml/cex" xmlns:w16cid="http://schemas.microsoft.com/office/word/2016/wordml/cid" xmlns:w16="http://schemas.microsoft.com/office/word/2018/wordml" xmlns:w16du="http://schemas.microsoft.com/office/word/2023/wordml/word16du" xmlns:w16sdtdh="http://schemas.microsoft.com/office/word/2020/wordml/sdtdatahash" xmlns:w16sdtfl="http://schemas.microsoft.com/office/word/2024/wordml/sdtformatlock" xmlns:w16se="http://schemas.microsoft.com/office/word/2015/wordml/symex" xmlns:wpg="http://schemas.microsoft.com/office/word/2010/wordprocessingGroup" xmlns:wpi="http://schemas.microsoft.com/office/word/2010/wordprocessingInk" xmlns:wne="http://schemas.microsoft.com/office/word/2006/wordml" xmlns:wps="http://schemas.microsoft.com/office/word/2010/wordprocessingShape" mc:Ignorable="w14 w15 w16se w16cid w16 w16cex w16sdtdh w16sdtfl w16du wp14">
   <w:p>
     <w:pPr>
       <w:pStyle w:val="Header"/>
@@ -2524,7 +2621,7 @@
 </file>
 
 <file path=word/header3.xml><?xml version="1.0" encoding="utf-8"?>
-<w:hdr xmlns:wpc="http://schemas.microsoft.com/office/word/2010/wordprocessingCanvas" xmlns:cx="http://schemas.microsoft.com/office/drawing/2014/chartex" xmlns:cx1="http://schemas.microsoft.com/office/drawing/2015/9/8/chartex" xmlns:cx2="http://schemas.microsoft.com/office/drawing/2015/10/21/chartex" xmlns:cx3="http://schemas.microsoft.com/office/drawing/2016/5/9/chartex" xmlns:cx4="http://schemas.microsoft.com/office/drawing/2016/5/10/chartex" xmlns:cx5="http://schemas.microsoft.com/office/drawing/2016/5/11/chartex" xmlns:cx6="http://schemas.microsoft.com/office/drawing/2016/5/12/chartex" xmlns:cx7="http://schemas.microsoft.com/office/drawing/2016/5/13/chartex" xmlns:cx8="http://schemas.microsoft.com/office/drawing/2016/5/14/chartex" xmlns:mc="http://schemas.openxmlformats.org/markup-compatibility/2006" xmlns:aink="http://schemas.microsoft.com/office/drawing/2016/ink" xmlns:am3d="http://schemas.microsoft.com/office/drawing/2017/model3d" xmlns:o="urn:schemas-microsoft-com:office:office" xmlns:oel="http://schemas.microsoft.com/office/2019/extlst" xmlns:r="http://schemas.openxmlformats.org/officeDocument/2006/relationships" xmlns:m="http://schemas.openxmlformats.org/officeDocument/2006/math" xmlns:v="urn:schemas-microsoft-com:vml" xmlns:wp14="http://schemas.microsoft.com/office/word/2010/wordprocessingDrawing" xmlns:wp="http://schemas.openxmlformats.org/drawingml/2006/wordprocessingDrawing" xmlns:w10="urn:schemas-microsoft-com:office:word" xmlns:w="http://schemas.openxmlformats.org/wordprocessingml/2006/main" xmlns:w14="http://schemas.microsoft.com/office/word/2010/wordml" xmlns:w15="http://schemas.microsoft.com/office/word/2012/wordml" xmlns:w16cex="http://schemas.microsoft.com/office/word/2018/wordml/cex" xmlns:w16cid="http://schemas.microsoft.com/office/word/2016/wordml/cid" xmlns:w16="http://schemas.microsoft.com/office/word/2018/wordml" xmlns:w16du="http://schemas.microsoft.com/office/word/2023/wordml/word16du" xmlns:w16sdtdh="http://schemas.microsoft.com/office/word/2020/wordml/sdtdatahash" xmlns:w16sdtfl="http://schemas.microsoft.com/office/word/2024/wordml/sdtformatlock" xmlns:w16se="http://schemas.microsoft.com/office/word/2015/wordml/symex" xmlns:wpg="http://schemas.microsoft.com/office/word/2010/wordprocessingGroup" xmlns:wpi="http://schemas.microsoft.com/office/word/2010/wordprocessingInk" xmlns:wne="http://schemas.microsoft.com/office/word/2006/wordml" xmlns:wps="http://schemas.microsoft.com/office/word/2010/wordprocessingShape" mc:Ignorable="w14 w15 w16se w16cid w16 w16cex w16sdtdh w16sdtfl w16du wp14">
+<w:hdr xmlns:wpc="http://schemas.microsoft.com/office/word/2010/wordprocessingCanvas" xmlns:cx="http://schemas.microsoft.com/office/drawing/2014/chartex" xmlns:cx1="http://schemas.microsoft.com/office/drawing/2015/9/8/chartex" xmlns:cx2="http://schemas.microsoft.com/office/drawing/2015/10/21/chartex" xmlns:cx3="http://schemas.microsoft.com/office/drawing/2016/5/9/chartex" xmlns:cx4="http://schemas.microsoft.com/office/drawing/2016/5/10/chartex" xmlns:cx5="http://schemas.microsoft.com/office/drawing/2016/5/11/chartex" xmlns:cx6="http://schemas.microsoft.com/office/drawing/2016/5/12/chartex" xmlns:cx7="http://schemas.microsoft.com/office/drawing/2016/5/13/chartex" xmlns:cx8="http://schemas.microsoft.com/office/drawing/2016/5/14/chartex" xmlns:mc="http://schemas.openxmlformats.org/markup-compatibility/2006" xmlns:aink="http://schemas.microsoft.com/office/drawing/2016/ink" xmlns:am3d="http://schemas.microsoft.com/office/drawing/2017/model3d" xmlns:o="urn:schemas-microsoft-com:office:office" xmlns:oel="http://schemas.microsoft.com/office/2019/extlst" xmlns:r="http://schemas.openxmlformats.org/officeDocument/2006/relationships" xmlns:m="http://schemas.openxmlformats.org/officeDocument/2006/math" xmlns:v="urn:schemas-microsoft-com:vml" xmlns:wp14="http://schemas.microsoft.com/office/word/2010/wordprocessingDrawing" xmlns:wp="http://schemas.openxmlformats.org/drawingml/2006/wordprocessingDrawing" xmlns:w10="urn:schemas-microsoft-com:office:word" xmlns:w="http://schemas.openxmlformats.org/wordprocessingml/2006/main" xmlns:w14="http://schemas.microsoft.com/office/word/2010/wordml" xmlns:w15="http://schemas.microsoft.com/office/word/2012/wordml" xmlns:w16cei="http://schemas.microsoft.com/office/word/2026/wordml/cei" xmlns:w16cex="http://schemas.microsoft.com/office/word/2018/wordml/cex" xmlns:w16cid="http://schemas.microsoft.com/office/word/2016/wordml/cid" xmlns:w16="http://schemas.microsoft.com/office/word/2018/wordml" xmlns:w16du="http://schemas.microsoft.com/office/word/2023/wordml/word16du" xmlns:w16sdtdh="http://schemas.microsoft.com/office/word/2020/wordml/sdtdatahash" xmlns:w16sdtfl="http://schemas.microsoft.com/office/word/2024/wordml/sdtformatlock" xmlns:w16se="http://schemas.microsoft.com/office/word/2015/wordml/symex" xmlns:wpg="http://schemas.microsoft.com/office/word/2010/wordprocessingGroup" xmlns:wpi="http://schemas.microsoft.com/office/word/2010/wordprocessingInk" xmlns:wne="http://schemas.microsoft.com/office/word/2006/wordml" xmlns:wps="http://schemas.microsoft.com/office/word/2010/wordprocessingShape" mc:Ignorable="w14 w15 w16se w16cid w16 w16cex w16sdtdh w16sdtfl w16du wp14">
   <w:p>
     <w:pPr>
       <w:pStyle w:val="Header"/>
@@ -2960,6 +3057,7 @@
   <w:style w:type="character" w:default="1" w:styleId="DefaultParagraphFont">
     <w:name w:val="Default Paragraph Font"/>
     <w:uiPriority w:val="1"/>
+    <w:semiHidden/>
     <w:unhideWhenUsed/>
   </w:style>
   <w:style w:type="table" w:default="1" w:styleId="TableNormal">
@@ -3047,7 +3145,7 @@
       <w:kern w:val="0"/>
       <w:sz w:val="20"/>
       <w:szCs w:val="20"/>
-      <w:lang w:val="en-DK" w:eastAsia="en-DK"/>
+      <w:lang w:val="da-DK" w:eastAsia="da-DK"/>
       <w14:ligatures w14:val="none"/>
     </w:rPr>
     <w:tblPr/>
@@ -3295,7 +3393,7 @@
 </file>
 
 <file path=word/glossary/document.xml><?xml version="1.0" encoding="utf-8"?>
-<w:glossaryDocument xmlns:wpc="http://schemas.microsoft.com/office/word/2010/wordprocessingCanvas" xmlns:cx="http://schemas.microsoft.com/office/drawing/2014/chartex" xmlns:cx1="http://schemas.microsoft.com/office/drawing/2015/9/8/chartex" xmlns:cx2="http://schemas.microsoft.com/office/drawing/2015/10/21/chartex" xmlns:cx3="http://schemas.microsoft.com/office/drawing/2016/5/9/chartex" xmlns:cx4="http://schemas.microsoft.com/office/drawing/2016/5/10/chartex" xmlns:cx5="http://schemas.microsoft.com/office/drawing/2016/5/11/chartex" xmlns:cx6="http://schemas.microsoft.com/office/drawing/2016/5/12/chartex" xmlns:cx7="http://schemas.microsoft.com/office/drawing/2016/5/13/chartex" xmlns:cx8="http://schemas.microsoft.com/office/drawing/2016/5/14/chartex" xmlns:mc="http://schemas.openxmlformats.org/markup-compatibility/2006" xmlns:aink="http://schemas.microsoft.com/office/drawing/2016/ink" xmlns:am3d="http://schemas.microsoft.com/office/drawing/2017/model3d" xmlns:o="urn:schemas-microsoft-com:office:office" xmlns:oel="http://schemas.microsoft.com/office/2019/extlst" xmlns:r="http://schemas.openxmlformats.org/officeDocument/2006/relationships" xmlns:m="http://schemas.openxmlformats.org/officeDocument/2006/math" xmlns:v="urn:schemas-microsoft-com:vml" xmlns:wp14="http://schemas.microsoft.com/office/word/2010/wordprocessingDrawing" xmlns:wp="http://schemas.openxmlformats.org/drawingml/2006/wordprocessingDrawing" xmlns:w10="urn:schemas-microsoft-com:office:word" xmlns:w="http://schemas.openxmlformats.org/wordprocessingml/2006/main" xmlns:w14="http://schemas.microsoft.com/office/word/2010/wordml" xmlns:w15="http://schemas.microsoft.com/office/word/2012/wordml" xmlns:w16cex="http://schemas.microsoft.com/office/word/2018/wordml/cex" xmlns:w16cid="http://schemas.microsoft.com/office/word/2016/wordml/cid" xmlns:w16="http://schemas.microsoft.com/office/word/2018/wordml" xmlns:w16du="http://schemas.microsoft.com/office/word/2023/wordml/word16du" xmlns:w16sdtdh="http://schemas.microsoft.com/office/word/2020/wordml/sdtdatahash" xmlns:w16sdtfl="http://schemas.microsoft.com/office/word/2024/wordml/sdtformatlock" xmlns:w16se="http://schemas.microsoft.com/office/word/2015/wordml/symex" xmlns:wpg="http://schemas.microsoft.com/office/word/2010/wordprocessingGroup" xmlns:wpi="http://schemas.microsoft.com/office/word/2010/wordprocessingInk" xmlns:wne="http://schemas.microsoft.com/office/word/2006/wordml" xmlns:wps="http://schemas.microsoft.com/office/word/2010/wordprocessingShape" mc:Ignorable="w14 w15 w16se w16cid w16 w16cex w16sdtdh w16sdtfl w16du wp14">
+<w:glossaryDocument xmlns:wpc="http://schemas.microsoft.com/office/word/2010/wordprocessingCanvas" xmlns:cx="http://schemas.microsoft.com/office/drawing/2014/chartex" xmlns:cx1="http://schemas.microsoft.com/office/drawing/2015/9/8/chartex" xmlns:cx2="http://schemas.microsoft.com/office/drawing/2015/10/21/chartex" xmlns:cx3="http://schemas.microsoft.com/office/drawing/2016/5/9/chartex" xmlns:cx4="http://schemas.microsoft.com/office/drawing/2016/5/10/chartex" xmlns:cx5="http://schemas.microsoft.com/office/drawing/2016/5/11/chartex" xmlns:cx6="http://schemas.microsoft.com/office/drawing/2016/5/12/chartex" xmlns:cx7="http://schemas.microsoft.com/office/drawing/2016/5/13/chartex" xmlns:cx8="http://schemas.microsoft.com/office/drawing/2016/5/14/chartex" xmlns:mc="http://schemas.openxmlformats.org/markup-compatibility/2006" xmlns:aink="http://schemas.microsoft.com/office/drawing/2016/ink" xmlns:am3d="http://schemas.microsoft.com/office/drawing/2017/model3d" xmlns:o="urn:schemas-microsoft-com:office:office" xmlns:oel="http://schemas.microsoft.com/office/2019/extlst" xmlns:r="http://schemas.openxmlformats.org/officeDocument/2006/relationships" xmlns:m="http://schemas.openxmlformats.org/officeDocument/2006/math" xmlns:v="urn:schemas-microsoft-com:vml" xmlns:wp14="http://schemas.microsoft.com/office/word/2010/wordprocessingDrawing" xmlns:wp="http://schemas.openxmlformats.org/drawingml/2006/wordprocessingDrawing" xmlns:w10="urn:schemas-microsoft-com:office:word" xmlns:w="http://schemas.openxmlformats.org/wordprocessingml/2006/main" xmlns:w14="http://schemas.microsoft.com/office/word/2010/wordml" xmlns:w15="http://schemas.microsoft.com/office/word/2012/wordml" xmlns:w16cei="http://schemas.microsoft.com/office/word/2026/wordml/cei" xmlns:w16cex="http://schemas.microsoft.com/office/word/2018/wordml/cex" xmlns:w16cid="http://schemas.microsoft.com/office/word/2016/wordml/cid" xmlns:w16="http://schemas.microsoft.com/office/word/2018/wordml" xmlns:w16du="http://schemas.microsoft.com/office/word/2023/wordml/word16du" xmlns:w16sdtdh="http://schemas.microsoft.com/office/word/2020/wordml/sdtdatahash" xmlns:w16sdtfl="http://schemas.microsoft.com/office/word/2024/wordml/sdtformatlock" xmlns:w16se="http://schemas.microsoft.com/office/word/2015/wordml/symex" xmlns:wpg="http://schemas.microsoft.com/office/word/2010/wordprocessingGroup" xmlns:wpi="http://schemas.microsoft.com/office/word/2010/wordprocessingInk" xmlns:wne="http://schemas.microsoft.com/office/word/2006/wordml" xmlns:wps="http://schemas.microsoft.com/office/word/2010/wordprocessingShape" mc:Ignorable="w14 w15 w16se w16cid w16 w16cex w16sdtdh w16sdtfl w16du wp14">
   <w:docParts>
     <w:docPart>
       <w:docPartPr>
@@ -3325,7 +3423,7 @@
     </w:docPart>
     <w:docPart>
       <w:docPartPr>
-        <w:name w:val="76020C9FD4C04B159FC0DDF7AC17FD39"/>
+        <w:name w:val="8CA760D41E934D27ACA2C160FC4C6576"/>
         <w:category>
           <w:name w:val="General"/>
           <w:gallery w:val="placeholder"/>
@@ -3336,15 +3434,18 @@
         <w:behaviors>
           <w:behavior w:val="content"/>
         </w:behaviors>
-        <w:guid w:val="{E1E63490-6F7B-4EBA-8800-33E1DA76BEC7}"/>
+        <w:guid w:val="{6C6A7397-0934-4DB6-BAF1-C69C9398B9D5}"/>
       </w:docPartPr>
       <w:docPartBody>
         <w:p>
+          <w:pPr>
+            <w:pStyle w:val="8CA760D41E934D27ACA2C160FC4C6576"/>
+          </w:pPr>
           <w:r>
             <w:rPr>
               <w:rStyle w:val="PlaceholderText"/>
             </w:rPr>
-            <w:t>Job_Planning_Line: Insert any data item you want to repeat.</w:t>
+            <w:t>Click or tap here to enter text.</w:t>
           </w:r>
         </w:p>
       </w:docPartBody>
@@ -3402,6 +3503,7 @@
 <w:settings xmlns:mc="http://schemas.openxmlformats.org/markup-compatibility/2006" xmlns:o="urn:schemas-microsoft-com:office:office" xmlns:r="http://schemas.openxmlformats.org/officeDocument/2006/relationships" xmlns:m="http://schemas.openxmlformats.org/officeDocument/2006/math" xmlns:v="urn:schemas-microsoft-com:vml" xmlns:w10="urn:schemas-microsoft-com:office:word" xmlns:w="http://schemas.openxmlformats.org/wordprocessingml/2006/main" xmlns:w14="http://schemas.microsoft.com/office/word/2010/wordml" xmlns:w15="http://schemas.microsoft.com/office/word/2012/wordml" xmlns:w16cex="http://schemas.microsoft.com/office/word/2018/wordml/cex" xmlns:w16cid="http://schemas.microsoft.com/office/word/2016/wordml/cid" xmlns:w16="http://schemas.microsoft.com/office/word/2018/wordml" xmlns:w16du="http://schemas.microsoft.com/office/word/2023/wordml/word16du" xmlns:w16sdtdh="http://schemas.microsoft.com/office/word/2020/wordml/sdtdatahash" xmlns:w16sdtfl="http://schemas.microsoft.com/office/word/2024/wordml/sdtformatlock" xmlns:w16se="http://schemas.microsoft.com/office/word/2015/wordml/symex" xmlns:sl="http://schemas.openxmlformats.org/schemaLibrary/2006/main" mc:Ignorable="w14 w15 w16se w16cid w16 w16cex w16sdtdh w16sdtfl w16du">
   <w:view w:val="normal"/>
   <w:defaultTabStop w:val="720"/>
+  <w:hyphenationZone w:val="425"/>
   <w:characterSpacingControl w:val="doNotCompress"/>
   <w:compat>
     <w:useFELayout/>
@@ -3416,7 +3518,14 @@
     <w:rsidRoot w:val="002A779B"/>
     <w:rsid w:val="00150D08"/>
     <w:rsid w:val="002A779B"/>
+    <w:rsid w:val="006856B8"/>
     <w:rsid w:val="008B71BB"/>
+    <w:rsid w:val="00A476DE"/>
+    <w:rsid w:val="00AF3F34"/>
+    <w:rsid w:val="00AF49AA"/>
+    <w:rsid w:val="00B351C3"/>
+    <w:rsid w:val="00B47F6D"/>
+    <w:rsid w:val="00F7723E"/>
   </w:rsids>
   <m:mathPr>
     <m:mathFont m:val="Cambria Math"/>
@@ -3872,322 +3981,17 @@
     <w:basedOn w:val="DefaultParagraphFont"/>
     <w:uiPriority w:val="99"/>
     <w:semiHidden/>
-    <w:rsid w:val="002A779B"/>
+    <w:rsid w:val="006856B8"/>
     <w:rPr>
-      <w:color w:val="666666"/>
+      <w:color w:val="808080"/>
     </w:rPr>
   </w:style>
-  <w:style w:type="paragraph" w:customStyle="1" w:styleId="ABA065B3E4B643DABB94114FB588E25A">
-    <w:name w:val="ABA065B3E4B643DABB94114FB588E25A"/>
-    <w:rsid w:val="002A779B"/>
-  </w:style>
-  <w:style w:type="paragraph" w:customStyle="1" w:styleId="454461B8E5224F639ADE140A2CC5FDE6">
-    <w:name w:val="454461B8E5224F639ADE140A2CC5FDE6"/>
-    <w:rsid w:val="002A779B"/>
-  </w:style>
-  <w:style w:type="paragraph" w:customStyle="1" w:styleId="81DDCA7079E34299BD39F42190C28EC5">
-    <w:name w:val="81DDCA7079E34299BD39F42190C28EC5"/>
-    <w:rsid w:val="002A779B"/>
-  </w:style>
-  <w:style w:type="paragraph" w:customStyle="1" w:styleId="7CF2AB468B824B9C81775DAF8ACCB468">
-    <w:name w:val="7CF2AB468B824B9C81775DAF8ACCB468"/>
-    <w:rsid w:val="002A779B"/>
-  </w:style>
-  <w:style w:type="paragraph" w:customStyle="1" w:styleId="CEF0AF5F94E54DF8AB572C4A60DCE231">
-    <w:name w:val="CEF0AF5F94E54DF8AB572C4A60DCE231"/>
-    <w:rsid w:val="002A779B"/>
-  </w:style>
-  <w:style w:type="paragraph" w:customStyle="1" w:styleId="070718401E5B47F69E7DC3FB64AB64D3">
-    <w:name w:val="070718401E5B47F69E7DC3FB64AB64D3"/>
-    <w:rsid w:val="002A779B"/>
-  </w:style>
-  <w:style w:type="paragraph" w:customStyle="1" w:styleId="619EBBE8DA7C4B96ACCC2A385AD7D286">
-    <w:name w:val="619EBBE8DA7C4B96ACCC2A385AD7D286"/>
-    <w:rsid w:val="002A779B"/>
-  </w:style>
-  <w:style w:type="paragraph" w:customStyle="1" w:styleId="6A5FB21073E94109AA2F674A608EF5D5">
-    <w:name w:val="6A5FB21073E94109AA2F674A608EF5D5"/>
-    <w:rsid w:val="002A779B"/>
-  </w:style>
-  <w:style w:type="paragraph" w:customStyle="1" w:styleId="F426CD2DE970400DA34327D3E034E84C">
-    <w:name w:val="F426CD2DE970400DA34327D3E034E84C"/>
-    <w:rsid w:val="002A779B"/>
-  </w:style>
-  <w:style w:type="paragraph" w:customStyle="1" w:styleId="8F7692461A714511B3E339635F02A921">
-    <w:name w:val="8F7692461A714511B3E339635F02A921"/>
-    <w:rsid w:val="002A779B"/>
-  </w:style>
-  <w:style w:type="paragraph" w:customStyle="1" w:styleId="A90FAFBD98F345C5B4964644515CE5B3">
-    <w:name w:val="A90FAFBD98F345C5B4964644515CE5B3"/>
-    <w:rsid w:val="002A779B"/>
-  </w:style>
-  <w:style w:type="paragraph" w:customStyle="1" w:styleId="CECC5D4042574481B239F4C6723CB59B">
-    <w:name w:val="CECC5D4042574481B239F4C6723CB59B"/>
-    <w:rsid w:val="002A779B"/>
-  </w:style>
-  <w:style w:type="paragraph" w:customStyle="1" w:styleId="A0E73AAAFC5F4F9E9FC1B06BEBB99176">
-    <w:name w:val="A0E73AAAFC5F4F9E9FC1B06BEBB99176"/>
-    <w:rsid w:val="002A779B"/>
-  </w:style>
-  <w:style w:type="paragraph" w:customStyle="1" w:styleId="A7AEAEE542D84695B77DC11D119E6ABC">
-    <w:name w:val="A7AEAEE542D84695B77DC11D119E6ABC"/>
-    <w:rsid w:val="002A779B"/>
-  </w:style>
-  <w:style w:type="paragraph" w:customStyle="1" w:styleId="D667C14F9D2B445D97094CD6B10E6D9E">
-    <w:name w:val="D667C14F9D2B445D97094CD6B10E6D9E"/>
-    <w:rsid w:val="002A779B"/>
-  </w:style>
-  <w:style w:type="paragraph" w:customStyle="1" w:styleId="1916751EB40445CAB5B2A029BFB8D240">
-    <w:name w:val="1916751EB40445CAB5B2A029BFB8D240"/>
-    <w:rsid w:val="002A779B"/>
-  </w:style>
-  <w:style w:type="paragraph" w:customStyle="1" w:styleId="9948561B08874A3FAC3290409EB6B99E">
-    <w:name w:val="9948561B08874A3FAC3290409EB6B99E"/>
-    <w:rsid w:val="002A779B"/>
-  </w:style>
-  <w:style w:type="paragraph" w:customStyle="1" w:styleId="2CA17F6D81AE49648152362AECF1C38C">
-    <w:name w:val="2CA17F6D81AE49648152362AECF1C38C"/>
-    <w:rsid w:val="002A779B"/>
-  </w:style>
-  <w:style w:type="paragraph" w:customStyle="1" w:styleId="F5FDD9AE53054168AFA63647A7C3269C">
-    <w:name w:val="F5FDD9AE53054168AFA63647A7C3269C"/>
-    <w:rsid w:val="002A779B"/>
-  </w:style>
-  <w:style w:type="paragraph" w:customStyle="1" w:styleId="EAFC18F9164043599A7964E353488922">
-    <w:name w:val="EAFC18F9164043599A7964E353488922"/>
-    <w:rsid w:val="002A779B"/>
-  </w:style>
-  <w:style w:type="paragraph" w:customStyle="1" w:styleId="044F8679905B438F964154E58C4F07D6">
-    <w:name w:val="044F8679905B438F964154E58C4F07D6"/>
-    <w:rsid w:val="002A779B"/>
-  </w:style>
-  <w:style w:type="paragraph" w:customStyle="1" w:styleId="EEBFB1E6C554404AA17658B83C69E319">
-    <w:name w:val="EEBFB1E6C554404AA17658B83C69E319"/>
-    <w:rsid w:val="002A779B"/>
-  </w:style>
-  <w:style w:type="paragraph" w:customStyle="1" w:styleId="A9C49D763422490784ECC5B883DADB13">
-    <w:name w:val="A9C49D763422490784ECC5B883DADB13"/>
-    <w:rsid w:val="002A779B"/>
-  </w:style>
-  <w:style w:type="paragraph" w:customStyle="1" w:styleId="54023DB436734DE8885F690BFF237961">
-    <w:name w:val="54023DB436734DE8885F690BFF237961"/>
-    <w:rsid w:val="002A779B"/>
-  </w:style>
-  <w:style w:type="paragraph" w:customStyle="1" w:styleId="90D989F537764C71B557024FBC0E8AE6">
-    <w:name w:val="90D989F537764C71B557024FBC0E8AE6"/>
-    <w:rsid w:val="002A779B"/>
-  </w:style>
-  <w:style w:type="paragraph" w:customStyle="1" w:styleId="BFFECCF91297482687F4FF1E02B7E122">
-    <w:name w:val="BFFECCF91297482687F4FF1E02B7E122"/>
-    <w:rsid w:val="002A779B"/>
-  </w:style>
-  <w:style w:type="paragraph" w:customStyle="1" w:styleId="359C78B6A98942A189EC36D931E17912">
-    <w:name w:val="359C78B6A98942A189EC36D931E17912"/>
-    <w:rsid w:val="002A779B"/>
-  </w:style>
-  <w:style w:type="paragraph" w:customStyle="1" w:styleId="59271EC4C8F8420EBF62ED3B6EF4EC62">
-    <w:name w:val="59271EC4C8F8420EBF62ED3B6EF4EC62"/>
-    <w:rsid w:val="002A779B"/>
-  </w:style>
-  <w:style w:type="paragraph" w:customStyle="1" w:styleId="F73EA9FA43A947178724DA76D1D1199C">
-    <w:name w:val="F73EA9FA43A947178724DA76D1D1199C"/>
-    <w:rsid w:val="002A779B"/>
-  </w:style>
-  <w:style w:type="paragraph" w:customStyle="1" w:styleId="F82BE92A3E2F4B2486CF5571C7983630">
-    <w:name w:val="F82BE92A3E2F4B2486CF5571C7983630"/>
-    <w:rsid w:val="002A779B"/>
-  </w:style>
-  <w:style w:type="paragraph" w:customStyle="1" w:styleId="CFFC45CF2CAA454BA14FCCEC3F2782D6">
-    <w:name w:val="CFFC45CF2CAA454BA14FCCEC3F2782D6"/>
-    <w:rsid w:val="002A779B"/>
-  </w:style>
-  <w:style w:type="paragraph" w:customStyle="1" w:styleId="FECF8CF93AC84061B9FB1716A2DA49EF">
-    <w:name w:val="FECF8CF93AC84061B9FB1716A2DA49EF"/>
-    <w:rsid w:val="002A779B"/>
-  </w:style>
-  <w:style w:type="paragraph" w:customStyle="1" w:styleId="B0B2F45695B04752A4A9568EA411F8A2">
-    <w:name w:val="B0B2F45695B04752A4A9568EA411F8A2"/>
-    <w:rsid w:val="002A779B"/>
-  </w:style>
-  <w:style w:type="paragraph" w:customStyle="1" w:styleId="410113D72D05488BBB8D0BD4DA0CDD9C">
-    <w:name w:val="410113D72D05488BBB8D0BD4DA0CDD9C"/>
-    <w:rsid w:val="002A779B"/>
-  </w:style>
-  <w:style w:type="paragraph" w:customStyle="1" w:styleId="F5A71B9A670D49D189C6AAADAB589B0A">
-    <w:name w:val="F5A71B9A670D49D189C6AAADAB589B0A"/>
-    <w:rsid w:val="002A779B"/>
-  </w:style>
-  <w:style w:type="paragraph" w:customStyle="1" w:styleId="6E9818C883F24DEFADDC2E480CB119D7">
-    <w:name w:val="6E9818C883F24DEFADDC2E480CB119D7"/>
-    <w:rsid w:val="002A779B"/>
-  </w:style>
-  <w:style w:type="paragraph" w:customStyle="1" w:styleId="39867FCC3E8B4D649A73987A574D0B18">
-    <w:name w:val="39867FCC3E8B4D649A73987A574D0B18"/>
-    <w:rsid w:val="002A779B"/>
-  </w:style>
-  <w:style w:type="paragraph" w:customStyle="1" w:styleId="90373619DDB44361878560A06AA60012">
-    <w:name w:val="90373619DDB44361878560A06AA60012"/>
-    <w:rsid w:val="002A779B"/>
-  </w:style>
-  <w:style w:type="paragraph" w:customStyle="1" w:styleId="420AD972529D4BA9A5E828DE258C995A">
-    <w:name w:val="420AD972529D4BA9A5E828DE258C995A"/>
-    <w:rsid w:val="002A779B"/>
-  </w:style>
-  <w:style w:type="paragraph" w:customStyle="1" w:styleId="0CEB9169F3DC4BA993E4DAD71E8955EB">
-    <w:name w:val="0CEB9169F3DC4BA993E4DAD71E8955EB"/>
-    <w:rsid w:val="002A779B"/>
-  </w:style>
-  <w:style w:type="paragraph" w:customStyle="1" w:styleId="52DD6641EDFD4BAF9EF234F3611D321A">
-    <w:name w:val="52DD6641EDFD4BAF9EF234F3611D321A"/>
-    <w:rsid w:val="002A779B"/>
-  </w:style>
-  <w:style w:type="paragraph" w:customStyle="1" w:styleId="6D51449D603B42A3B2D484B8C4E1A29F">
-    <w:name w:val="6D51449D603B42A3B2D484B8C4E1A29F"/>
-    <w:rsid w:val="002A779B"/>
-  </w:style>
-  <w:style w:type="paragraph" w:customStyle="1" w:styleId="B84512F450BE4066B0760DD3000F6F06">
-    <w:name w:val="B84512F450BE4066B0760DD3000F6F06"/>
-    <w:rsid w:val="002A779B"/>
-  </w:style>
-  <w:style w:type="paragraph" w:customStyle="1" w:styleId="71BD31DCDF59481FA0D55D99685C9BB4">
-    <w:name w:val="71BD31DCDF59481FA0D55D99685C9BB4"/>
-    <w:rsid w:val="002A779B"/>
-  </w:style>
-  <w:style w:type="paragraph" w:customStyle="1" w:styleId="FA40BA76300F4A1A83E722F1E831D202">
-    <w:name w:val="FA40BA76300F4A1A83E722F1E831D202"/>
-    <w:rsid w:val="002A779B"/>
-  </w:style>
-  <w:style w:type="paragraph" w:customStyle="1" w:styleId="3650430B94414A4EB0E45762B87211DE">
-    <w:name w:val="3650430B94414A4EB0E45762B87211DE"/>
-    <w:rsid w:val="002A779B"/>
-  </w:style>
-  <w:style w:type="paragraph" w:customStyle="1" w:styleId="50F96D9926E3420F83BA84866D1231DE">
-    <w:name w:val="50F96D9926E3420F83BA84866D1231DE"/>
-    <w:rsid w:val="002A779B"/>
-  </w:style>
-  <w:style w:type="paragraph" w:customStyle="1" w:styleId="496A6479A8D2470988B98FF40201D4DC">
-    <w:name w:val="496A6479A8D2470988B98FF40201D4DC"/>
-    <w:rsid w:val="002A779B"/>
-  </w:style>
-  <w:style w:type="paragraph" w:customStyle="1" w:styleId="AB830595F7BD46EF8A8E2648EDD0EE09">
-    <w:name w:val="AB830595F7BD46EF8A8E2648EDD0EE09"/>
-    <w:rsid w:val="002A779B"/>
-  </w:style>
-  <w:style w:type="paragraph" w:customStyle="1" w:styleId="D30849882EED431F884FE5B5650F5F12">
-    <w:name w:val="D30849882EED431F884FE5B5650F5F12"/>
-    <w:rsid w:val="002A779B"/>
-  </w:style>
-  <w:style w:type="paragraph" w:customStyle="1" w:styleId="2CCF34D678144EEDB9DFD04EE81A7CCA">
-    <w:name w:val="2CCF34D678144EEDB9DFD04EE81A7CCA"/>
-    <w:rsid w:val="002A779B"/>
-  </w:style>
-  <w:style w:type="paragraph" w:customStyle="1" w:styleId="F32585E78836448C8D327F151B0BF815">
-    <w:name w:val="F32585E78836448C8D327F151B0BF815"/>
-    <w:rsid w:val="002A779B"/>
-  </w:style>
-  <w:style w:type="paragraph" w:customStyle="1" w:styleId="6C9FEBA2CCE941EFA9C0DF1A933264EC">
-    <w:name w:val="6C9FEBA2CCE941EFA9C0DF1A933264EC"/>
-    <w:rsid w:val="002A779B"/>
-  </w:style>
-  <w:style w:type="paragraph" w:customStyle="1" w:styleId="67DA2DFFD95F4BFD9E0C9CF8A68E824C">
-    <w:name w:val="67DA2DFFD95F4BFD9E0C9CF8A68E824C"/>
-    <w:rsid w:val="002A779B"/>
-  </w:style>
-  <w:style w:type="paragraph" w:customStyle="1" w:styleId="5F061012576247328472E315CB6C9403">
-    <w:name w:val="5F061012576247328472E315CB6C9403"/>
-    <w:rsid w:val="002A779B"/>
-  </w:style>
-  <w:style w:type="paragraph" w:customStyle="1" w:styleId="6D33495CA0FD42A380A2C20BE8B71BFD">
-    <w:name w:val="6D33495CA0FD42A380A2C20BE8B71BFD"/>
-    <w:rsid w:val="002A779B"/>
-  </w:style>
-  <w:style w:type="paragraph" w:customStyle="1" w:styleId="BEBF6D815FF74A21B5793ABA2A13FBA0">
-    <w:name w:val="BEBF6D815FF74A21B5793ABA2A13FBA0"/>
-    <w:rsid w:val="002A779B"/>
-  </w:style>
-  <w:style w:type="paragraph" w:customStyle="1" w:styleId="22EB8F05ACFE4AE58733F2C551190C73">
-    <w:name w:val="22EB8F05ACFE4AE58733F2C551190C73"/>
-    <w:rsid w:val="002A779B"/>
-  </w:style>
-  <w:style w:type="paragraph" w:customStyle="1" w:styleId="FEB8A8CD32DE48ACA17348F8C31FDC42">
-    <w:name w:val="FEB8A8CD32DE48ACA17348F8C31FDC42"/>
-    <w:rsid w:val="002A779B"/>
-  </w:style>
-  <w:style w:type="paragraph" w:customStyle="1" w:styleId="8FD50B82A2ED43EA8B3F83CC93A4F2D0">
-    <w:name w:val="8FD50B82A2ED43EA8B3F83CC93A4F2D0"/>
-    <w:rsid w:val="002A779B"/>
-  </w:style>
-  <w:style w:type="paragraph" w:customStyle="1" w:styleId="B2299282C111439996E95794C38F6FED">
-    <w:name w:val="B2299282C111439996E95794C38F6FED"/>
-    <w:rsid w:val="002A779B"/>
-  </w:style>
-  <w:style w:type="paragraph" w:customStyle="1" w:styleId="E75AF358F6184016A342590D043AFE9B">
-    <w:name w:val="E75AF358F6184016A342590D043AFE9B"/>
-    <w:rsid w:val="002A779B"/>
-  </w:style>
-  <w:style w:type="paragraph" w:customStyle="1" w:styleId="E036FF84FFE24ACB8BA0BB27B4DEFEC1">
-    <w:name w:val="E036FF84FFE24ACB8BA0BB27B4DEFEC1"/>
-    <w:rsid w:val="002A779B"/>
-  </w:style>
-  <w:style w:type="paragraph" w:customStyle="1" w:styleId="8FA06F4C992F4EE3B5003C70657310DA">
-    <w:name w:val="8FA06F4C992F4EE3B5003C70657310DA"/>
-    <w:rsid w:val="002A779B"/>
-  </w:style>
-  <w:style w:type="paragraph" w:customStyle="1" w:styleId="D11646F8982145258DA24AE6F58F1344">
-    <w:name w:val="D11646F8982145258DA24AE6F58F1344"/>
-    <w:rsid w:val="002A779B"/>
-  </w:style>
-  <w:style w:type="paragraph" w:customStyle="1" w:styleId="4A2B25B0C535490D9BC11C244EB36FCA">
-    <w:name w:val="4A2B25B0C535490D9BC11C244EB36FCA"/>
-    <w:rsid w:val="002A779B"/>
-  </w:style>
-  <w:style w:type="paragraph" w:customStyle="1" w:styleId="F8E967A60038404DB4537848F49FFA18">
-    <w:name w:val="F8E967A60038404DB4537848F49FFA18"/>
-    <w:rsid w:val="002A779B"/>
-  </w:style>
-  <w:style w:type="paragraph" w:customStyle="1" w:styleId="EC7B456887B54BBF8730282BBC4C876C">
-    <w:name w:val="EC7B456887B54BBF8730282BBC4C876C"/>
-    <w:rsid w:val="002A779B"/>
-  </w:style>
-  <w:style w:type="paragraph" w:customStyle="1" w:styleId="956803FCDE86456A910B62325C558D30">
-    <w:name w:val="956803FCDE86456A910B62325C558D30"/>
-    <w:rsid w:val="002A779B"/>
-  </w:style>
-  <w:style w:type="paragraph" w:customStyle="1" w:styleId="CD8E862E0A164CB4A24B2D1A5EBB60C3">
-    <w:name w:val="CD8E862E0A164CB4A24B2D1A5EBB60C3"/>
-    <w:rsid w:val="002A779B"/>
-  </w:style>
-  <w:style w:type="paragraph" w:customStyle="1" w:styleId="44139E32178F46D6AD87C47BDA742393">
-    <w:name w:val="44139E32178F46D6AD87C47BDA742393"/>
-    <w:rsid w:val="002A779B"/>
-  </w:style>
-  <w:style w:type="paragraph" w:customStyle="1" w:styleId="6E16EA4BEE31438287691D5A1070CBCF">
-    <w:name w:val="6E16EA4BEE31438287691D5A1070CBCF"/>
-    <w:rsid w:val="002A779B"/>
-  </w:style>
-  <w:style w:type="paragraph" w:customStyle="1" w:styleId="4C496224B72E4C27B5839E0767FE9750">
-    <w:name w:val="4C496224B72E4C27B5839E0767FE9750"/>
-    <w:rsid w:val="002A779B"/>
-  </w:style>
-  <w:style w:type="paragraph" w:customStyle="1" w:styleId="965FE4230F1547428EAC80A56129851F">
-    <w:name w:val="965FE4230F1547428EAC80A56129851F"/>
-    <w:rsid w:val="002A779B"/>
-  </w:style>
-  <w:style w:type="paragraph" w:customStyle="1" w:styleId="78883E4000B84A5CBFB25611EE90D586">
-    <w:name w:val="78883E4000B84A5CBFB25611EE90D586"/>
-    <w:rsid w:val="002A779B"/>
-  </w:style>
-  <w:style w:type="paragraph" w:customStyle="1" w:styleId="04C911FDF105400E924C2744A98D751B">
-    <w:name w:val="04C911FDF105400E924C2744A98D751B"/>
-    <w:rsid w:val="002A779B"/>
-  </w:style>
-  <w:style w:type="paragraph" w:customStyle="1" w:styleId="AA2289758B274FC39FD42356105FE0CB">
-    <w:name w:val="AA2289758B274FC39FD42356105FE0CB"/>
-    <w:rsid w:val="002A779B"/>
-  </w:style>
-  <w:style w:type="paragraph" w:customStyle="1" w:styleId="365599F25F704965B1A446A5ACAABE1C">
-    <w:name w:val="365599F25F704965B1A446A5ACAABE1C"/>
-    <w:rsid w:val="002A779B"/>
+  <w:style w:type="paragraph" w:customStyle="1" w:styleId="8CA760D41E934D27ACA2C160FC4C6576">
+    <w:name w:val="8CA760D41E934D27ACA2C160FC4C6576"/>
+    <w:rsid w:val="006856B8"/>
+    <w:rPr>
+      <w:lang w:val="da-DK" w:eastAsia="da-DK"/>
+    </w:rPr>
   </w:style>
 </w:styles>
 </file>
@@ -4522,6 +4326,9 @@
   <wetp:taskpane dockstate="right" visibility="0" width="350" row="2">
     <wetp:webextensionref xmlns:r="http://schemas.openxmlformats.org/officeDocument/2006/relationships" r:id="rId2"/>
   </wetp:taskpane>
+  <wetp:taskpane dockstate="right" visibility="0" width="350" row="3">
+    <wetp:webextensionref xmlns:r="http://schemas.openxmlformats.org/officeDocument/2006/relationships" r:id="rId3"/>
+  </wetp:taskpane>
 </wetp:taskpanes>
 </file>
 
@@ -4551,9 +4358,21 @@
 </we:webextension>
 </file>
 
-<file path=customXml/item1.xml>��< ? x m l   v e r s i o n = " 1 . 0 "   e n c o d i n g = " u t f - 1 6 " ? > - 
- < N a v W o r d R e p o r t X m l P a r t   x m l n s = " u r n : m i c r o s o f t - d y n a m i c s - n a v / r e p o r t s / J o b _ Q u o t e / 1 0 1 6 / " > +<file path=word/webextensions/webextension3.xml><?xml version="1.0" encoding="utf-8"?>
+<we:webextension xmlns:we="http://schemas.microsoft.com/office/webextensions/webextension/2010/11" id="{7BCC59EC-6168-4B6F-AE47-5501D7D355FB}">
+  <we:reference id="WA200010725" version="1.0.0.1" store="Omex" storeType="OMEX"/>
+  <we:alternateReferences>
+    <we:reference id="WA200010725" version="1.0.0.1" store="WA200010725" storeType="OMEX"/>
+  </we:alternateReferences>
+  <we:properties>
+    <we:property name="claude.fileId" value="&quot;7f92921a-93ab-4c25-89a3-5ed3f68806f2&quot;"/>
+  </we:properties>
+  <we:bindings/>
+  <we:snapshot xmlns:r="http://schemas.openxmlformats.org/officeDocument/2006/relationships"/>
+</we:webextension>
+</file>
+
+<file path=customXml/item1.xml>��< ? x m l   v e r s i o n = " 1 . 0 "   e n c o d i n g = " u t f - 1 6 " ? > < N a v W o r d R e p o r t X m l P a r t   x m l n s = " u r n : m i c r o s o f t - d y n a m i c s - b u s i n e s s c e n t r a l / i n t e r n a l / e x t e n d e d / r e p o r t s / J o b _ Q u o t e / 1 0 1 6 / " >   
      < B C R e p o r t I n f o r m a t i o n >   
@@ -4701,139 +4520,215 @@
  
      < L a b e l s >   
-         < J o b D e s c r i p t i o n L b l > J o b D e s c r i p t i o n L b l < / J o b D e s c r i p t i o n L b l > - 
-         < J o b N o L b l > J o b N o L b l < / J o b N o L b l > +         < J o b D e s c r i p t i o n L b l   E l e m e n t T y p e = " P a r a m e t e r "   E l e m e n t I d = " 7 0 9 3 5 8 3 9 8 "   D a t a T y p e = " S t r i n g " > J o b D e s c r i p t i o n L b l < / J o b D e s c r i p t i o n L b l > + 
+         < J o b N o L b l   E l e m e n t T y p e = " P a r a m e t e r "   E l e m e n t I d = " 1 0 3 7 4 6 3 9 2 9 "   D a t a T y p e = " S t r i n g " > J o b N o L b l < / J o b N o L b l >   
      < / L a b e l s >   
-     < J o b > - 
-         < B i l l T o A d d r e s s 1 > B i l l T o A d d r e s s 1 < / B i l l T o A d d r e s s 1 > - 
-         < B i l l T o A d d r e s s 2 > B i l l T o A d d r e s s 2 < / B i l l T o A d d r e s s 2 > - 
-         < B i l l T o A d d r e s s 3 > B i l l T o A d d r e s s 3 < / B i l l T o A d d r e s s 3 > - 
-         < B i l l T o A d d r e s s 4 > B i l l T o A d d r e s s 4 < / B i l l T o A d d r e s s 4 > - 
-         < B i l l T o A d d r e s s 5 > B i l l T o A d d r e s s 5 < / B i l l T o A d d r e s s 5 > - 
-         < B i l l T o A d d r e s s 6 > B i l l T o A d d r e s s 6 < / B i l l T o A d d r e s s 6 > - 
-         < C o m p a n y A d d r e s s 1 > C o m p a n y A d d r e s s 1 < / C o m p a n y A d d r e s s 1 > - 
-         < C o m p a n y A d d r e s s 2 > C o m p a n y A d d r e s s 2 < / C o m p a n y A d d r e s s 2 > - 
-         < C o m p a n y A d d r e s s 3 > C o m p a n y A d d r e s s 3 < / C o m p a n y A d d r e s s 3 > - 
-         < C o m p a n y A d d r e s s 4 > C o m p a n y A d d r e s s 4 < / C o m p a n y A d d r e s s 4 > - 
-         < C o m p a n y A d d r e s s 5 > C o m p a n y A d d r e s s 5 < / C o m p a n y A d d r e s s 5 > - 
-         < C o m p a n y A d d r e s s 6 > C o m p a n y A d d r e s s 6 < / C o m p a n y A d d r e s s 6 > - 
-         < C o m p a n y A d d r e s s 7 > C o m p a n y A d d r e s s 7 < / C o m p a n y A d d r e s s 7 > - 
-         < C o m p a n y A d d r e s s 8 > C o m p a n y A d d r e s s 8 < / C o m p a n y A d d r e s s 8 > - 
-         < C o m p a n y L o g o P o s i t i o n > C o m p a n y L o g o P o s i t i o n < / C o m p a n y L o g o P o s i t i o n > - 
-         < C o m p a n y N a m e > C o m p a n y N a m e < / C o m p a n y N a m e > - 
-         < C o m p a n y P i c t u r e   / > - 
-         < C u r r R e p o r t P a g e N o C a p t i o n > C u r r R e p o r t P a g e N o C a p t i o n < / C u r r R e p o r t P a g e N o C a p t i o n > - 
-         < J o b F i l t e r > J o b F i l t e r < / J o b F i l t e r > - 
-         < J o b Q u o t e C a p t L b l > J o b Q u o t e C a p t L b l < / J o b Q u o t e C a p t L b l > - 
-         < J o b t a b l e C a p t J o b F i l t e r > J o b t a b l e C a p t J o b F i l t e r < / J o b t a b l e C a p t J o b F i l t e r > - 
-         < J o b T a s k F i l t e r > J o b T a s k F i l t e r < / J o b T a s k F i l t e r > - 
-         < J o b T a s k t a b l e C a p t F i l t e r > J o b T a s k t a b l e C a p t F i l t e r < / J o b T a s k t a b l e C a p t F i l t e r > - 
-         < N o _ J o b > N o _ J o b < / N o _ J o b > - 
-         < T o d a y F o r m a t t e d > T o d a y F o r m a t t e d < / T o d a y F o r m a t t e d > - 
-         < J o b _ T a s k > - 
-             < D e s c r i p t i o n C a p t i o n > D e s c r i p t i o n C a p t i o n < / D e s c r i p t i o n C a p t i o n > - 
-             < D e s c r i p t i o n _ J o b > D e s c r i p t i o n _ J o b < / D e s c r i p t i o n _ J o b > - 
-             < I n d e n t a t i o n _ J o b T a s k > I n d e n t a t i o n _ J o b T a s k < / I n d e n t a t i o n _ J o b T a s k > - 
-             < J o b T a s k N o C a p t > J o b T a s k N o C a p t < / J o b T a s k N o C a p t > - 
-             < J o b T a s k N o _ J o b T a s k > J o b T a s k N o _ J o b T a s k < / J o b T a s k N o _ J o b T a s k > - 
-             < J o b T a s k T y p e C a p t i o n > J o b T a s k T y p e C a p t i o n < / J o b T a s k T y p e C a p t i o n > - 
-             < L i n e D i s c o u n t A m o u n t C a p t i o n > L i n e D i s c o u n t A m o u n t C a p t i o n < / L i n e D i s c o u n t A m o u n t C a p t i o n > - 
-             < L i n e D i s c o u n t P c t C a p t i o n > L i n e D i s c o u n t P c t C a p t i o n < / L i n e D i s c o u n t P c t C a p t i o n > - 
-             < N e w T a s k G r o u p > N e w T a s k G r o u p < / N e w T a s k G r o u p > - 
-             < N o C a p t i o n > N o C a p t i o n < / N o C a p t i o n > - 
-             < Q u a n t i t y C a p t i o n > Q u a n t i t y C a p t i o n < / Q u a n t i t y C a p t i o n > - 
-             < T o t a l J o b > T o t a l J o b < / T o t a l J o b > - 
-             < T o t a l J o b T a s k > T o t a l J o b T a s k < / T o t a l J o b T a s k > - 
-             < T o t a l P r i c e C a p t i o n > T o t a l P r i c e C a p t i o n < / T o t a l P r i c e C a p t i o n > - 
-             < U n i t P r i c e C a p t i o n > U n i t P r i c e C a p t i o n < / U n i t P r i c e C a p t i o n > - 
-             < J o b _ P l a n n i n g _ L i n e > - 
-                 < I n d e n t a t i o n _ J o b T a s k 2 > I n d e n t a t i o n _ J o b T a s k 2 < / I n d e n t a t i o n _ J o b T a s k 2 > - 
-                 < I n d e n t a t i o n _ J o b T a s k T o t a l > I n d e n t a t i o n _ J o b T a s k T o t a l < / I n d e n t a t i o n _ J o b T a s k T o t a l > - 
-                 < J o b P l a n n i n g L i n e _ J o b T a s k N o > J o b P l a n n i n g L i n e _ J o b T a s k N o < / J o b P l a n n i n g L i n e _ J o b T a s k N o > - 
-                 < J o b P l a n n i n g L i n e _ L i n e T y p e > J o b P l a n n i n g L i n e _ L i n e T y p e < / J o b P l a n n i n g L i n e _ L i n e T y p e > - 
-                 < J o b P l a n n i n g L i n e _ T y p e > J o b P l a n n i n g L i n e _ T y p e < / J o b P l a n n i n g L i n e _ T y p e > - 
-                 < L i n e D i s c o u n t A m o u n t > L i n e D i s c o u n t A m o u n t < / L i n e D i s c o u n t A m o u n t > - 
-                 < L i n e D i s c o u n t P c t > L i n e D i s c o u n t P c t < / L i n e D i s c o u n t P c t > - 
-                 < N u m b e r > N u m b e r < / N u m b e r > - 
-                 < Q u a n t i t y > Q u a n t i t y < / Q u a n t i t y > - 
-                 < S h o w I n t B o d y 1 > S h o w I n t B o d y 1 < / S h o w I n t B o d y 1 > - 
-                 < S h o w I n t B o d y 2 > S h o w I n t B o d y 2 < / S h o w I n t B o d y 2 > - 
-                 < S h o w I n t B o d y 3 > S h o w I n t B o d y 3 < / S h o w I n t B o d y 3 > - 
-                 < T o t a l P r i c e > T o t a l P r i c e < / T o t a l P r i c e > - 
-                 < T o t a l P r i c e L C Y > T o t a l P r i c e L C Y < / T o t a l P r i c e L C Y > - 
-                 < T y p e > T y p e < / T y p e > - 
-                 < U n i t P r i c e > U n i t P r i c e < / U n i t P r i c e > - 
-                 < U n i t P r i c e L C Y > U n i t P r i c e L C Y < / U n i t P r i c e L C Y > +     < T o o l t i p s > + 
+         < T o o l t i p   c o l u m n = " C o m p a n y P i c t u r e "   E l e m e n t I d = " 1 3 9 7 4 1 1 0 7 4 " > + 
+             < T o o l t i p T e x t   l a n g = " e n - U S " > S p e c i f i e s   t h e   p i c t u r e   t h a t   h a s   b e e n   s e t   u p   f o r   t h e   c o m p a n y ,   s u c h   a s   a   c o m p a n y   l o g o . < / T o o l t i p T e x t > + 
+         < / T o o l t i p > + 
+         < T o o l t i p   c o l u m n = " N o _ J o b "   E l e m e n t I d = " 9 2 2 0 8 7 1 6 " > + 
+             < T o o l t i p T e x t   l a n g = " e n - U S " > S p e c i f i e s   t h e   n u m b e r   o f   t h e   i n v o l v e d   e n t r y   o r   r e c o r d ,   a c c o r d i n g   t o   t h e   s p e c i f i e d   n u m b e r   s e r i e s . < / T o o l t i p T e x t > + 
+         < / T o o l t i p > + 
+         < T o o l t i p   c o l u m n = " D e s c r i p t i o n _ J o b "   E l e m e n t I d = " 5 7 6 8 4 6 5 2 5 " > + 
+             < T o o l t i p T e x t   l a n g = " e n - U S " > S p e c i f i e s   a   s h o r t   d e s c r i p t i o n   o f   t h e   p r o j e c t . < / T o o l t i p T e x t > + 
+         < / T o o l t i p > + 
+         < T o o l t i p   c o l u m n = " Q u a n t i t y "   E l e m e n t I d = " 5 5 6 9 2 0 8 8 6 " > + 
+             < T o o l t i p T e x t   l a n g = " e n - U S " > S p e c i f i e s   t h e   n u m b e r   o f   u n i t s   o f   t h e   r e s o u r c e ,   i t e m ,   o r   g e n e r a l   l e d g e r   a c c o u n t   t h a t   s h o u l d   b e   s p e c i f i e d   o n   t h e   p l a n n i n g   l i n e .   I f   y o u   l a t e r   c h a n g e   t h e   N o . ,   t h e   q u a n t i t y   y o u   h a v e   e n t e r e d   r e m a i n s   o n   t h e   l i n e . < / T o o l t i p T e x t > + 
+         < / T o o l t i p > + 
+         < T o o l t i p   c o l u m n = " U n i t P r i c e "   E l e m e n t I d = " 1 4 7 8 2 2 1 5 2 6 " > + 
+             < T o o l t i p T e x t   l a n g = " e n - U S " > S p e c i f i e s   t h e   p r i c e   o f   o n e   u n i t   o f   t h e   i t e m   o r   r e s o u r c e .   Y o u   c a n   e n t e r   a   p r i c e   m a n u a l l y   o r   h a v e   i t   e n t e r e d   a c c o r d i n g   t o   t h e   P r i c e / P r o f i t   C a l c u l a t i o n   f i e l d   o n   t h e   r e l a t e d   c a r d . < / T o o l t i p T e x t > + 
+         < / T o o l t i p > + 
+         < T o o l t i p   c o l u m n = " L i n e D i s c o u n t P c t "   E l e m e n t I d = " 2 0 0 3 4 2 9 9 6 1 " > + 
+             < T o o l t i p T e x t   l a n g = " e n - U S " > S p e c i f i e s   t h e   d i s c o u n t   p e r c e n t a g e   t h a t   i s   g r a n t e d   f o r   t h e   i t e m   o n   t h e   l i n e . < / T o o l t i p T e x t > + 
+         < / T o o l t i p > + 
+         < T o o l t i p   c o l u m n = " L i n e D i s c o u n t A m o u n t "   E l e m e n t I d = " 1 5 0 4 9 4 5 5 1 8 " > + 
+             < T o o l t i p T e x t   l a n g = " e n - U S " > S p e c i f i e s   t h e   d i s c o u n t   a m o u n t   t h a t   i s   g r a n t e d   f o r   t h e   i t e m   o n   t h e   l i n e . < / T o o l t i p T e x t > + 
+         < / T o o l t i p > + 
+         < T o o l t i p   c o l u m n = " T y p e "   E l e m e n t I d = " 2 6 9 3 5 3 4 4 3 " > + 
+             < T o o l t i p T e x t   l a n g = " e n - U S " > S p e c i f i e s   t h e   t y p e   o f   a c c o u n t   t o   w h i c h   t h e   p l a n n i n g   l i n e   r e l a t e s . < / T o o l t i p T e x t > + 
+         < / T o o l t i p > + 
+         < T o o l t i p   c o l u m n = " N u m b e r "   E l e m e n t I d = " 1 2 4 8 5 6 7 5 0 " > + 
+             < T o o l t i p T e x t   l a n g = " e n - U S " > S p e c i f i e s   t h e   n u m b e r   o f   t h e   a c c o u n t   t o   w h i c h   t h e   r e s o u r c e ,   i t e m   o r   g e n e r a l   l e d g e r   a c c o u n t   i s   p o s t e d ,   d e p e n d i n g   o n   y o u r   s e l e c t i o n   i n   t h e   T y p e   f i e l d . < / T o o l t i p T e x t > + 
+         < / T o o l t i p > + 
+         < T o o l t i p   c o l u m n = " J o b P l a n n i n g L i n e _ J o b T a s k N o "   E l e m e n t I d = " 1 3 2 4 8 6 3 2 9 1 " > + 
+             < T o o l t i p T e x t   l a n g = " e n - U S " > S p e c i f i e s   t h e   n u m b e r   o f   t h e   r e l a t e d   p r o j e c t   t a s k . < / T o o l t i p T e x t > + 
+         < / T o o l t i p > + 
+         < T o o l t i p   c o l u m n = " J o b P l a n n i n g L i n e _ T y p e "   E l e m e n t I d = " 5 3 9 4 1 0 0 3 0 " > + 
+             < T o o l t i p T e x t   l a n g = " e n - U S " > S p e c i f i e s   t h e   t y p e   o f   a c c o u n t   t o   w h i c h   t h e   p l a n n i n g   l i n e   r e l a t e s . < / T o o l t i p T e x t > + 
+         < / T o o l t i p > + 
+         < T o o l t i p   c o l u m n = " J o b P l a n n i n g L i n e _ L i n e T y p e "   E l e m e n t I d = " 7 5 9 3 8 7 4 5 6 " > + 
+             < T o o l t i p T e x t   l a n g = " e n - U S " > S p e c i f i e s   t h e   t y p e   o f   p l a n n i n g   l i n e . < / T o o l t i p T e x t > + 
+         < / T o o l t i p > + 
+     < / T o o l t i p s > + 
+     < J o b   E l e m e n t T y p e = " D a t a I t e m "   E l e m e n t I d = " 6 7 0 8 4 0 4 4 2 " > + 
+         < B i l l T o A d d r e s s 1   E l e m e n t T y p e = " C o l u m n "   E l e m e n t I d = " 1 8 2 4 4 7 6 1 4 "   D a t a T y p e = " T e x t " > B i l l T o A d d r e s s 1 < / B i l l T o A d d r e s s 1 > + 
+         < B i l l T o A d d r e s s 2   E l e m e n t T y p e = " C o l u m n "   E l e m e n t I d = " 8 2 0 1 4 4 2 3 1 "   D a t a T y p e = " T e x t " > B i l l T o A d d r e s s 2 < / B i l l T o A d d r e s s 2 > + 
+         < B i l l T o A d d r e s s 3   E l e m e n t T y p e = " C o l u m n "   E l e m e n t I d = " 1 4 5 7 8 4 0 8 4 8 "   D a t a T y p e = " T e x t " > B i l l T o A d d r e s s 3 < / B i l l T o A d d r e s s 3 > + 
+         < B i l l T o A d d r e s s 4   E l e m e n t T y p e = " C o l u m n "   E l e m e n t I d = " 1 2 8 8 9 3 1 8 2 5 "   D a t a T y p e = " T e x t " > B i l l T o A d d r e s s 4 < / B i l l T o A d d r e s s 4 > + 
+         < B i l l T o A d d r e s s 5   E l e m e n t T y p e = " C o l u m n "   E l e m e n t I d = " 1 9 2 6 6 2 8 4 4 2 "   D a t a T y p e = " T e x t " > B i l l T o A d d r e s s 5 < / B i l l T o A d d r e s s 5 > + 
+         < B i l l T o A d d r e s s 6   E l e m e n t T y p e = " C o l u m n "   E l e m e n t I d = " 1 7 3 0 6 4 2 2 3 7 "   D a t a T y p e = " T e x t " > B i l l T o A d d r e s s 6 < / B i l l T o A d d r e s s 6 > + 
+         < C o m p a n y A d d r e s s 1   E l e m e n t T y p e = " C o l u m n "   E l e m e n t I d = " 1 8 8 4 1 6 4 3 2 3 "   D a t a T y p e = " T e x t " > C o m p a n y A d d r e s s 1 < / C o m p a n y A d d r e s s 1 > + 
+         < C o m p a n y A d d r e s s 2   E l e m e n t T y p e = " C o l u m n "   E l e m e n t I d = " 1 2 4 6 4 6 7 7 0 6 "   D a t a T y p e = " T e x t " > C o m p a n y A d d r e s s 2 < / C o m p a n y A d d r e s s 2 > + 
+         < C o m p a n y A d d r e s s 3   E l e m e n t T y p e = " C o l u m n "   E l e m e n t I d = " 6 0 8 7 7 1 0 8 9 "   D a t a T y p e = " T e x t " > C o m p a n y A d d r e s s 3 < / C o m p a n y A d d r e s s 3 > + 
+         < C o m p a n y A d d r e s s 4   E l e m e n t T y p e = " C o l u m n "   E l e m e n t I d = " 7 7 7 6 8 0 1 1 2 "   D a t a T y p e = " T e x t " > C o m p a n y A d d r e s s 4 < / C o m p a n y A d d r e s s 4 > + 
+         < C o m p a n y A d d r e s s 5   E l e m e n t T y p e = " C o l u m n "   E l e m e n t I d = " 1 3 9 9 8 3 4 9 5 "   D a t a T y p e = " T e x t " > C o m p a n y A d d r e s s 5 < / C o m p a n y A d d r e s s 5 > + 
+         < C o m p a n y A d d r e s s 6   E l e m e n t T y p e = " C o l u m n "   E l e m e n t I d = " 4 9 7 7 1 3 1 2 2 "   D a t a T y p e = " T e x t " > C o m p a n y A d d r e s s 6 < / C o m p a n y A d d r e s s 6 > + 
+         < C o m p a n y A d d r e s s 7   E l e m e n t T y p e = " C o l u m n "   E l e m e n t I d = " 1 1 3 5 4 0 9 7 3 9 "   D a t a T y p e = " T e x t " > C o m p a n y A d d r e s s 7 < / C o m p a n y A d d r e s s 7 > + 
+         < C o m p a n y A d d r e s s 8   E l e m e n t T y p e = " C o l u m n "   E l e m e n t I d = " 1 7 1 5 2 5 5 3 0 0 "   D a t a T y p e = " T e x t " > C o m p a n y A d d r e s s 8 < / C o m p a n y A d d r e s s 8 > + 
+         < C o m p a n y L o g o P o s i t i o n   E l e m e n t T y p e = " C o l u m n "   E l e m e n t I d = " 1 4 2 5 2 6 6 6 8 8 "   D a t a T y p e = " I n t e g e r " > C o m p a n y L o g o P o s i t i o n < / C o m p a n y L o g o P o s i t i o n > + 
+         < C o m p a n y N a m e   E l e m e n t T y p e = " C o l u m n "   E l e m e n t I d = " 1 5 9 5 4 7 7 3 9 5 "   D a t a T y p e = " S t r i n g " > C o m p a n y N a m e < / C o m p a n y N a m e > + 
+         < C o m p a n y P i c t u r e   E l e m e n t T y p e = " C o l u m n "   E l e m e n t I d = " 1 3 9 7 4 1 1 0 7 4 "   D a t a T y p e = " B l o b " / > + 
+         < C u r r R e p o r t P a g e N o C a p t i o n   E l e m e n t T y p e = " C o l u m n "   E l e m e n t I d = " 2 0 2 2 2 2 5 3 5 1 "   D a t a T y p e = " L a b e l " > C u r r R e p o r t P a g e N o C a p t i o n < / C u r r R e p o r t P a g e N o C a p t i o n > + 
+         < J o b F i l t e r   E l e m e n t T y p e = " C o l u m n "   E l e m e n t I d = " 5 2 7 4 7 4 1 9 4 "   D a t a T y p e = " T e x t " > J o b F i l t e r < / J o b F i l t e r > + 
+         < J o b Q u o t e C a p t L b l   E l e m e n t T y p e = " C o l u m n "   E l e m e n t I d = " 2 1 3 4 0 3 2 8 3 6 "   D a t a T y p e = " L a b e l " > J o b Q u o t e C a p t L b l < / J o b Q u o t e C a p t L b l > + 
+         < J o b t a b l e C a p t J o b F i l t e r   E l e m e n t T y p e = " C o l u m n "   E l e m e n t I d = " 1 7 0 5 2 7 0 0 6 1 "   D a t a T y p e = " S t r i n g " > J o b t a b l e C a p t J o b F i l t e r < / J o b t a b l e C a p t J o b F i l t e r > + 
+         < J o b T a s k F i l t e r   E l e m e n t T y p e = " C o l u m n "   E l e m e n t I d = " 2 0 8 2 1 3 8 3 5 1 "   D a t a T y p e = " T e x t " > J o b T a s k F i l t e r < / J o b T a s k F i l t e r > + 
+         < J o b T a s k t a b l e C a p t F i l t e r   E l e m e n t T y p e = " C o l u m n "   E l e m e n t I d = " 1 1 9 5 7 6 3 3 9 1 "   D a t a T y p e = " S t r i n g " > J o b T a s k t a b l e C a p t F i l t e r < / J o b T a s k t a b l e C a p t F i l t e r > + 
+         < N o _ J o b   E l e m e n t T y p e = " C o l u m n "   E l e m e n t I d = " 9 2 2 0 8 7 1 6 "   D a t a T y p e = " C o d e " > N o _ J o b < / N o _ J o b > + 
+         < T o d a y F o r m a t t e d   E l e m e n t T y p e = " C o l u m n "   E l e m e n t I d = " 2 7 0 4 5 1 4 0 "   D a t a T y p e = " S t r i n g " > T o d a y F o r m a t t e d < / T o d a y F o r m a t t e d > + 
+         < J o b _ T a s k   E l e m e n t T y p e = " D a t a I t e m "   E l e m e n t I d = " 7 6 6 7 9 3 4 7 2 " > + 
+             < D e s c r i p t i o n C a p t i o n   E l e m e n t T y p e = " C o l u m n "   E l e m e n t I d = " 2 0 7 7 2 1 6 5 1 5 "   D a t a T y p e = " L a b e l " > D e s c r i p t i o n C a p t i o n < / D e s c r i p t i o n C a p t i o n > + 
+             < D e s c r i p t i o n _ J o b   E l e m e n t T y p e = " C o l u m n "   E l e m e n t I d = " 5 7 6 8 4 6 5 2 5 "   D a t a T y p e = " T e x t " > D e s c r i p t i o n _ J o b < / D e s c r i p t i o n _ J o b > + 
+             < I n d e n t a t i o n _ J o b T a s k   E l e m e n t T y p e = " C o l u m n "   E l e m e n t I d = " 1 9 8 1 7 0 6 1 1 3 "   D a t a T y p e = " T e x t " > I n d e n t a t i o n _ J o b T a s k < / I n d e n t a t i o n _ J o b T a s k > + 
+             < J o b T a s k N o C a p t   E l e m e n t T y p e = " C o l u m n "   E l e m e n t I d = " 3 3 3 6 9 5 8 5 6 "   D a t a T y p e = " L a b e l " > J o b T a s k N o C a p t < / J o b T a s k N o C a p t > + 
+             < J o b T a s k N o _ J o b T a s k   E l e m e n t T y p e = " C o l u m n "   E l e m e n t I d = " 5 5 9 4 4 3 8 9 3 "   D a t a T y p e = " T e x t " > J o b T a s k N o _ J o b T a s k < / J o b T a s k N o _ J o b T a s k > + 
+             < J o b T a s k T y p e C a p t i o n   E l e m e n t T y p e = " C o l u m n "   E l e m e n t I d = " 1 5 5 3 9 2 3 6 3 9 "   D a t a T y p e = " L a b e l " > J o b T a s k T y p e C a p t i o n < / J o b T a s k T y p e C a p t i o n > + 
+             < L i n e D i s c o u n t A m o u n t C a p t i o n   E l e m e n t T y p e = " C o l u m n "   E l e m e n t I d = " 1 7 9 7 1 0 3 9 2 4 "   D a t a T y p e = " L a b e l " > L i n e D i s c o u n t A m o u n t C a p t i o n < / L i n e D i s c o u n t A m o u n t C a p t i o n > + 
+             < L i n e D i s c o u n t P c t C a p t i o n   E l e m e n t T y p e = " C o l u m n "   E l e m e n t I d = " 2 0 4 8 6 6 0 1 7 7 "   D a t a T y p e = " L a b e l " > L i n e D i s c o u n t P c t C a p t i o n < / L i n e D i s c o u n t P c t C a p t i o n > + 
+             < N e w T a s k G r o u p   E l e m e n t T y p e = " C o l u m n "   E l e m e n t I d = " 4 2 1 4 5 2 9 6 5 "   D a t a T y p e = " I n t e g e r " > N e w T a s k G r o u p < / N e w T a s k G r o u p > + 
+             < N o C a p t i o n   E l e m e n t T y p e = " C o l u m n "   E l e m e n t I d = " 1 4 1 4 2 7 1 3 9 0 "   D a t a T y p e = " L a b e l " > N o C a p t i o n < / N o C a p t i o n > + 
+             < Q u a n t i t y C a p t i o n   E l e m e n t T y p e = " C o l u m n "   E l e m e n t I d = " 2 0 9 3 0 5 2 9 8 4 "   D a t a T y p e = " L a b e l " > Q u a n t i t y C a p t i o n < / Q u a n t i t y C a p t i o n > + 
+             < T o t a l J o b   E l e m e n t T y p e = " C o l u m n "   E l e m e n t I d = " 1 3 9 1 1 9 9 2 1 6 "   D a t a T y p e = " T e x t " > T o t a l J o b < / T o t a l J o b > + 
+             < T o t a l J o b T a s k   E l e m e n t T y p e = " C o l u m n "   E l e m e n t I d = " 7 6 8 5 1 2 3 3 3 "   D a t a T y p e = " T e x t " > T o t a l J o b T a s k < / T o t a l J o b T a s k > + 
+             < T o t a l P r i c e C a p t i o n   E l e m e n t T y p e = " C o l u m n "   E l e m e n t I d = " 1 0 0 7 6 5 5 1 1 6 "   D a t a T y p e = " L a b e l " > T o t a l P r i c e C a p t i o n < / T o t a l P r i c e C a p t i o n > + 
+             < U n i t P r i c e C a p t i o n   E l e m e n t T y p e = " C o l u m n "   E l e m e n t I d = " 4 9 0 6 3 5 4 9 6 "   D a t a T y p e = " L a b e l " > U n i t P r i c e C a p t i o n < / U n i t P r i c e C a p t i o n > + 
+             < J o b _ P l a n n i n g _ L i n e   E l e m e n t T y p e = " D a t a I t e m "   E l e m e n t I d = " 1 1 3 9 8 5 1 9 2 9 " > + 
+                 < I n d e n t a t i o n _ J o b T a s k 2   E l e m e n t T y p e = " C o l u m n "   E l e m e n t I d = " 1 6 9 6 4 0 7 1 4 7 "   D a t a T y p e = " S t r i n g " > I n d e n t a t i o n _ J o b T a s k 2 < / I n d e n t a t i o n _ J o b T a s k 2 > + 
+                 < I n d e n t a t i o n _ J o b T a s k T o t a l   E l e m e n t T y p e = " C o l u m n "   E l e m e n t I d = " 1 5 6 6 4 3 3 2 5 9 "   D a t a T y p e = " S t r i n g " > I n d e n t a t i o n _ J o b T a s k T o t a l < / I n d e n t a t i o n _ J o b T a s k T o t a l > + 
+                 < J o b P l a n n i n g L i n e _ J o b T a s k N o   E l e m e n t T y p e = " C o l u m n "   E l e m e n t I d = " 1 3 2 4 8 6 3 2 9 1 "   D a t a T y p e = " C o d e " > J o b P l a n n i n g L i n e _ J o b T a s k N o < / J o b P l a n n i n g L i n e _ J o b T a s k N o > + 
+                 < J o b P l a n n i n g L i n e _ L i n e T y p e   E l e m e n t T y p e = " C o l u m n "   E l e m e n t I d = " 7 5 9 3 8 7 4 5 6 "   D a t a T y p e = " E n u m " > J o b P l a n n i n g L i n e _ L i n e T y p e < / J o b P l a n n i n g L i n e _ L i n e T y p e > + 
+                 < J o b P l a n n i n g L i n e _ T y p e   E l e m e n t T y p e = " C o l u m n "   E l e m e n t I d = " 5 3 9 4 1 0 0 3 0 "   D a t a T y p e = " E n u m " > J o b P l a n n i n g L i n e _ T y p e < / J o b P l a n n i n g L i n e _ T y p e > + 
+                 < L i n e D i s c o u n t A m o u n t   E l e m e n t T y p e = " C o l u m n "   E l e m e n t I d = " 1 5 0 4 9 4 5 5 1 8 "   D a t a T y p e = " D e c i m a l " > L i n e D i s c o u n t A m o u n t < / L i n e D i s c o u n t A m o u n t > + 
+                 < L i n e D i s c o u n t P c t   E l e m e n t T y p e = " C o l u m n "   E l e m e n t I d = " 2 0 0 3 4 2 9 9 6 1 "   D a t a T y p e = " D e c i m a l " > L i n e D i s c o u n t P c t < / L i n e D i s c o u n t P c t > + 
+                 < N u m b e r   E l e m e n t T y p e = " C o l u m n "   E l e m e n t I d = " 1 2 4 8 5 6 7 5 0 "   D a t a T y p e = " C o d e " > N u m b e r < / N u m b e r > + 
+                 < Q u a n t i t y   E l e m e n t T y p e = " C o l u m n "   E l e m e n t I d = " 5 5 6 9 2 0 8 8 6 "   D a t a T y p e = " D e c i m a l " > Q u a n t i t y < / Q u a n t i t y > + 
+                 < S h o w I n t B o d y 1   E l e m e n t T y p e = " C o l u m n "   E l e m e n t I d = " 1 8 8 4 2 9 3 1 5 6 "   D a t a T y p e = " B o o l e a n " > S h o w I n t B o d y 1 < / S h o w I n t B o d y 1 > + 
+                 < S h o w I n t B o d y 2   E l e m e n t T y p e = " C o l u m n "   E l e m e n t I d = " 4 9 7 5 8 4 2 8 9 "   D a t a T y p e = " B o o l e a n " > S h o w I n t B o d y 2 < / S h o w I n t B o d y 2 > + 
+                 < S h o w I n t B o d y 3   E l e m e n t T y p e = " C o l u m n "   E l e m e n t I d = " 1 1 3 5 2 8 0 9 0 6 "   D a t a T y p e = " B o o l e a n " > S h o w I n t B o d y 3 < / S h o w I n t B o d y 3 > + 
+                 < T o t a l P r i c e   E l e m e n t T y p e = " C o l u m n "   E l e m e n t I d = " 8 2 8 5 8 0 9 7 0 "   D a t a T y p e = " D e c i m a l " > T o t a l P r i c e < / T o t a l P r i c e > + 
+                 < T o t a l P r i c e L C Y   E l e m e n t T y p e = " C o l u m n "   E l e m e n t I d = " 1 6 4 4 9 6 7 5 1 6 "   D a t a T y p e = " D e c i m a l " > T o t a l P r i c e L C Y < / T o t a l P r i c e L C Y > + 
+                 < T y p e   E l e m e n t T y p e = " C o l u m n "   E l e m e n t I d = " 2 6 9 3 5 3 4 4 3 "   D a t a T y p e = " E n u m " > T y p e < / T y p e > + 
+                 < U n i t P r i c e   E l e m e n t T y p e = " C o l u m n "   E l e m e n t I d = " 1 4 7 8 2 2 1 5 2 6 "   D a t a T y p e = " D e c i m a l " > U n i t P r i c e < / U n i t P r i c e > + 
+                 < U n i t P r i c e L C Y   E l e m e n t T y p e = " C o l u m n "   E l e m e n t I d = " 4 2 9 9 6 8 5 6 "   D a t a T y p e = " D e c i m a l " > U n i t P r i c e L C Y < / U n i t P r i c e L C Y >   
              < / J o b _ P l a n n i n g _ L i n e >   
          < / J o b _ T a s k >   
-         < T o t a l s > - 
-             < J o b T o t a l V a l u e > J o b T o t a l V a l u e < / J o b T o t a l V a l u e > +         < T o t a l s   E l e m e n t T y p e = " D a t a I t e m "   E l e m e n t I d = " 1 8 2 3 9 5 0 0 4 4 " > + 
+             < J o b T o t a l V a l u e   E l e m e n t T y p e = " C o l u m n "   E l e m e n t I d = " 1 5 2 1 0 0 2 5 1 7 "   D a t a T y p e = " D e c i m a l " > J o b T o t a l V a l u e < / J o b T o t a l V a l u e >   
          < / T o t a l s >   
@@ -4842,9 +4737,7 @@
  < / N a v W o r d R e p o r t X m l P a r t > 
 </file>
 
-<file path=customXml/item2.xml>��< ? x m l   v e r s i o n = " 1 . 0 "   e n c o d i n g = " u t f - 1 6 " ? > - 
- < N a v W o r d R e p o r t X m l P a r t   x m l n s = " u r n : m i c r o s o f t - d y n a m i c s - b u s i n e s s c e n t r a l / i n t e r n a l / e x t e n d e d / r e p o r t s / J o b _ Q u o t e / 1 0 1 6 / " > +<file path=customXml/item2.xml>��< ? x m l   v e r s i o n = " 1 . 0 "   e n c o d i n g = " u t f - 1 6 " ? > < N a v W o r d R e p o r t X m l P a r t   x m l n s = " u r n : m i c r o s o f t - d y n a m i c s - n a v / r e p o r t s / J o b _ Q u o t e / 1 0 1 6 / " >   
      < B C R e p o r t I n f o r m a t i o n >   
@@ -4992,215 +4885,139 @@
  
      < L a b e l s >   
-         < J o b D e s c r i p t i o n L b l   E l e m e n t T y p e = " P a r a m e t e r "   E l e m e n t I d = " 7 0 9 3 5 8 3 9 8 "   D a t a T y p e = " S t r i n g " > J o b D e s c r i p t i o n L b l < / J o b D e s c r i p t i o n L b l > - 
-         < J o b N o L b l   E l e m e n t T y p e = " P a r a m e t e r "   E l e m e n t I d = " 1 0 3 7 4 6 3 9 2 9 "   D a t a T y p e = " S t r i n g " > J o b N o L b l < / J o b N o L b l > +         < J o b D e s c r i p t i o n L b l > J o b D e s c r i p t i o n L b l < / J o b D e s c r i p t i o n L b l > + 
+         < J o b N o L b l > J o b N o L b l < / J o b N o L b l >   
      < / L a b e l s >   
-     < T o o l t i p s > - 
-         < T o o l t i p   c o l u m n = " C o m p a n y P i c t u r e "   E l e m e n t I d = " 1 3 9 7 4 1 1 0 7 4 " > - 
-             < T o o l t i p T e x t   l a n g = " e n - U S " > S p e c i f i e s   t h e   p i c t u r e   t h a t   h a s   b e e n   s e t   u p   f o r   t h e   c o m p a n y ,   s u c h   a s   a   c o m p a n y   l o g o . < / T o o l t i p T e x t > - 
-         < / T o o l t i p > - 
-         < T o o l t i p   c o l u m n = " N o _ J o b "   E l e m e n t I d = " 9 2 2 0 8 7 1 6 " > - 
-             < T o o l t i p T e x t   l a n g = " e n - U S " > S p e c i f i e s   t h e   n u m b e r   o f   t h e   i n v o l v e d   e n t r y   o r   r e c o r d ,   a c c o r d i n g   t o   t h e   s p e c i f i e d   n u m b e r   s e r i e s . < / T o o l t i p T e x t > - 
-         < / T o o l t i p > - 
-         < T o o l t i p   c o l u m n = " D e s c r i p t i o n _ J o b "   E l e m e n t I d = " 5 7 6 8 4 6 5 2 5 " > - 
-             < T o o l t i p T e x t   l a n g = " e n - U S " > S p e c i f i e s   a   s h o r t   d e s c r i p t i o n   o f   t h e   p r o j e c t . < / T o o l t i p T e x t > - 
-         < / T o o l t i p > - 
-         < T o o l t i p   c o l u m n = " Q u a n t i t y "   E l e m e n t I d = " 5 5 6 9 2 0 8 8 6 " > - 
-             < T o o l t i p T e x t   l a n g = " e n - U S " > S p e c i f i e s   t h e   n u m b e r   o f   u n i t s   o f   t h e   r e s o u r c e ,   i t e m ,   o r   g e n e r a l   l e d g e r   a c c o u n t   t h a t   s h o u l d   b e   s p e c i f i e d   o n   t h e   p l a n n i n g   l i n e .   I f   y o u   l a t e r   c h a n g e   t h e   N o . ,   t h e   q u a n t i t y   y o u   h a v e   e n t e r e d   r e m a i n s   o n   t h e   l i n e . < / T o o l t i p T e x t > - 
-         < / T o o l t i p > - 
-         < T o o l t i p   c o l u m n = " U n i t P r i c e "   E l e m e n t I d = " 1 4 7 8 2 2 1 5 2 6 " > - 
-             < T o o l t i p T e x t   l a n g = " e n - U S " > S p e c i f i e s   t h e   p r i c e   o f   o n e   u n i t   o f   t h e   i t e m   o r   r e s o u r c e .   Y o u   c a n   e n t e r   a   p r i c e   m a n u a l l y   o r   h a v e   i t   e n t e r e d   a c c o r d i n g   t o   t h e   P r i c e / P r o f i t   C a l c u l a t i o n   f i e l d   o n   t h e   r e l a t e d   c a r d . < / T o o l t i p T e x t > - 
-         < / T o o l t i p > - 
-         < T o o l t i p   c o l u m n = " L i n e D i s c o u n t P c t "   E l e m e n t I d = " 2 0 0 3 4 2 9 9 6 1 " > - 
-             < T o o l t i p T e x t   l a n g = " e n - U S " > S p e c i f i e s   t h e   d i s c o u n t   p e r c e n t a g e   t h a t   i s   g r a n t e d   f o r   t h e   i t e m   o n   t h e   l i n e . < / T o o l t i p T e x t > - 
-         < / T o o l t i p > - 
-         < T o o l t i p   c o l u m n = " L i n e D i s c o u n t A m o u n t "   E l e m e n t I d = " 1 5 0 4 9 4 5 5 1 8 " > - 
-             < T o o l t i p T e x t   l a n g = " e n - U S " > S p e c i f i e s   t h e   d i s c o u n t   a m o u n t   t h a t   i s   g r a n t e d   f o r   t h e   i t e m   o n   t h e   l i n e . < / T o o l t i p T e x t > - 
-         < / T o o l t i p > - 
-         < T o o l t i p   c o l u m n = " T y p e "   E l e m e n t I d = " 2 6 9 3 5 3 4 4 3 " > - 
-             < T o o l t i p T e x t   l a n g = " e n - U S " > S p e c i f i e s   t h e   t y p e   o f   a c c o u n t   t o   w h i c h   t h e   p l a n n i n g   l i n e   r e l a t e s . < / T o o l t i p T e x t > - 
-         < / T o o l t i p > - 
-         < T o o l t i p   c o l u m n = " N u m b e r "   E l e m e n t I d = " 1 2 4 8 5 6 7 5 0 " > - 
-             < T o o l t i p T e x t   l a n g = " e n - U S " > S p e c i f i e s   t h e   n u m b e r   o f   t h e   a c c o u n t   t o   w h i c h   t h e   r e s o u r c e ,   i t e m   o r   g e n e r a l   l e d g e r   a c c o u n t   i s   p o s t e d ,   d e p e n d i n g   o n   y o u r   s e l e c t i o n   i n   t h e   T y p e   f i e l d . < / T o o l t i p T e x t > - 
-         < / T o o l t i p > - 
-         < T o o l t i p   c o l u m n = " J o b P l a n n i n g L i n e _ J o b T a s k N o "   E l e m e n t I d = " 1 3 2 4 8 6 3 2 9 1 " > - 
-             < T o o l t i p T e x t   l a n g = " e n - U S " > S p e c i f i e s   t h e   n u m b e r   o f   t h e   r e l a t e d   p r o j e c t   t a s k . < / T o o l t i p T e x t > - 
-         < / T o o l t i p > - 
-         < T o o l t i p   c o l u m n = " J o b P l a n n i n g L i n e _ T y p e "   E l e m e n t I d = " 5 3 9 4 1 0 0 3 0 " > - 
-             < T o o l t i p T e x t   l a n g = " e n - U S " > S p e c i f i e s   t h e   t y p e   o f   a c c o u n t   t o   w h i c h   t h e   p l a n n i n g   l i n e   r e l a t e s . < / T o o l t i p T e x t > - 
-         < / T o o l t i p > - 
-         < T o o l t i p   c o l u m n = " J o b P l a n n i n g L i n e _ L i n e T y p e "   E l e m e n t I d = " 7 5 9 3 8 7 4 5 6 " > - 
-             < T o o l t i p T e x t   l a n g = " e n - U S " > S p e c i f i e s   t h e   t y p e   o f   p l a n n i n g   l i n e . < / T o o l t i p T e x t > - 
-         < / T o o l t i p > - 
-     < / T o o l t i p s > - 
-     < J o b   E l e m e n t T y p e = " D a t a I t e m "   E l e m e n t I d = " 6 7 0 8 4 0 4 4 2 " > - 
-         < B i l l T o A d d r e s s 1   E l e m e n t T y p e = " C o l u m n "   E l e m e n t I d = " 1 8 2 4 4 7 6 1 4 "   D a t a T y p e = " T e x t " > B i l l T o A d d r e s s 1 < / B i l l T o A d d r e s s 1 > - 
-         < B i l l T o A d d r e s s 2   E l e m e n t T y p e = " C o l u m n "   E l e m e n t I d = " 8 2 0 1 4 4 2 3 1 "   D a t a T y p e = " T e x t " > B i l l T o A d d r e s s 2 < / B i l l T o A d d r e s s 2 > - 
-         < B i l l T o A d d r e s s 3   E l e m e n t T y p e = " C o l u m n "   E l e m e n t I d = " 1 4 5 7 8 4 0 8 4 8 "   D a t a T y p e = " T e x t " > B i l l T o A d d r e s s 3 < / B i l l T o A d d r e s s 3 > - 
-         < B i l l T o A d d r e s s 4   E l e m e n t T y p e = " C o l u m n "   E l e m e n t I d = " 1 2 8 8 9 3 1 8 2 5 "   D a t a T y p e = " T e x t " > B i l l T o A d d r e s s 4 < / B i l l T o A d d r e s s 4 > - 
-         < B i l l T o A d d r e s s 5   E l e m e n t T y p e = " C o l u m n "   E l e m e n t I d = " 1 9 2 6 6 2 8 4 4 2 "   D a t a T y p e = " T e x t " > B i l l T o A d d r e s s 5 < / B i l l T o A d d r e s s 5 > - 
-         < B i l l T o A d d r e s s 6   E l e m e n t T y p e = " C o l u m n "   E l e m e n t I d = " 1 7 3 0 6 4 2 2 3 7 "   D a t a T y p e = " T e x t " > B i l l T o A d d r e s s 6 < / B i l l T o A d d r e s s 6 > - 
-         < C o m p a n y A d d r e s s 1   E l e m e n t T y p e = " C o l u m n "   E l e m e n t I d = " 1 8 8 4 1 6 4 3 2 3 "   D a t a T y p e = " T e x t " > C o m p a n y A d d r e s s 1 < / C o m p a n y A d d r e s s 1 > - 
-         < C o m p a n y A d d r e s s 2   E l e m e n t T y p e = " C o l u m n "   E l e m e n t I d = " 1 2 4 6 4 6 7 7 0 6 "   D a t a T y p e = " T e x t " > C o m p a n y A d d r e s s 2 < / C o m p a n y A d d r e s s 2 > - 
-         < C o m p a n y A d d r e s s 3   E l e m e n t T y p e = " C o l u m n "   E l e m e n t I d = " 6 0 8 7 7 1 0 8 9 "   D a t a T y p e = " T e x t " > C o m p a n y A d d r e s s 3 < / C o m p a n y A d d r e s s 3 > - 
-         < C o m p a n y A d d r e s s 4   E l e m e n t T y p e = " C o l u m n "   E l e m e n t I d = " 7 7 7 6 8 0 1 1 2 "   D a t a T y p e = " T e x t " > C o m p a n y A d d r e s s 4 < / C o m p a n y A d d r e s s 4 > - 
-         < C o m p a n y A d d r e s s 5   E l e m e n t T y p e = " C o l u m n "   E l e m e n t I d = " 1 3 9 9 8 3 4 9 5 "   D a t a T y p e = " T e x t " > C o m p a n y A d d r e s s 5 < / C o m p a n y A d d r e s s 5 > - 
-         < C o m p a n y A d d r e s s 6   E l e m e n t T y p e = " C o l u m n "   E l e m e n t I d = " 4 9 7 7 1 3 1 2 2 "   D a t a T y p e = " T e x t " > C o m p a n y A d d r e s s 6 < / C o m p a n y A d d r e s s 6 > - 
-         < C o m p a n y A d d r e s s 7   E l e m e n t T y p e = " C o l u m n "   E l e m e n t I d = " 1 1 3 5 4 0 9 7 3 9 "   D a t a T y p e = " T e x t " > C o m p a n y A d d r e s s 7 < / C o m p a n y A d d r e s s 7 > - 
-         < C o m p a n y A d d r e s s 8   E l e m e n t T y p e = " C o l u m n "   E l e m e n t I d = " 1 7 1 5 2 5 5 3 0 0 "   D a t a T y p e = " T e x t " > C o m p a n y A d d r e s s 8 < / C o m p a n y A d d r e s s 8 > - 
-         < C o m p a n y L o g o P o s i t i o n   E l e m e n t T y p e = " C o l u m n "   E l e m e n t I d = " 1 4 2 5 2 6 6 6 8 8 "   D a t a T y p e = " I n t e g e r " > C o m p a n y L o g o P o s i t i o n < / C o m p a n y L o g o P o s i t i o n > - 
-         < C o m p a n y N a m e   E l e m e n t T y p e = " C o l u m n "   E l e m e n t I d = " 1 5 9 5 4 7 7 3 9 5 "   D a t a T y p e = " S t r i n g " > C o m p a n y N a m e < / C o m p a n y N a m e > - 
-         < C o m p a n y P i c t u r e   E l e m e n t T y p e = " C o l u m n "   E l e m e n t I d = " 1 3 9 7 4 1 1 0 7 4 "   D a t a T y p e = " B l o b "   / > - 
-         < C u r r R e p o r t P a g e N o C a p t i o n   E l e m e n t T y p e = " C o l u m n "   E l e m e n t I d = " 2 0 2 2 2 2 5 3 5 1 "   D a t a T y p e = " L a b e l " > C u r r R e p o r t P a g e N o C a p t i o n < / C u r r R e p o r t P a g e N o C a p t i o n > - 
-         < J o b F i l t e r   E l e m e n t T y p e = " C o l u m n "   E l e m e n t I d = " 5 2 7 4 7 4 1 9 4 "   D a t a T y p e = " T e x t " > J o b F i l t e r < / J o b F i l t e r > - 
-         < J o b Q u o t e C a p t L b l   E l e m e n t T y p e = " C o l u m n "   E l e m e n t I d = " 2 1 3 4 0 3 2 8 3 6 "   D a t a T y p e = " L a b e l " > J o b Q u o t e C a p t L b l < / J o b Q u o t e C a p t L b l > - 
-         < J o b t a b l e C a p t J o b F i l t e r   E l e m e n t T y p e = " C o l u m n "   E l e m e n t I d = " 1 7 0 5 2 7 0 0 6 1 "   D a t a T y p e = " S t r i n g " > J o b t a b l e C a p t J o b F i l t e r < / J o b t a b l e C a p t J o b F i l t e r > - 
-         < J o b T a s k F i l t e r   E l e m e n t T y p e = " C o l u m n "   E l e m e n t I d = " 2 0 8 2 1 3 8 3 5 1 "   D a t a T y p e = " T e x t " > J o b T a s k F i l t e r < / J o b T a s k F i l t e r > - 
-         < J o b T a s k t a b l e C a p t F i l t e r   E l e m e n t T y p e = " C o l u m n "   E l e m e n t I d = " 1 1 9 5 7 6 3 3 9 1 "   D a t a T y p e = " S t r i n g " > J o b T a s k t a b l e C a p t F i l t e r < / J o b T a s k t a b l e C a p t F i l t e r > - 
-         < N o _ J o b   E l e m e n t T y p e = " C o l u m n "   E l e m e n t I d = " 9 2 2 0 8 7 1 6 "   D a t a T y p e = " C o d e " > N o _ J o b < / N o _ J o b > - 
-         < T o d a y F o r m a t t e d   E l e m e n t T y p e = " C o l u m n "   E l e m e n t I d = " 2 7 0 4 5 1 4 0 "   D a t a T y p e = " S t r i n g " > T o d a y F o r m a t t e d < / T o d a y F o r m a t t e d > - 
-         < J o b _ T a s k   E l e m e n t T y p e = " D a t a I t e m "   E l e m e n t I d = " 7 6 6 7 9 3 4 7 2 " > - 
-             < D e s c r i p t i o n C a p t i o n   E l e m e n t T y p e = " C o l u m n "   E l e m e n t I d = " 2 0 7 7 2 1 6 5 1 5 "   D a t a T y p e = " L a b e l " > D e s c r i p t i o n C a p t i o n < / D e s c r i p t i o n C a p t i o n > - 
-             < D e s c r i p t i o n _ J o b   E l e m e n t T y p e = " C o l u m n "   E l e m e n t I d = " 5 7 6 8 4 6 5 2 5 "   D a t a T y p e = " T e x t " > D e s c r i p t i o n _ J o b < / D e s c r i p t i o n _ J o b > - 
-             < I n d e n t a t i o n _ J o b T a s k   E l e m e n t T y p e = " C o l u m n "   E l e m e n t I d = " 1 9 8 1 7 0 6 1 1 3 "   D a t a T y p e = " T e x t " > I n d e n t a t i o n _ J o b T a s k < / I n d e n t a t i o n _ J o b T a s k > - 
-             < J o b T a s k N o C a p t   E l e m e n t T y p e = " C o l u m n "   E l e m e n t I d = " 3 3 3 6 9 5 8 5 6 "   D a t a T y p e = " L a b e l " > J o b T a s k N o C a p t < / J o b T a s k N o C a p t > - 
-             < J o b T a s k N o _ J o b T a s k   E l e m e n t T y p e = " C o l u m n "   E l e m e n t I d = " 5 5 9 4 4 3 8 9 3 "   D a t a T y p e = " T e x t " > J o b T a s k N o _ J o b T a s k < / J o b T a s k N o _ J o b T a s k > - 
-             < J o b T a s k T y p e C a p t i o n   E l e m e n t T y p e = " C o l u m n "   E l e m e n t I d = " 1 5 5 3 9 2 3 6 3 9 "   D a t a T y p e = " L a b e l " > J o b T a s k T y p e C a p t i o n < / J o b T a s k T y p e C a p t i o n > - 
-             < L i n e D i s c o u n t A m o u n t C a p t i o n   E l e m e n t T y p e = " C o l u m n "   E l e m e n t I d = " 1 7 9 7 1 0 3 9 2 4 "   D a t a T y p e = " L a b e l " > L i n e D i s c o u n t A m o u n t C a p t i o n < / L i n e D i s c o u n t A m o u n t C a p t i o n > - 
-             < L i n e D i s c o u n t P c t C a p t i o n   E l e m e n t T y p e = " C o l u m n "   E l e m e n t I d = " 2 0 4 8 6 6 0 1 7 7 "   D a t a T y p e = " L a b e l " > L i n e D i s c o u n t P c t C a p t i o n < / L i n e D i s c o u n t P c t C a p t i o n > - 
-             < N e w T a s k G r o u p   E l e m e n t T y p e = " C o l u m n "   E l e m e n t I d = " 4 2 1 4 5 2 9 6 5 "   D a t a T y p e = " I n t e g e r " > N e w T a s k G r o u p < / N e w T a s k G r o u p > - 
-             < N o C a p t i o n   E l e m e n t T y p e = " C o l u m n "   E l e m e n t I d = " 1 4 1 4 2 7 1 3 9 0 "   D a t a T y p e = " L a b e l " > N o C a p t i o n < / N o C a p t i o n > - 
-             < Q u a n t i t y C a p t i o n   E l e m e n t T y p e = " C o l u m n "   E l e m e n t I d = " 2 0 9 3 0 5 2 9 8 4 "   D a t a T y p e = " L a b e l " > Q u a n t i t y C a p t i o n < / Q u a n t i t y C a p t i o n > - 
-             < T o t a l J o b   E l e m e n t T y p e = " C o l u m n "   E l e m e n t I d = " 1 3 9 1 1 9 9 2 1 6 "   D a t a T y p e = " T e x t " > T o t a l J o b < / T o t a l J o b > - 
-             < T o t a l J o b T a s k   E l e m e n t T y p e = " C o l u m n "   E l e m e n t I d = " 7 6 8 5 1 2 3 3 3 "   D a t a T y p e = " T e x t " > T o t a l J o b T a s k < / T o t a l J o b T a s k > - 
-             < T o t a l P r i c e C a p t i o n   E l e m e n t T y p e = " C o l u m n "   E l e m e n t I d = " 1 0 0 7 6 5 5 1 1 6 "   D a t a T y p e = " L a b e l " > T o t a l P r i c e C a p t i o n < / T o t a l P r i c e C a p t i o n > - 
-             < U n i t P r i c e C a p t i o n   E l e m e n t T y p e = " C o l u m n "   E l e m e n t I d = " 4 9 0 6 3 5 4 9 6 "   D a t a T y p e = " L a b e l " > U n i t P r i c e C a p t i o n < / U n i t P r i c e C a p t i o n > - 
-             < J o b _ P l a n n i n g _ L i n e   E l e m e n t T y p e = " D a t a I t e m "   E l e m e n t I d = " 1 1 3 9 8 5 1 9 2 9 " > - 
-                 < I n d e n t a t i o n _ J o b T a s k 2   E l e m e n t T y p e = " C o l u m n "   E l e m e n t I d = " 1 6 9 6 4 0 7 1 4 7 "   D a t a T y p e = " S t r i n g " > I n d e n t a t i o n _ J o b T a s k 2 < / I n d e n t a t i o n _ J o b T a s k 2 > - 
-                 < I n d e n t a t i o n _ J o b T a s k T o t a l   E l e m e n t T y p e = " C o l u m n "   E l e m e n t I d = " 1 5 6 6 4 3 3 2 5 9 "   D a t a T y p e = " S t r i n g " > I n d e n t a t i o n _ J o b T a s k T o t a l < / I n d e n t a t i o n _ J o b T a s k T o t a l > - 
-                 < J o b P l a n n i n g L i n e _ J o b T a s k N o   E l e m e n t T y p e = " C o l u m n "   E l e m e n t I d = " 1 3 2 4 8 6 3 2 9 1 "   D a t a T y p e = " C o d e " > J o b P l a n n i n g L i n e _ J o b T a s k N o < / J o b P l a n n i n g L i n e _ J o b T a s k N o > - 
-                 < J o b P l a n n i n g L i n e _ L i n e T y p e   E l e m e n t T y p e = " C o l u m n "   E l e m e n t I d = " 7 5 9 3 8 7 4 5 6 "   D a t a T y p e = " E n u m " > J o b P l a n n i n g L i n e _ L i n e T y p e < / J o b P l a n n i n g L i n e _ L i n e T y p e > - 
-                 < J o b P l a n n i n g L i n e _ T y p e   E l e m e n t T y p e = " C o l u m n "   E l e m e n t I d = " 5 3 9 4 1 0 0 3 0 "   D a t a T y p e = " E n u m " > J o b P l a n n i n g L i n e _ T y p e < / J o b P l a n n i n g L i n e _ T y p e > - 
-                 < L i n e D i s c o u n t A m o u n t   E l e m e n t T y p e = " C o l u m n "   E l e m e n t I d = " 1 5 0 4 9 4 5 5 1 8 "   D a t a T y p e = " D e c i m a l " > L i n e D i s c o u n t A m o u n t < / L i n e D i s c o u n t A m o u n t > - 
-                 < L i n e D i s c o u n t P c t   E l e m e n t T y p e = " C o l u m n "   E l e m e n t I d = " 2 0 0 3 4 2 9 9 6 1 "   D a t a T y p e = " D e c i m a l " > L i n e D i s c o u n t P c t < / L i n e D i s c o u n t P c t > - 
-                 < N u m b e r   E l e m e n t T y p e = " C o l u m n "   E l e m e n t I d = " 1 2 4 8 5 6 7 5 0 "   D a t a T y p e = " C o d e " > N u m b e r < / N u m b e r > - 
-                 < Q u a n t i t y   E l e m e n t T y p e = " C o l u m n "   E l e m e n t I d = " 5 5 6 9 2 0 8 8 6 "   D a t a T y p e = " D e c i m a l " > Q u a n t i t y < / Q u a n t i t y > - 
-                 < S h o w I n t B o d y 1   E l e m e n t T y p e = " C o l u m n "   E l e m e n t I d = " 1 8 8 4 2 9 3 1 5 6 "   D a t a T y p e = " B o o l e a n " > S h o w I n t B o d y 1 < / S h o w I n t B o d y 1 > - 
-                 < S h o w I n t B o d y 2   E l e m e n t T y p e = " C o l u m n "   E l e m e n t I d = " 4 9 7 5 8 4 2 8 9 "   D a t a T y p e = " B o o l e a n " > S h o w I n t B o d y 2 < / S h o w I n t B o d y 2 > - 
-                 < S h o w I n t B o d y 3   E l e m e n t T y p e = " C o l u m n "   E l e m e n t I d = " 1 1 3 5 2 8 0 9 0 6 "   D a t a T y p e = " B o o l e a n " > S h o w I n t B o d y 3 < / S h o w I n t B o d y 3 > - 
-                 < T o t a l P r i c e   E l e m e n t T y p e = " C o l u m n "   E l e m e n t I d = " 8 2 8 5 8 0 9 7 0 "   D a t a T y p e = " D e c i m a l " > T o t a l P r i c e < / T o t a l P r i c e > - 
-                 < T o t a l P r i c e L C Y   E l e m e n t T y p e = " C o l u m n "   E l e m e n t I d = " 1 6 4 4 9 6 7 5 1 6 "   D a t a T y p e = " D e c i m a l " > T o t a l P r i c e L C Y < / T o t a l P r i c e L C Y > - 
-                 < T y p e   E l e m e n t T y p e = " C o l u m n "   E l e m e n t I d = " 2 6 9 3 5 3 4 4 3 "   D a t a T y p e = " E n u m " > T y p e < / T y p e > - 
-                 < U n i t P r i c e   E l e m e n t T y p e = " C o l u m n "   E l e m e n t I d = " 1 4 7 8 2 2 1 5 2 6 "   D a t a T y p e = " D e c i m a l " > U n i t P r i c e < / U n i t P r i c e > - 
-                 < U n i t P r i c e L C Y   E l e m e n t T y p e = " C o l u m n "   E l e m e n t I d = " 4 2 9 9 6 8 5 6 "   D a t a T y p e = " D e c i m a l " > U n i t P r i c e L C Y < / U n i t P r i c e L C Y > +     < J o b > + 
+         < B i l l T o A d d r e s s 1 > B i l l T o A d d r e s s 1 < / B i l l T o A d d r e s s 1 > + 
+         < B i l l T o A d d r e s s 2 > B i l l T o A d d r e s s 2 < / B i l l T o A d d r e s s 2 > + 
+         < B i l l T o A d d r e s s 3 > B i l l T o A d d r e s s 3 < / B i l l T o A d d r e s s 3 > + 
+         < B i l l T o A d d r e s s 4 > B i l l T o A d d r e s s 4 < / B i l l T o A d d r e s s 4 > + 
+         < B i l l T o A d d r e s s 5 > B i l l T o A d d r e s s 5 < / B i l l T o A d d r e s s 5 > + 
+         < B i l l T o A d d r e s s 6 > B i l l T o A d d r e s s 6 < / B i l l T o A d d r e s s 6 > + 
+         < C o m p a n y A d d r e s s 1 > C o m p a n y A d d r e s s 1 < / C o m p a n y A d d r e s s 1 > + 
+         < C o m p a n y A d d r e s s 2 > C o m p a n y A d d r e s s 2 < / C o m p a n y A d d r e s s 2 > + 
+         < C o m p a n y A d d r e s s 3 > C o m p a n y A d d r e s s 3 < / C o m p a n y A d d r e s s 3 > + 
+         < C o m p a n y A d d r e s s 4 > C o m p a n y A d d r e s s 4 < / C o m p a n y A d d r e s s 4 > + 
+         < C o m p a n y A d d r e s s 5 > C o m p a n y A d d r e s s 5 < / C o m p a n y A d d r e s s 5 > + 
+         < C o m p a n y A d d r e s s 6 > C o m p a n y A d d r e s s 6 < / C o m p a n y A d d r e s s 6 > + 
+         < C o m p a n y A d d r e s s 7 > C o m p a n y A d d r e s s 7 < / C o m p a n y A d d r e s s 7 > + 
+         < C o m p a n y A d d r e s s 8 > C o m p a n y A d d r e s s 8 < / C o m p a n y A d d r e s s 8 > + 
+         < C o m p a n y L o g o P o s i t i o n > C o m p a n y L o g o P o s i t i o n < / C o m p a n y L o g o P o s i t i o n > + 
+         < C o m p a n y N a m e > C o m p a n y N a m e < / C o m p a n y N a m e > + 
+         < C o m p a n y P i c t u r e / > + 
+         < C u r r R e p o r t P a g e N o C a p t i o n > C u r r R e p o r t P a g e N o C a p t i o n < / C u r r R e p o r t P a g e N o C a p t i o n > + 
+         < J o b F i l t e r > J o b F i l t e r < / J o b F i l t e r > + 
+         < J o b Q u o t e C a p t L b l > J o b Q u o t e C a p t L b l < / J o b Q u o t e C a p t L b l > + 
+         < J o b t a b l e C a p t J o b F i l t e r > J o b t a b l e C a p t J o b F i l t e r < / J o b t a b l e C a p t J o b F i l t e r > + 
+         < J o b T a s k F i l t e r > J o b T a s k F i l t e r < / J o b T a s k F i l t e r > + 
+         < J o b T a s k t a b l e C a p t F i l t e r > J o b T a s k t a b l e C a p t F i l t e r < / J o b T a s k t a b l e C a p t F i l t e r > + 
+         < N o _ J o b > N o _ J o b < / N o _ J o b > + 
+         < T o d a y F o r m a t t e d > T o d a y F o r m a t t e d < / T o d a y F o r m a t t e d > + 
+         < J o b _ T a s k > + 
+             < D e s c r i p t i o n C a p t i o n > D e s c r i p t i o n C a p t i o n < / D e s c r i p t i o n C a p t i o n > + 
+             < D e s c r i p t i o n _ J o b > D e s c r i p t i o n _ J o b < / D e s c r i p t i o n _ J o b > + 
+             < I n d e n t a t i o n _ J o b T a s k > I n d e n t a t i o n _ J o b T a s k < / I n d e n t a t i o n _ J o b T a s k > + 
+             < J o b T a s k N o C a p t > J o b T a s k N o C a p t < / J o b T a s k N o C a p t > + 
+             < J o b T a s k N o _ J o b T a s k > J o b T a s k N o _ J o b T a s k < / J o b T a s k N o _ J o b T a s k > + 
+             < J o b T a s k T y p e C a p t i o n > J o b T a s k T y p e C a p t i o n < / J o b T a s k T y p e C a p t i o n > + 
+             < L i n e D i s c o u n t A m o u n t C a p t i o n > L i n e D i s c o u n t A m o u n t C a p t i o n < / L i n e D i s c o u n t A m o u n t C a p t i o n > + 
+             < L i n e D i s c o u n t P c t C a p t i o n > L i n e D i s c o u n t P c t C a p t i o n < / L i n e D i s c o u n t P c t C a p t i o n > + 
+             < N e w T a s k G r o u p > N e w T a s k G r o u p < / N e w T a s k G r o u p > + 
+             < N o C a p t i o n > N o C a p t i o n < / N o C a p t i o n > + 
+             < Q u a n t i t y C a p t i o n > Q u a n t i t y C a p t i o n < / Q u a n t i t y C a p t i o n > + 
+             < T o t a l J o b > T o t a l J o b < / T o t a l J o b > + 
+             < T o t a l J o b T a s k > T o t a l J o b T a s k < / T o t a l J o b T a s k > + 
+             < T o t a l P r i c e C a p t i o n > T o t a l P r i c e C a p t i o n < / T o t a l P r i c e C a p t i o n > + 
+             < U n i t P r i c e C a p t i o n > U n i t P r i c e C a p t i o n < / U n i t P r i c e C a p t i o n > + 
+             < J o b _ P l a n n i n g _ L i n e > + 
+                 < I n d e n t a t i o n _ J o b T a s k 2 > I n d e n t a t i o n _ J o b T a s k 2 < / I n d e n t a t i o n _ J o b T a s k 2 > + 
+                 < I n d e n t a t i o n _ J o b T a s k T o t a l > I n d e n t a t i o n _ J o b T a s k T o t a l < / I n d e n t a t i o n _ J o b T a s k T o t a l > + 
+                 < J o b P l a n n i n g L i n e _ J o b T a s k N o > J o b P l a n n i n g L i n e _ J o b T a s k N o < / J o b P l a n n i n g L i n e _ J o b T a s k N o > + 
+                 < J o b P l a n n i n g L i n e _ L i n e T y p e > J o b P l a n n i n g L i n e _ L i n e T y p e < / J o b P l a n n i n g L i n e _ L i n e T y p e > + 
+                 < J o b P l a n n i n g L i n e _ T y p e > J o b P l a n n i n g L i n e _ T y p e < / J o b P l a n n i n g L i n e _ T y p e > + 
+                 < L i n e D i s c o u n t A m o u n t > L i n e D i s c o u n t A m o u n t < / L i n e D i s c o u n t A m o u n t > + 
+                 < L i n e D i s c o u n t P c t > L i n e D i s c o u n t P c t < / L i n e D i s c o u n t P c t > + 
+                 < N u m b e r > N u m b e r < / N u m b e r > + 
+                 < Q u a n t i t y > Q u a n t i t y < / Q u a n t i t y > + 
+                 < S h o w I n t B o d y 1 > S h o w I n t B o d y 1 < / S h o w I n t B o d y 1 > + 
+                 < S h o w I n t B o d y 2 > S h o w I n t B o d y 2 < / S h o w I n t B o d y 2 > + 
+                 < S h o w I n t B o d y 3 > S h o w I n t B o d y 3 < / S h o w I n t B o d y 3 > + 
+                 < T o t a l P r i c e > T o t a l P r i c e < / T o t a l P r i c e > + 
+                 < T o t a l P r i c e L C Y > T o t a l P r i c e L C Y < / T o t a l P r i c e L C Y > + 
+                 < T y p e > T y p e < / T y p e > + 
+                 < U n i t P r i c e > U n i t P r i c e < / U n i t P r i c e > + 
+                 < U n i t P r i c e L C Y > U n i t P r i c e L C Y < / U n i t P r i c e L C Y >   
              < / J o b _ P l a n n i n g _ L i n e >   
          < / J o b _ T a s k >   
-         < T o t a l s   E l e m e n t T y p e = " D a t a I t e m "   E l e m e n t I d = " 1 8 2 3 9 5 0 0 4 4 " > - 
-             < J o b T o t a l V a l u e   E l e m e n t T y p e = " C o l u m n "   E l e m e n t I d = " 1 5 2 1 0 0 2 5 1 7 "   D a t a T y p e = " D e c i m a l " > J o b T o t a l V a l u e < / J o b T o t a l V a l u e > +         < T o t a l s > + 
+             < J o b T o t a l V a l u e > J o b T o t a l V a l u e < / J o b T o t a l V a l u e >   
          < / T o t a l s >   
@@ -5210,17 +5027,17 @@
 </file>
 
 <file path=customXml/itemProps1.xml><?xml version="1.0" encoding="utf-8"?>
+<ds:datastoreItem xmlns:ds="http://schemas.openxmlformats.org/officeDocument/2006/customXml" ds:itemID="{75B211F7-4A7E-41E7-AAF1-44F8A8C1C845}">
+  <ds:schemaRefs>
+    <ds:schemaRef ds:uri="urn:microsoft-dynamics-businesscentral/internal/extended/reports/Job_Quote/1016/"/>
+  </ds:schemaRefs>
+</ds:datastoreItem>
+</file>
+
+<file path=customXml/itemProps2.xml><?xml version="1.0" encoding="utf-8"?>
 <ds:datastoreItem xmlns:ds="http://schemas.openxmlformats.org/officeDocument/2006/customXml" ds:itemID="{FC35A469-0E84-4C7C-B921-606F889DC8F6}">
   <ds:schemaRefs>
     <ds:schemaRef ds:uri="urn:microsoft-dynamics-nav/reports/Job_Quote/1016/"/>
   </ds:schemaRefs>
 </ds:datastoreItem>
-</file>
-
-<file path=customXml/itemProps2.xml><?xml version="1.0" encoding="utf-8"?>
-<ds:datastoreItem xmlns:ds="http://schemas.openxmlformats.org/officeDocument/2006/customXml" ds:itemID="{75B211F7-4A7E-41E7-AAF1-44F8A8C1C845}">
-  <ds:schemaRefs>
-    <ds:schemaRef ds:uri="urn:microsoft-dynamics-businesscentral/internal/extended/reports/Job_Quote/1016/"/>
-  </ds:schemaRefs>
-</ds:datastoreItem>
 </file>
--- a/src/Layers/W1/BaseApp/Projects/Project/Reports/JobQuoteBody.docx
+++ b/src/Layers/W1/BaseApp/Projects/Project/Reports/JobQuoteBody.docx
@@ -7,12 +7,12 @@
         <w:tblStyle w:val="TableGrid"/>
         <w:tblW w:w="15422" w:type="dxa"/>
         <w:tblBorders>
-          <w:top w:val="none" w:sz="0" w:space="0" w:color="auto"/>
-          <w:left w:val="none" w:sz="0" w:space="0" w:color="auto"/>
-          <w:bottom w:val="none" w:sz="0" w:space="0" w:color="auto"/>
-          <w:right w:val="none" w:sz="0" w:space="0" w:color="auto"/>
-          <w:insideH w:val="none" w:sz="0" w:space="0" w:color="auto"/>
-          <w:insideV w:val="none" w:sz="0" w:space="0" w:color="auto"/>
+          <w:top w:val="none" w:color="auto" w:sz="0" w:space="0"/>
+          <w:left w:val="none" w:color="auto" w:sz="0" w:space="0"/>
+          <w:bottom w:val="none" w:color="auto" w:sz="0" w:space="0"/>
+          <w:right w:val="none" w:color="auto" w:sz="0" w:space="0"/>
+          <w:insideH w:val="none" w:color="auto" w:sz="0" w:space="0"/>
+          <w:insideV w:val="none" w:color="auto" w:sz="0" w:space="0"/>
         </w:tblBorders>
         <w:tblCellMar>
           <w:left w:w="0" w:type="dxa"/>
@@ -192,14 +192,14 @@
               <w:p>
                 <w:pPr>
                   <w:rPr>
-                    <w:rFonts w:asciiTheme="minorHAnsi" w:hAnsiTheme="minorHAnsi" w:cs="Segoe UI Semibold"/>
+                    <w:rFonts w:cs="Segoe UI Semibold" w:asciiTheme="minorHAnsi" w:hAnsiTheme="minorHAnsi"/>
                     <w:sz w:val="22"/>
                     <w:szCs w:val="22"/>
                   </w:rPr>
                 </w:pPr>
                 <w:r>
                   <w:rPr>
-                    <w:rFonts w:asciiTheme="minorHAnsi" w:hAnsiTheme="minorHAnsi" w:cs="Segoe UI Semibold"/>
+                    <w:rFonts w:cs="Segoe UI Semibold" w:asciiTheme="minorHAnsi" w:hAnsiTheme="minorHAnsi"/>
                     <w:sz w:val="22"/>
                     <w:szCs w:val="22"/>
                   </w:rPr>
@@ -216,7 +216,7 @@
           <w:p>
             <w:pPr>
               <w:rPr>
-                <w:rFonts w:asciiTheme="minorHAnsi" w:hAnsiTheme="minorHAnsi" w:cs="Segoe UI Semibold"/>
+                <w:rFonts w:cs="Segoe UI Semibold" w:asciiTheme="minorHAnsi" w:hAnsiTheme="minorHAnsi"/>
                 <w:sz w:val="22"/>
                 <w:szCs w:val="22"/>
               </w:rPr>
@@ -250,14 +250,14 @@
                 <w:pPr>
                   <w:jc w:val="right"/>
                   <w:rPr>
-                    <w:rFonts w:asciiTheme="minorHAnsi" w:hAnsiTheme="minorHAnsi" w:cs="Segoe UI Semibold"/>
+                    <w:rFonts w:cs="Segoe UI Semibold" w:asciiTheme="minorHAnsi" w:hAnsiTheme="minorHAnsi"/>
                     <w:sz w:val="22"/>
                     <w:szCs w:val="22"/>
                   </w:rPr>
                 </w:pPr>
                 <w:r>
                   <w:rPr>
-                    <w:rFonts w:asciiTheme="minorHAnsi" w:hAnsiTheme="minorHAnsi" w:cs="Segoe UI Semibold"/>
+                    <w:rFonts w:cs="Segoe UI Semibold" w:asciiTheme="minorHAnsi" w:hAnsiTheme="minorHAnsi"/>
                     <w:sz w:val="22"/>
                     <w:szCs w:val="22"/>
                   </w:rPr>
@@ -298,14 +298,14 @@
               <w:p>
                 <w:pPr>
                   <w:rPr>
-                    <w:rFonts w:asciiTheme="minorHAnsi" w:hAnsiTheme="minorHAnsi" w:cs="Segoe UI Semibold"/>
+                    <w:rFonts w:cs="Segoe UI Semibold" w:asciiTheme="minorHAnsi" w:hAnsiTheme="minorHAnsi"/>
                     <w:sz w:val="22"/>
                     <w:szCs w:val="22"/>
                   </w:rPr>
                 </w:pPr>
                 <w:r>
                   <w:rPr>
-                    <w:rFonts w:asciiTheme="minorHAnsi" w:hAnsiTheme="minorHAnsi" w:cs="Segoe UI Semibold"/>
+                    <w:rFonts w:cs="Segoe UI Semibold" w:asciiTheme="minorHAnsi" w:hAnsiTheme="minorHAnsi"/>
                     <w:sz w:val="22"/>
                     <w:szCs w:val="22"/>
                   </w:rPr>
@@ -322,7 +322,7 @@
           <w:p>
             <w:pPr>
               <w:rPr>
-                <w:rFonts w:asciiTheme="minorHAnsi" w:hAnsiTheme="minorHAnsi" w:cs="Segoe UI Semibold"/>
+                <w:rFonts w:cs="Segoe UI Semibold" w:asciiTheme="minorHAnsi" w:hAnsiTheme="minorHAnsi"/>
                 <w:sz w:val="22"/>
                 <w:szCs w:val="22"/>
               </w:rPr>
@@ -356,14 +356,14 @@
                 <w:pPr>
                   <w:jc w:val="right"/>
                   <w:rPr>
-                    <w:rFonts w:asciiTheme="minorHAnsi" w:hAnsiTheme="minorHAnsi" w:cs="Segoe UI Semibold"/>
+                    <w:rFonts w:cs="Segoe UI Semibold" w:asciiTheme="minorHAnsi" w:hAnsiTheme="minorHAnsi"/>
                     <w:sz w:val="22"/>
                     <w:szCs w:val="22"/>
                   </w:rPr>
                 </w:pPr>
                 <w:r>
                   <w:rPr>
-                    <w:rFonts w:asciiTheme="minorHAnsi" w:hAnsiTheme="minorHAnsi" w:cs="Segoe UI Semibold"/>
+                    <w:rFonts w:cs="Segoe UI Semibold" w:asciiTheme="minorHAnsi" w:hAnsiTheme="minorHAnsi"/>
                     <w:sz w:val="22"/>
                     <w:szCs w:val="22"/>
                   </w:rPr>
@@ -404,14 +404,14 @@
               <w:p>
                 <w:pPr>
                   <w:rPr>
-                    <w:rFonts w:asciiTheme="minorHAnsi" w:hAnsiTheme="minorHAnsi" w:cs="Segoe UI Semibold"/>
+                    <w:rFonts w:cs="Segoe UI Semibold" w:asciiTheme="minorHAnsi" w:hAnsiTheme="minorHAnsi"/>
                     <w:sz w:val="22"/>
                     <w:szCs w:val="22"/>
                   </w:rPr>
                 </w:pPr>
                 <w:r>
                   <w:rPr>
-                    <w:rFonts w:asciiTheme="minorHAnsi" w:hAnsiTheme="minorHAnsi" w:cs="Segoe UI Semibold"/>
+                    <w:rFonts w:cs="Segoe UI Semibold" w:asciiTheme="minorHAnsi" w:hAnsiTheme="minorHAnsi"/>
                     <w:sz w:val="22"/>
                     <w:szCs w:val="22"/>
                   </w:rPr>
@@ -428,7 +428,7 @@
           <w:p>
             <w:pPr>
               <w:rPr>
-                <w:rFonts w:asciiTheme="minorHAnsi" w:hAnsiTheme="minorHAnsi" w:cs="Segoe UI Semibold"/>
+                <w:rFonts w:cs="Segoe UI Semibold" w:asciiTheme="minorHAnsi" w:hAnsiTheme="minorHAnsi"/>
                 <w:sz w:val="22"/>
                 <w:szCs w:val="22"/>
               </w:rPr>
@@ -446,14 +446,14 @@
               </w:tabs>
               <w:jc w:val="right"/>
               <w:rPr>
-                <w:rFonts w:asciiTheme="minorHAnsi" w:hAnsiTheme="minorHAnsi" w:cs="Segoe UI Semibold"/>
+                <w:rFonts w:cs="Segoe UI Semibold" w:asciiTheme="minorHAnsi" w:hAnsiTheme="minorHAnsi"/>
                 <w:sz w:val="22"/>
                 <w:szCs w:val="22"/>
               </w:rPr>
             </w:pPr>
             <w:r>
               <w:rPr>
-                <w:rFonts w:asciiTheme="minorHAnsi" w:hAnsiTheme="minorHAnsi" w:cs="Segoe UI Semibold"/>
+                <w:rFonts w:cs="Segoe UI Semibold" w:asciiTheme="minorHAnsi" w:hAnsiTheme="minorHAnsi"/>
                 <w:sz w:val="22"/>
                 <w:szCs w:val="22"/>
               </w:rPr>
@@ -480,7 +480,7 @@
               <w:sdtContent>
                 <w:r>
                   <w:rPr>
-                    <w:rFonts w:asciiTheme="minorHAnsi" w:hAnsiTheme="minorHAnsi" w:cs="Segoe UI Semibold"/>
+                    <w:rFonts w:cs="Segoe UI Semibold" w:asciiTheme="minorHAnsi" w:hAnsiTheme="minorHAnsi"/>
                     <w:sz w:val="22"/>
                     <w:szCs w:val="22"/>
                   </w:rPr>
@@ -521,14 +521,14 @@
               <w:p>
                 <w:pPr>
                   <w:rPr>
-                    <w:rFonts w:asciiTheme="minorHAnsi" w:hAnsiTheme="minorHAnsi" w:cs="Segoe UI Semibold"/>
+                    <w:rFonts w:cs="Segoe UI Semibold" w:asciiTheme="minorHAnsi" w:hAnsiTheme="minorHAnsi"/>
                     <w:sz w:val="22"/>
                     <w:szCs w:val="22"/>
                   </w:rPr>
                 </w:pPr>
                 <w:r>
                   <w:rPr>
-                    <w:rFonts w:asciiTheme="minorHAnsi" w:hAnsiTheme="minorHAnsi" w:cs="Segoe UI Semibold"/>
+                    <w:rFonts w:cs="Segoe UI Semibold" w:asciiTheme="minorHAnsi" w:hAnsiTheme="minorHAnsi"/>
                     <w:sz w:val="22"/>
                     <w:szCs w:val="22"/>
                   </w:rPr>
@@ -545,7 +545,7 @@
           <w:p>
             <w:pPr>
               <w:rPr>
-                <w:rFonts w:asciiTheme="minorHAnsi" w:hAnsiTheme="minorHAnsi" w:cs="Segoe UI Semibold"/>
+                <w:rFonts w:cs="Segoe UI Semibold" w:asciiTheme="minorHAnsi" w:hAnsiTheme="minorHAnsi"/>
                 <w:sz w:val="22"/>
                 <w:szCs w:val="22"/>
               </w:rPr>
@@ -563,14 +563,14 @@
               </w:tabs>
               <w:jc w:val="right"/>
               <w:rPr>
-                <w:rFonts w:asciiTheme="minorHAnsi" w:hAnsiTheme="minorHAnsi" w:cs="Segoe UI Semibold"/>
+                <w:rFonts w:cs="Segoe UI Semibold" w:asciiTheme="minorHAnsi" w:hAnsiTheme="minorHAnsi"/>
                 <w:sz w:val="22"/>
                 <w:szCs w:val="22"/>
               </w:rPr>
             </w:pPr>
             <w:r>
               <w:rPr>
-                <w:rFonts w:asciiTheme="minorHAnsi" w:hAnsiTheme="minorHAnsi" w:cs="Segoe UI Semibold"/>
+                <w:rFonts w:cs="Segoe UI Semibold" w:asciiTheme="minorHAnsi" w:hAnsiTheme="minorHAnsi"/>
                 <w:sz w:val="22"/>
                 <w:szCs w:val="22"/>
               </w:rPr>
@@ -597,7 +597,7 @@
               <w:sdtContent>
                 <w:r>
                   <w:rPr>
-                    <w:rFonts w:asciiTheme="minorHAnsi" w:hAnsiTheme="minorHAnsi" w:cs="Segoe UI Semibold"/>
+                    <w:rFonts w:cs="Segoe UI Semibold" w:asciiTheme="minorHAnsi" w:hAnsiTheme="minorHAnsi"/>
                     <w:sz w:val="22"/>
                     <w:szCs w:val="22"/>
                   </w:rPr>
@@ -638,14 +638,14 @@
               <w:p>
                 <w:pPr>
                   <w:rPr>
-                    <w:rFonts w:asciiTheme="minorHAnsi" w:hAnsiTheme="minorHAnsi" w:cs="Segoe UI Semibold"/>
+                    <w:rFonts w:cs="Segoe UI Semibold" w:asciiTheme="minorHAnsi" w:hAnsiTheme="minorHAnsi"/>
                     <w:sz w:val="22"/>
                     <w:szCs w:val="22"/>
                   </w:rPr>
                 </w:pPr>
                 <w:r>
                   <w:rPr>
-                    <w:rFonts w:asciiTheme="minorHAnsi" w:hAnsiTheme="minorHAnsi" w:cs="Segoe UI Semibold"/>
+                    <w:rFonts w:cs="Segoe UI Semibold" w:asciiTheme="minorHAnsi" w:hAnsiTheme="minorHAnsi"/>
                     <w:sz w:val="22"/>
                     <w:szCs w:val="22"/>
                   </w:rPr>
@@ -662,7 +662,7 @@
           <w:p>
             <w:pPr>
               <w:rPr>
-                <w:rFonts w:asciiTheme="minorHAnsi" w:hAnsiTheme="minorHAnsi" w:cs="Segoe UI Semibold"/>
+                <w:rFonts w:cs="Segoe UI Semibold" w:asciiTheme="minorHAnsi" w:hAnsiTheme="minorHAnsi"/>
                 <w:sz w:val="22"/>
                 <w:szCs w:val="22"/>
               </w:rPr>
@@ -696,14 +696,14 @@
                 <w:pPr>
                   <w:jc w:val="right"/>
                   <w:rPr>
-                    <w:rFonts w:asciiTheme="minorHAnsi" w:hAnsiTheme="minorHAnsi" w:cs="Segoe UI Semibold"/>
+                    <w:rFonts w:cs="Segoe UI Semibold" w:asciiTheme="minorHAnsi" w:hAnsiTheme="minorHAnsi"/>
                     <w:sz w:val="22"/>
                     <w:szCs w:val="22"/>
                   </w:rPr>
                 </w:pPr>
                 <w:r>
                   <w:rPr>
-                    <w:rFonts w:asciiTheme="minorHAnsi" w:hAnsiTheme="minorHAnsi" w:cs="Segoe UI Semibold"/>
+                    <w:rFonts w:cs="Segoe UI Semibold" w:asciiTheme="minorHAnsi" w:hAnsiTheme="minorHAnsi"/>
                     <w:sz w:val="22"/>
                     <w:szCs w:val="22"/>
                   </w:rPr>
@@ -729,12 +729,12 @@
         <w:tblStyle w:val="TableGrid"/>
         <w:tblW w:w="15422" w:type="dxa"/>
         <w:tblBorders>
-          <w:top w:val="none" w:sz="0" w:space="0" w:color="auto"/>
-          <w:left w:val="none" w:sz="0" w:space="0" w:color="auto"/>
-          <w:bottom w:val="none" w:sz="0" w:space="0" w:color="auto"/>
-          <w:right w:val="none" w:sz="0" w:space="0" w:color="auto"/>
-          <w:insideH w:val="none" w:sz="0" w:space="0" w:color="auto"/>
-          <w:insideV w:val="none" w:sz="0" w:space="0" w:color="auto"/>
+          <w:top w:val="none" w:color="auto" w:sz="0" w:space="0"/>
+          <w:left w:val="none" w:color="auto" w:sz="0" w:space="0"/>
+          <w:bottom w:val="none" w:color="auto" w:sz="0" w:space="0"/>
+          <w:right w:val="none" w:color="auto" w:sz="0" w:space="0"/>
+          <w:insideH w:val="none" w:color="auto" w:sz="0" w:space="0"/>
+          <w:insideV w:val="none" w:color="auto" w:sz="0" w:space="0"/>
         </w:tblBorders>
         <w:tblLayout w:type="fixed"/>
         <w:tblCellMar>
@@ -991,7 +991,7 @@
               <w:p>
                 <w:pPr>
                   <w:rPr>
-                    <w:rFonts w:asciiTheme="minorHAnsi" w:hAnsiTheme="minorHAnsi" w:cs="Segoe UI"/>
+                    <w:rFonts w:cs="Segoe UI" w:asciiTheme="minorHAnsi" w:hAnsiTheme="minorHAnsi"/>
                     <w:color w:val="242424"/>
                     <w:sz w:val="22"/>
                     <w:szCs w:val="22"/>
@@ -1000,7 +1000,7 @@
                 <w:proofErr w:type="spellStart"/>
                 <w:r>
                   <w:rPr>
-                    <w:rFonts w:asciiTheme="minorHAnsi" w:hAnsiTheme="minorHAnsi" w:cs="Segoe UI"/>
+                    <w:rFonts w:cs="Segoe UI" w:asciiTheme="minorHAnsi" w:hAnsiTheme="minorHAnsi"/>
                     <w:color w:val="242424"/>
                     <w:sz w:val="22"/>
                     <w:szCs w:val="22"/>
@@ -1019,7 +1019,7 @@
           <w:p>
             <w:pPr>
               <w:rPr>
-                <w:rFonts w:asciiTheme="minorHAnsi" w:hAnsiTheme="minorHAnsi" w:cs="Segoe UI"/>
+                <w:rFonts w:cs="Segoe UI" w:asciiTheme="minorHAnsi" w:hAnsiTheme="minorHAnsi"/>
                 <w:color w:val="242424"/>
                 <w:sz w:val="22"/>
                 <w:szCs w:val="22"/>
@@ -1034,7 +1034,7 @@
           <w:p>
             <w:pPr>
               <w:rPr>
-                <w:rFonts w:asciiTheme="minorHAnsi" w:hAnsiTheme="minorHAnsi" w:cs="Segoe UI"/>
+                <w:rFonts w:cs="Segoe UI" w:asciiTheme="minorHAnsi" w:hAnsiTheme="minorHAnsi"/>
                 <w:color w:val="242424"/>
                 <w:sz w:val="22"/>
                 <w:szCs w:val="22"/>
@@ -1109,7 +1109,7 @@
         <w:sdt>
           <w:sdtPr>
             <w:rPr>
-              <w:rFonts w:ascii="Segoe UI Semibold" w:eastAsiaTheme="minorHAnsi" w:hAnsi="Segoe UI Semibold" w:cs="Segoe UI Semibold"/>
+              <w:rFonts w:ascii="Segoe UI Semibold" w:hAnsi="Segoe UI Semibold" w:cs="Segoe UI Semibold" w:eastAsiaTheme="minorHAnsi"/>
               <w:sz w:val="22"/>
               <w:szCs w:val="22"/>
             </w:rPr>
@@ -1130,14 +1130,14 @@
                 <w:cnfStyle w:val="001000000000" w:firstRow="0" w:lastRow="0" w:firstColumn="1" w:lastColumn="0" w:oddVBand="0" w:evenVBand="0" w:oddHBand="0" w:evenHBand="0" w:firstRowFirstColumn="0" w:firstRowLastColumn="0" w:lastRowFirstColumn="0" w:lastRowLastColumn="0"/>
                 <w:tcW w:w="1890" w:type="dxa"/>
                 <w:tcBorders>
-                  <w:bottom w:val="single" w:sz="4" w:space="0" w:color="auto"/>
+                  <w:bottom w:val="single" w:color="auto" w:sz="4" w:space="0"/>
                 </w:tcBorders>
               </w:tcPr>
               <w:p>
                 <w:pPr>
                   <w:pStyle w:val="Heading2"/>
                   <w:rPr>
-                    <w:rFonts w:ascii="Segoe UI Semibold" w:eastAsiaTheme="minorHAnsi" w:hAnsi="Segoe UI Semibold" w:cs="Segoe UI Semibold"/>
+                    <w:rFonts w:ascii="Segoe UI Semibold" w:hAnsi="Segoe UI Semibold" w:cs="Segoe UI Semibold" w:eastAsiaTheme="minorHAnsi"/>
                     <w:sz w:val="22"/>
                     <w:szCs w:val="22"/>
                   </w:rPr>
@@ -1145,7 +1145,7 @@
                 <w:proofErr w:type="spellStart"/>
                 <w:r>
                   <w:rPr>
-                    <w:rFonts w:ascii="Segoe UI Semibold" w:eastAsiaTheme="minorHAnsi" w:hAnsi="Segoe UI Semibold" w:cs="Segoe UI Semibold"/>
+                    <w:rFonts w:ascii="Segoe UI Semibold" w:hAnsi="Segoe UI Semibold" w:cs="Segoe UI Semibold" w:eastAsiaTheme="minorHAnsi"/>
                     <w:sz w:val="22"/>
                     <w:szCs w:val="22"/>
                   </w:rPr>
@@ -1179,7 +1179,7 @@
               <w:tcPr>
                 <w:tcW w:w="1890" w:type="dxa"/>
                 <w:tcBorders>
-                  <w:bottom w:val="single" w:sz="4" w:space="0" w:color="auto"/>
+                  <w:bottom w:val="single" w:color="auto" w:sz="4" w:space="0"/>
                 </w:tcBorders>
               </w:tcPr>
               <w:p>
@@ -1229,7 +1229,7 @@
               <w:tcPr>
                 <w:tcW w:w="2250" w:type="dxa"/>
                 <w:tcBorders>
-                  <w:bottom w:val="single" w:sz="4" w:space="0" w:color="auto"/>
+                  <w:bottom w:val="single" w:color="auto" w:sz="4" w:space="0"/>
                 </w:tcBorders>
               </w:tcPr>
               <w:p>
@@ -1279,7 +1279,7 @@
               <w:tcPr>
                 <w:tcW w:w="824" w:type="dxa"/>
                 <w:tcBorders>
-                  <w:bottom w:val="single" w:sz="4" w:space="0" w:color="auto"/>
+                  <w:bottom w:val="single" w:color="auto" w:sz="4" w:space="0"/>
                 </w:tcBorders>
               </w:tcPr>
               <w:p>
@@ -1329,7 +1329,7 @@
               <w:tcPr>
                 <w:tcW w:w="1713" w:type="dxa"/>
                 <w:tcBorders>
-                  <w:bottom w:val="single" w:sz="4" w:space="0" w:color="auto"/>
+                  <w:bottom w:val="single" w:color="auto" w:sz="4" w:space="0"/>
                 </w:tcBorders>
               </w:tcPr>
               <w:p>
@@ -1379,7 +1379,7 @@
               <w:tcPr>
                 <w:tcW w:w="1714" w:type="dxa"/>
                 <w:tcBorders>
-                  <w:bottom w:val="single" w:sz="4" w:space="0" w:color="auto"/>
+                  <w:bottom w:val="single" w:color="auto" w:sz="4" w:space="0"/>
                 </w:tcBorders>
               </w:tcPr>
               <w:p>
@@ -1430,7 +1430,7 @@
               <w:tcPr>
                 <w:tcW w:w="1713" w:type="dxa"/>
                 <w:tcBorders>
-                  <w:bottom w:val="single" w:sz="4" w:space="0" w:color="auto"/>
+                  <w:bottom w:val="single" w:color="auto" w:sz="4" w:space="0"/>
                 </w:tcBorders>
               </w:tcPr>
               <w:p>
@@ -1481,7 +1481,7 @@
               <w:tcPr>
                 <w:tcW w:w="1714" w:type="dxa"/>
                 <w:tcBorders>
-                  <w:bottom w:val="single" w:sz="4" w:space="0" w:color="auto"/>
+                  <w:bottom w:val="single" w:color="auto" w:sz="4" w:space="0"/>
                 </w:tcBorders>
               </w:tcPr>
               <w:p>
@@ -1532,7 +1532,7 @@
               <w:tcPr>
                 <w:tcW w:w="1714" w:type="dxa"/>
                 <w:tcBorders>
-                  <w:bottom w:val="single" w:sz="4" w:space="0" w:color="auto"/>
+                  <w:bottom w:val="single" w:color="auto" w:sz="4" w:space="0"/>
                 </w:tcBorders>
               </w:tcPr>
               <w:p>
@@ -1564,14 +1564,14 @@
       <w:tr>
         <w:trPr>
           <w:cnfStyle w:val="000000100000" w:firstRow="0" w:lastRow="0" w:firstColumn="0" w:lastColumn="0" w:oddVBand="0" w:evenVBand="0" w:oddHBand="1" w:evenHBand="0" w:firstRowFirstColumn="0" w:firstRowLastColumn="0" w:lastRowFirstColumn="0" w:lastRowLastColumn="0"/>
-          <w:trHeight w:hRule="exact" w:val="245"/>
+          <w:trHeight w:val="245" w:hRule="exact"/>
         </w:trPr>
         <w:tc>
           <w:tcPr>
             <w:cnfStyle w:val="001000000000" w:firstRow="0" w:lastRow="0" w:firstColumn="1" w:lastColumn="0" w:oddVBand="0" w:evenVBand="0" w:oddHBand="0" w:evenHBand="0" w:firstRowFirstColumn="0" w:firstRowLastColumn="0" w:lastRowFirstColumn="0" w:lastRowLastColumn="0"/>
             <w:tcW w:w="1890" w:type="dxa"/>
             <w:tcBorders>
-              <w:top w:val="single" w:sz="4" w:space="0" w:color="auto"/>
+              <w:top w:val="single" w:color="auto" w:sz="4" w:space="0"/>
             </w:tcBorders>
           </w:tcPr>
           <w:p>
@@ -1590,7 +1590,7 @@
           <w:tcPr>
             <w:tcW w:w="1890" w:type="dxa"/>
             <w:tcBorders>
-              <w:top w:val="single" w:sz="4" w:space="0" w:color="auto"/>
+              <w:top w:val="single" w:color="auto" w:sz="4" w:space="0"/>
             </w:tcBorders>
           </w:tcPr>
           <w:p>
@@ -1611,7 +1611,7 @@
           <w:tcPr>
             <w:tcW w:w="2250" w:type="dxa"/>
             <w:tcBorders>
-              <w:top w:val="single" w:sz="4" w:space="0" w:color="auto"/>
+              <w:top w:val="single" w:color="auto" w:sz="4" w:space="0"/>
             </w:tcBorders>
           </w:tcPr>
           <w:p>
@@ -1632,7 +1632,7 @@
           <w:tcPr>
             <w:tcW w:w="824" w:type="dxa"/>
             <w:tcBorders>
-              <w:top w:val="single" w:sz="4" w:space="0" w:color="auto"/>
+              <w:top w:val="single" w:color="auto" w:sz="4" w:space="0"/>
             </w:tcBorders>
           </w:tcPr>
           <w:p>
@@ -1653,7 +1653,7 @@
           <w:tcPr>
             <w:tcW w:w="1713" w:type="dxa"/>
             <w:tcBorders>
-              <w:top w:val="single" w:sz="4" w:space="0" w:color="auto"/>
+              <w:top w:val="single" w:color="auto" w:sz="4" w:space="0"/>
             </w:tcBorders>
           </w:tcPr>
           <w:p>
@@ -1674,7 +1674,7 @@
           <w:tcPr>
             <w:tcW w:w="1714" w:type="dxa"/>
             <w:tcBorders>
-              <w:top w:val="single" w:sz="4" w:space="0" w:color="auto"/>
+              <w:top w:val="single" w:color="auto" w:sz="4" w:space="0"/>
             </w:tcBorders>
           </w:tcPr>
           <w:p>
@@ -1695,7 +1695,7 @@
           <w:tcPr>
             <w:tcW w:w="1713" w:type="dxa"/>
             <w:tcBorders>
-              <w:top w:val="single" w:sz="4" w:space="0" w:color="auto"/>
+              <w:top w:val="single" w:color="auto" w:sz="4" w:space="0"/>
             </w:tcBorders>
           </w:tcPr>
           <w:p>
@@ -1716,7 +1716,7 @@
           <w:tcPr>
             <w:tcW w:w="1714" w:type="dxa"/>
             <w:tcBorders>
-              <w:top w:val="single" w:sz="4" w:space="0" w:color="auto"/>
+              <w:top w:val="single" w:color="auto" w:sz="4" w:space="0"/>
             </w:tcBorders>
           </w:tcPr>
           <w:p>
@@ -1737,7 +1737,7 @@
           <w:tcPr>
             <w:tcW w:w="1714" w:type="dxa"/>
             <w:tcBorders>
-              <w:top w:val="single" w:sz="4" w:space="0" w:color="auto"/>
+              <w:top w:val="single" w:color="auto" w:sz="4" w:space="0"/>
             </w:tcBorders>
           </w:tcPr>
           <w:p>
@@ -1758,7 +1758,7 @@
       <w:sdt>
         <w:sdtPr>
           <w:rPr>
-            <w:rFonts w:asciiTheme="minorHAnsi" w:eastAsiaTheme="minorEastAsia" w:hAnsiTheme="minorHAnsi" w:cs="Segoe UI"/>
+            <w:rFonts w:cs="Segoe UI" w:asciiTheme="minorHAnsi" w:hAnsiTheme="minorHAnsi" w:eastAsiaTheme="minorEastAsia"/>
             <w:bCs w:val="0"/>
             <w:kern w:val="2"/>
             <w:sz w:val="16"/>
@@ -1777,7 +1777,7 @@
           <w:sdt>
             <w:sdtPr>
               <w:rPr>
-                <w:rFonts w:asciiTheme="minorHAnsi" w:eastAsiaTheme="minorEastAsia" w:hAnsiTheme="minorHAnsi" w:cs="Segoe UI"/>
+                <w:rFonts w:cs="Segoe UI" w:asciiTheme="minorHAnsi" w:hAnsiTheme="minorHAnsi" w:eastAsiaTheme="minorEastAsia"/>
                 <w:bCs w:val="0"/>
                 <w:kern w:val="2"/>
                 <w:sz w:val="16"/>
@@ -1793,7 +1793,7 @@
               <w:sdt>
                 <w:sdtPr>
                   <w:rPr>
-                    <w:rFonts w:asciiTheme="minorHAnsi" w:eastAsiaTheme="minorEastAsia" w:hAnsiTheme="minorHAnsi" w:cs="Segoe UI"/>
+                    <w:rFonts w:cs="Segoe UI" w:asciiTheme="minorHAnsi" w:hAnsiTheme="minorHAnsi" w:eastAsiaTheme="minorEastAsia"/>
                     <w:bCs w:val="0"/>
                     <w:kern w:val="2"/>
                     <w:sz w:val="16"/>
@@ -1812,7 +1812,7 @@
                   <w:sdt>
                     <w:sdtPr>
                       <w:rPr>
-                        <w:rFonts w:asciiTheme="minorHAnsi" w:eastAsiaTheme="minorEastAsia" w:hAnsiTheme="minorHAnsi" w:cs="Segoe UI"/>
+                        <w:rFonts w:cs="Segoe UI" w:asciiTheme="minorHAnsi" w:hAnsiTheme="minorHAnsi" w:eastAsiaTheme="minorEastAsia"/>
                         <w:bCs w:val="0"/>
                         <w:kern w:val="2"/>
                         <w:sz w:val="16"/>
@@ -1833,7 +1833,7 @@
                         <w:sdt>
                           <w:sdtPr>
                             <w:rPr>
-                              <w:rFonts w:asciiTheme="minorHAnsi" w:eastAsiaTheme="minorEastAsia" w:hAnsiTheme="minorHAnsi" w:cs="Segoe UI"/>
+                              <w:rFonts w:cs="Segoe UI" w:asciiTheme="minorHAnsi" w:hAnsiTheme="minorHAnsi" w:eastAsiaTheme="minorEastAsia"/>
                               <w:bCs w:val="0"/>
                               <w:kern w:val="2"/>
                               <w:sz w:val="16"/>
@@ -1853,7 +1853,7 @@
                           </w:sdtPr>
                           <w:sdtEndPr>
                             <w:rPr>
-                              <w:rFonts w:ascii="Segoe UI" w:eastAsia="Aptos" w:hAnsi="Segoe UI" w:cs="Segoe UI Semibold"/>
+                              <w:rFonts w:ascii="Segoe UI" w:hAnsi="Segoe UI" w:eastAsia="Aptos" w:cs="Segoe UI Semibold"/>
                               <w:kern w:val="0"/>
                               <w:sz w:val="22"/>
                               <w:szCs w:val="22"/>
@@ -1871,7 +1871,7 @@
                               <w:p>
                                 <w:pPr>
                                   <w:rPr>
-                                    <w:rFonts w:asciiTheme="minorHAnsi" w:hAnsiTheme="minorHAnsi" w:cs="Segoe UI Semibold"/>
+                                    <w:rFonts w:cs="Segoe UI Semibold" w:asciiTheme="minorHAnsi" w:hAnsiTheme="minorHAnsi"/>
                                     <w:sz w:val="22"/>
                                     <w:szCs w:val="22"/>
                                     <w:lang w:val="en-US" w:eastAsia="en-US"/>
@@ -1880,7 +1880,7 @@
                                 <w:proofErr w:type="spellStart"/>
                                 <w:r>
                                   <w:rPr>
-                                    <w:rFonts w:asciiTheme="minorHAnsi" w:hAnsiTheme="minorHAnsi" w:cs="Segoe UI Semibold"/>
+                                    <w:rFonts w:cs="Segoe UI Semibold" w:asciiTheme="minorHAnsi" w:hAnsiTheme="minorHAnsi"/>
                                     <w:sz w:val="22"/>
                                     <w:szCs w:val="22"/>
                                     <w:lang w:val="en-US" w:eastAsia="en-US"/>
@@ -1921,7 +1921,7 @@
                                 <w:pPr>
                                   <w:cnfStyle w:val="000000010000" w:firstRow="0" w:lastRow="0" w:firstColumn="0" w:lastColumn="0" w:oddVBand="0" w:evenVBand="0" w:oddHBand="0" w:evenHBand="1" w:firstRowFirstColumn="0" w:firstRowLastColumn="0" w:lastRowFirstColumn="0" w:lastRowLastColumn="0"/>
                                   <w:rPr>
-                                    <w:rFonts w:asciiTheme="minorHAnsi" w:hAnsiTheme="minorHAnsi" w:cs="Segoe UI Semibold"/>
+                                    <w:rFonts w:cs="Segoe UI Semibold" w:asciiTheme="minorHAnsi" w:hAnsiTheme="minorHAnsi"/>
                                     <w:sz w:val="22"/>
                                     <w:szCs w:val="22"/>
                                     <w:lang w:eastAsia="en-US"/>
@@ -1929,7 +1929,7 @@
                                 </w:pPr>
                                 <w:r>
                                   <w:rPr>
-                                    <w:rFonts w:asciiTheme="minorHAnsi" w:hAnsiTheme="minorHAnsi" w:cs="Segoe UI Semibold"/>
+                                    <w:rFonts w:cs="Segoe UI Semibold" w:asciiTheme="minorHAnsi" w:hAnsiTheme="minorHAnsi"/>
                                     <w:sz w:val="22"/>
                                     <w:szCs w:val="22"/>
                                     <w:lang w:eastAsia="en-US"/>
@@ -1969,7 +1969,7 @@
                                 <w:pPr>
                                   <w:cnfStyle w:val="000000010000" w:firstRow="0" w:lastRow="0" w:firstColumn="0" w:lastColumn="0" w:oddVBand="0" w:evenVBand="0" w:oddHBand="0" w:evenHBand="1" w:firstRowFirstColumn="0" w:firstRowLastColumn="0" w:lastRowFirstColumn="0" w:lastRowLastColumn="0"/>
                                   <w:rPr>
-                                    <w:rFonts w:asciiTheme="minorHAnsi" w:hAnsiTheme="minorHAnsi" w:cs="Segoe UI Semibold"/>
+                                    <w:rFonts w:cs="Segoe UI Semibold" w:asciiTheme="minorHAnsi" w:hAnsiTheme="minorHAnsi"/>
                                     <w:sz w:val="22"/>
                                     <w:szCs w:val="22"/>
                                     <w:lang w:val="en-US" w:eastAsia="en-US"/>
@@ -1977,7 +1977,7 @@
                                 </w:pPr>
                                 <w:r>
                                   <w:rPr>
-                                    <w:rFonts w:asciiTheme="minorHAnsi" w:hAnsiTheme="minorHAnsi" w:cs="Segoe UI Semibold"/>
+                                    <w:rFonts w:cs="Segoe UI Semibold" w:asciiTheme="minorHAnsi" w:hAnsiTheme="minorHAnsi"/>
                                     <w:sz w:val="22"/>
                                     <w:szCs w:val="22"/>
                                     <w:lang w:val="en-US" w:eastAsia="en-US"/>
@@ -2016,14 +2016,14 @@
                                 <w:pPr>
                                   <w:cnfStyle w:val="000000010000" w:firstRow="0" w:lastRow="0" w:firstColumn="0" w:lastColumn="0" w:oddVBand="0" w:evenVBand="0" w:oddHBand="0" w:evenHBand="1" w:firstRowFirstColumn="0" w:firstRowLastColumn="0" w:lastRowFirstColumn="0" w:lastRowLastColumn="0"/>
                                   <w:rPr>
-                                    <w:rFonts w:asciiTheme="minorHAnsi" w:hAnsiTheme="minorHAnsi" w:cs="Segoe UI Semibold"/>
+                                    <w:rFonts w:cs="Segoe UI Semibold" w:asciiTheme="minorHAnsi" w:hAnsiTheme="minorHAnsi"/>
                                     <w:sz w:val="22"/>
                                     <w:szCs w:val="22"/>
                                   </w:rPr>
                                 </w:pPr>
                                 <w:r>
                                   <w:rPr>
-                                    <w:rFonts w:asciiTheme="minorHAnsi" w:hAnsiTheme="minorHAnsi" w:cs="Segoe UI Semibold"/>
+                                    <w:rFonts w:cs="Segoe UI Semibold" w:asciiTheme="minorHAnsi" w:hAnsiTheme="minorHAnsi"/>
                                     <w:sz w:val="22"/>
                                     <w:szCs w:val="22"/>
                                   </w:rPr>
@@ -2061,14 +2061,14 @@
                                 <w:pPr>
                                   <w:cnfStyle w:val="000000010000" w:firstRow="0" w:lastRow="0" w:firstColumn="0" w:lastColumn="0" w:oddVBand="0" w:evenVBand="0" w:oddHBand="0" w:evenHBand="1" w:firstRowFirstColumn="0" w:firstRowLastColumn="0" w:lastRowFirstColumn="0" w:lastRowLastColumn="0"/>
                                   <w:rPr>
-                                    <w:rFonts w:asciiTheme="minorHAnsi" w:hAnsiTheme="minorHAnsi" w:cs="Segoe UI Semibold"/>
+                                    <w:rFonts w:cs="Segoe UI Semibold" w:asciiTheme="minorHAnsi" w:hAnsiTheme="minorHAnsi"/>
                                     <w:sz w:val="22"/>
                                     <w:szCs w:val="22"/>
                                   </w:rPr>
                                 </w:pPr>
                                 <w:r>
                                   <w:rPr>
-                                    <w:rFonts w:asciiTheme="minorHAnsi" w:hAnsiTheme="minorHAnsi" w:cs="Segoe UI Semibold"/>
+                                    <w:rFonts w:cs="Segoe UI Semibold" w:asciiTheme="minorHAnsi" w:hAnsiTheme="minorHAnsi"/>
                                     <w:sz w:val="22"/>
                                     <w:szCs w:val="22"/>
                                   </w:rPr>
@@ -2153,7 +2153,7 @@
                                   <w:pStyle w:val="CLNumBase"/>
                                   <w:cnfStyle w:val="000000010000" w:firstRow="0" w:lastRow="0" w:firstColumn="0" w:lastColumn="0" w:oddVBand="0" w:evenVBand="0" w:oddHBand="0" w:evenHBand="1" w:firstRowFirstColumn="0" w:firstRowLastColumn="0" w:lastRowFirstColumn="0" w:lastRowLastColumn="0"/>
                                   <w:rPr>
-                                    <w:rFonts w:asciiTheme="minorHAnsi" w:hAnsiTheme="minorHAnsi" w:cs="Segoe UI Semibold"/>
+                                    <w:rFonts w:cs="Segoe UI Semibold" w:asciiTheme="minorHAnsi" w:hAnsiTheme="minorHAnsi"/>
                                     <w:sz w:val="22"/>
                                     <w:szCs w:val="22"/>
                                   </w:rPr>
@@ -2248,7 +2248,7 @@
                                   <w:jc w:val="right"/>
                                   <w:cnfStyle w:val="000000010000" w:firstRow="0" w:lastRow="0" w:firstColumn="0" w:lastColumn="0" w:oddVBand="0" w:evenVBand="0" w:oddHBand="0" w:evenHBand="1" w:firstRowFirstColumn="0" w:firstRowLastColumn="0" w:lastRowFirstColumn="0" w:lastRowLastColumn="0"/>
                                   <w:rPr>
-                                    <w:rFonts w:asciiTheme="minorHAnsi" w:hAnsiTheme="minorHAnsi" w:cs="Segoe UI Semibold"/>
+                                    <w:rFonts w:cs="Segoe UI Semibold" w:asciiTheme="minorHAnsi" w:hAnsiTheme="minorHAnsi"/>
                                     <w:sz w:val="22"/>
                                     <w:szCs w:val="22"/>
                                   </w:rPr>
@@ -2256,7 +2256,7 @@
                                 <w:proofErr w:type="spellStart"/>
                                 <w:r>
                                   <w:rPr>
-                                    <w:rFonts w:asciiTheme="minorHAnsi" w:hAnsiTheme="minorHAnsi" w:cs="Segoe UI Semibold"/>
+                                    <w:rFonts w:cs="Segoe UI Semibold" w:asciiTheme="minorHAnsi" w:hAnsiTheme="minorHAnsi"/>
                                     <w:sz w:val="22"/>
                                     <w:szCs w:val="22"/>
                                   </w:rPr>
@@ -2306,7 +2306,7 @@
         <w:sdt>
           <w:sdtPr>
             <w:rPr>
-              <w:rFonts w:ascii="Segoe UI Semibold" w:eastAsia="Times New Roman" w:hAnsi="Segoe UI Semibold" w:cs="Segoe UI Semibold"/>
+              <w:rFonts w:ascii="Segoe UI Semibold" w:hAnsi="Segoe UI Semibold" w:eastAsia="Times New Roman" w:cs="Segoe UI Semibold"/>
               <w:sz w:val="22"/>
               <w:szCs w:val="22"/>
             </w:rPr>
@@ -2327,8 +2327,8 @@
                 <w:cnfStyle w:val="001000000000" w:firstRow="0" w:lastRow="0" w:firstColumn="1" w:lastColumn="0" w:oddVBand="0" w:evenVBand="0" w:oddHBand="0" w:evenHBand="0" w:firstRowFirstColumn="0" w:firstRowLastColumn="0" w:lastRowFirstColumn="0" w:lastRowLastColumn="0"/>
                 <w:tcW w:w="4995" w:type="dxa"/>
                 <w:tcBorders>
-                  <w:top w:val="single" w:sz="4" w:space="0" w:color="000000"/>
-                  <w:bottom w:val="single" w:sz="12" w:space="0" w:color="000000"/>
+                  <w:top w:val="single" w:color="000000" w:sz="4" w:space="0"/>
+                  <w:bottom w:val="single" w:color="000000" w:sz="12" w:space="0"/>
                 </w:tcBorders>
                 <w:vAlign w:val="center"/>
               </w:tcPr>
@@ -2337,7 +2337,7 @@
                   <w:pStyle w:val="Heading2"/>
                   <w:spacing w:before="120" w:after="120" w:line="240" w:lineRule="exact"/>
                   <w:rPr>
-                    <w:rFonts w:ascii="Segoe UI Semibold" w:eastAsia="Times New Roman" w:hAnsi="Segoe UI Semibold" w:cs="Segoe UI Semibold"/>
+                    <w:rFonts w:ascii="Segoe UI Semibold" w:hAnsi="Segoe UI Semibold" w:eastAsia="Times New Roman" w:cs="Segoe UI Semibold"/>
                     <w:sz w:val="22"/>
                     <w:szCs w:val="22"/>
                   </w:rPr>
@@ -2345,7 +2345,7 @@
                 <w:proofErr w:type="spellStart"/>
                 <w:r>
                   <w:rPr>
-                    <w:rFonts w:ascii="Segoe UI Semibold" w:eastAsia="Times New Roman" w:hAnsi="Segoe UI Semibold" w:cs="Segoe UI Semibold"/>
+                    <w:rFonts w:ascii="Segoe UI Semibold" w:hAnsi="Segoe UI Semibold" w:eastAsia="Times New Roman" w:cs="Segoe UI Semibold"/>
                     <w:sz w:val="22"/>
                     <w:szCs w:val="22"/>
                   </w:rPr>
@@ -2360,8 +2360,8 @@
           <w:tcPr>
             <w:tcW w:w="960" w:type="dxa"/>
             <w:tcBorders>
-              <w:top w:val="single" w:sz="4" w:space="0" w:color="000000"/>
-              <w:bottom w:val="single" w:sz="12" w:space="0" w:color="000000"/>
+              <w:top w:val="single" w:color="000000" w:sz="4" w:space="0"/>
+              <w:bottom w:val="single" w:color="000000" w:sz="12" w:space="0"/>
             </w:tcBorders>
             <w:vAlign w:val="center"/>
           </w:tcPr>
@@ -2384,8 +2384,8 @@
           <w:tcPr>
             <w:tcW w:w="425" w:type="dxa"/>
             <w:tcBorders>
-              <w:top w:val="single" w:sz="4" w:space="0" w:color="000000"/>
-              <w:bottom w:val="single" w:sz="12" w:space="0" w:color="000000"/>
+              <w:top w:val="single" w:color="000000" w:sz="4" w:space="0"/>
+              <w:bottom w:val="single" w:color="000000" w:sz="12" w:space="0"/>
             </w:tcBorders>
             <w:vAlign w:val="center"/>
           </w:tcPr>
@@ -2408,8 +2408,8 @@
           <w:tcPr>
             <w:tcW w:w="429" w:type="dxa"/>
             <w:tcBorders>
-              <w:top w:val="single" w:sz="4" w:space="0" w:color="000000"/>
-              <w:bottom w:val="single" w:sz="12" w:space="0" w:color="000000"/>
+              <w:top w:val="single" w:color="000000" w:sz="4" w:space="0"/>
+              <w:bottom w:val="single" w:color="000000" w:sz="12" w:space="0"/>
             </w:tcBorders>
             <w:vAlign w:val="center"/>
           </w:tcPr>
@@ -2432,8 +2432,8 @@
           <w:tcPr>
             <w:tcW w:w="3685" w:type="dxa"/>
             <w:tcBorders>
-              <w:top w:val="single" w:sz="4" w:space="0" w:color="000000"/>
-              <w:bottom w:val="single" w:sz="12" w:space="0" w:color="000000"/>
+              <w:top w:val="single" w:color="000000" w:sz="4" w:space="0"/>
+              <w:bottom w:val="single" w:color="000000" w:sz="12" w:space="0"/>
             </w:tcBorders>
             <w:vAlign w:val="center"/>
           </w:tcPr>
@@ -2453,7 +2453,7 @@
             </w:pPr>
             <w:r>
               <w:rPr>
-                <w:rFonts w:ascii="Segoe UI Semibold" w:eastAsia="Times New Roman" w:hAnsi="Segoe UI Semibold" w:cs="Segoe UI Semibold"/>
+                <w:rFonts w:ascii="Segoe UI Semibold" w:hAnsi="Segoe UI Semibold" w:eastAsia="Times New Roman" w:cs="Segoe UI Semibold"/>
                 <w:sz w:val="22"/>
                 <w:szCs w:val="22"/>
               </w:rPr>
@@ -2463,7 +2463,7 @@
             <w:sdt>
               <w:sdtPr>
                 <w:rPr>
-                  <w:rFonts w:ascii="Segoe UI Semibold" w:eastAsia="Times New Roman" w:hAnsi="Segoe UI Semibold" w:cs="Segoe UI Semibold"/>
+                  <w:rFonts w:ascii="Segoe UI Semibold" w:hAnsi="Segoe UI Semibold" w:eastAsia="Times New Roman" w:cs="Segoe UI Semibold"/>
                   <w:sz w:val="22"/>
                   <w:szCs w:val="22"/>
                 </w:rPr>
@@ -2481,7 +2481,7 @@
               <w:sdtContent>
                 <w:r>
                   <w:rPr>
-                    <w:rFonts w:ascii="Segoe UI Semibold" w:eastAsia="Times New Roman" w:hAnsi="Segoe UI Semibold" w:cs="Segoe UI Semibold"/>
+                    <w:rFonts w:ascii="Segoe UI Semibold" w:hAnsi="Segoe UI Semibold" w:eastAsia="Times New Roman" w:cs="Segoe UI Semibold"/>
                     <w:sz w:val="22"/>
                     <w:szCs w:val="22"/>
                   </w:rPr>
@@ -4737,7 +4737,9 @@
  < / N a v W o r d R e p o r t X m l P a r t > 
 </file>
 
-<file path=customXml/item2.xml>��< ? x m l   v e r s i o n = " 1 . 0 "   e n c o d i n g = " u t f - 1 6 " ? > < N a v W o r d R e p o r t X m l P a r t   x m l n s = " u r n : m i c r o s o f t - d y n a m i c s - n a v / r e p o r t s / J o b _ Q u o t e / 1 0 1 6 / " > +<file path=customXml/item2.xml>��< ? x m l   v e r s i o n = " 1 . 0 "   e n c o d i n g = " u t f - 1 6 " ? > + 
+ < N a v W o r d R e p o r t X m l P a r t   x m l n s = " u r n : m i c r o s o f t - d y n a m i c s - n a v / r e p o r t s / J o b _ Q u o t e / 1 0 1 6 / " >   
      < B C R e p o r t I n f o r m a t i o n >   
@@ -4925,7 +4927,7 @@
  
          < C o m p a n y N a m e > C o m p a n y N a m e < / C o m p a n y N a m e >   
-         < C o m p a n y P i c t u r e / > +         < C o m p a n y P i c t u r e   / >   
          < C u r r R e p o r t P a g e N o C a p t i o n > C u r r R e p o r t P a g e N o C a p t i o n < / C u r r R e p o r t P a g e N o C a p t i o n >   

--- a/src/Layers/W1/BaseApp/Projects/Project/Reports/JobQuoteBody.docx
+++ b/src/Layers/W1/BaseApp/Projects/Project/Reports/JobQuoteBody.docx
@@ -5,14 +5,14 @@
     <w:tbl>
       <w:tblPr>
         <w:tblStyle w:val="TableGrid"/>
-        <w:tblW w:w="15422" w:type="dxa"/>
+        <w:tblW w:w="5000" w:type="pct"/>
         <w:tblBorders>
-          <w:top w:val="none" w:color="auto" w:sz="0" w:space="0"/>
-          <w:left w:val="none" w:color="auto" w:sz="0" w:space="0"/>
-          <w:bottom w:val="none" w:color="auto" w:sz="0" w:space="0"/>
-          <w:right w:val="none" w:color="auto" w:sz="0" w:space="0"/>
-          <w:insideH w:val="none" w:color="auto" w:sz="0" w:space="0"/>
-          <w:insideV w:val="none" w:color="auto" w:sz="0" w:space="0"/>
+          <w:top w:val="none" w:sz="0" w:space="0" w:color="auto"/>
+          <w:left w:val="none" w:sz="0" w:space="0" w:color="auto"/>
+          <w:bottom w:val="none" w:sz="0" w:space="0" w:color="auto"/>
+          <w:right w:val="none" w:sz="0" w:space="0" w:color="auto"/>
+          <w:insideH w:val="none" w:sz="0" w:space="0" w:color="auto"/>
+          <w:insideV w:val="none" w:sz="0" w:space="0" w:color="auto"/>
         </w:tblBorders>
         <w:tblCellMar>
           <w:left w:w="0" w:type="dxa"/>
@@ -22,9 +22,9 @@
         <w:tblCaption w:val="Address Block"/>
       </w:tblPr>
       <w:tblGrid>
-        <w:gridCol w:w="6116"/>
-        <w:gridCol w:w="990"/>
-        <w:gridCol w:w="8316"/>
+        <w:gridCol w:w="3989"/>
+        <w:gridCol w:w="502"/>
+        <w:gridCol w:w="6003"/>
       </w:tblGrid>
       <w:tr>
         <w:trPr>
@@ -59,7 +59,7 @@
           <w:sdtContent>
             <w:tc>
               <w:tcPr>
-                <w:tcW w:w="1983" w:type="pct"/>
+                <w:tcW w:w="1901" w:type="pct"/>
               </w:tcPr>
               <w:p>
                 <w:pPr>
@@ -91,7 +91,7 @@
         </w:sdt>
         <w:tc>
           <w:tcPr>
-            <w:tcW w:w="321" w:type="pct"/>
+            <w:tcW w:w="239" w:type="pct"/>
           </w:tcPr>
           <w:p>
             <w:pPr>
@@ -132,7 +132,7 @@
           <w:sdtContent>
             <w:tc>
               <w:tcPr>
-                <w:tcW w:w="2696" w:type="pct"/>
+                <w:tcW w:w="2861" w:type="pct"/>
               </w:tcPr>
               <w:p>
                 <w:pPr>
@@ -187,19 +187,19 @@
           <w:sdtContent>
             <w:tc>
               <w:tcPr>
-                <w:tcW w:w="1983" w:type="pct"/>
+                <w:tcW w:w="1901" w:type="pct"/>
               </w:tcPr>
               <w:p>
                 <w:pPr>
                   <w:rPr>
-                    <w:rFonts w:cs="Segoe UI Semibold" w:asciiTheme="minorHAnsi" w:hAnsiTheme="minorHAnsi"/>
+                    <w:rFonts w:asciiTheme="minorHAnsi" w:hAnsiTheme="minorHAnsi" w:cs="Segoe UI Semibold"/>
                     <w:sz w:val="22"/>
                     <w:szCs w:val="22"/>
                   </w:rPr>
                 </w:pPr>
                 <w:r>
                   <w:rPr>
-                    <w:rFonts w:cs="Segoe UI Semibold" w:asciiTheme="minorHAnsi" w:hAnsiTheme="minorHAnsi"/>
+                    <w:rFonts w:asciiTheme="minorHAnsi" w:hAnsiTheme="minorHAnsi" w:cs="Segoe UI Semibold"/>
                     <w:sz w:val="22"/>
                     <w:szCs w:val="22"/>
                   </w:rPr>
@@ -211,12 +211,12 @@
         </w:sdt>
         <w:tc>
           <w:tcPr>
-            <w:tcW w:w="321" w:type="pct"/>
+            <w:tcW w:w="239" w:type="pct"/>
           </w:tcPr>
           <w:p>
             <w:pPr>
               <w:rPr>
-                <w:rFonts w:cs="Segoe UI Semibold" w:asciiTheme="minorHAnsi" w:hAnsiTheme="minorHAnsi"/>
+                <w:rFonts w:asciiTheme="minorHAnsi" w:hAnsiTheme="minorHAnsi" w:cs="Segoe UI Semibold"/>
                 <w:sz w:val="22"/>
                 <w:szCs w:val="22"/>
               </w:rPr>
@@ -244,20 +244,20 @@
           <w:sdtContent>
             <w:tc>
               <w:tcPr>
-                <w:tcW w:w="2696" w:type="pct"/>
+                <w:tcW w:w="2861" w:type="pct"/>
               </w:tcPr>
               <w:p>
                 <w:pPr>
                   <w:jc w:val="right"/>
                   <w:rPr>
-                    <w:rFonts w:cs="Segoe UI Semibold" w:asciiTheme="minorHAnsi" w:hAnsiTheme="minorHAnsi"/>
+                    <w:rFonts w:asciiTheme="minorHAnsi" w:hAnsiTheme="minorHAnsi" w:cs="Segoe UI Semibold"/>
                     <w:sz w:val="22"/>
                     <w:szCs w:val="22"/>
                   </w:rPr>
                 </w:pPr>
                 <w:r>
                   <w:rPr>
-                    <w:rFonts w:cs="Segoe UI Semibold" w:asciiTheme="minorHAnsi" w:hAnsiTheme="minorHAnsi"/>
+                    <w:rFonts w:asciiTheme="minorHAnsi" w:hAnsiTheme="minorHAnsi" w:cs="Segoe UI Semibold"/>
                     <w:sz w:val="22"/>
                     <w:szCs w:val="22"/>
                   </w:rPr>
@@ -293,19 +293,19 @@
           <w:sdtContent>
             <w:tc>
               <w:tcPr>
-                <w:tcW w:w="1983" w:type="pct"/>
+                <w:tcW w:w="1901" w:type="pct"/>
               </w:tcPr>
               <w:p>
                 <w:pPr>
                   <w:rPr>
-                    <w:rFonts w:cs="Segoe UI Semibold" w:asciiTheme="minorHAnsi" w:hAnsiTheme="minorHAnsi"/>
+                    <w:rFonts w:asciiTheme="minorHAnsi" w:hAnsiTheme="minorHAnsi" w:cs="Segoe UI Semibold"/>
                     <w:sz w:val="22"/>
                     <w:szCs w:val="22"/>
                   </w:rPr>
                 </w:pPr>
                 <w:r>
                   <w:rPr>
-                    <w:rFonts w:cs="Segoe UI Semibold" w:asciiTheme="minorHAnsi" w:hAnsiTheme="minorHAnsi"/>
+                    <w:rFonts w:asciiTheme="minorHAnsi" w:hAnsiTheme="minorHAnsi" w:cs="Segoe UI Semibold"/>
                     <w:sz w:val="22"/>
                     <w:szCs w:val="22"/>
                   </w:rPr>
@@ -317,12 +317,12 @@
         </w:sdt>
         <w:tc>
           <w:tcPr>
-            <w:tcW w:w="321" w:type="pct"/>
+            <w:tcW w:w="239" w:type="pct"/>
           </w:tcPr>
           <w:p>
             <w:pPr>
               <w:rPr>
-                <w:rFonts w:cs="Segoe UI Semibold" w:asciiTheme="minorHAnsi" w:hAnsiTheme="minorHAnsi"/>
+                <w:rFonts w:asciiTheme="minorHAnsi" w:hAnsiTheme="minorHAnsi" w:cs="Segoe UI Semibold"/>
                 <w:sz w:val="22"/>
                 <w:szCs w:val="22"/>
               </w:rPr>
@@ -350,20 +350,20 @@
           <w:sdtContent>
             <w:tc>
               <w:tcPr>
-                <w:tcW w:w="2696" w:type="pct"/>
+                <w:tcW w:w="2861" w:type="pct"/>
               </w:tcPr>
               <w:p>
                 <w:pPr>
                   <w:jc w:val="right"/>
                   <w:rPr>
-                    <w:rFonts w:cs="Segoe UI Semibold" w:asciiTheme="minorHAnsi" w:hAnsiTheme="minorHAnsi"/>
+                    <w:rFonts w:asciiTheme="minorHAnsi" w:hAnsiTheme="minorHAnsi" w:cs="Segoe UI Semibold"/>
                     <w:sz w:val="22"/>
                     <w:szCs w:val="22"/>
                   </w:rPr>
                 </w:pPr>
                 <w:r>
                   <w:rPr>
-                    <w:rFonts w:cs="Segoe UI Semibold" w:asciiTheme="minorHAnsi" w:hAnsiTheme="minorHAnsi"/>
+                    <w:rFonts w:asciiTheme="minorHAnsi" w:hAnsiTheme="minorHAnsi" w:cs="Segoe UI Semibold"/>
                     <w:sz w:val="22"/>
                     <w:szCs w:val="22"/>
                   </w:rPr>
@@ -399,19 +399,19 @@
           <w:sdtContent>
             <w:tc>
               <w:tcPr>
-                <w:tcW w:w="1983" w:type="pct"/>
+                <w:tcW w:w="1901" w:type="pct"/>
               </w:tcPr>
               <w:p>
                 <w:pPr>
                   <w:rPr>
-                    <w:rFonts w:cs="Segoe UI Semibold" w:asciiTheme="minorHAnsi" w:hAnsiTheme="minorHAnsi"/>
+                    <w:rFonts w:asciiTheme="minorHAnsi" w:hAnsiTheme="minorHAnsi" w:cs="Segoe UI Semibold"/>
                     <w:sz w:val="22"/>
                     <w:szCs w:val="22"/>
                   </w:rPr>
                 </w:pPr>
                 <w:r>
                   <w:rPr>
-                    <w:rFonts w:cs="Segoe UI Semibold" w:asciiTheme="minorHAnsi" w:hAnsiTheme="minorHAnsi"/>
+                    <w:rFonts w:asciiTheme="minorHAnsi" w:hAnsiTheme="minorHAnsi" w:cs="Segoe UI Semibold"/>
                     <w:sz w:val="22"/>
                     <w:szCs w:val="22"/>
                   </w:rPr>
@@ -423,12 +423,12 @@
         </w:sdt>
         <w:tc>
           <w:tcPr>
-            <w:tcW w:w="321" w:type="pct"/>
+            <w:tcW w:w="239" w:type="pct"/>
           </w:tcPr>
           <w:p>
             <w:pPr>
               <w:rPr>
-                <w:rFonts w:cs="Segoe UI Semibold" w:asciiTheme="minorHAnsi" w:hAnsiTheme="minorHAnsi"/>
+                <w:rFonts w:asciiTheme="minorHAnsi" w:hAnsiTheme="minorHAnsi" w:cs="Segoe UI Semibold"/>
                 <w:sz w:val="22"/>
                 <w:szCs w:val="22"/>
               </w:rPr>
@@ -437,28 +437,17 @@
         </w:tc>
         <w:tc>
           <w:tcPr>
-            <w:tcW w:w="2696" w:type="pct"/>
+            <w:tcW w:w="2861" w:type="pct"/>
           </w:tcPr>
           <w:p>
             <w:pPr>
-              <w:tabs>
-                <w:tab w:val="left" w:pos="4095"/>
-              </w:tabs>
               <w:jc w:val="right"/>
               <w:rPr>
-                <w:rFonts w:cs="Segoe UI Semibold" w:asciiTheme="minorHAnsi" w:hAnsiTheme="minorHAnsi"/>
+                <w:rFonts w:asciiTheme="minorHAnsi" w:hAnsiTheme="minorHAnsi" w:cs="Segoe UI Semibold"/>
                 <w:sz w:val="22"/>
                 <w:szCs w:val="22"/>
               </w:rPr>
             </w:pPr>
-            <w:r>
-              <w:rPr>
-                <w:rFonts w:cs="Segoe UI Semibold" w:asciiTheme="minorHAnsi" w:hAnsiTheme="minorHAnsi"/>
-                <w:sz w:val="22"/>
-                <w:szCs w:val="22"/>
-              </w:rPr>
-              <w:tab/>
-            </w:r>
             <w:sdt>
               <w:sdtPr>
                 <w:rPr>
@@ -480,7 +469,7 @@
               <w:sdtContent>
                 <w:r>
                   <w:rPr>
-                    <w:rFonts w:cs="Segoe UI Semibold" w:asciiTheme="minorHAnsi" w:hAnsiTheme="minorHAnsi"/>
+                    <w:rFonts w:asciiTheme="minorHAnsi" w:hAnsiTheme="minorHAnsi" w:cs="Segoe UI Semibold"/>
                     <w:sz w:val="22"/>
                     <w:szCs w:val="22"/>
                   </w:rPr>
@@ -516,19 +505,19 @@
           <w:sdtContent>
             <w:tc>
               <w:tcPr>
-                <w:tcW w:w="1983" w:type="pct"/>
+                <w:tcW w:w="1901" w:type="pct"/>
               </w:tcPr>
               <w:p>
                 <w:pPr>
                   <w:rPr>
-                    <w:rFonts w:cs="Segoe UI Semibold" w:asciiTheme="minorHAnsi" w:hAnsiTheme="minorHAnsi"/>
+                    <w:rFonts w:asciiTheme="minorHAnsi" w:hAnsiTheme="minorHAnsi" w:cs="Segoe UI Semibold"/>
                     <w:sz w:val="22"/>
                     <w:szCs w:val="22"/>
                   </w:rPr>
                 </w:pPr>
                 <w:r>
                   <w:rPr>
-                    <w:rFonts w:cs="Segoe UI Semibold" w:asciiTheme="minorHAnsi" w:hAnsiTheme="minorHAnsi"/>
+                    <w:rFonts w:asciiTheme="minorHAnsi" w:hAnsiTheme="minorHAnsi" w:cs="Segoe UI Semibold"/>
                     <w:sz w:val="22"/>
                     <w:szCs w:val="22"/>
                   </w:rPr>
@@ -540,12 +529,12 @@
         </w:sdt>
         <w:tc>
           <w:tcPr>
-            <w:tcW w:w="321" w:type="pct"/>
+            <w:tcW w:w="239" w:type="pct"/>
           </w:tcPr>
           <w:p>
             <w:pPr>
               <w:rPr>
-                <w:rFonts w:cs="Segoe UI Semibold" w:asciiTheme="minorHAnsi" w:hAnsiTheme="minorHAnsi"/>
+                <w:rFonts w:asciiTheme="minorHAnsi" w:hAnsiTheme="minorHAnsi" w:cs="Segoe UI Semibold"/>
                 <w:sz w:val="22"/>
                 <w:szCs w:val="22"/>
               </w:rPr>
@@ -554,28 +543,17 @@
         </w:tc>
         <w:tc>
           <w:tcPr>
-            <w:tcW w:w="2696" w:type="pct"/>
+            <w:tcW w:w="2861" w:type="pct"/>
           </w:tcPr>
           <w:p>
             <w:pPr>
-              <w:tabs>
-                <w:tab w:val="left" w:pos="4605"/>
-              </w:tabs>
               <w:jc w:val="right"/>
               <w:rPr>
-                <w:rFonts w:cs="Segoe UI Semibold" w:asciiTheme="minorHAnsi" w:hAnsiTheme="minorHAnsi"/>
+                <w:rFonts w:asciiTheme="minorHAnsi" w:hAnsiTheme="minorHAnsi" w:cs="Segoe UI Semibold"/>
                 <w:sz w:val="22"/>
                 <w:szCs w:val="22"/>
               </w:rPr>
             </w:pPr>
-            <w:r>
-              <w:rPr>
-                <w:rFonts w:cs="Segoe UI Semibold" w:asciiTheme="minorHAnsi" w:hAnsiTheme="minorHAnsi"/>
-                <w:sz w:val="22"/>
-                <w:szCs w:val="22"/>
-              </w:rPr>
-              <w:tab/>
-            </w:r>
             <w:sdt>
               <w:sdtPr>
                 <w:rPr>
@@ -597,7 +575,7 @@
               <w:sdtContent>
                 <w:r>
                   <w:rPr>
-                    <w:rFonts w:cs="Segoe UI Semibold" w:asciiTheme="minorHAnsi" w:hAnsiTheme="minorHAnsi"/>
+                    <w:rFonts w:asciiTheme="minorHAnsi" w:hAnsiTheme="minorHAnsi" w:cs="Segoe UI Semibold"/>
                     <w:sz w:val="22"/>
                     <w:szCs w:val="22"/>
                   </w:rPr>
@@ -633,19 +611,19 @@
           <w:sdtContent>
             <w:tc>
               <w:tcPr>
-                <w:tcW w:w="1983" w:type="pct"/>
+                <w:tcW w:w="1901" w:type="pct"/>
               </w:tcPr>
               <w:p>
                 <w:pPr>
                   <w:rPr>
-                    <w:rFonts w:cs="Segoe UI Semibold" w:asciiTheme="minorHAnsi" w:hAnsiTheme="minorHAnsi"/>
+                    <w:rFonts w:asciiTheme="minorHAnsi" w:hAnsiTheme="minorHAnsi" w:cs="Segoe UI Semibold"/>
                     <w:sz w:val="22"/>
                     <w:szCs w:val="22"/>
                   </w:rPr>
                 </w:pPr>
                 <w:r>
                   <w:rPr>
-                    <w:rFonts w:cs="Segoe UI Semibold" w:asciiTheme="minorHAnsi" w:hAnsiTheme="minorHAnsi"/>
+                    <w:rFonts w:asciiTheme="minorHAnsi" w:hAnsiTheme="minorHAnsi" w:cs="Segoe UI Semibold"/>
                     <w:sz w:val="22"/>
                     <w:szCs w:val="22"/>
                   </w:rPr>
@@ -657,12 +635,12 @@
         </w:sdt>
         <w:tc>
           <w:tcPr>
-            <w:tcW w:w="321" w:type="pct"/>
+            <w:tcW w:w="239" w:type="pct"/>
           </w:tcPr>
           <w:p>
             <w:pPr>
               <w:rPr>
-                <w:rFonts w:cs="Segoe UI Semibold" w:asciiTheme="minorHAnsi" w:hAnsiTheme="minorHAnsi"/>
+                <w:rFonts w:asciiTheme="minorHAnsi" w:hAnsiTheme="minorHAnsi" w:cs="Segoe UI Semibold"/>
                 <w:sz w:val="22"/>
                 <w:szCs w:val="22"/>
               </w:rPr>
@@ -690,20 +668,20 @@
           <w:sdtContent>
             <w:tc>
               <w:tcPr>
-                <w:tcW w:w="2696" w:type="pct"/>
+                <w:tcW w:w="2861" w:type="pct"/>
               </w:tcPr>
               <w:p>
                 <w:pPr>
                   <w:jc w:val="right"/>
                   <w:rPr>
-                    <w:rFonts w:cs="Segoe UI Semibold" w:asciiTheme="minorHAnsi" w:hAnsiTheme="minorHAnsi"/>
+                    <w:rFonts w:asciiTheme="minorHAnsi" w:hAnsiTheme="minorHAnsi" w:cs="Segoe UI Semibold"/>
                     <w:sz w:val="22"/>
                     <w:szCs w:val="22"/>
                   </w:rPr>
                 </w:pPr>
                 <w:r>
                   <w:rPr>
-                    <w:rFonts w:cs="Segoe UI Semibold" w:asciiTheme="minorHAnsi" w:hAnsiTheme="minorHAnsi"/>
+                    <w:rFonts w:asciiTheme="minorHAnsi" w:hAnsiTheme="minorHAnsi" w:cs="Segoe UI Semibold"/>
                     <w:sz w:val="22"/>
                     <w:szCs w:val="22"/>
                   </w:rPr>
@@ -717,24 +695,127 @@
     </w:tbl>
     <w:p>
       <w:pPr>
-        <w:spacing w:after="0" w:line="276" w:lineRule="auto"/>
-        <w:rPr>
-          <w:sz w:val="22"/>
-          <w:szCs w:val="22"/>
-        </w:rPr>
+        <w:spacing w:line="240" w:lineRule="auto"/>
       </w:pPr>
     </w:p>
     <w:tbl>
       <w:tblPr>
         <w:tblStyle w:val="TableGrid"/>
-        <w:tblW w:w="15422" w:type="dxa"/>
+        <w:tblW w:w="5000" w:type="pct"/>
         <w:tblBorders>
-          <w:top w:val="none" w:color="auto" w:sz="0" w:space="0"/>
-          <w:left w:val="none" w:color="auto" w:sz="0" w:space="0"/>
-          <w:bottom w:val="none" w:color="auto" w:sz="0" w:space="0"/>
-          <w:right w:val="none" w:color="auto" w:sz="0" w:space="0"/>
-          <w:insideH w:val="none" w:color="auto" w:sz="0" w:space="0"/>
-          <w:insideV w:val="none" w:color="auto" w:sz="0" w:space="0"/>
+          <w:top w:val="none" w:sz="0" w:space="0" w:color="auto"/>
+          <w:left w:val="none" w:sz="0" w:space="0" w:color="auto"/>
+          <w:bottom w:val="none" w:sz="0" w:space="0" w:color="auto"/>
+          <w:right w:val="none" w:sz="0" w:space="0" w:color="auto"/>
+          <w:insideH w:val="none" w:sz="0" w:space="0" w:color="auto"/>
+          <w:insideV w:val="none" w:sz="0" w:space="0" w:color="auto"/>
+        </w:tblBorders>
+        <w:tblCellMar>
+          <w:left w:w="0" w:type="dxa"/>
+          <w:right w:w="0" w:type="dxa"/>
+        </w:tblCellMar>
+        <w:tblLook w:val="04A0" w:firstRow="1" w:lastRow="0" w:firstColumn="1" w:lastColumn="0" w:noHBand="0" w:noVBand="1"/>
+        <w:tblCaption w:val="Address Block"/>
+      </w:tblPr>
+      <w:tblGrid>
+        <w:gridCol w:w="3989"/>
+        <w:gridCol w:w="502"/>
+        <w:gridCol w:w="6003"/>
+      </w:tblGrid>
+      <w:tr>
+        <w:trPr>
+          <w:cnfStyle w:val="100000000000" w:firstRow="1" w:lastRow="0" w:firstColumn="0" w:lastColumn="0" w:oddVBand="0" w:evenVBand="0" w:oddHBand="0" w:evenHBand="0" w:firstRowFirstColumn="0" w:firstRowLastColumn="0" w:lastRowFirstColumn="0" w:lastRowLastColumn="0"/>
+          <w:trHeight w:val="242"/>
+        </w:trPr>
+        <w:tc>
+          <w:tcPr>
+            <w:tcW w:w="1901" w:type="pct"/>
+          </w:tcPr>
+          <w:p>
+            <w:pPr>
+              <w:rPr>
+                <w:rFonts w:cs="Segoe UI Semibold"/>
+                <w:sz w:val="22"/>
+                <w:szCs w:val="22"/>
+              </w:rPr>
+            </w:pPr>
+          </w:p>
+        </w:tc>
+        <w:tc>
+          <w:tcPr>
+            <w:tcW w:w="239" w:type="pct"/>
+          </w:tcPr>
+          <w:p>
+            <w:pPr>
+              <w:rPr>
+                <w:rFonts w:cs="Segoe UI Semibold"/>
+                <w:sz w:val="22"/>
+                <w:szCs w:val="22"/>
+              </w:rPr>
+            </w:pPr>
+          </w:p>
+        </w:tc>
+        <w:tc>
+          <w:tcPr>
+            <w:tcW w:w="2861" w:type="pct"/>
+          </w:tcPr>
+          <w:p>
+            <w:pPr>
+              <w:tabs>
+                <w:tab w:val="left" w:pos="4425"/>
+              </w:tabs>
+              <w:jc w:val="right"/>
+              <w:rPr>
+                <w:rFonts w:cs="Segoe UI Semibold"/>
+                <w:sz w:val="22"/>
+                <w:szCs w:val="22"/>
+              </w:rPr>
+            </w:pPr>
+            <w:sdt>
+              <w:sdtPr>
+                <w:rPr>
+                  <w:rFonts w:cs="Segoe UI Semibold"/>
+                  <w:sz w:val="22"/>
+                  <w:szCs w:val="22"/>
+                </w:rPr>
+                <w:alias w:val="TodayFormatted"/>
+                <w:tag w:val="#BC:InsertDataItem,DataItems/Job/TodayFormatted"/>
+                <w:id w:val="494618246"/>
+                <w:placeholder>
+                  <w:docPart w:val="DefaultPlaceholder_-1854013440"/>
+                </w:placeholder>
+                <w15:color w:val="808080"/>
+                <w:text/>
+              </w:sdtPr>
+              <w:sdtEndPr/>
+              <w:sdtContent>
+                <w:proofErr w:type="spellStart"/>
+                <w:r>
+                  <w:rPr>
+                    <w:rFonts w:asciiTheme="minorHAnsi" w:hAnsiTheme="minorHAnsi" w:cs="Segoe UI Semibold"/>
+                    <w:sz w:val="22"/>
+                    <w:szCs w:val="22"/>
+                  </w:rPr>
+                  <w:t>TodayFormatted</w:t>
+                </w:r>
+                <w:proofErr w:type="spellEnd"/>
+              </w:sdtContent>
+            </w:sdt>
+          </w:p>
+        </w:tc>
+      </w:tr>
+    </w:tbl>
+    <w:tbl>
+      <w:tblPr>
+        <w:tblStyle w:val="TableGrid"/>
+        <w:tblW w:w="5000" w:type="pct"/>
+        <w:tblBorders>
+          <w:top w:val="none" w:sz="0" w:space="0" w:color="auto"/>
+          <w:left w:val="none" w:sz="0" w:space="0" w:color="auto"/>
+          <w:bottom w:val="none" w:sz="0" w:space="0" w:color="auto"/>
+          <w:right w:val="none" w:sz="0" w:space="0" w:color="auto"/>
+          <w:insideH w:val="none" w:sz="0" w:space="0" w:color="auto"/>
+          <w:insideV w:val="none" w:sz="0" w:space="0" w:color="auto"/>
         </w:tblBorders>
         <w:tblLayout w:type="fixed"/>
         <w:tblCellMar>
@@ -745,12 +826,10 @@
         <w:tblCaption w:val="Document Information Block"/>
       </w:tblPr>
       <w:tblGrid>
-        <w:gridCol w:w="2570"/>
-        <w:gridCol w:w="2570"/>
-        <w:gridCol w:w="2571"/>
-        <w:gridCol w:w="2570"/>
-        <w:gridCol w:w="2570"/>
-        <w:gridCol w:w="2571"/>
+        <w:gridCol w:w="2625"/>
+        <w:gridCol w:w="2623"/>
+        <w:gridCol w:w="2623"/>
+        <w:gridCol w:w="2623"/>
       </w:tblGrid>
       <w:tr>
         <w:trPr>
@@ -768,7 +847,7 @@
             <w:tag w:val="#BC:InsertDataItem,Labels/JobNoLbl"/>
             <w:id w:val="-1353804625"/>
             <w:placeholder>
-              <w:docPart w:val="DefaultPlaceholder_-1854013440"/>
+              <w:docPart w:val="216D004751464733B1A14E0A056D05A2"/>
             </w:placeholder>
             <w:dataBinding w:prefixMappings="xmlns:ns0='urn:microsoft-dynamics-nav/reports/Job_Quote/1016/'" w:xpath="/ns0:NavWordReportXmlPart[1]/ns0:Labels[1]/ns0:JobNoLbl[1]" w:storeItemID="{FC35A469-0E84-4C7C-B921-606F889DC8F6}"/>
             <w15:color w:val="808080"/>
@@ -778,7 +857,7 @@
           <w:sdtContent>
             <w:tc>
               <w:tcPr>
-                <w:tcW w:w="2570" w:type="dxa"/>
+                <w:tcW w:w="2625" w:type="dxa"/>
               </w:tcPr>
               <w:p>
                 <w:pPr>
@@ -815,7 +894,7 @@
             <w:tag w:val="#BC:InsertDataItem,Labels/JobDescriptionLbl"/>
             <w:id w:val="-109504626"/>
             <w:placeholder>
-              <w:docPart w:val="DefaultPlaceholder_-1854013440"/>
+              <w:docPart w:val="216D004751464733B1A14E0A056D05A2"/>
             </w:placeholder>
             <w:dataBinding w:prefixMappings="xmlns:ns0='urn:microsoft-dynamics-nav/reports/Job_Quote/1016/'" w:xpath="/ns0:NavWordReportXmlPart[1]/ns0:Labels[1]/ns0:JobDescriptionLbl[1]" w:storeItemID="{FC35A469-0E84-4C7C-B921-606F889DC8F6}"/>
             <w15:color w:val="808080"/>
@@ -825,7 +904,7 @@
           <w:sdtContent>
             <w:tc>
               <w:tcPr>
-                <w:tcW w:w="2570" w:type="dxa"/>
+                <w:tcW w:w="2623" w:type="dxa"/>
               </w:tcPr>
               <w:p>
                 <w:pPr>
@@ -837,7 +916,6 @@
                     <w:szCs w:val="22"/>
                   </w:rPr>
                 </w:pPr>
-                <w:proofErr w:type="spellStart"/>
                 <w:r>
                   <w:rPr>
                     <w:rFonts w:ascii="Segoe UI Semibold" w:hAnsi="Segoe UI Semibold" w:cs="Segoe UI Semibold"/>
@@ -846,14 +924,13 @@
                   </w:rPr>
                   <w:t>JobDescriptionLbl</w:t>
                 </w:r>
-                <w:proofErr w:type="spellEnd"/>
               </w:p>
             </w:tc>
           </w:sdtContent>
         </w:sdt>
         <w:tc>
           <w:tcPr>
-            <w:tcW w:w="2571" w:type="dxa"/>
+            <w:tcW w:w="2623" w:type="dxa"/>
           </w:tcPr>
           <w:p>
             <w:pPr>
@@ -869,39 +946,7 @@
         </w:tc>
         <w:tc>
           <w:tcPr>
-            <w:tcW w:w="2570" w:type="dxa"/>
-          </w:tcPr>
-          <w:p>
-            <w:pPr>
-              <w:pStyle w:val="Heading2"/>
-              <w:spacing w:before="0" w:after="0" w:line="276" w:lineRule="auto"/>
-              <w:rPr>
-                <w:rFonts w:ascii="Segoe UI Semibold" w:hAnsi="Segoe UI Semibold" w:cs="Segoe UI Semibold"/>
-                <w:sz w:val="22"/>
-                <w:szCs w:val="22"/>
-              </w:rPr>
-            </w:pPr>
-          </w:p>
-        </w:tc>
-        <w:tc>
-          <w:tcPr>
-            <w:tcW w:w="2570" w:type="dxa"/>
-          </w:tcPr>
-          <w:p>
-            <w:pPr>
-              <w:pStyle w:val="Heading2"/>
-              <w:spacing w:before="0" w:after="0" w:line="276" w:lineRule="auto"/>
-              <w:rPr>
-                <w:rFonts w:ascii="Segoe UI Semibold" w:hAnsi="Segoe UI Semibold" w:cs="Segoe UI Semibold"/>
-                <w:sz w:val="22"/>
-                <w:szCs w:val="22"/>
-              </w:rPr>
-            </w:pPr>
-          </w:p>
-        </w:tc>
-        <w:tc>
-          <w:tcPr>
-            <w:tcW w:w="2571" w:type="dxa"/>
+            <w:tcW w:w="2623" w:type="dxa"/>
           </w:tcPr>
           <w:p>
             <w:pPr>
@@ -930,7 +975,7 @@
             <w:tag w:val="#BC:InsertDataItem,DataItems/Job/No_Job"/>
             <w:id w:val="-175582153"/>
             <w:placeholder>
-              <w:docPart w:val="DefaultPlaceholder_-1854013440"/>
+              <w:docPart w:val="216D004751464733B1A14E0A056D05A2"/>
             </w:placeholder>
             <w:dataBinding w:prefixMappings="xmlns:ns0='urn:microsoft-dynamics-nav/reports/Job_Quote/1016/'" w:xpath="/ns0:NavWordReportXmlPart[1]/ns0:Job[1]/ns0:No_Job[1]" w:storeItemID="{FC35A469-0E84-4C7C-B921-606F889DC8F6}"/>
             <w15:color w:val="808080"/>
@@ -940,7 +985,7 @@
           <w:sdtContent>
             <w:tc>
               <w:tcPr>
-                <w:tcW w:w="2570" w:type="dxa"/>
+                <w:tcW w:w="2625" w:type="dxa"/>
               </w:tcPr>
               <w:p>
                 <w:pPr>
@@ -950,7 +995,6 @@
                     <w:szCs w:val="22"/>
                   </w:rPr>
                 </w:pPr>
-                <w:proofErr w:type="spellStart"/>
                 <w:r>
                   <w:rPr>
                     <w:rFonts w:asciiTheme="minorHAnsi" w:hAnsiTheme="minorHAnsi"/>
@@ -959,7 +1003,6 @@
                   </w:rPr>
                   <w:t>No_Job</w:t>
                 </w:r>
-                <w:proofErr w:type="spellEnd"/>
               </w:p>
             </w:tc>
           </w:sdtContent>
@@ -976,7 +1019,7 @@
             <w:tag w:val="#BC:InsertDataItem,DataItems/Job/Job_Task/Description_Job"/>
             <w:id w:val="839576090"/>
             <w:placeholder>
-              <w:docPart w:val="DefaultPlaceholder_-1854013440"/>
+              <w:docPart w:val="216D004751464733B1A14E0A056D05A2"/>
             </w:placeholder>
             <w:dataBinding w:prefixMappings="xmlns:ns0='urn:microsoft-dynamics-nav/reports/Job_Quote/1016/'" w:xpath="/ns0:NavWordReportXmlPart[1]/ns0:Job[1]/ns0:Job_Task[1]/ns0:Description_Job[1]" w:storeItemID="{FC35A469-0E84-4C7C-B921-606F889DC8F6}"/>
             <w15:color w:val="808080"/>
@@ -986,65 +1029,33 @@
           <w:sdtContent>
             <w:tc>
               <w:tcPr>
-                <w:tcW w:w="2570" w:type="dxa"/>
+                <w:tcW w:w="2623" w:type="dxa"/>
               </w:tcPr>
               <w:p>
                 <w:pPr>
                   <w:rPr>
-                    <w:rFonts w:cs="Segoe UI" w:asciiTheme="minorHAnsi" w:hAnsiTheme="minorHAnsi"/>
+                    <w:rFonts w:asciiTheme="minorHAnsi" w:hAnsiTheme="minorHAnsi" w:cs="Segoe UI"/>
                     <w:color w:val="242424"/>
                     <w:sz w:val="22"/>
                     <w:szCs w:val="22"/>
                   </w:rPr>
                 </w:pPr>
-                <w:proofErr w:type="spellStart"/>
                 <w:r>
                   <w:rPr>
-                    <w:rFonts w:cs="Segoe UI" w:asciiTheme="minorHAnsi" w:hAnsiTheme="minorHAnsi"/>
+                    <w:rFonts w:asciiTheme="minorHAnsi" w:hAnsiTheme="minorHAnsi" w:cs="Segoe UI"/>
                     <w:color w:val="242424"/>
                     <w:sz w:val="22"/>
                     <w:szCs w:val="22"/>
                   </w:rPr>
                   <w:t>Description_Job</w:t>
                 </w:r>
-                <w:proofErr w:type="spellEnd"/>
               </w:p>
             </w:tc>
           </w:sdtContent>
         </w:sdt>
         <w:tc>
           <w:tcPr>
-            <w:tcW w:w="2571" w:type="dxa"/>
-          </w:tcPr>
-          <w:p>
-            <w:pPr>
-              <w:rPr>
-                <w:rFonts w:cs="Segoe UI" w:asciiTheme="minorHAnsi" w:hAnsiTheme="minorHAnsi"/>
-                <w:color w:val="242424"/>
-                <w:sz w:val="22"/>
-                <w:szCs w:val="22"/>
-              </w:rPr>
-            </w:pPr>
-          </w:p>
-        </w:tc>
-        <w:tc>
-          <w:tcPr>
-            <w:tcW w:w="2570" w:type="dxa"/>
-          </w:tcPr>
-          <w:p>
-            <w:pPr>
-              <w:rPr>
-                <w:rFonts w:cs="Segoe UI" w:asciiTheme="minorHAnsi" w:hAnsiTheme="minorHAnsi"/>
-                <w:color w:val="242424"/>
-                <w:sz w:val="22"/>
-                <w:szCs w:val="22"/>
-              </w:rPr>
-            </w:pPr>
-          </w:p>
-        </w:tc>
-        <w:tc>
-          <w:tcPr>
-            <w:tcW w:w="2570" w:type="dxa"/>
+            <w:tcW w:w="2623" w:type="dxa"/>
           </w:tcPr>
           <w:p>
             <w:pPr>
@@ -1059,7 +1070,7 @@
         </w:tc>
         <w:tc>
           <w:tcPr>
-            <w:tcW w:w="2571" w:type="dxa"/>
+            <w:tcW w:w="2623" w:type="dxa"/>
           </w:tcPr>
           <w:p>
             <w:pPr>
@@ -1085,21 +1096,21 @@
     <w:tbl>
       <w:tblPr>
         <w:tblStyle w:val="CLSequoiatablestyle021"/>
-        <w:tblW w:w="15422" w:type="dxa"/>
+        <w:tblW w:w="5000" w:type="pct"/>
         <w:tblLayout w:type="fixed"/>
         <w:tblLook w:val="04A0" w:firstRow="1" w:lastRow="0" w:firstColumn="1" w:lastColumn="0" w:noHBand="0" w:noVBand="1"/>
         <w:tblCaption w:val="Data Table Block"/>
       </w:tblPr>
       <w:tblGrid>
-        <w:gridCol w:w="1890"/>
-        <w:gridCol w:w="1890"/>
-        <w:gridCol w:w="2250"/>
-        <w:gridCol w:w="824"/>
-        <w:gridCol w:w="1713"/>
-        <w:gridCol w:w="1714"/>
-        <w:gridCol w:w="1713"/>
-        <w:gridCol w:w="1714"/>
-        <w:gridCol w:w="1714"/>
+        <w:gridCol w:w="1081"/>
+        <w:gridCol w:w="1891"/>
+        <w:gridCol w:w="1169"/>
+        <w:gridCol w:w="900"/>
+        <w:gridCol w:w="991"/>
+        <w:gridCol w:w="1169"/>
+        <w:gridCol w:w="1081"/>
+        <w:gridCol w:w="1081"/>
+        <w:gridCol w:w="1131"/>
       </w:tblGrid>
       <w:tr>
         <w:trPr>
@@ -1109,9 +1120,9 @@
         <w:sdt>
           <w:sdtPr>
             <w:rPr>
-              <w:rFonts w:ascii="Segoe UI Semibold" w:hAnsi="Segoe UI Semibold" w:cs="Segoe UI Semibold" w:eastAsiaTheme="minorHAnsi"/>
-              <w:sz w:val="22"/>
-              <w:szCs w:val="22"/>
+              <w:rFonts w:ascii="Segoe UI Semibold" w:eastAsiaTheme="minorHAnsi" w:hAnsi="Segoe UI Semibold" w:cs="Segoe UI Semibold"/>
+              <w:sz w:val="18"/>
+              <w:szCs w:val="18"/>
             </w:rPr>
             <w:alias w:val="JobTaskNoCapt"/>
             <w:tag w:val="#BC:InsertDataItem,DataItems/Job/Job_Task/JobTaskNoCapt"/>
@@ -1128,30 +1139,28 @@
             <w:tc>
               <w:tcPr>
                 <w:cnfStyle w:val="001000000000" w:firstRow="0" w:lastRow="0" w:firstColumn="1" w:lastColumn="0" w:oddVBand="0" w:evenVBand="0" w:oddHBand="0" w:evenHBand="0" w:firstRowFirstColumn="0" w:firstRowLastColumn="0" w:lastRowFirstColumn="0" w:lastRowLastColumn="0"/>
-                <w:tcW w:w="1890" w:type="dxa"/>
+                <w:tcW w:w="515" w:type="pct"/>
                 <w:tcBorders>
-                  <w:bottom w:val="single" w:color="auto" w:sz="4" w:space="0"/>
+                  <w:bottom w:val="single" w:sz="4" w:space="0" w:color="auto"/>
                 </w:tcBorders>
               </w:tcPr>
               <w:p>
                 <w:pPr>
                   <w:pStyle w:val="Heading2"/>
                   <w:rPr>
-                    <w:rFonts w:ascii="Segoe UI Semibold" w:hAnsi="Segoe UI Semibold" w:cs="Segoe UI Semibold" w:eastAsiaTheme="minorHAnsi"/>
-                    <w:sz w:val="22"/>
-                    <w:szCs w:val="22"/>
+                    <w:rFonts w:ascii="Segoe UI Semibold" w:eastAsiaTheme="minorHAnsi" w:hAnsi="Segoe UI Semibold" w:cs="Segoe UI Semibold"/>
+                    <w:sz w:val="18"/>
+                    <w:szCs w:val="18"/>
                   </w:rPr>
                 </w:pPr>
-                <w:proofErr w:type="spellStart"/>
                 <w:r>
                   <w:rPr>
-                    <w:rFonts w:ascii="Segoe UI Semibold" w:hAnsi="Segoe UI Semibold" w:cs="Segoe UI Semibold" w:eastAsiaTheme="minorHAnsi"/>
-                    <w:sz w:val="22"/>
-                    <w:szCs w:val="22"/>
+                    <w:rFonts w:ascii="Segoe UI Semibold" w:eastAsiaTheme="minorHAnsi" w:hAnsi="Segoe UI Semibold" w:cs="Segoe UI Semibold"/>
+                    <w:sz w:val="18"/>
+                    <w:szCs w:val="18"/>
                   </w:rPr>
                   <w:t>JobTaskNoCapt</w:t>
                 </w:r>
-                <w:proofErr w:type="spellEnd"/>
               </w:p>
             </w:tc>
           </w:sdtContent>
@@ -1160,8 +1169,8 @@
           <w:sdtPr>
             <w:rPr>
               <w:rFonts w:ascii="Segoe UI Semibold" w:hAnsi="Segoe UI Semibold" w:cs="Segoe UI Semibold"/>
-              <w:sz w:val="22"/>
-              <w:szCs w:val="22"/>
+              <w:sz w:val="18"/>
+              <w:szCs w:val="18"/>
             </w:rPr>
             <w:alias w:val="JobDescriptionLbl"/>
             <w:tag w:val="#BC:InsertDataItem,Labels/JobDescriptionLbl"/>
@@ -1177,9 +1186,9 @@
           <w:sdtContent>
             <w:tc>
               <w:tcPr>
-                <w:tcW w:w="1890" w:type="dxa"/>
+                <w:tcW w:w="901" w:type="pct"/>
                 <w:tcBorders>
-                  <w:bottom w:val="single" w:color="auto" w:sz="4" w:space="0"/>
+                  <w:bottom w:val="single" w:sz="4" w:space="0" w:color="auto"/>
                 </w:tcBorders>
               </w:tcPr>
               <w:p>
@@ -1188,20 +1197,18 @@
                   <w:cnfStyle w:val="100000000000" w:firstRow="1" w:lastRow="0" w:firstColumn="0" w:lastColumn="0" w:oddVBand="0" w:evenVBand="0" w:oddHBand="0" w:evenHBand="0" w:firstRowFirstColumn="0" w:firstRowLastColumn="0" w:lastRowFirstColumn="0" w:lastRowLastColumn="0"/>
                   <w:rPr>
                     <w:rFonts w:ascii="Segoe UI Semibold" w:hAnsi="Segoe UI Semibold" w:cs="Segoe UI Semibold"/>
-                    <w:sz w:val="22"/>
-                    <w:szCs w:val="22"/>
+                    <w:sz w:val="18"/>
+                    <w:szCs w:val="18"/>
                   </w:rPr>
                 </w:pPr>
-                <w:proofErr w:type="spellStart"/>
                 <w:r>
                   <w:rPr>
                     <w:rFonts w:ascii="Segoe UI Semibold" w:hAnsi="Segoe UI Semibold" w:cs="Segoe UI Semibold"/>
-                    <w:sz w:val="22"/>
-                    <w:szCs w:val="22"/>
+                    <w:sz w:val="18"/>
+                    <w:szCs w:val="18"/>
                   </w:rPr>
                   <w:t>JobDescriptionLbl</w:t>
                 </w:r>
-                <w:proofErr w:type="spellEnd"/>
               </w:p>
             </w:tc>
           </w:sdtContent>
@@ -1210,8 +1217,8 @@
           <w:sdtPr>
             <w:rPr>
               <w:rFonts w:ascii="Segoe UI Semibold" w:hAnsi="Segoe UI Semibold" w:cs="Segoe UI Semibold"/>
-              <w:sz w:val="22"/>
-              <w:szCs w:val="22"/>
+              <w:sz w:val="18"/>
+              <w:szCs w:val="18"/>
             </w:rPr>
             <w:alias w:val="JobTaskTypeCaption"/>
             <w:tag w:val="#BC:InsertDataItem,DataItems/Job/Job_Task/JobTaskTypeCaption"/>
@@ -1227,9 +1234,9 @@
           <w:sdtContent>
             <w:tc>
               <w:tcPr>
-                <w:tcW w:w="2250" w:type="dxa"/>
+                <w:tcW w:w="557" w:type="pct"/>
                 <w:tcBorders>
-                  <w:bottom w:val="single" w:color="auto" w:sz="4" w:space="0"/>
+                  <w:bottom w:val="single" w:sz="4" w:space="0" w:color="auto"/>
                 </w:tcBorders>
               </w:tcPr>
               <w:p>
@@ -1238,20 +1245,18 @@
                   <w:cnfStyle w:val="100000000000" w:firstRow="1" w:lastRow="0" w:firstColumn="0" w:lastColumn="0" w:oddVBand="0" w:evenVBand="0" w:oddHBand="0" w:evenHBand="0" w:firstRowFirstColumn="0" w:firstRowLastColumn="0" w:lastRowFirstColumn="0" w:lastRowLastColumn="0"/>
                   <w:rPr>
                     <w:rFonts w:ascii="Segoe UI Semibold" w:hAnsi="Segoe UI Semibold" w:cs="Segoe UI Semibold"/>
-                    <w:sz w:val="22"/>
-                    <w:szCs w:val="22"/>
+                    <w:sz w:val="18"/>
+                    <w:szCs w:val="18"/>
                   </w:rPr>
                 </w:pPr>
-                <w:proofErr w:type="spellStart"/>
                 <w:r>
                   <w:rPr>
                     <w:rFonts w:ascii="Segoe UI Semibold" w:hAnsi="Segoe UI Semibold" w:cs="Segoe UI Semibold"/>
-                    <w:sz w:val="22"/>
-                    <w:szCs w:val="22"/>
+                    <w:sz w:val="18"/>
+                    <w:szCs w:val="18"/>
                   </w:rPr>
                   <w:t>JobTaskTypeCaption</w:t>
                 </w:r>
-                <w:proofErr w:type="spellEnd"/>
               </w:p>
             </w:tc>
           </w:sdtContent>
@@ -1260,8 +1265,8 @@
           <w:sdtPr>
             <w:rPr>
               <w:rFonts w:ascii="Segoe UI Semibold" w:hAnsi="Segoe UI Semibold" w:cs="Segoe UI Semibold"/>
-              <w:sz w:val="22"/>
-              <w:szCs w:val="22"/>
+              <w:sz w:val="18"/>
+              <w:szCs w:val="18"/>
             </w:rPr>
             <w:alias w:val="NoCaption"/>
             <w:tag w:val="#BC:InsertDataItem,DataItems/Job/Job_Task/NoCaption"/>
@@ -1277,9 +1282,9 @@
           <w:sdtContent>
             <w:tc>
               <w:tcPr>
-                <w:tcW w:w="824" w:type="dxa"/>
+                <w:tcW w:w="429" w:type="pct"/>
                 <w:tcBorders>
-                  <w:bottom w:val="single" w:color="auto" w:sz="4" w:space="0"/>
+                  <w:bottom w:val="single" w:sz="4" w:space="0" w:color="auto"/>
                 </w:tcBorders>
               </w:tcPr>
               <w:p>
@@ -1288,20 +1293,18 @@
                   <w:cnfStyle w:val="100000000000" w:firstRow="1" w:lastRow="0" w:firstColumn="0" w:lastColumn="0" w:oddVBand="0" w:evenVBand="0" w:oddHBand="0" w:evenHBand="0" w:firstRowFirstColumn="0" w:firstRowLastColumn="0" w:lastRowFirstColumn="0" w:lastRowLastColumn="0"/>
                   <w:rPr>
                     <w:rFonts w:ascii="Segoe UI Semibold" w:hAnsi="Segoe UI Semibold" w:cs="Segoe UI Semibold"/>
-                    <w:sz w:val="22"/>
-                    <w:szCs w:val="22"/>
+                    <w:sz w:val="18"/>
+                    <w:szCs w:val="18"/>
                   </w:rPr>
                 </w:pPr>
-                <w:proofErr w:type="spellStart"/>
                 <w:r>
                   <w:rPr>
                     <w:rFonts w:ascii="Segoe UI Semibold" w:hAnsi="Segoe UI Semibold" w:cs="Segoe UI Semibold"/>
-                    <w:sz w:val="22"/>
-                    <w:szCs w:val="22"/>
+                    <w:sz w:val="18"/>
+                    <w:szCs w:val="18"/>
                   </w:rPr>
                   <w:t>NoCaption</w:t>
                 </w:r>
-                <w:proofErr w:type="spellEnd"/>
               </w:p>
             </w:tc>
           </w:sdtContent>
@@ -1310,8 +1313,8 @@
           <w:sdtPr>
             <w:rPr>
               <w:rFonts w:ascii="Segoe UI Semibold" w:hAnsi="Segoe UI Semibold" w:cs="Segoe UI Semibold"/>
-              <w:sz w:val="22"/>
-              <w:szCs w:val="22"/>
+              <w:sz w:val="18"/>
+              <w:szCs w:val="18"/>
             </w:rPr>
             <w:alias w:val="QuantityCaption"/>
             <w:tag w:val="#BC:InsertDataItem,DataItems/Job/Job_Task/QuantityCaption"/>
@@ -1327,31 +1330,30 @@
           <w:sdtContent>
             <w:tc>
               <w:tcPr>
-                <w:tcW w:w="1713" w:type="dxa"/>
+                <w:tcW w:w="472" w:type="pct"/>
                 <w:tcBorders>
-                  <w:bottom w:val="single" w:color="auto" w:sz="4" w:space="0"/>
+                  <w:bottom w:val="single" w:sz="4" w:space="0" w:color="auto"/>
                 </w:tcBorders>
               </w:tcPr>
               <w:p>
                 <w:pPr>
                   <w:pStyle w:val="Heading2"/>
+                  <w:jc w:val="right"/>
                   <w:cnfStyle w:val="100000000000" w:firstRow="1" w:lastRow="0" w:firstColumn="0" w:lastColumn="0" w:oddVBand="0" w:evenVBand="0" w:oddHBand="0" w:evenHBand="0" w:firstRowFirstColumn="0" w:firstRowLastColumn="0" w:lastRowFirstColumn="0" w:lastRowLastColumn="0"/>
                   <w:rPr>
                     <w:rFonts w:ascii="Segoe UI Semibold" w:hAnsi="Segoe UI Semibold" w:cs="Segoe UI Semibold"/>
-                    <w:sz w:val="22"/>
-                    <w:szCs w:val="22"/>
+                    <w:sz w:val="18"/>
+                    <w:szCs w:val="18"/>
                   </w:rPr>
                 </w:pPr>
-                <w:proofErr w:type="spellStart"/>
                 <w:r>
                   <w:rPr>
                     <w:rFonts w:ascii="Segoe UI Semibold" w:hAnsi="Segoe UI Semibold" w:cs="Segoe UI Semibold"/>
-                    <w:sz w:val="22"/>
-                    <w:szCs w:val="22"/>
+                    <w:sz w:val="18"/>
+                    <w:szCs w:val="18"/>
                   </w:rPr>
                   <w:t>QuantityCaption</w:t>
                 </w:r>
-                <w:proofErr w:type="spellEnd"/>
               </w:p>
             </w:tc>
           </w:sdtContent>
@@ -1360,8 +1362,8 @@
           <w:sdtPr>
             <w:rPr>
               <w:rFonts w:ascii="Segoe UI Semibold" w:hAnsi="Segoe UI Semibold" w:cs="Segoe UI Semibold"/>
-              <w:sz w:val="22"/>
-              <w:szCs w:val="22"/>
+              <w:sz w:val="18"/>
+              <w:szCs w:val="18"/>
             </w:rPr>
             <w:alias w:val="UnitPriceCaption"/>
             <w:tag w:val="#BC:InsertDataItem,DataItems/Job/Job_Task/UnitPriceCaption"/>
@@ -1377,9 +1379,9 @@
           <w:sdtContent>
             <w:tc>
               <w:tcPr>
-                <w:tcW w:w="1714" w:type="dxa"/>
+                <w:tcW w:w="557" w:type="pct"/>
                 <w:tcBorders>
-                  <w:bottom w:val="single" w:color="auto" w:sz="4" w:space="0"/>
+                  <w:bottom w:val="single" w:sz="4" w:space="0" w:color="auto"/>
                 </w:tcBorders>
               </w:tcPr>
               <w:p>
@@ -1389,20 +1391,18 @@
                   <w:cnfStyle w:val="100000000000" w:firstRow="1" w:lastRow="0" w:firstColumn="0" w:lastColumn="0" w:oddVBand="0" w:evenVBand="0" w:oddHBand="0" w:evenHBand="0" w:firstRowFirstColumn="0" w:firstRowLastColumn="0" w:lastRowFirstColumn="0" w:lastRowLastColumn="0"/>
                   <w:rPr>
                     <w:rFonts w:ascii="Segoe UI Semibold" w:hAnsi="Segoe UI Semibold" w:cs="Segoe UI Semibold"/>
-                    <w:sz w:val="22"/>
-                    <w:szCs w:val="22"/>
+                    <w:sz w:val="18"/>
+                    <w:szCs w:val="18"/>
                   </w:rPr>
                 </w:pPr>
-                <w:proofErr w:type="spellStart"/>
                 <w:r>
                   <w:rPr>
                     <w:rFonts w:ascii="Segoe UI Semibold" w:hAnsi="Segoe UI Semibold" w:cs="Segoe UI Semibold"/>
-                    <w:sz w:val="22"/>
-                    <w:szCs w:val="22"/>
+                    <w:sz w:val="18"/>
+                    <w:szCs w:val="18"/>
                   </w:rPr>
                   <w:t>UnitPriceCaption</w:t>
                 </w:r>
-                <w:proofErr w:type="spellEnd"/>
               </w:p>
             </w:tc>
           </w:sdtContent>
@@ -1411,8 +1411,8 @@
           <w:sdtPr>
             <w:rPr>
               <w:rFonts w:ascii="Segoe UI Semibold" w:hAnsi="Segoe UI Semibold" w:cs="Segoe UI Semibold"/>
-              <w:sz w:val="22"/>
-              <w:szCs w:val="22"/>
+              <w:sz w:val="18"/>
+              <w:szCs w:val="18"/>
             </w:rPr>
             <w:alias w:val="LineDiscountPctCaption"/>
             <w:tag w:val="#BC:InsertDataItem,DataItems/Job/Job_Task/LineDiscountPctCaption"/>
@@ -1428,9 +1428,9 @@
           <w:sdtContent>
             <w:tc>
               <w:tcPr>
-                <w:tcW w:w="1713" w:type="dxa"/>
+                <w:tcW w:w="515" w:type="pct"/>
                 <w:tcBorders>
-                  <w:bottom w:val="single" w:color="auto" w:sz="4" w:space="0"/>
+                  <w:bottom w:val="single" w:sz="4" w:space="0" w:color="auto"/>
                 </w:tcBorders>
               </w:tcPr>
               <w:p>
@@ -1440,20 +1440,18 @@
                   <w:cnfStyle w:val="100000000000" w:firstRow="1" w:lastRow="0" w:firstColumn="0" w:lastColumn="0" w:oddVBand="0" w:evenVBand="0" w:oddHBand="0" w:evenHBand="0" w:firstRowFirstColumn="0" w:firstRowLastColumn="0" w:lastRowFirstColumn="0" w:lastRowLastColumn="0"/>
                   <w:rPr>
                     <w:rFonts w:ascii="Segoe UI Semibold" w:hAnsi="Segoe UI Semibold" w:cs="Segoe UI Semibold"/>
-                    <w:sz w:val="22"/>
-                    <w:szCs w:val="22"/>
+                    <w:sz w:val="18"/>
+                    <w:szCs w:val="18"/>
                   </w:rPr>
                 </w:pPr>
-                <w:proofErr w:type="spellStart"/>
                 <w:r>
                   <w:rPr>
                     <w:rFonts w:ascii="Segoe UI Semibold" w:hAnsi="Segoe UI Semibold" w:cs="Segoe UI Semibold"/>
-                    <w:sz w:val="22"/>
-                    <w:szCs w:val="22"/>
+                    <w:sz w:val="18"/>
+                    <w:szCs w:val="18"/>
                   </w:rPr>
                   <w:t>LineDiscountPctCaption</w:t>
                 </w:r>
-                <w:proofErr w:type="spellEnd"/>
               </w:p>
             </w:tc>
           </w:sdtContent>
@@ -1462,8 +1460,8 @@
           <w:sdtPr>
             <w:rPr>
               <w:rFonts w:ascii="Segoe UI Semibold" w:hAnsi="Segoe UI Semibold" w:cs="Segoe UI Semibold"/>
-              <w:sz w:val="22"/>
-              <w:szCs w:val="22"/>
+              <w:sz w:val="18"/>
+              <w:szCs w:val="18"/>
             </w:rPr>
             <w:alias w:val="LineDiscountAmountCaption"/>
             <w:tag w:val="#BC:InsertDataItem,DataItems/Job/Job_Task/LineDiscountAmountCaption"/>
@@ -1479,9 +1477,9 @@
           <w:sdtContent>
             <w:tc>
               <w:tcPr>
-                <w:tcW w:w="1714" w:type="dxa"/>
+                <w:tcW w:w="515" w:type="pct"/>
                 <w:tcBorders>
-                  <w:bottom w:val="single" w:color="auto" w:sz="4" w:space="0"/>
+                  <w:bottom w:val="single" w:sz="4" w:space="0" w:color="auto"/>
                 </w:tcBorders>
               </w:tcPr>
               <w:p>
@@ -1491,20 +1489,18 @@
                   <w:cnfStyle w:val="100000000000" w:firstRow="1" w:lastRow="0" w:firstColumn="0" w:lastColumn="0" w:oddVBand="0" w:evenVBand="0" w:oddHBand="0" w:evenHBand="0" w:firstRowFirstColumn="0" w:firstRowLastColumn="0" w:lastRowFirstColumn="0" w:lastRowLastColumn="0"/>
                   <w:rPr>
                     <w:rFonts w:ascii="Segoe UI Semibold" w:hAnsi="Segoe UI Semibold" w:cs="Segoe UI Semibold"/>
-                    <w:sz w:val="22"/>
-                    <w:szCs w:val="22"/>
+                    <w:sz w:val="18"/>
+                    <w:szCs w:val="18"/>
                   </w:rPr>
                 </w:pPr>
-                <w:proofErr w:type="spellStart"/>
                 <w:r>
                   <w:rPr>
                     <w:rFonts w:ascii="Segoe UI Semibold" w:hAnsi="Segoe UI Semibold" w:cs="Segoe UI Semibold"/>
-                    <w:sz w:val="22"/>
-                    <w:szCs w:val="22"/>
+                    <w:sz w:val="18"/>
+                    <w:szCs w:val="18"/>
                   </w:rPr>
                   <w:t>LineDiscountAmountCaption</w:t>
                 </w:r>
-                <w:proofErr w:type="spellEnd"/>
               </w:p>
             </w:tc>
           </w:sdtContent>
@@ -1513,8 +1509,8 @@
           <w:sdtPr>
             <w:rPr>
               <w:rFonts w:ascii="Segoe UI Semibold" w:hAnsi="Segoe UI Semibold" w:cs="Segoe UI Semibold"/>
-              <w:sz w:val="22"/>
-              <w:szCs w:val="22"/>
+              <w:sz w:val="18"/>
+              <w:szCs w:val="18"/>
             </w:rPr>
             <w:alias w:val="TotalPriceCaption"/>
             <w:tag w:val="#BC:InsertDataItem,DataItems/Job/Job_Task/TotalPriceCaption"/>
@@ -1530,9 +1526,9 @@
           <w:sdtContent>
             <w:tc>
               <w:tcPr>
-                <w:tcW w:w="1714" w:type="dxa"/>
+                <w:tcW w:w="540" w:type="pct"/>
                 <w:tcBorders>
-                  <w:bottom w:val="single" w:color="auto" w:sz="4" w:space="0"/>
+                  <w:bottom w:val="single" w:sz="4" w:space="0" w:color="auto"/>
                 </w:tcBorders>
               </w:tcPr>
               <w:p>
@@ -1542,20 +1538,18 @@
                   <w:cnfStyle w:val="100000000000" w:firstRow="1" w:lastRow="0" w:firstColumn="0" w:lastColumn="0" w:oddVBand="0" w:evenVBand="0" w:oddHBand="0" w:evenHBand="0" w:firstRowFirstColumn="0" w:firstRowLastColumn="0" w:lastRowFirstColumn="0" w:lastRowLastColumn="0"/>
                   <w:rPr>
                     <w:rFonts w:ascii="Segoe UI Semibold" w:hAnsi="Segoe UI Semibold" w:cs="Segoe UI Semibold"/>
-                    <w:sz w:val="22"/>
-                    <w:szCs w:val="22"/>
+                    <w:sz w:val="18"/>
+                    <w:szCs w:val="18"/>
                   </w:rPr>
                 </w:pPr>
-                <w:proofErr w:type="spellStart"/>
                 <w:r>
                   <w:rPr>
                     <w:rFonts w:ascii="Segoe UI Semibold" w:hAnsi="Segoe UI Semibold" w:cs="Segoe UI Semibold"/>
-                    <w:sz w:val="22"/>
-                    <w:szCs w:val="22"/>
+                    <w:sz w:val="18"/>
+                    <w:szCs w:val="18"/>
                   </w:rPr>
                   <w:t>TotalPriceCaption</w:t>
                 </w:r>
-                <w:proofErr w:type="spellEnd"/>
               </w:p>
             </w:tc>
           </w:sdtContent>
@@ -1564,14 +1558,14 @@
       <w:tr>
         <w:trPr>
           <w:cnfStyle w:val="000000100000" w:firstRow="0" w:lastRow="0" w:firstColumn="0" w:lastColumn="0" w:oddVBand="0" w:evenVBand="0" w:oddHBand="1" w:evenHBand="0" w:firstRowFirstColumn="0" w:firstRowLastColumn="0" w:lastRowFirstColumn="0" w:lastRowLastColumn="0"/>
-          <w:trHeight w:val="245" w:hRule="exact"/>
+          <w:trHeight w:hRule="exact" w:val="245"/>
         </w:trPr>
         <w:tc>
           <w:tcPr>
             <w:cnfStyle w:val="001000000000" w:firstRow="0" w:lastRow="0" w:firstColumn="1" w:lastColumn="0" w:oddVBand="0" w:evenVBand="0" w:oddHBand="0" w:evenHBand="0" w:firstRowFirstColumn="0" w:firstRowLastColumn="0" w:lastRowFirstColumn="0" w:lastRowLastColumn="0"/>
-            <w:tcW w:w="1890" w:type="dxa"/>
+            <w:tcW w:w="515" w:type="pct"/>
             <w:tcBorders>
-              <w:top w:val="single" w:color="auto" w:sz="4" w:space="0"/>
+              <w:top w:val="single" w:sz="4" w:space="0" w:color="auto"/>
             </w:tcBorders>
           </w:tcPr>
           <w:p>
@@ -1579,8 +1573,8 @@
               <w:rPr>
                 <w:rFonts w:ascii="Segoe UI Semibold" w:hAnsi="Segoe UI Semibold" w:cs="Segoe UI Semibold"/>
                 <w:b/>
-                <w:sz w:val="22"/>
-                <w:szCs w:val="22"/>
+                <w:sz w:val="18"/>
+                <w:szCs w:val="18"/>
                 <w:lang w:val="en-US" w:eastAsia="en-US"/>
               </w:rPr>
             </w:pPr>
@@ -1588,9 +1582,9 @@
         </w:tc>
         <w:tc>
           <w:tcPr>
-            <w:tcW w:w="1890" w:type="dxa"/>
+            <w:tcW w:w="901" w:type="pct"/>
             <w:tcBorders>
-              <w:top w:val="single" w:color="auto" w:sz="4" w:space="0"/>
+              <w:top w:val="single" w:sz="4" w:space="0" w:color="auto"/>
             </w:tcBorders>
           </w:tcPr>
           <w:p>
@@ -1600,8 +1594,8 @@
                 <w:rFonts w:ascii="Segoe UI Semibold" w:hAnsi="Segoe UI Semibold" w:cs="Segoe UI Semibold"/>
                 <w:b/>
                 <w:bCs/>
-                <w:sz w:val="22"/>
-                <w:szCs w:val="22"/>
+                <w:sz w:val="18"/>
+                <w:szCs w:val="18"/>
                 <w:lang w:val="en-US" w:eastAsia="en-US"/>
               </w:rPr>
             </w:pPr>
@@ -1609,9 +1603,9 @@
         </w:tc>
         <w:tc>
           <w:tcPr>
-            <w:tcW w:w="2250" w:type="dxa"/>
+            <w:tcW w:w="557" w:type="pct"/>
             <w:tcBorders>
-              <w:top w:val="single" w:color="auto" w:sz="4" w:space="0"/>
+              <w:top w:val="single" w:sz="4" w:space="0" w:color="auto"/>
             </w:tcBorders>
           </w:tcPr>
           <w:p>
@@ -1621,8 +1615,8 @@
                 <w:rFonts w:ascii="Segoe UI Semibold" w:hAnsi="Segoe UI Semibold" w:cs="Segoe UI Semibold"/>
                 <w:b/>
                 <w:bCs/>
-                <w:sz w:val="22"/>
-                <w:szCs w:val="22"/>
+                <w:sz w:val="18"/>
+                <w:szCs w:val="18"/>
                 <w:lang w:val="en-US" w:eastAsia="en-US"/>
               </w:rPr>
             </w:pPr>
@@ -1630,9 +1624,9 @@
         </w:tc>
         <w:tc>
           <w:tcPr>
-            <w:tcW w:w="824" w:type="dxa"/>
+            <w:tcW w:w="429" w:type="pct"/>
             <w:tcBorders>
-              <w:top w:val="single" w:color="auto" w:sz="4" w:space="0"/>
+              <w:top w:val="single" w:sz="4" w:space="0" w:color="auto"/>
             </w:tcBorders>
           </w:tcPr>
           <w:p>
@@ -1642,8 +1636,8 @@
                 <w:rFonts w:ascii="Segoe UI Semibold" w:hAnsi="Segoe UI Semibold" w:cs="Segoe UI Semibold"/>
                 <w:b/>
                 <w:bCs/>
-                <w:sz w:val="22"/>
-                <w:szCs w:val="22"/>
+                <w:sz w:val="18"/>
+                <w:szCs w:val="18"/>
                 <w:lang w:val="en-US" w:eastAsia="en-US"/>
               </w:rPr>
             </w:pPr>
@@ -1651,9 +1645,31 @@
         </w:tc>
         <w:tc>
           <w:tcPr>
-            <w:tcW w:w="1713" w:type="dxa"/>
+            <w:tcW w:w="472" w:type="pct"/>
             <w:tcBorders>
-              <w:top w:val="single" w:color="auto" w:sz="4" w:space="0"/>
+              <w:top w:val="single" w:sz="4" w:space="0" w:color="auto"/>
+            </w:tcBorders>
+          </w:tcPr>
+          <w:p>
+            <w:pPr>
+              <w:jc w:val="right"/>
+              <w:cnfStyle w:val="000000100000" w:firstRow="0" w:lastRow="0" w:firstColumn="0" w:lastColumn="0" w:oddVBand="0" w:evenVBand="0" w:oddHBand="1" w:evenHBand="0" w:firstRowFirstColumn="0" w:firstRowLastColumn="0" w:lastRowFirstColumn="0" w:lastRowLastColumn="0"/>
+              <w:rPr>
+                <w:rFonts w:ascii="Segoe UI Semibold" w:hAnsi="Segoe UI Semibold" w:cs="Segoe UI Semibold"/>
+                <w:b/>
+                <w:bCs/>
+                <w:sz w:val="18"/>
+                <w:szCs w:val="18"/>
+                <w:lang w:val="en-US" w:eastAsia="en-US"/>
+              </w:rPr>
+            </w:pPr>
+          </w:p>
+        </w:tc>
+        <w:tc>
+          <w:tcPr>
+            <w:tcW w:w="557" w:type="pct"/>
+            <w:tcBorders>
+              <w:top w:val="single" w:sz="4" w:space="0" w:color="auto"/>
             </w:tcBorders>
           </w:tcPr>
           <w:p>
@@ -1663,8 +1679,8 @@
                 <w:rFonts w:ascii="Segoe UI Semibold" w:hAnsi="Segoe UI Semibold" w:cs="Segoe UI Semibold"/>
                 <w:b/>
                 <w:bCs/>
-                <w:sz w:val="22"/>
-                <w:szCs w:val="22"/>
+                <w:sz w:val="18"/>
+                <w:szCs w:val="18"/>
                 <w:lang w:val="en-US" w:eastAsia="en-US"/>
               </w:rPr>
             </w:pPr>
@@ -1672,9 +1688,9 @@
         </w:tc>
         <w:tc>
           <w:tcPr>
-            <w:tcW w:w="1714" w:type="dxa"/>
+            <w:tcW w:w="515" w:type="pct"/>
             <w:tcBorders>
-              <w:top w:val="single" w:color="auto" w:sz="4" w:space="0"/>
+              <w:top w:val="single" w:sz="4" w:space="0" w:color="auto"/>
             </w:tcBorders>
           </w:tcPr>
           <w:p>
@@ -1684,8 +1700,8 @@
                 <w:rFonts w:ascii="Segoe UI Semibold" w:hAnsi="Segoe UI Semibold" w:cs="Segoe UI Semibold"/>
                 <w:b/>
                 <w:bCs/>
-                <w:sz w:val="22"/>
-                <w:szCs w:val="22"/>
+                <w:sz w:val="18"/>
+                <w:szCs w:val="18"/>
                 <w:lang w:val="en-US" w:eastAsia="en-US"/>
               </w:rPr>
             </w:pPr>
@@ -1693,9 +1709,9 @@
         </w:tc>
         <w:tc>
           <w:tcPr>
-            <w:tcW w:w="1713" w:type="dxa"/>
+            <w:tcW w:w="515" w:type="pct"/>
             <w:tcBorders>
-              <w:top w:val="single" w:color="auto" w:sz="4" w:space="0"/>
+              <w:top w:val="single" w:sz="4" w:space="0" w:color="auto"/>
             </w:tcBorders>
           </w:tcPr>
           <w:p>
@@ -1705,8 +1721,8 @@
                 <w:rFonts w:ascii="Segoe UI Semibold" w:hAnsi="Segoe UI Semibold" w:cs="Segoe UI Semibold"/>
                 <w:b/>
                 <w:bCs/>
-                <w:sz w:val="22"/>
-                <w:szCs w:val="22"/>
+                <w:sz w:val="18"/>
+                <w:szCs w:val="18"/>
                 <w:lang w:val="en-US" w:eastAsia="en-US"/>
               </w:rPr>
             </w:pPr>
@@ -1714,9 +1730,9 @@
         </w:tc>
         <w:tc>
           <w:tcPr>
-            <w:tcW w:w="1714" w:type="dxa"/>
+            <w:tcW w:w="540" w:type="pct"/>
             <w:tcBorders>
-              <w:top w:val="single" w:color="auto" w:sz="4" w:space="0"/>
+              <w:top w:val="single" w:sz="4" w:space="0" w:color="auto"/>
             </w:tcBorders>
           </w:tcPr>
           <w:p>
@@ -1726,29 +1742,8 @@
                 <w:rFonts w:ascii="Segoe UI Semibold" w:hAnsi="Segoe UI Semibold" w:cs="Segoe UI Semibold"/>
                 <w:b/>
                 <w:bCs/>
-                <w:sz w:val="22"/>
-                <w:szCs w:val="22"/>
-                <w:lang w:val="en-US" w:eastAsia="en-US"/>
-              </w:rPr>
-            </w:pPr>
-          </w:p>
-        </w:tc>
-        <w:tc>
-          <w:tcPr>
-            <w:tcW w:w="1714" w:type="dxa"/>
-            <w:tcBorders>
-              <w:top w:val="single" w:color="auto" w:sz="4" w:space="0"/>
-            </w:tcBorders>
-          </w:tcPr>
-          <w:p>
-            <w:pPr>
-              <w:cnfStyle w:val="000000100000" w:firstRow="0" w:lastRow="0" w:firstColumn="0" w:lastColumn="0" w:oddVBand="0" w:evenVBand="0" w:oddHBand="1" w:evenHBand="0" w:firstRowFirstColumn="0" w:firstRowLastColumn="0" w:lastRowFirstColumn="0" w:lastRowLastColumn="0"/>
-              <w:rPr>
-                <w:rFonts w:ascii="Segoe UI Semibold" w:hAnsi="Segoe UI Semibold" w:cs="Segoe UI Semibold"/>
-                <w:b/>
-                <w:bCs/>
-                <w:sz w:val="22"/>
-                <w:szCs w:val="22"/>
+                <w:sz w:val="18"/>
+                <w:szCs w:val="18"/>
                 <w:lang w:val="en-US" w:eastAsia="en-US"/>
               </w:rPr>
             </w:pPr>
@@ -1758,12 +1753,12 @@
       <w:sdt>
         <w:sdtPr>
           <w:rPr>
-            <w:rFonts w:cs="Segoe UI" w:asciiTheme="minorHAnsi" w:hAnsiTheme="minorHAnsi" w:eastAsiaTheme="minorEastAsia"/>
+            <w:rFonts w:asciiTheme="minorHAnsi" w:eastAsiaTheme="minorEastAsia" w:hAnsiTheme="minorHAnsi" w:cs="Segoe UI"/>
             <w:bCs w:val="0"/>
             <w:kern w:val="2"/>
-            <w:sz w:val="16"/>
-            <w:szCs w:val="16"/>
-            <w:lang w:val="en-DK" w:eastAsia="en-DK"/>
+            <w:sz w:val="18"/>
+            <w:szCs w:val="18"/>
+            <w:lang w:val="en-US" w:eastAsia="en-US"/>
             <w14:ligatures w14:val="standardContextual"/>
           </w:rPr>
           <w:alias w:val="#Nav: /Job/Job_Task"/>
@@ -1777,12 +1772,12 @@
           <w:sdt>
             <w:sdtPr>
               <w:rPr>
-                <w:rFonts w:cs="Segoe UI" w:asciiTheme="minorHAnsi" w:hAnsiTheme="minorHAnsi" w:eastAsiaTheme="minorEastAsia"/>
+                <w:rFonts w:asciiTheme="minorHAnsi" w:eastAsiaTheme="minorEastAsia" w:hAnsiTheme="minorHAnsi" w:cs="Segoe UI"/>
                 <w:bCs w:val="0"/>
                 <w:kern w:val="2"/>
-                <w:sz w:val="16"/>
-                <w:szCs w:val="16"/>
-                <w:lang w:val="en-DK" w:eastAsia="en-DK"/>
+                <w:sz w:val="18"/>
+                <w:szCs w:val="18"/>
+                <w:lang w:val="en-US" w:eastAsia="en-US"/>
                 <w14:ligatures w14:val="standardContextual"/>
               </w:rPr>
               <w:id w:val="875074578"/>
@@ -1793,12 +1788,12 @@
               <w:sdt>
                 <w:sdtPr>
                   <w:rPr>
-                    <w:rFonts w:cs="Segoe UI" w:asciiTheme="minorHAnsi" w:hAnsiTheme="minorHAnsi" w:eastAsiaTheme="minorEastAsia"/>
+                    <w:rFonts w:asciiTheme="minorHAnsi" w:eastAsiaTheme="minorEastAsia" w:hAnsiTheme="minorHAnsi" w:cs="Segoe UI"/>
                     <w:bCs w:val="0"/>
                     <w:kern w:val="2"/>
-                    <w:sz w:val="16"/>
-                    <w:szCs w:val="16"/>
-                    <w:lang w:val="en-DK" w:eastAsia="en-DK"/>
+                    <w:sz w:val="18"/>
+                    <w:szCs w:val="18"/>
+                    <w:lang w:val="en-US" w:eastAsia="en-US"/>
                     <w14:ligatures w14:val="standardContextual"/>
                   </w:rPr>
                   <w:alias w:val="#Nav: /Job/Job_Task/Job_Planning_Line"/>
@@ -1812,12 +1807,12 @@
                   <w:sdt>
                     <w:sdtPr>
                       <w:rPr>
-                        <w:rFonts w:cs="Segoe UI" w:asciiTheme="minorHAnsi" w:hAnsiTheme="minorHAnsi" w:eastAsiaTheme="minorEastAsia"/>
+                        <w:rFonts w:asciiTheme="minorHAnsi" w:eastAsiaTheme="minorEastAsia" w:hAnsiTheme="minorHAnsi" w:cs="Segoe UI"/>
                         <w:bCs w:val="0"/>
                         <w:kern w:val="2"/>
-                        <w:sz w:val="16"/>
-                        <w:szCs w:val="16"/>
-                        <w:lang w:val="en-DK" w:eastAsia="en-DK"/>
+                        <w:sz w:val="18"/>
+                        <w:szCs w:val="18"/>
+                        <w:lang w:val="en-US" w:eastAsia="en-US"/>
                         <w14:ligatures w14:val="standardContextual"/>
                       </w:rPr>
                       <w:id w:val="298802105"/>
@@ -1833,12 +1828,12 @@
                         <w:sdt>
                           <w:sdtPr>
                             <w:rPr>
-                              <w:rFonts w:cs="Segoe UI" w:asciiTheme="minorHAnsi" w:hAnsiTheme="minorHAnsi" w:eastAsiaTheme="minorEastAsia"/>
+                              <w:rFonts w:asciiTheme="minorHAnsi" w:eastAsiaTheme="minorEastAsia" w:hAnsiTheme="minorHAnsi" w:cs="Segoe UI"/>
                               <w:bCs w:val="0"/>
                               <w:kern w:val="2"/>
-                              <w:sz w:val="16"/>
-                              <w:szCs w:val="16"/>
-                              <w:lang w:val="en-DK" w:eastAsia="en-DK"/>
+                              <w:sz w:val="18"/>
+                              <w:szCs w:val="18"/>
+                              <w:lang w:val="en-US" w:eastAsia="en-US"/>
                               <w14:ligatures w14:val="standardContextual"/>
                             </w:rPr>
                             <w:alias w:val="#Nav: /Job/Job_Task/Job_Planning_Line/JobPlanningLine_JobTaskNo"/>
@@ -1853,11 +1848,10 @@
                           </w:sdtPr>
                           <w:sdtEndPr>
                             <w:rPr>
-                              <w:rFonts w:ascii="Segoe UI" w:hAnsi="Segoe UI" w:eastAsia="Aptos" w:cs="Segoe UI Semibold"/>
+                              <w:rFonts w:ascii="Segoe UI" w:eastAsia="Aptos" w:hAnsi="Segoe UI" w:cs="Segoe UI Semibold"/>
+                              <w:bCs/>
                               <w:kern w:val="0"/>
-                              <w:sz w:val="22"/>
-                              <w:szCs w:val="22"/>
-                              <w:lang w:val="en-US" w:eastAsia="en-US"/>
+                              <w:lang w:val="da-DK" w:eastAsia="da-DK"/>
                               <w14:ligatures w14:val="none"/>
                             </w:rPr>
                           </w:sdtEndPr>
@@ -1865,29 +1859,27 @@
                             <w:tc>
                               <w:tcPr>
                                 <w:cnfStyle w:val="001000000000" w:firstRow="0" w:lastRow="0" w:firstColumn="1" w:lastColumn="0" w:oddVBand="0" w:evenVBand="0" w:oddHBand="0" w:evenHBand="0" w:firstRowFirstColumn="0" w:firstRowLastColumn="0" w:lastRowFirstColumn="0" w:lastRowLastColumn="0"/>
-                                <w:tcW w:w="1890" w:type="dxa"/>
+                                <w:tcW w:w="515" w:type="pct"/>
                                 <w:vAlign w:val="center"/>
                               </w:tcPr>
                               <w:p>
                                 <w:pPr>
                                   <w:rPr>
-                                    <w:rFonts w:cs="Segoe UI Semibold" w:asciiTheme="minorHAnsi" w:hAnsiTheme="minorHAnsi"/>
-                                    <w:sz w:val="22"/>
-                                    <w:szCs w:val="22"/>
+                                    <w:rFonts w:asciiTheme="minorHAnsi" w:hAnsiTheme="minorHAnsi" w:cs="Segoe UI Semibold"/>
+                                    <w:sz w:val="18"/>
+                                    <w:szCs w:val="18"/>
                                     <w:lang w:val="en-US" w:eastAsia="en-US"/>
                                   </w:rPr>
                                 </w:pPr>
-                                <w:proofErr w:type="spellStart"/>
                                 <w:r>
                                   <w:rPr>
-                                    <w:rFonts w:cs="Segoe UI Semibold" w:asciiTheme="minorHAnsi" w:hAnsiTheme="minorHAnsi"/>
-                                    <w:sz w:val="22"/>
-                                    <w:szCs w:val="22"/>
+                                    <w:rFonts w:asciiTheme="minorHAnsi" w:hAnsiTheme="minorHAnsi" w:cs="Segoe UI Semibold"/>
+                                    <w:sz w:val="18"/>
+                                    <w:szCs w:val="18"/>
                                     <w:lang w:val="en-US" w:eastAsia="en-US"/>
                                   </w:rPr>
                                   <w:t>JobPlanningLine_JobTaskNo</w:t>
                                 </w:r>
-                                <w:proofErr w:type="spellEnd"/>
                               </w:p>
                             </w:tc>
                           </w:sdtContent>
@@ -1896,9 +1888,8 @@
                           <w:sdtPr>
                             <w:rPr>
                               <w:rFonts w:cs="Segoe UI Semibold"/>
-                              <w:sz w:val="22"/>
-                              <w:szCs w:val="22"/>
-                              <w:lang w:eastAsia="en-US"/>
+                              <w:sz w:val="18"/>
+                              <w:szCs w:val="18"/>
                             </w:rPr>
                             <w:alias w:val="#Nav: /Job/Job_Task/Job_Planning_Line/Indentation_JobTask2"/>
                             <w:tag w:val="#Nav: Job_Quote/1016"/>
@@ -1914,24 +1905,24 @@
                           <w:sdtContent>
                             <w:tc>
                               <w:tcPr>
-                                <w:tcW w:w="1890" w:type="dxa"/>
+                                <w:tcW w:w="901" w:type="pct"/>
                                 <w:vAlign w:val="center"/>
                               </w:tcPr>
                               <w:p>
                                 <w:pPr>
                                   <w:cnfStyle w:val="000000010000" w:firstRow="0" w:lastRow="0" w:firstColumn="0" w:lastColumn="0" w:oddVBand="0" w:evenVBand="0" w:oddHBand="0" w:evenHBand="1" w:firstRowFirstColumn="0" w:firstRowLastColumn="0" w:lastRowFirstColumn="0" w:lastRowLastColumn="0"/>
                                   <w:rPr>
-                                    <w:rFonts w:cs="Segoe UI Semibold" w:asciiTheme="minorHAnsi" w:hAnsiTheme="minorHAnsi"/>
-                                    <w:sz w:val="22"/>
-                                    <w:szCs w:val="22"/>
+                                    <w:rFonts w:asciiTheme="minorHAnsi" w:hAnsiTheme="minorHAnsi" w:cs="Segoe UI Semibold"/>
+                                    <w:sz w:val="18"/>
+                                    <w:szCs w:val="18"/>
                                     <w:lang w:eastAsia="en-US"/>
                                   </w:rPr>
                                 </w:pPr>
                                 <w:r>
                                   <w:rPr>
-                                    <w:rFonts w:cs="Segoe UI Semibold" w:asciiTheme="minorHAnsi" w:hAnsiTheme="minorHAnsi"/>
-                                    <w:sz w:val="22"/>
-                                    <w:szCs w:val="22"/>
+                                    <w:rFonts w:asciiTheme="minorHAnsi" w:hAnsiTheme="minorHAnsi" w:cs="Segoe UI Semibold"/>
+                                    <w:sz w:val="18"/>
+                                    <w:szCs w:val="18"/>
                                     <w:lang w:eastAsia="en-US"/>
                                   </w:rPr>
                                   <w:t>Indentation_JobTask2</w:t>
@@ -1944,9 +1935,8 @@
                           <w:sdtPr>
                             <w:rPr>
                               <w:rFonts w:cs="Segoe UI Semibold"/>
-                              <w:sz w:val="22"/>
-                              <w:szCs w:val="22"/>
-                              <w:lang w:val="en-US" w:eastAsia="en-US"/>
+                              <w:sz w:val="18"/>
+                              <w:szCs w:val="18"/>
                             </w:rPr>
                             <w:alias w:val="#Nav: /Job/Job_Task/Job_Planning_Line/Type"/>
                             <w:tag w:val="#Nav: Job_Quote/1016"/>
@@ -1962,24 +1952,24 @@
                           <w:sdtContent>
                             <w:tc>
                               <w:tcPr>
-                                <w:tcW w:w="2250" w:type="dxa"/>
+                                <w:tcW w:w="557" w:type="pct"/>
                                 <w:vAlign w:val="center"/>
                               </w:tcPr>
                               <w:p>
                                 <w:pPr>
                                   <w:cnfStyle w:val="000000010000" w:firstRow="0" w:lastRow="0" w:firstColumn="0" w:lastColumn="0" w:oddVBand="0" w:evenVBand="0" w:oddHBand="0" w:evenHBand="1" w:firstRowFirstColumn="0" w:firstRowLastColumn="0" w:lastRowFirstColumn="0" w:lastRowLastColumn="0"/>
                                   <w:rPr>
-                                    <w:rFonts w:cs="Segoe UI Semibold" w:asciiTheme="minorHAnsi" w:hAnsiTheme="minorHAnsi"/>
-                                    <w:sz w:val="22"/>
-                                    <w:szCs w:val="22"/>
+                                    <w:rFonts w:asciiTheme="minorHAnsi" w:hAnsiTheme="minorHAnsi" w:cs="Segoe UI Semibold"/>
+                                    <w:sz w:val="18"/>
+                                    <w:szCs w:val="18"/>
                                     <w:lang w:val="en-US" w:eastAsia="en-US"/>
                                   </w:rPr>
                                 </w:pPr>
                                 <w:r>
                                   <w:rPr>
-                                    <w:rFonts w:cs="Segoe UI Semibold" w:asciiTheme="minorHAnsi" w:hAnsiTheme="minorHAnsi"/>
-                                    <w:sz w:val="22"/>
-                                    <w:szCs w:val="22"/>
+                                    <w:rFonts w:asciiTheme="minorHAnsi" w:hAnsiTheme="minorHAnsi" w:cs="Segoe UI Semibold"/>
+                                    <w:sz w:val="18"/>
+                                    <w:szCs w:val="18"/>
                                     <w:lang w:val="en-US" w:eastAsia="en-US"/>
                                   </w:rPr>
                                   <w:t>Type</w:t>
@@ -1992,8 +1982,8 @@
                           <w:sdtPr>
                             <w:rPr>
                               <w:rFonts w:cs="Segoe UI Semibold"/>
-                              <w:sz w:val="22"/>
-                              <w:szCs w:val="22"/>
+                              <w:sz w:val="18"/>
+                              <w:szCs w:val="18"/>
                             </w:rPr>
                             <w:alias w:val="#Nav: /Job/Job_Task/Job_Planning_Line/Number"/>
                             <w:tag w:val="#Nav: Job_Quote/1016"/>
@@ -2009,23 +1999,23 @@
                           <w:sdtContent>
                             <w:tc>
                               <w:tcPr>
-                                <w:tcW w:w="824" w:type="dxa"/>
+                                <w:tcW w:w="429" w:type="pct"/>
                                 <w:vAlign w:val="center"/>
                               </w:tcPr>
                               <w:p>
                                 <w:pPr>
                                   <w:cnfStyle w:val="000000010000" w:firstRow="0" w:lastRow="0" w:firstColumn="0" w:lastColumn="0" w:oddVBand="0" w:evenVBand="0" w:oddHBand="0" w:evenHBand="1" w:firstRowFirstColumn="0" w:firstRowLastColumn="0" w:lastRowFirstColumn="0" w:lastRowLastColumn="0"/>
                                   <w:rPr>
-                                    <w:rFonts w:cs="Segoe UI Semibold" w:asciiTheme="minorHAnsi" w:hAnsiTheme="minorHAnsi"/>
-                                    <w:sz w:val="22"/>
-                                    <w:szCs w:val="22"/>
+                                    <w:rFonts w:asciiTheme="minorHAnsi" w:hAnsiTheme="minorHAnsi" w:cs="Segoe UI Semibold"/>
+                                    <w:sz w:val="18"/>
+                                    <w:szCs w:val="18"/>
                                   </w:rPr>
                                 </w:pPr>
                                 <w:r>
                                   <w:rPr>
-                                    <w:rFonts w:cs="Segoe UI Semibold" w:asciiTheme="minorHAnsi" w:hAnsiTheme="minorHAnsi"/>
-                                    <w:sz w:val="22"/>
-                                    <w:szCs w:val="22"/>
+                                    <w:rFonts w:asciiTheme="minorHAnsi" w:hAnsiTheme="minorHAnsi" w:cs="Segoe UI Semibold"/>
+                                    <w:sz w:val="18"/>
+                                    <w:szCs w:val="18"/>
                                   </w:rPr>
                                   <w:t>Number</w:t>
                                 </w:r>
@@ -2037,8 +2027,8 @@
                           <w:sdtPr>
                             <w:rPr>
                               <w:rFonts w:cs="Segoe UI Semibold"/>
-                              <w:sz w:val="22"/>
-                              <w:szCs w:val="22"/>
+                              <w:sz w:val="18"/>
+                              <w:szCs w:val="18"/>
                             </w:rPr>
                             <w:alias w:val="#Nav: /Job/Job_Task/Job_Planning_Line/Quantity"/>
                             <w:tag w:val="#Nav: Job_Quote/1016"/>
@@ -2054,23 +2044,24 @@
                           <w:sdtContent>
                             <w:tc>
                               <w:tcPr>
-                                <w:tcW w:w="1713" w:type="dxa"/>
+                                <w:tcW w:w="472" w:type="pct"/>
                                 <w:vAlign w:val="center"/>
                               </w:tcPr>
                               <w:p>
                                 <w:pPr>
+                                  <w:jc w:val="right"/>
                                   <w:cnfStyle w:val="000000010000" w:firstRow="0" w:lastRow="0" w:firstColumn="0" w:lastColumn="0" w:oddVBand="0" w:evenVBand="0" w:oddHBand="0" w:evenHBand="1" w:firstRowFirstColumn="0" w:firstRowLastColumn="0" w:lastRowFirstColumn="0" w:lastRowLastColumn="0"/>
                                   <w:rPr>
-                                    <w:rFonts w:cs="Segoe UI Semibold" w:asciiTheme="minorHAnsi" w:hAnsiTheme="minorHAnsi"/>
-                                    <w:sz w:val="22"/>
-                                    <w:szCs w:val="22"/>
+                                    <w:rFonts w:asciiTheme="minorHAnsi" w:hAnsiTheme="minorHAnsi" w:cs="Segoe UI Semibold"/>
+                                    <w:sz w:val="18"/>
+                                    <w:szCs w:val="18"/>
                                   </w:rPr>
                                 </w:pPr>
                                 <w:r>
                                   <w:rPr>
-                                    <w:rFonts w:cs="Segoe UI Semibold" w:asciiTheme="minorHAnsi" w:hAnsiTheme="minorHAnsi"/>
-                                    <w:sz w:val="22"/>
-                                    <w:szCs w:val="22"/>
+                                    <w:rFonts w:asciiTheme="minorHAnsi" w:hAnsiTheme="minorHAnsi" w:cs="Segoe UI Semibold"/>
+                                    <w:sz w:val="18"/>
+                                    <w:szCs w:val="18"/>
                                   </w:rPr>
                                   <w:t>Quantity</w:t>
                                 </w:r>
@@ -2081,8 +2072,8 @@
                         <w:sdt>
                           <w:sdtPr>
                             <w:rPr>
-                              <w:sz w:val="22"/>
-                              <w:szCs w:val="22"/>
+                              <w:sz w:val="18"/>
+                              <w:szCs w:val="18"/>
                             </w:rPr>
                             <w:alias w:val="#Nav: /Job/Job_Task/Job_Planning_Line/UnitPrice"/>
                             <w:tag w:val="#Nav: Job_Quote/1016"/>
@@ -2098,7 +2089,7 @@
                           <w:sdtContent>
                             <w:tc>
                               <w:tcPr>
-                                <w:tcW w:w="1714" w:type="dxa"/>
+                                <w:tcW w:w="557" w:type="pct"/>
                                 <w:vAlign w:val="center"/>
                               </w:tcPr>
                               <w:p>
@@ -2107,20 +2098,18 @@
                                   <w:cnfStyle w:val="000000010000" w:firstRow="0" w:lastRow="0" w:firstColumn="0" w:lastColumn="0" w:oddVBand="0" w:evenVBand="0" w:oddHBand="0" w:evenHBand="1" w:firstRowFirstColumn="0" w:firstRowLastColumn="0" w:lastRowFirstColumn="0" w:lastRowLastColumn="0"/>
                                   <w:rPr>
                                     <w:rFonts w:asciiTheme="minorHAnsi" w:hAnsiTheme="minorHAnsi"/>
-                                    <w:sz w:val="22"/>
-                                    <w:szCs w:val="22"/>
+                                    <w:sz w:val="18"/>
+                                    <w:szCs w:val="18"/>
                                   </w:rPr>
                                 </w:pPr>
-                                <w:proofErr w:type="spellStart"/>
                                 <w:r>
                                   <w:rPr>
                                     <w:rFonts w:asciiTheme="minorHAnsi" w:hAnsiTheme="minorHAnsi"/>
-                                    <w:sz w:val="22"/>
-                                    <w:szCs w:val="22"/>
+                                    <w:sz w:val="18"/>
+                                    <w:szCs w:val="18"/>
                                   </w:rPr>
                                   <w:t>UnitPrice</w:t>
                                 </w:r>
-                                <w:proofErr w:type="spellEnd"/>
                               </w:p>
                             </w:tc>
                           </w:sdtContent>
@@ -2128,8 +2117,8 @@
                         <w:sdt>
                           <w:sdtPr>
                             <w:rPr>
-                              <w:sz w:val="22"/>
-                              <w:szCs w:val="22"/>
+                              <w:sz w:val="18"/>
+                              <w:szCs w:val="18"/>
                             </w:rPr>
                             <w:alias w:val="#Nav: /Job/Job_Task/Job_Planning_Line/LineDiscountPct"/>
                             <w:tag w:val="#Nav: Job_Quote/1016"/>
@@ -2145,7 +2134,7 @@
                           <w:sdtContent>
                             <w:tc>
                               <w:tcPr>
-                                <w:tcW w:w="1713" w:type="dxa"/>
+                                <w:tcW w:w="515" w:type="pct"/>
                                 <w:vAlign w:val="center"/>
                               </w:tcPr>
                               <w:p>
@@ -2153,21 +2142,19 @@
                                   <w:pStyle w:val="CLNumBase"/>
                                   <w:cnfStyle w:val="000000010000" w:firstRow="0" w:lastRow="0" w:firstColumn="0" w:lastColumn="0" w:oddVBand="0" w:evenVBand="0" w:oddHBand="0" w:evenHBand="1" w:firstRowFirstColumn="0" w:firstRowLastColumn="0" w:lastRowFirstColumn="0" w:lastRowLastColumn="0"/>
                                   <w:rPr>
-                                    <w:rFonts w:cs="Segoe UI Semibold" w:asciiTheme="minorHAnsi" w:hAnsiTheme="minorHAnsi"/>
-                                    <w:sz w:val="22"/>
-                                    <w:szCs w:val="22"/>
+                                    <w:rFonts w:asciiTheme="minorHAnsi" w:hAnsiTheme="minorHAnsi" w:cs="Segoe UI Semibold"/>
+                                    <w:sz w:val="18"/>
+                                    <w:szCs w:val="18"/>
                                   </w:rPr>
                                 </w:pPr>
-                                <w:proofErr w:type="spellStart"/>
                                 <w:r>
                                   <w:rPr>
                                     <w:rFonts w:asciiTheme="minorHAnsi" w:hAnsiTheme="minorHAnsi"/>
-                                    <w:sz w:val="22"/>
-                                    <w:szCs w:val="22"/>
+                                    <w:sz w:val="18"/>
+                                    <w:szCs w:val="18"/>
                                   </w:rPr>
                                   <w:t>LineDiscountPct</w:t>
                                 </w:r>
-                                <w:proofErr w:type="spellEnd"/>
                               </w:p>
                             </w:tc>
                           </w:sdtContent>
@@ -2175,8 +2162,8 @@
                         <w:sdt>
                           <w:sdtPr>
                             <w:rPr>
-                              <w:sz w:val="22"/>
-                              <w:szCs w:val="22"/>
+                              <w:sz w:val="18"/>
+                              <w:szCs w:val="18"/>
                             </w:rPr>
                             <w:alias w:val="#Nav: /Job/Job_Task/Job_Planning_Line/LineDiscountAmount"/>
                             <w:tag w:val="#Nav: Job_Quote/1016"/>
@@ -2192,7 +2179,7 @@
                           <w:sdtContent>
                             <w:tc>
                               <w:tcPr>
-                                <w:tcW w:w="1714" w:type="dxa"/>
+                                <w:tcW w:w="515" w:type="pct"/>
                                 <w:vAlign w:val="center"/>
                               </w:tcPr>
                               <w:p>
@@ -2201,20 +2188,18 @@
                                   <w:cnfStyle w:val="000000010000" w:firstRow="0" w:lastRow="0" w:firstColumn="0" w:lastColumn="0" w:oddVBand="0" w:evenVBand="0" w:oddHBand="0" w:evenHBand="1" w:firstRowFirstColumn="0" w:firstRowLastColumn="0" w:lastRowFirstColumn="0" w:lastRowLastColumn="0"/>
                                   <w:rPr>
                                     <w:rFonts w:asciiTheme="minorHAnsi" w:hAnsiTheme="minorHAnsi"/>
-                                    <w:sz w:val="22"/>
-                                    <w:szCs w:val="22"/>
+                                    <w:sz w:val="18"/>
+                                    <w:szCs w:val="18"/>
                                   </w:rPr>
                                 </w:pPr>
-                                <w:proofErr w:type="spellStart"/>
                                 <w:r>
                                   <w:rPr>
                                     <w:rFonts w:asciiTheme="minorHAnsi" w:hAnsiTheme="minorHAnsi"/>
-                                    <w:sz w:val="22"/>
-                                    <w:szCs w:val="22"/>
+                                    <w:sz w:val="18"/>
+                                    <w:szCs w:val="18"/>
                                   </w:rPr>
                                   <w:t>LineDiscountAmount</w:t>
                                 </w:r>
-                                <w:proofErr w:type="spellEnd"/>
                               </w:p>
                             </w:tc>
                           </w:sdtContent>
@@ -2223,8 +2208,8 @@
                           <w:sdtPr>
                             <w:rPr>
                               <w:rFonts w:cs="Segoe UI Semibold"/>
-                              <w:sz w:val="22"/>
-                              <w:szCs w:val="22"/>
+                              <w:sz w:val="18"/>
+                              <w:szCs w:val="18"/>
                             </w:rPr>
                             <w:alias w:val="#Nav: /Job/Job_Task/Job_Planning_Line/TotalPrice"/>
                             <w:tag w:val="#Nav: Job_Quote/1016"/>
@@ -2240,7 +2225,7 @@
                           <w:sdtContent>
                             <w:tc>
                               <w:tcPr>
-                                <w:tcW w:w="1714" w:type="dxa"/>
+                                <w:tcW w:w="540" w:type="pct"/>
                                 <w:vAlign w:val="center"/>
                               </w:tcPr>
                               <w:p>
@@ -2248,21 +2233,19 @@
                                   <w:jc w:val="right"/>
                                   <w:cnfStyle w:val="000000010000" w:firstRow="0" w:lastRow="0" w:firstColumn="0" w:lastColumn="0" w:oddVBand="0" w:evenVBand="0" w:oddHBand="0" w:evenHBand="1" w:firstRowFirstColumn="0" w:firstRowLastColumn="0" w:lastRowFirstColumn="0" w:lastRowLastColumn="0"/>
                                   <w:rPr>
-                                    <w:rFonts w:cs="Segoe UI Semibold" w:asciiTheme="minorHAnsi" w:hAnsiTheme="minorHAnsi"/>
-                                    <w:sz w:val="22"/>
-                                    <w:szCs w:val="22"/>
+                                    <w:rFonts w:asciiTheme="minorHAnsi" w:hAnsiTheme="minorHAnsi" w:cs="Segoe UI Semibold"/>
+                                    <w:sz w:val="18"/>
+                                    <w:szCs w:val="18"/>
                                   </w:rPr>
                                 </w:pPr>
-                                <w:proofErr w:type="spellStart"/>
                                 <w:r>
                                   <w:rPr>
-                                    <w:rFonts w:cs="Segoe UI Semibold" w:asciiTheme="minorHAnsi" w:hAnsiTheme="minorHAnsi"/>
-                                    <w:sz w:val="22"/>
-                                    <w:szCs w:val="22"/>
+                                    <w:rFonts w:asciiTheme="minorHAnsi" w:hAnsiTheme="minorHAnsi" w:cs="Segoe UI Semibold"/>
+                                    <w:sz w:val="18"/>
+                                    <w:szCs w:val="18"/>
                                   </w:rPr>
                                   <w:t>TotalPrice</w:t>
                                 </w:r>
-                                <w:proofErr w:type="spellEnd"/>
                               </w:p>
                             </w:tc>
                           </w:sdtContent>
@@ -2288,15 +2271,15 @@
     <w:tbl>
       <w:tblPr>
         <w:tblStyle w:val="CLSequoiatablestyle021"/>
-        <w:tblW w:w="15422" w:type="dxa"/>
+        <w:tblW w:w="5000" w:type="pct"/>
         <w:tblLook w:val="06C0" w:firstRow="0" w:lastRow="1" w:firstColumn="1" w:lastColumn="0" w:noHBand="1" w:noVBand="1"/>
       </w:tblPr>
       <w:tblGrid>
-        <w:gridCol w:w="7341"/>
-        <w:gridCol w:w="1411"/>
-        <w:gridCol w:w="625"/>
-        <w:gridCol w:w="630"/>
-        <w:gridCol w:w="5415"/>
+        <w:gridCol w:w="4355"/>
+        <w:gridCol w:w="414"/>
+        <w:gridCol w:w="1650"/>
+        <w:gridCol w:w="2651"/>
+        <w:gridCol w:w="1424"/>
       </w:tblGrid>
       <w:tr>
         <w:trPr>
@@ -2306,9 +2289,9 @@
         <w:sdt>
           <w:sdtPr>
             <w:rPr>
-              <w:rFonts w:ascii="Segoe UI Semibold" w:hAnsi="Segoe UI Semibold" w:eastAsia="Times New Roman" w:cs="Segoe UI Semibold"/>
-              <w:sz w:val="22"/>
-              <w:szCs w:val="22"/>
+              <w:rFonts w:ascii="Segoe UI Semibold" w:eastAsia="Times New Roman" w:hAnsi="Segoe UI Semibold" w:cs="Segoe UI Semibold"/>
+              <w:sz w:val="18"/>
+              <w:szCs w:val="18"/>
             </w:rPr>
             <w:alias w:val="TotalJob"/>
             <w:tag w:val="#BC:InsertDataItem,DataItems/Job/Job_Task/TotalJob"/>
@@ -2325,10 +2308,10 @@
             <w:tc>
               <w:tcPr>
                 <w:cnfStyle w:val="001000000000" w:firstRow="0" w:lastRow="0" w:firstColumn="1" w:lastColumn="0" w:oddVBand="0" w:evenVBand="0" w:oddHBand="0" w:evenHBand="0" w:firstRowFirstColumn="0" w:firstRowLastColumn="0" w:lastRowFirstColumn="0" w:lastRowLastColumn="0"/>
-                <w:tcW w:w="4995" w:type="dxa"/>
+                <w:tcW w:w="2131" w:type="pct"/>
                 <w:tcBorders>
-                  <w:top w:val="single" w:color="000000" w:sz="4" w:space="0"/>
-                  <w:bottom w:val="single" w:color="000000" w:sz="12" w:space="0"/>
+                  <w:top w:val="single" w:sz="4" w:space="0" w:color="000000"/>
+                  <w:bottom w:val="single" w:sz="12" w:space="0" w:color="000000"/>
                 </w:tcBorders>
                 <w:vAlign w:val="center"/>
               </w:tcPr>
@@ -2337,31 +2320,29 @@
                   <w:pStyle w:val="Heading2"/>
                   <w:spacing w:before="120" w:after="120" w:line="240" w:lineRule="exact"/>
                   <w:rPr>
-                    <w:rFonts w:ascii="Segoe UI Semibold" w:hAnsi="Segoe UI Semibold" w:eastAsia="Times New Roman" w:cs="Segoe UI Semibold"/>
-                    <w:sz w:val="22"/>
-                    <w:szCs w:val="22"/>
+                    <w:rFonts w:ascii="Segoe UI Semibold" w:eastAsia="Times New Roman" w:hAnsi="Segoe UI Semibold" w:cs="Segoe UI Semibold"/>
+                    <w:sz w:val="18"/>
+                    <w:szCs w:val="18"/>
                   </w:rPr>
                 </w:pPr>
-                <w:proofErr w:type="spellStart"/>
                 <w:r>
                   <w:rPr>
-                    <w:rFonts w:ascii="Segoe UI Semibold" w:hAnsi="Segoe UI Semibold" w:eastAsia="Times New Roman" w:cs="Segoe UI Semibold"/>
-                    <w:sz w:val="22"/>
-                    <w:szCs w:val="22"/>
+                    <w:rFonts w:ascii="Segoe UI Semibold" w:eastAsia="Times New Roman" w:hAnsi="Segoe UI Semibold" w:cs="Segoe UI Semibold"/>
+                    <w:sz w:val="18"/>
+                    <w:szCs w:val="18"/>
                   </w:rPr>
                   <w:t>TotalJob</w:t>
                 </w:r>
-                <w:proofErr w:type="spellEnd"/>
               </w:p>
             </w:tc>
           </w:sdtContent>
         </w:sdt>
         <w:tc>
           <w:tcPr>
-            <w:tcW w:w="960" w:type="dxa"/>
+            <w:tcW w:w="253" w:type="pct"/>
             <w:tcBorders>
-              <w:top w:val="single" w:color="000000" w:sz="4" w:space="0"/>
-              <w:bottom w:val="single" w:color="000000" w:sz="12" w:space="0"/>
+              <w:top w:val="single" w:sz="4" w:space="0" w:color="000000"/>
+              <w:bottom w:val="single" w:sz="12" w:space="0" w:color="000000"/>
             </w:tcBorders>
             <w:vAlign w:val="center"/>
           </w:tcPr>
@@ -2373,8 +2354,8 @@
               <w:rPr>
                 <w:rFonts w:ascii="Segoe UI Semibold" w:hAnsi="Segoe UI Semibold" w:cs="Segoe UI Semibold"/>
                 <w:b w:val="0"/>
-                <w:sz w:val="22"/>
-                <w:szCs w:val="22"/>
+                <w:sz w:val="18"/>
+                <w:szCs w:val="18"/>
                 <w:lang w:eastAsia="en-US"/>
               </w:rPr>
             </w:pPr>
@@ -2382,10 +2363,10 @@
         </w:tc>
         <w:tc>
           <w:tcPr>
-            <w:tcW w:w="425" w:type="dxa"/>
+            <w:tcW w:w="842" w:type="pct"/>
             <w:tcBorders>
-              <w:top w:val="single" w:color="000000" w:sz="4" w:space="0"/>
-              <w:bottom w:val="single" w:color="000000" w:sz="12" w:space="0"/>
+              <w:top w:val="single" w:sz="4" w:space="0" w:color="000000"/>
+              <w:bottom w:val="single" w:sz="12" w:space="0" w:color="000000"/>
             </w:tcBorders>
             <w:vAlign w:val="center"/>
           </w:tcPr>
@@ -2397,8 +2378,8 @@
               <w:rPr>
                 <w:rFonts w:ascii="Segoe UI Semibold" w:hAnsi="Segoe UI Semibold" w:cs="Segoe UI Semibold"/>
                 <w:b w:val="0"/>
-                <w:sz w:val="22"/>
-                <w:szCs w:val="22"/>
+                <w:sz w:val="18"/>
+                <w:szCs w:val="18"/>
                 <w:lang w:eastAsia="en-US"/>
               </w:rPr>
             </w:pPr>
@@ -2406,10 +2387,10 @@
         </w:tc>
         <w:tc>
           <w:tcPr>
-            <w:tcW w:w="429" w:type="dxa"/>
+            <w:tcW w:w="1319" w:type="pct"/>
             <w:tcBorders>
-              <w:top w:val="single" w:color="000000" w:sz="4" w:space="0"/>
-              <w:bottom w:val="single" w:color="000000" w:sz="12" w:space="0"/>
+              <w:top w:val="single" w:sz="4" w:space="0" w:color="000000"/>
+              <w:bottom w:val="single" w:sz="12" w:space="0" w:color="000000"/>
             </w:tcBorders>
             <w:vAlign w:val="center"/>
           </w:tcPr>
@@ -2421,8 +2402,8 @@
               <w:rPr>
                 <w:rFonts w:ascii="Segoe UI Semibold" w:hAnsi="Segoe UI Semibold" w:cs="Segoe UI Semibold"/>
                 <w:b w:val="0"/>
-                <w:sz w:val="22"/>
-                <w:szCs w:val="22"/>
+                <w:sz w:val="18"/>
+                <w:szCs w:val="18"/>
                 <w:lang w:eastAsia="en-US"/>
               </w:rPr>
             </w:pPr>
@@ -2430,10 +2411,10 @@
         </w:tc>
         <w:tc>
           <w:tcPr>
-            <w:tcW w:w="3685" w:type="dxa"/>
+            <w:tcW w:w="455" w:type="pct"/>
             <w:tcBorders>
-              <w:top w:val="single" w:color="000000" w:sz="4" w:space="0"/>
-              <w:bottom w:val="single" w:color="000000" w:sz="12" w:space="0"/>
+              <w:top w:val="single" w:sz="4" w:space="0" w:color="000000"/>
+              <w:bottom w:val="single" w:sz="12" w:space="0" w:color="000000"/>
             </w:tcBorders>
             <w:vAlign w:val="center"/>
           </w:tcPr>
@@ -2446,26 +2427,25 @@
               <w:rPr>
                 <w:rFonts w:ascii="Segoe UI Semibold" w:hAnsi="Segoe UI Semibold" w:cs="Segoe UI Semibold"/>
                 <w:b w:val="0"/>
-                <w:sz w:val="22"/>
-                <w:szCs w:val="22"/>
+                <w:sz w:val="18"/>
+                <w:szCs w:val="18"/>
                 <w:lang w:eastAsia="en-US"/>
               </w:rPr>
             </w:pPr>
             <w:r>
               <w:rPr>
-                <w:rFonts w:ascii="Segoe UI Semibold" w:hAnsi="Segoe UI Semibold" w:eastAsia="Times New Roman" w:cs="Segoe UI Semibold"/>
-                <w:sz w:val="22"/>
-                <w:szCs w:val="22"/>
+                <w:rFonts w:ascii="Segoe UI Semibold" w:eastAsia="Times New Roman" w:hAnsi="Segoe UI Semibold" w:cs="Segoe UI Semibold"/>
+                <w:sz w:val="18"/>
+                <w:szCs w:val="18"/>
               </w:rPr>
               <w:t> </w:t>
             </w:r>
-            <w:proofErr w:type="spellStart"/>
             <w:sdt>
               <w:sdtPr>
                 <w:rPr>
-                  <w:rFonts w:ascii="Segoe UI Semibold" w:hAnsi="Segoe UI Semibold" w:eastAsia="Times New Roman" w:cs="Segoe UI Semibold"/>
-                  <w:sz w:val="22"/>
-                  <w:szCs w:val="22"/>
+                  <w:rFonts w:ascii="Segoe UI Semibold" w:eastAsia="Times New Roman" w:hAnsi="Segoe UI Semibold" w:cs="Segoe UI Semibold"/>
+                  <w:sz w:val="18"/>
+                  <w:szCs w:val="18"/>
                 </w:rPr>
                 <w:alias w:val="JobTotalValue"/>
                 <w:tag w:val="#BC:InsertDataItem,DataItems/Job/Totals/JobTotalValue"/>
@@ -2481,13 +2461,12 @@
               <w:sdtContent>
                 <w:r>
                   <w:rPr>
-                    <w:rFonts w:ascii="Segoe UI Semibold" w:hAnsi="Segoe UI Semibold" w:eastAsia="Times New Roman" w:cs="Segoe UI Semibold"/>
-                    <w:sz w:val="22"/>
-                    <w:szCs w:val="22"/>
+                    <w:rFonts w:ascii="Segoe UI Semibold" w:eastAsia="Times New Roman" w:hAnsi="Segoe UI Semibold" w:cs="Segoe UI Semibold"/>
+                    <w:sz w:val="18"/>
+                    <w:szCs w:val="18"/>
                   </w:rPr>
                   <w:t>JobTotalValue</w:t>
                 </w:r>
-                <w:proofErr w:type="spellEnd"/>
               </w:sdtContent>
             </w:sdt>
           </w:p>
@@ -2511,8 +2490,8 @@
       <w:footerReference w:type="default" r:id="rId11"/>
       <w:headerReference w:type="first" r:id="rId12"/>
       <w:footerReference w:type="first" r:id="rId13"/>
-      <w:pgSz w:w="16838" w:h="11906" w:orient="landscape"/>
-      <w:pgMar w:top="706" w:right="576" w:bottom="706" w:left="576" w:header="708" w:footer="708" w:gutter="0"/>
+      <w:pgSz w:w="11906" w:h="16838"/>
+      <w:pgMar w:top="576" w:right="706" w:bottom="576" w:left="706" w:header="708" w:footer="708" w:gutter="0"/>
       <w:cols w:space="708"/>
       <w:docGrid w:linePitch="360"/>
     </w:sectPr>
@@ -2639,7 +2618,7 @@
         <w:kern w:val="2"/>
         <w:sz w:val="24"/>
         <w:szCs w:val="24"/>
-        <w:lang w:val="en-DK" w:eastAsia="en-DK" w:bidi="ar-SA"/>
+        <w:lang w:val="en-US" w:eastAsia="en-US" w:bidi="ar-SA"/>
         <w14:ligatures w14:val="standardContextual"/>
       </w:rPr>
     </w:rPrDefault>
@@ -3051,7 +3030,7 @@
       <w:color w:val="0F4761" w:themeColor="accent1" w:themeShade="BF"/>
       <w:sz w:val="32"/>
       <w:szCs w:val="32"/>
-      <w:lang w:val="en-US" w:eastAsia="ja-JP"/>
+      <w:lang w:eastAsia="ja-JP"/>
     </w:rPr>
   </w:style>
   <w:style w:type="character" w:default="1" w:styleId="DefaultParagraphFont">
@@ -3106,7 +3085,7 @@
     </w:pPr>
     <w:rPr>
       <w:rFonts w:ascii="Segoe UI" w:eastAsiaTheme="minorHAnsi" w:hAnsi="Segoe UI"/>
-      <w:lang w:val="en-US" w:eastAsia="ja-JP"/>
+      <w:lang w:eastAsia="ja-JP"/>
     </w:rPr>
     <w:tblPr>
       <w:tblBorders>
@@ -3450,6 +3429,35 @@
         </w:p>
       </w:docPartBody>
     </w:docPart>
+    <w:docPart>
+      <w:docPartPr>
+        <w:name w:val="216D004751464733B1A14E0A056D05A2"/>
+        <w:category>
+          <w:name w:val="General"/>
+          <w:gallery w:val="placeholder"/>
+        </w:category>
+        <w:types>
+          <w:type w:val="bbPlcHdr"/>
+        </w:types>
+        <w:behaviors>
+          <w:behavior w:val="content"/>
+        </w:behaviors>
+        <w:guid w:val="{8251FBC4-00C7-4484-8EF5-3604A1502FAB}"/>
+      </w:docPartPr>
+      <w:docPartBody>
+        <w:p>
+          <w:pPr>
+            <w:pStyle w:val="216D004751464733B1A14E0A056D05A2"/>
+          </w:pPr>
+          <w:r>
+            <w:rPr>
+              <w:rStyle w:val="PlaceholderText"/>
+            </w:rPr>
+            <w:t>Click or tap here to enter text.</w:t>
+          </w:r>
+        </w:p>
+      </w:docPartBody>
+    </w:docPart>
   </w:docParts>
 </w:glossaryDocument>
 </file>
@@ -3516,15 +3524,37 @@
   </w:compat>
   <w:rsids>
     <w:rsidRoot w:val="002A779B"/>
+    <w:rsid w:val="00033F31"/>
     <w:rsid w:val="00150D08"/>
+    <w:rsid w:val="00272448"/>
     <w:rsid w:val="002A779B"/>
+    <w:rsid w:val="00312CA5"/>
+    <w:rsid w:val="00315B63"/>
+    <w:rsid w:val="00381339"/>
+    <w:rsid w:val="005D05E6"/>
+    <w:rsid w:val="00683AF2"/>
     <w:rsid w:val="006856B8"/>
+    <w:rsid w:val="0071304C"/>
+    <w:rsid w:val="00732617"/>
+    <w:rsid w:val="007974A8"/>
+    <w:rsid w:val="007A3483"/>
+    <w:rsid w:val="008049FA"/>
     <w:rsid w:val="008B71BB"/>
+    <w:rsid w:val="009518CB"/>
+    <w:rsid w:val="009736F5"/>
+    <w:rsid w:val="00986D6D"/>
     <w:rsid w:val="00A476DE"/>
     <w:rsid w:val="00AF3F34"/>
     <w:rsid w:val="00AF49AA"/>
     <w:rsid w:val="00B351C3"/>
     <w:rsid w:val="00B47F6D"/>
+    <w:rsid w:val="00B85B42"/>
+    <w:rsid w:val="00BC5AB4"/>
+    <w:rsid w:val="00BF0AC7"/>
+    <w:rsid w:val="00CF484D"/>
+    <w:rsid w:val="00DC646C"/>
+    <w:rsid w:val="00DD74E9"/>
+    <w:rsid w:val="00DD7BE4"/>
     <w:rsid w:val="00F7723E"/>
   </w:rsids>
   <m:mathPr>
@@ -3540,7 +3570,7 @@
     <m:intLim m:val="subSup"/>
     <m:naryLim m:val="undOvr"/>
   </m:mathPr>
-  <w:themeFontLang w:val="en-DK"/>
+  <w:themeFontLang w:val="en-US"/>
   <w:clrSchemeMapping w:bg1="light1" w:t1="dark1" w:bg2="light2" w:t2="dark2" w:accent1="accent1" w:accent2="accent2" w:accent3="accent3" w:accent4="accent4" w:accent5="accent5" w:accent6="accent6" w:hyperlink="hyperlink" w:followedHyperlink="followedHyperlink"/>
   <w:decimalSymbol w:val=","/>
   <w:listSeparator w:val=","/>
@@ -3557,7 +3587,7 @@
         <w:kern w:val="2"/>
         <w:sz w:val="24"/>
         <w:szCs w:val="24"/>
-        <w:lang w:val="en-DK" w:eastAsia="en-DK" w:bidi="ar-SA"/>
+        <w:lang w:val="en-US" w:eastAsia="en-US" w:bidi="ar-SA"/>
         <w14:ligatures w14:val="standardContextual"/>
       </w:rPr>
     </w:rPrDefault>
@@ -3981,7 +4011,7 @@
     <w:basedOn w:val="DefaultParagraphFont"/>
     <w:uiPriority w:val="99"/>
     <w:semiHidden/>
-    <w:rsid w:val="006856B8"/>
+    <w:rsid w:val="00381339"/>
     <w:rPr>
       <w:color w:val="808080"/>
     </w:rPr>
@@ -3992,6 +4022,10 @@
     <w:rPr>
       <w:lang w:val="da-DK" w:eastAsia="da-DK"/>
     </w:rPr>
+  </w:style>
+  <w:style w:type="paragraph" w:customStyle="1" w:styleId="216D004751464733B1A14E0A056D05A2">
+    <w:name w:val="216D004751464733B1A14E0A056D05A2"/>
+    <w:rsid w:val="00033F31"/>
   </w:style>
 </w:styles>
 </file>
@@ -4320,7 +4354,7 @@
 
 <file path=word/webextensions/taskpanes.xml><?xml version="1.0" encoding="utf-8"?>
 <wetp:taskpanes xmlns:wetp="http://schemas.microsoft.com/office/webextensions/taskpanes/2010/11">
-  <wetp:taskpane dockstate="right" visibility="0" width="350" row="1">
+  <wetp:taskpane dockstate="right" visibility="0" width="700" row="2">
     <wetp:webextensionref xmlns:r="http://schemas.openxmlformats.org/officeDocument/2006/relationships" r:id="rId1"/>
   </wetp:taskpane>
   <wetp:taskpane dockstate="right" visibility="0" width="350" row="2">
@@ -4737,9 +4771,7 @@
  < / N a v W o r d R e p o r t X m l P a r t > 
 </file>
 
-<file path=customXml/item2.xml>��< ? x m l   v e r s i o n = " 1 . 0 "   e n c o d i n g = " u t f - 1 6 " ? > - 
- < N a v W o r d R e p o r t X m l P a r t   x m l n s = " u r n : m i c r o s o f t - d y n a m i c s - n a v / r e p o r t s / J o b _ Q u o t e / 1 0 1 6 / " > +<file path=customXml/item2.xml>��< ? x m l   v e r s i o n = " 1 . 0 "   e n c o d i n g = " u t f - 1 6 " ? > < N a v W o r d R e p o r t X m l P a r t   x m l n s = " u r n : m i c r o s o f t - d y n a m i c s - n a v / r e p o r t s / J o b _ Q u o t e / 1 0 1 6 / " >   
      < B C R e p o r t I n f o r m a t i o n >   
@@ -4927,7 +4959,7 @@
  
          < C o m p a n y N a m e > C o m p a n y N a m e < / C o m p a n y N a m e >   
-         < C o m p a n y P i c t u r e   / > +         < C o m p a n y P i c t u r e / >   
          < C u r r R e p o r t P a g e N o C a p t i o n > C u r r R e p o r t P a g e N o C a p t i o n < / C u r r R e p o r t P a g e N o C a p t i o n >   
@@ -5042,4 +5074,10 @@
     <ds:schemaRef ds:uri="urn:microsoft-dynamics-nav/reports/Job_Quote/1016/"/>
   </ds:schemaRefs>
 </ds:datastoreItem>
+</file>
+
+<file path=docMetadata/LabelInfo.xml><?xml version="1.0" encoding="utf-8"?>
+<clbl:labelList xmlns:clbl="http://schemas.microsoft.com/office/2020/mipLabelMetadata">
+  <clbl:label id="{f42aa342-8706-4288-bd11-ebb85995028c}" enabled="1" method="Standard" siteId="{72f988bf-86f1-41af-91ab-2d7cd011db47}" contentBits="0" removed="0"/>
+</clbl:labelList>
 </file>
--- a/src/Layers/W1/BaseApp/Projects/Project/Reports/JobQuoteBody.docx
+++ b/src/Layers/W1/BaseApp/Projects/Project/Reports/JobQuoteBody.docx
@@ -7,12 +7,12 @@
         <w:tblStyle w:val="TableGrid"/>
         <w:tblW w:w="5000" w:type="pct"/>
         <w:tblBorders>
-          <w:top w:val="none" w:sz="0" w:space="0" w:color="auto"/>
-          <w:left w:val="none" w:sz="0" w:space="0" w:color="auto"/>
-          <w:bottom w:val="none" w:sz="0" w:space="0" w:color="auto"/>
-          <w:right w:val="none" w:sz="0" w:space="0" w:color="auto"/>
-          <w:insideH w:val="none" w:sz="0" w:space="0" w:color="auto"/>
-          <w:insideV w:val="none" w:sz="0" w:space="0" w:color="auto"/>
+          <w:top w:val="none" w:color="auto" w:sz="0" w:space="0"/>
+          <w:left w:val="none" w:color="auto" w:sz="0" w:space="0"/>
+          <w:bottom w:val="none" w:color="auto" w:sz="0" w:space="0"/>
+          <w:right w:val="none" w:color="auto" w:sz="0" w:space="0"/>
+          <w:insideH w:val="none" w:color="auto" w:sz="0" w:space="0"/>
+          <w:insideV w:val="none" w:color="auto" w:sz="0" w:space="0"/>
         </w:tblBorders>
         <w:tblCellMar>
           <w:left w:w="0" w:type="dxa"/>
@@ -192,14 +192,14 @@
               <w:p>
                 <w:pPr>
                   <w:rPr>
-                    <w:rFonts w:asciiTheme="minorHAnsi" w:hAnsiTheme="minorHAnsi" w:cs="Segoe UI Semibold"/>
+                    <w:rFonts w:cs="Segoe UI Semibold" w:asciiTheme="minorHAnsi" w:hAnsiTheme="minorHAnsi"/>
                     <w:sz w:val="22"/>
                     <w:szCs w:val="22"/>
                   </w:rPr>
                 </w:pPr>
                 <w:r>
                   <w:rPr>
-                    <w:rFonts w:asciiTheme="minorHAnsi" w:hAnsiTheme="minorHAnsi" w:cs="Segoe UI Semibold"/>
+                    <w:rFonts w:cs="Segoe UI Semibold" w:asciiTheme="minorHAnsi" w:hAnsiTheme="minorHAnsi"/>
                     <w:sz w:val="22"/>
                     <w:szCs w:val="22"/>
                   </w:rPr>
@@ -216,7 +216,7 @@
           <w:p>
             <w:pPr>
               <w:rPr>
-                <w:rFonts w:asciiTheme="minorHAnsi" w:hAnsiTheme="minorHAnsi" w:cs="Segoe UI Semibold"/>
+                <w:rFonts w:cs="Segoe UI Semibold" w:asciiTheme="minorHAnsi" w:hAnsiTheme="minorHAnsi"/>
                 <w:sz w:val="22"/>
                 <w:szCs w:val="22"/>
               </w:rPr>
@@ -250,14 +250,14 @@
                 <w:pPr>
                   <w:jc w:val="right"/>
                   <w:rPr>
-                    <w:rFonts w:asciiTheme="minorHAnsi" w:hAnsiTheme="minorHAnsi" w:cs="Segoe UI Semibold"/>
+                    <w:rFonts w:cs="Segoe UI Semibold" w:asciiTheme="minorHAnsi" w:hAnsiTheme="minorHAnsi"/>
                     <w:sz w:val="22"/>
                     <w:szCs w:val="22"/>
                   </w:rPr>
                 </w:pPr>
                 <w:r>
                   <w:rPr>
-                    <w:rFonts w:asciiTheme="minorHAnsi" w:hAnsiTheme="minorHAnsi" w:cs="Segoe UI Semibold"/>
+                    <w:rFonts w:cs="Segoe UI Semibold" w:asciiTheme="minorHAnsi" w:hAnsiTheme="minorHAnsi"/>
                     <w:sz w:val="22"/>
                     <w:szCs w:val="22"/>
                   </w:rPr>
@@ -298,14 +298,14 @@
               <w:p>
                 <w:pPr>
                   <w:rPr>
-                    <w:rFonts w:asciiTheme="minorHAnsi" w:hAnsiTheme="minorHAnsi" w:cs="Segoe UI Semibold"/>
+                    <w:rFonts w:cs="Segoe UI Semibold" w:asciiTheme="minorHAnsi" w:hAnsiTheme="minorHAnsi"/>
                     <w:sz w:val="22"/>
                     <w:szCs w:val="22"/>
                   </w:rPr>
                 </w:pPr>
                 <w:r>
                   <w:rPr>
-                    <w:rFonts w:asciiTheme="minorHAnsi" w:hAnsiTheme="minorHAnsi" w:cs="Segoe UI Semibold"/>
+                    <w:rFonts w:cs="Segoe UI Semibold" w:asciiTheme="minorHAnsi" w:hAnsiTheme="minorHAnsi"/>
                     <w:sz w:val="22"/>
                     <w:szCs w:val="22"/>
                   </w:rPr>
@@ -322,7 +322,7 @@
           <w:p>
             <w:pPr>
               <w:rPr>
-                <w:rFonts w:asciiTheme="minorHAnsi" w:hAnsiTheme="minorHAnsi" w:cs="Segoe UI Semibold"/>
+                <w:rFonts w:cs="Segoe UI Semibold" w:asciiTheme="minorHAnsi" w:hAnsiTheme="minorHAnsi"/>
                 <w:sz w:val="22"/>
                 <w:szCs w:val="22"/>
               </w:rPr>
@@ -356,14 +356,14 @@
                 <w:pPr>
                   <w:jc w:val="right"/>
                   <w:rPr>
-                    <w:rFonts w:asciiTheme="minorHAnsi" w:hAnsiTheme="minorHAnsi" w:cs="Segoe UI Semibold"/>
+                    <w:rFonts w:cs="Segoe UI Semibold" w:asciiTheme="minorHAnsi" w:hAnsiTheme="minorHAnsi"/>
                     <w:sz w:val="22"/>
                     <w:szCs w:val="22"/>
                   </w:rPr>
                 </w:pPr>
                 <w:r>
                   <w:rPr>
-                    <w:rFonts w:asciiTheme="minorHAnsi" w:hAnsiTheme="minorHAnsi" w:cs="Segoe UI Semibold"/>
+                    <w:rFonts w:cs="Segoe UI Semibold" w:asciiTheme="minorHAnsi" w:hAnsiTheme="minorHAnsi"/>
                     <w:sz w:val="22"/>
                     <w:szCs w:val="22"/>
                   </w:rPr>
@@ -404,14 +404,14 @@
               <w:p>
                 <w:pPr>
                   <w:rPr>
-                    <w:rFonts w:asciiTheme="minorHAnsi" w:hAnsiTheme="minorHAnsi" w:cs="Segoe UI Semibold"/>
+                    <w:rFonts w:cs="Segoe UI Semibold" w:asciiTheme="minorHAnsi" w:hAnsiTheme="minorHAnsi"/>
                     <w:sz w:val="22"/>
                     <w:szCs w:val="22"/>
                   </w:rPr>
                 </w:pPr>
                 <w:r>
                   <w:rPr>
-                    <w:rFonts w:asciiTheme="minorHAnsi" w:hAnsiTheme="minorHAnsi" w:cs="Segoe UI Semibold"/>
+                    <w:rFonts w:cs="Segoe UI Semibold" w:asciiTheme="minorHAnsi" w:hAnsiTheme="minorHAnsi"/>
                     <w:sz w:val="22"/>
                     <w:szCs w:val="22"/>
                   </w:rPr>
@@ -428,7 +428,7 @@
           <w:p>
             <w:pPr>
               <w:rPr>
-                <w:rFonts w:asciiTheme="minorHAnsi" w:hAnsiTheme="minorHAnsi" w:cs="Segoe UI Semibold"/>
+                <w:rFonts w:cs="Segoe UI Semibold" w:asciiTheme="minorHAnsi" w:hAnsiTheme="minorHAnsi"/>
                 <w:sz w:val="22"/>
                 <w:szCs w:val="22"/>
               </w:rPr>
@@ -443,7 +443,7 @@
             <w:pPr>
               <w:jc w:val="right"/>
               <w:rPr>
-                <w:rFonts w:asciiTheme="minorHAnsi" w:hAnsiTheme="minorHAnsi" w:cs="Segoe UI Semibold"/>
+                <w:rFonts w:cs="Segoe UI Semibold" w:asciiTheme="minorHAnsi" w:hAnsiTheme="minorHAnsi"/>
                 <w:sz w:val="22"/>
                 <w:szCs w:val="22"/>
               </w:rPr>
@@ -469,7 +469,7 @@
               <w:sdtContent>
                 <w:r>
                   <w:rPr>
-                    <w:rFonts w:asciiTheme="minorHAnsi" w:hAnsiTheme="minorHAnsi" w:cs="Segoe UI Semibold"/>
+                    <w:rFonts w:cs="Segoe UI Semibold" w:asciiTheme="minorHAnsi" w:hAnsiTheme="minorHAnsi"/>
                     <w:sz w:val="22"/>
                     <w:szCs w:val="22"/>
                   </w:rPr>
@@ -510,14 +510,14 @@
               <w:p>
                 <w:pPr>
                   <w:rPr>
-                    <w:rFonts w:asciiTheme="minorHAnsi" w:hAnsiTheme="minorHAnsi" w:cs="Segoe UI Semibold"/>
+                    <w:rFonts w:cs="Segoe UI Semibold" w:asciiTheme="minorHAnsi" w:hAnsiTheme="minorHAnsi"/>
                     <w:sz w:val="22"/>
                     <w:szCs w:val="22"/>
                   </w:rPr>
                 </w:pPr>
                 <w:r>
                   <w:rPr>
-                    <w:rFonts w:asciiTheme="minorHAnsi" w:hAnsiTheme="minorHAnsi" w:cs="Segoe UI Semibold"/>
+                    <w:rFonts w:cs="Segoe UI Semibold" w:asciiTheme="minorHAnsi" w:hAnsiTheme="minorHAnsi"/>
                     <w:sz w:val="22"/>
                     <w:szCs w:val="22"/>
                   </w:rPr>
@@ -534,7 +534,7 @@
           <w:p>
             <w:pPr>
               <w:rPr>
-                <w:rFonts w:asciiTheme="minorHAnsi" w:hAnsiTheme="minorHAnsi" w:cs="Segoe UI Semibold"/>
+                <w:rFonts w:cs="Segoe UI Semibold" w:asciiTheme="minorHAnsi" w:hAnsiTheme="minorHAnsi"/>
                 <w:sz w:val="22"/>
                 <w:szCs w:val="22"/>
               </w:rPr>
@@ -549,7 +549,7 @@
             <w:pPr>
               <w:jc w:val="right"/>
               <w:rPr>
-                <w:rFonts w:asciiTheme="minorHAnsi" w:hAnsiTheme="minorHAnsi" w:cs="Segoe UI Semibold"/>
+                <w:rFonts w:cs="Segoe UI Semibold" w:asciiTheme="minorHAnsi" w:hAnsiTheme="minorHAnsi"/>
                 <w:sz w:val="22"/>
                 <w:szCs w:val="22"/>
               </w:rPr>
@@ -575,7 +575,7 @@
               <w:sdtContent>
                 <w:r>
                   <w:rPr>
-                    <w:rFonts w:asciiTheme="minorHAnsi" w:hAnsiTheme="minorHAnsi" w:cs="Segoe UI Semibold"/>
+                    <w:rFonts w:cs="Segoe UI Semibold" w:asciiTheme="minorHAnsi" w:hAnsiTheme="minorHAnsi"/>
                     <w:sz w:val="22"/>
                     <w:szCs w:val="22"/>
                   </w:rPr>
@@ -616,14 +616,14 @@
               <w:p>
                 <w:pPr>
                   <w:rPr>
-                    <w:rFonts w:asciiTheme="minorHAnsi" w:hAnsiTheme="minorHAnsi" w:cs="Segoe UI Semibold"/>
+                    <w:rFonts w:cs="Segoe UI Semibold" w:asciiTheme="minorHAnsi" w:hAnsiTheme="minorHAnsi"/>
                     <w:sz w:val="22"/>
                     <w:szCs w:val="22"/>
                   </w:rPr>
                 </w:pPr>
                 <w:r>
                   <w:rPr>
-                    <w:rFonts w:asciiTheme="minorHAnsi" w:hAnsiTheme="minorHAnsi" w:cs="Segoe UI Semibold"/>
+                    <w:rFonts w:cs="Segoe UI Semibold" w:asciiTheme="minorHAnsi" w:hAnsiTheme="minorHAnsi"/>
                     <w:sz w:val="22"/>
                     <w:szCs w:val="22"/>
                   </w:rPr>
@@ -640,7 +640,7 @@
           <w:p>
             <w:pPr>
               <w:rPr>
-                <w:rFonts w:asciiTheme="minorHAnsi" w:hAnsiTheme="minorHAnsi" w:cs="Segoe UI Semibold"/>
+                <w:rFonts w:cs="Segoe UI Semibold" w:asciiTheme="minorHAnsi" w:hAnsiTheme="minorHAnsi"/>
                 <w:sz w:val="22"/>
                 <w:szCs w:val="22"/>
               </w:rPr>
@@ -674,14 +674,14 @@
                 <w:pPr>
                   <w:jc w:val="right"/>
                   <w:rPr>
-                    <w:rFonts w:asciiTheme="minorHAnsi" w:hAnsiTheme="minorHAnsi" w:cs="Segoe UI Semibold"/>
+                    <w:rFonts w:cs="Segoe UI Semibold" w:asciiTheme="minorHAnsi" w:hAnsiTheme="minorHAnsi"/>
                     <w:sz w:val="22"/>
                     <w:szCs w:val="22"/>
                   </w:rPr>
                 </w:pPr>
                 <w:r>
                   <w:rPr>
-                    <w:rFonts w:asciiTheme="minorHAnsi" w:hAnsiTheme="minorHAnsi" w:cs="Segoe UI Semibold"/>
+                    <w:rFonts w:cs="Segoe UI Semibold" w:asciiTheme="minorHAnsi" w:hAnsiTheme="minorHAnsi"/>
                     <w:sz w:val="22"/>
                     <w:szCs w:val="22"/>
                   </w:rPr>
@@ -703,12 +703,12 @@
         <w:tblStyle w:val="TableGrid"/>
         <w:tblW w:w="5000" w:type="pct"/>
         <w:tblBorders>
-          <w:top w:val="none" w:sz="0" w:space="0" w:color="auto"/>
-          <w:left w:val="none" w:sz="0" w:space="0" w:color="auto"/>
-          <w:bottom w:val="none" w:sz="0" w:space="0" w:color="auto"/>
-          <w:right w:val="none" w:sz="0" w:space="0" w:color="auto"/>
-          <w:insideH w:val="none" w:sz="0" w:space="0" w:color="auto"/>
-          <w:insideV w:val="none" w:sz="0" w:space="0" w:color="auto"/>
+          <w:top w:val="none" w:color="auto" w:sz="0" w:space="0"/>
+          <w:left w:val="none" w:color="auto" w:sz="0" w:space="0"/>
+          <w:bottom w:val="none" w:color="auto" w:sz="0" w:space="0"/>
+          <w:right w:val="none" w:color="auto" w:sz="0" w:space="0"/>
+          <w:insideH w:val="none" w:color="auto" w:sz="0" w:space="0"/>
+          <w:insideV w:val="none" w:color="auto" w:sz="0" w:space="0"/>
         </w:tblBorders>
         <w:tblCellMar>
           <w:left w:w="0" w:type="dxa"/>
@@ -792,7 +792,7 @@
                 <w:proofErr w:type="spellStart"/>
                 <w:r>
                   <w:rPr>
-                    <w:rFonts w:asciiTheme="minorHAnsi" w:hAnsiTheme="minorHAnsi" w:cs="Segoe UI Semibold"/>
+                    <w:rFonts w:cs="Segoe UI Semibold" w:asciiTheme="minorHAnsi" w:hAnsiTheme="minorHAnsi"/>
                     <w:sz w:val="22"/>
                     <w:szCs w:val="22"/>
                   </w:rPr>
@@ -810,12 +810,12 @@
         <w:tblStyle w:val="TableGrid"/>
         <w:tblW w:w="5000" w:type="pct"/>
         <w:tblBorders>
-          <w:top w:val="none" w:sz="0" w:space="0" w:color="auto"/>
-          <w:left w:val="none" w:sz="0" w:space="0" w:color="auto"/>
-          <w:bottom w:val="none" w:sz="0" w:space="0" w:color="auto"/>
-          <w:right w:val="none" w:sz="0" w:space="0" w:color="auto"/>
-          <w:insideH w:val="none" w:sz="0" w:space="0" w:color="auto"/>
-          <w:insideV w:val="none" w:sz="0" w:space="0" w:color="auto"/>
+          <w:top w:val="none" w:color="auto" w:sz="0" w:space="0"/>
+          <w:left w:val="none" w:color="auto" w:sz="0" w:space="0"/>
+          <w:bottom w:val="none" w:color="auto" w:sz="0" w:space="0"/>
+          <w:right w:val="none" w:color="auto" w:sz="0" w:space="0"/>
+          <w:insideH w:val="none" w:color="auto" w:sz="0" w:space="0"/>
+          <w:insideV w:val="none" w:color="auto" w:sz="0" w:space="0"/>
         </w:tblBorders>
         <w:tblLayout w:type="fixed"/>
         <w:tblCellMar>
@@ -1034,7 +1034,7 @@
               <w:p>
                 <w:pPr>
                   <w:rPr>
-                    <w:rFonts w:asciiTheme="minorHAnsi" w:hAnsiTheme="minorHAnsi" w:cs="Segoe UI"/>
+                    <w:rFonts w:cs="Segoe UI" w:asciiTheme="minorHAnsi" w:hAnsiTheme="minorHAnsi"/>
                     <w:color w:val="242424"/>
                     <w:sz w:val="22"/>
                     <w:szCs w:val="22"/>
@@ -1042,7 +1042,7 @@
                 </w:pPr>
                 <w:r>
                   <w:rPr>
-                    <w:rFonts w:asciiTheme="minorHAnsi" w:hAnsiTheme="minorHAnsi" w:cs="Segoe UI"/>
+                    <w:rFonts w:cs="Segoe UI" w:asciiTheme="minorHAnsi" w:hAnsiTheme="minorHAnsi"/>
                     <w:color w:val="242424"/>
                     <w:sz w:val="22"/>
                     <w:szCs w:val="22"/>
@@ -1120,7 +1120,7 @@
         <w:sdt>
           <w:sdtPr>
             <w:rPr>
-              <w:rFonts w:ascii="Segoe UI Semibold" w:eastAsiaTheme="minorHAnsi" w:hAnsi="Segoe UI Semibold" w:cs="Segoe UI Semibold"/>
+              <w:rFonts w:ascii="Segoe UI Semibold" w:hAnsi="Segoe UI Semibold" w:cs="Segoe UI Semibold" w:eastAsiaTheme="minorHAnsi"/>
               <w:sz w:val="18"/>
               <w:szCs w:val="18"/>
             </w:rPr>
@@ -1141,21 +1141,21 @@
                 <w:cnfStyle w:val="001000000000" w:firstRow="0" w:lastRow="0" w:firstColumn="1" w:lastColumn="0" w:oddVBand="0" w:evenVBand="0" w:oddHBand="0" w:evenHBand="0" w:firstRowFirstColumn="0" w:firstRowLastColumn="0" w:lastRowFirstColumn="0" w:lastRowLastColumn="0"/>
                 <w:tcW w:w="515" w:type="pct"/>
                 <w:tcBorders>
-                  <w:bottom w:val="single" w:sz="4" w:space="0" w:color="auto"/>
+                  <w:bottom w:val="single" w:color="auto" w:sz="4" w:space="0"/>
                 </w:tcBorders>
               </w:tcPr>
               <w:p>
                 <w:pPr>
                   <w:pStyle w:val="Heading2"/>
                   <w:rPr>
-                    <w:rFonts w:ascii="Segoe UI Semibold" w:eastAsiaTheme="minorHAnsi" w:hAnsi="Segoe UI Semibold" w:cs="Segoe UI Semibold"/>
+                    <w:rFonts w:ascii="Segoe UI Semibold" w:hAnsi="Segoe UI Semibold" w:cs="Segoe UI Semibold" w:eastAsiaTheme="minorHAnsi"/>
                     <w:sz w:val="18"/>
                     <w:szCs w:val="18"/>
                   </w:rPr>
                 </w:pPr>
                 <w:r>
                   <w:rPr>
-                    <w:rFonts w:ascii="Segoe UI Semibold" w:eastAsiaTheme="minorHAnsi" w:hAnsi="Segoe UI Semibold" w:cs="Segoe UI Semibold"/>
+                    <w:rFonts w:ascii="Segoe UI Semibold" w:hAnsi="Segoe UI Semibold" w:cs="Segoe UI Semibold" w:eastAsiaTheme="minorHAnsi"/>
                     <w:sz w:val="18"/>
                     <w:szCs w:val="18"/>
                   </w:rPr>
@@ -1188,7 +1188,7 @@
               <w:tcPr>
                 <w:tcW w:w="901" w:type="pct"/>
                 <w:tcBorders>
-                  <w:bottom w:val="single" w:sz="4" w:space="0" w:color="auto"/>
+                  <w:bottom w:val="single" w:color="auto" w:sz="4" w:space="0"/>
                 </w:tcBorders>
               </w:tcPr>
               <w:p>
@@ -1236,7 +1236,7 @@
               <w:tcPr>
                 <w:tcW w:w="557" w:type="pct"/>
                 <w:tcBorders>
-                  <w:bottom w:val="single" w:sz="4" w:space="0" w:color="auto"/>
+                  <w:bottom w:val="single" w:color="auto" w:sz="4" w:space="0"/>
                 </w:tcBorders>
               </w:tcPr>
               <w:p>
@@ -1284,7 +1284,7 @@
               <w:tcPr>
                 <w:tcW w:w="429" w:type="pct"/>
                 <w:tcBorders>
-                  <w:bottom w:val="single" w:sz="4" w:space="0" w:color="auto"/>
+                  <w:bottom w:val="single" w:color="auto" w:sz="4" w:space="0"/>
                 </w:tcBorders>
               </w:tcPr>
               <w:p>
@@ -1332,7 +1332,7 @@
               <w:tcPr>
                 <w:tcW w:w="472" w:type="pct"/>
                 <w:tcBorders>
-                  <w:bottom w:val="single" w:sz="4" w:space="0" w:color="auto"/>
+                  <w:bottom w:val="single" w:color="auto" w:sz="4" w:space="0"/>
                 </w:tcBorders>
               </w:tcPr>
               <w:p>
@@ -1381,7 +1381,7 @@
               <w:tcPr>
                 <w:tcW w:w="557" w:type="pct"/>
                 <w:tcBorders>
-                  <w:bottom w:val="single" w:sz="4" w:space="0" w:color="auto"/>
+                  <w:bottom w:val="single" w:color="auto" w:sz="4" w:space="0"/>
                 </w:tcBorders>
               </w:tcPr>
               <w:p>
@@ -1430,7 +1430,7 @@
               <w:tcPr>
                 <w:tcW w:w="515" w:type="pct"/>
                 <w:tcBorders>
-                  <w:bottom w:val="single" w:sz="4" w:space="0" w:color="auto"/>
+                  <w:bottom w:val="single" w:color="auto" w:sz="4" w:space="0"/>
                 </w:tcBorders>
               </w:tcPr>
               <w:p>
@@ -1479,7 +1479,7 @@
               <w:tcPr>
                 <w:tcW w:w="515" w:type="pct"/>
                 <w:tcBorders>
-                  <w:bottom w:val="single" w:sz="4" w:space="0" w:color="auto"/>
+                  <w:bottom w:val="single" w:color="auto" w:sz="4" w:space="0"/>
                 </w:tcBorders>
               </w:tcPr>
               <w:p>
@@ -1528,7 +1528,7 @@
               <w:tcPr>
                 <w:tcW w:w="540" w:type="pct"/>
                 <w:tcBorders>
-                  <w:bottom w:val="single" w:sz="4" w:space="0" w:color="auto"/>
+                  <w:bottom w:val="single" w:color="auto" w:sz="4" w:space="0"/>
                 </w:tcBorders>
               </w:tcPr>
               <w:p>
@@ -1558,14 +1558,14 @@
       <w:tr>
         <w:trPr>
           <w:cnfStyle w:val="000000100000" w:firstRow="0" w:lastRow="0" w:firstColumn="0" w:lastColumn="0" w:oddVBand="0" w:evenVBand="0" w:oddHBand="1" w:evenHBand="0" w:firstRowFirstColumn="0" w:firstRowLastColumn="0" w:lastRowFirstColumn="0" w:lastRowLastColumn="0"/>
-          <w:trHeight w:hRule="exact" w:val="245"/>
+          <w:trHeight w:val="245" w:hRule="exact"/>
         </w:trPr>
         <w:tc>
           <w:tcPr>
             <w:cnfStyle w:val="001000000000" w:firstRow="0" w:lastRow="0" w:firstColumn="1" w:lastColumn="0" w:oddVBand="0" w:evenVBand="0" w:oddHBand="0" w:evenHBand="0" w:firstRowFirstColumn="0" w:firstRowLastColumn="0" w:lastRowFirstColumn="0" w:lastRowLastColumn="0"/>
             <w:tcW w:w="515" w:type="pct"/>
             <w:tcBorders>
-              <w:top w:val="single" w:sz="4" w:space="0" w:color="auto"/>
+              <w:top w:val="single" w:color="auto" w:sz="4" w:space="0"/>
             </w:tcBorders>
           </w:tcPr>
           <w:p>
@@ -1584,7 +1584,7 @@
           <w:tcPr>
             <w:tcW w:w="901" w:type="pct"/>
             <w:tcBorders>
-              <w:top w:val="single" w:sz="4" w:space="0" w:color="auto"/>
+              <w:top w:val="single" w:color="auto" w:sz="4" w:space="0"/>
             </w:tcBorders>
           </w:tcPr>
           <w:p>
@@ -1605,7 +1605,7 @@
           <w:tcPr>
             <w:tcW w:w="557" w:type="pct"/>
             <w:tcBorders>
-              <w:top w:val="single" w:sz="4" w:space="0" w:color="auto"/>
+              <w:top w:val="single" w:color="auto" w:sz="4" w:space="0"/>
             </w:tcBorders>
           </w:tcPr>
           <w:p>
@@ -1626,7 +1626,7 @@
           <w:tcPr>
             <w:tcW w:w="429" w:type="pct"/>
             <w:tcBorders>
-              <w:top w:val="single" w:sz="4" w:space="0" w:color="auto"/>
+              <w:top w:val="single" w:color="auto" w:sz="4" w:space="0"/>
             </w:tcBorders>
           </w:tcPr>
           <w:p>
@@ -1647,7 +1647,7 @@
           <w:tcPr>
             <w:tcW w:w="472" w:type="pct"/>
             <w:tcBorders>
-              <w:top w:val="single" w:sz="4" w:space="0" w:color="auto"/>
+              <w:top w:val="single" w:color="auto" w:sz="4" w:space="0"/>
             </w:tcBorders>
           </w:tcPr>
           <w:p>
@@ -1669,7 +1669,7 @@
           <w:tcPr>
             <w:tcW w:w="557" w:type="pct"/>
             <w:tcBorders>
-              <w:top w:val="single" w:sz="4" w:space="0" w:color="auto"/>
+              <w:top w:val="single" w:color="auto" w:sz="4" w:space="0"/>
             </w:tcBorders>
           </w:tcPr>
           <w:p>
@@ -1690,7 +1690,7 @@
           <w:tcPr>
             <w:tcW w:w="515" w:type="pct"/>
             <w:tcBorders>
-              <w:top w:val="single" w:sz="4" w:space="0" w:color="auto"/>
+              <w:top w:val="single" w:color="auto" w:sz="4" w:space="0"/>
             </w:tcBorders>
           </w:tcPr>
           <w:p>
@@ -1711,7 +1711,7 @@
           <w:tcPr>
             <w:tcW w:w="515" w:type="pct"/>
             <w:tcBorders>
-              <w:top w:val="single" w:sz="4" w:space="0" w:color="auto"/>
+              <w:top w:val="single" w:color="auto" w:sz="4" w:space="0"/>
             </w:tcBorders>
           </w:tcPr>
           <w:p>
@@ -1732,7 +1732,7 @@
           <w:tcPr>
             <w:tcW w:w="540" w:type="pct"/>
             <w:tcBorders>
-              <w:top w:val="single" w:sz="4" w:space="0" w:color="auto"/>
+              <w:top w:val="single" w:color="auto" w:sz="4" w:space="0"/>
             </w:tcBorders>
           </w:tcPr>
           <w:p>
@@ -1753,7 +1753,7 @@
       <w:sdt>
         <w:sdtPr>
           <w:rPr>
-            <w:rFonts w:asciiTheme="minorHAnsi" w:eastAsiaTheme="minorEastAsia" w:hAnsiTheme="minorHAnsi" w:cs="Segoe UI"/>
+            <w:rFonts w:cs="Segoe UI" w:asciiTheme="minorHAnsi" w:hAnsiTheme="minorHAnsi" w:eastAsiaTheme="minorEastAsia"/>
             <w:bCs w:val="0"/>
             <w:kern w:val="2"/>
             <w:sz w:val="18"/>
@@ -1772,7 +1772,7 @@
           <w:sdt>
             <w:sdtPr>
               <w:rPr>
-                <w:rFonts w:asciiTheme="minorHAnsi" w:eastAsiaTheme="minorEastAsia" w:hAnsiTheme="minorHAnsi" w:cs="Segoe UI"/>
+                <w:rFonts w:cs="Segoe UI" w:asciiTheme="minorHAnsi" w:hAnsiTheme="minorHAnsi" w:eastAsiaTheme="minorEastAsia"/>
                 <w:bCs w:val="0"/>
                 <w:kern w:val="2"/>
                 <w:sz w:val="18"/>
@@ -1788,7 +1788,7 @@
               <w:sdt>
                 <w:sdtPr>
                   <w:rPr>
-                    <w:rFonts w:asciiTheme="minorHAnsi" w:eastAsiaTheme="minorEastAsia" w:hAnsiTheme="minorHAnsi" w:cs="Segoe UI"/>
+                    <w:rFonts w:cs="Segoe UI" w:asciiTheme="minorHAnsi" w:hAnsiTheme="minorHAnsi" w:eastAsiaTheme="minorEastAsia"/>
                     <w:bCs w:val="0"/>
                     <w:kern w:val="2"/>
                     <w:sz w:val="18"/>
@@ -1807,7 +1807,7 @@
                   <w:sdt>
                     <w:sdtPr>
                       <w:rPr>
-                        <w:rFonts w:asciiTheme="minorHAnsi" w:eastAsiaTheme="minorEastAsia" w:hAnsiTheme="minorHAnsi" w:cs="Segoe UI"/>
+                        <w:rFonts w:cs="Segoe UI" w:asciiTheme="minorHAnsi" w:hAnsiTheme="minorHAnsi" w:eastAsiaTheme="minorEastAsia"/>
                         <w:bCs w:val="0"/>
                         <w:kern w:val="2"/>
                         <w:sz w:val="18"/>
@@ -1828,7 +1828,7 @@
                         <w:sdt>
                           <w:sdtPr>
                             <w:rPr>
-                              <w:rFonts w:asciiTheme="minorHAnsi" w:eastAsiaTheme="minorEastAsia" w:hAnsiTheme="minorHAnsi" w:cs="Segoe UI"/>
+                              <w:rFonts w:cs="Segoe UI" w:asciiTheme="minorHAnsi" w:hAnsiTheme="minorHAnsi" w:eastAsiaTheme="minorEastAsia"/>
                               <w:bCs w:val="0"/>
                               <w:kern w:val="2"/>
                               <w:sz w:val="18"/>
@@ -1848,7 +1848,7 @@
                           </w:sdtPr>
                           <w:sdtEndPr>
                             <w:rPr>
-                              <w:rFonts w:ascii="Segoe UI" w:eastAsia="Aptos" w:hAnsi="Segoe UI" w:cs="Segoe UI Semibold"/>
+                              <w:rFonts w:ascii="Segoe UI" w:hAnsi="Segoe UI" w:eastAsia="Aptos" w:cs="Segoe UI Semibold"/>
                               <w:bCs/>
                               <w:kern w:val="0"/>
                               <w:lang w:val="da-DK" w:eastAsia="da-DK"/>
@@ -1865,7 +1865,7 @@
                               <w:p>
                                 <w:pPr>
                                   <w:rPr>
-                                    <w:rFonts w:asciiTheme="minorHAnsi" w:hAnsiTheme="minorHAnsi" w:cs="Segoe UI Semibold"/>
+                                    <w:rFonts w:cs="Segoe UI Semibold" w:asciiTheme="minorHAnsi" w:hAnsiTheme="minorHAnsi"/>
                                     <w:sz w:val="18"/>
                                     <w:szCs w:val="18"/>
                                     <w:lang w:val="en-US" w:eastAsia="en-US"/>
@@ -1873,7 +1873,7 @@
                                 </w:pPr>
                                 <w:r>
                                   <w:rPr>
-                                    <w:rFonts w:asciiTheme="minorHAnsi" w:hAnsiTheme="minorHAnsi" w:cs="Segoe UI Semibold"/>
+                                    <w:rFonts w:cs="Segoe UI Semibold" w:asciiTheme="minorHAnsi" w:hAnsiTheme="minorHAnsi"/>
                                     <w:sz w:val="18"/>
                                     <w:szCs w:val="18"/>
                                     <w:lang w:val="en-US" w:eastAsia="en-US"/>
@@ -1912,7 +1912,7 @@
                                 <w:pPr>
                                   <w:cnfStyle w:val="000000010000" w:firstRow="0" w:lastRow="0" w:firstColumn="0" w:lastColumn="0" w:oddVBand="0" w:evenVBand="0" w:oddHBand="0" w:evenHBand="1" w:firstRowFirstColumn="0" w:firstRowLastColumn="0" w:lastRowFirstColumn="0" w:lastRowLastColumn="0"/>
                                   <w:rPr>
-                                    <w:rFonts w:asciiTheme="minorHAnsi" w:hAnsiTheme="minorHAnsi" w:cs="Segoe UI Semibold"/>
+                                    <w:rFonts w:cs="Segoe UI Semibold" w:asciiTheme="minorHAnsi" w:hAnsiTheme="minorHAnsi"/>
                                     <w:sz w:val="18"/>
                                     <w:szCs w:val="18"/>
                                     <w:lang w:eastAsia="en-US"/>
@@ -1920,7 +1920,7 @@
                                 </w:pPr>
                                 <w:r>
                                   <w:rPr>
-                                    <w:rFonts w:asciiTheme="minorHAnsi" w:hAnsiTheme="minorHAnsi" w:cs="Segoe UI Semibold"/>
+                                    <w:rFonts w:cs="Segoe UI Semibold" w:asciiTheme="minorHAnsi" w:hAnsiTheme="minorHAnsi"/>
                                     <w:sz w:val="18"/>
                                     <w:szCs w:val="18"/>
                                     <w:lang w:eastAsia="en-US"/>
@@ -1959,7 +1959,7 @@
                                 <w:pPr>
                                   <w:cnfStyle w:val="000000010000" w:firstRow="0" w:lastRow="0" w:firstColumn="0" w:lastColumn="0" w:oddVBand="0" w:evenVBand="0" w:oddHBand="0" w:evenHBand="1" w:firstRowFirstColumn="0" w:firstRowLastColumn="0" w:lastRowFirstColumn="0" w:lastRowLastColumn="0"/>
                                   <w:rPr>
-                                    <w:rFonts w:asciiTheme="minorHAnsi" w:hAnsiTheme="minorHAnsi" w:cs="Segoe UI Semibold"/>
+                                    <w:rFonts w:cs="Segoe UI Semibold" w:asciiTheme="minorHAnsi" w:hAnsiTheme="minorHAnsi"/>
                                     <w:sz w:val="18"/>
                                     <w:szCs w:val="18"/>
                                     <w:lang w:val="en-US" w:eastAsia="en-US"/>
@@ -1967,7 +1967,7 @@
                                 </w:pPr>
                                 <w:r>
                                   <w:rPr>
-                                    <w:rFonts w:asciiTheme="minorHAnsi" w:hAnsiTheme="minorHAnsi" w:cs="Segoe UI Semibold"/>
+                                    <w:rFonts w:cs="Segoe UI Semibold" w:asciiTheme="minorHAnsi" w:hAnsiTheme="minorHAnsi"/>
                                     <w:sz w:val="18"/>
                                     <w:szCs w:val="18"/>
                                     <w:lang w:val="en-US" w:eastAsia="en-US"/>
@@ -2006,14 +2006,14 @@
                                 <w:pPr>
                                   <w:cnfStyle w:val="000000010000" w:firstRow="0" w:lastRow="0" w:firstColumn="0" w:lastColumn="0" w:oddVBand="0" w:evenVBand="0" w:oddHBand="0" w:evenHBand="1" w:firstRowFirstColumn="0" w:firstRowLastColumn="0" w:lastRowFirstColumn="0" w:lastRowLastColumn="0"/>
                                   <w:rPr>
-                                    <w:rFonts w:asciiTheme="minorHAnsi" w:hAnsiTheme="minorHAnsi" w:cs="Segoe UI Semibold"/>
+                                    <w:rFonts w:cs="Segoe UI Semibold" w:asciiTheme="minorHAnsi" w:hAnsiTheme="minorHAnsi"/>
                                     <w:sz w:val="18"/>
                                     <w:szCs w:val="18"/>
                                   </w:rPr>
                                 </w:pPr>
                                 <w:r>
                                   <w:rPr>
-                                    <w:rFonts w:asciiTheme="minorHAnsi" w:hAnsiTheme="minorHAnsi" w:cs="Segoe UI Semibold"/>
+                                    <w:rFonts w:cs="Segoe UI Semibold" w:asciiTheme="minorHAnsi" w:hAnsiTheme="minorHAnsi"/>
                                     <w:sz w:val="18"/>
                                     <w:szCs w:val="18"/>
                                   </w:rPr>
@@ -2052,14 +2052,14 @@
                                   <w:jc w:val="right"/>
                                   <w:cnfStyle w:val="000000010000" w:firstRow="0" w:lastRow="0" w:firstColumn="0" w:lastColumn="0" w:oddVBand="0" w:evenVBand="0" w:oddHBand="0" w:evenHBand="1" w:firstRowFirstColumn="0" w:firstRowLastColumn="0" w:lastRowFirstColumn="0" w:lastRowLastColumn="0"/>
                                   <w:rPr>
-                                    <w:rFonts w:asciiTheme="minorHAnsi" w:hAnsiTheme="minorHAnsi" w:cs="Segoe UI Semibold"/>
+                                    <w:rFonts w:cs="Segoe UI Semibold" w:asciiTheme="minorHAnsi" w:hAnsiTheme="minorHAnsi"/>
                                     <w:sz w:val="18"/>
                                     <w:szCs w:val="18"/>
                                   </w:rPr>
                                 </w:pPr>
                                 <w:r>
                                   <w:rPr>
-                                    <w:rFonts w:asciiTheme="minorHAnsi" w:hAnsiTheme="minorHAnsi" w:cs="Segoe UI Semibold"/>
+                                    <w:rFonts w:cs="Segoe UI Semibold" w:asciiTheme="minorHAnsi" w:hAnsiTheme="minorHAnsi"/>
                                     <w:sz w:val="18"/>
                                     <w:szCs w:val="18"/>
                                   </w:rPr>
@@ -2142,7 +2142,7 @@
                                   <w:pStyle w:val="CLNumBase"/>
                                   <w:cnfStyle w:val="000000010000" w:firstRow="0" w:lastRow="0" w:firstColumn="0" w:lastColumn="0" w:oddVBand="0" w:evenVBand="0" w:oddHBand="0" w:evenHBand="1" w:firstRowFirstColumn="0" w:firstRowLastColumn="0" w:lastRowFirstColumn="0" w:lastRowLastColumn="0"/>
                                   <w:rPr>
-                                    <w:rFonts w:asciiTheme="minorHAnsi" w:hAnsiTheme="minorHAnsi" w:cs="Segoe UI Semibold"/>
+                                    <w:rFonts w:cs="Segoe UI Semibold" w:asciiTheme="minorHAnsi" w:hAnsiTheme="minorHAnsi"/>
                                     <w:sz w:val="18"/>
                                     <w:szCs w:val="18"/>
                                   </w:rPr>
@@ -2233,14 +2233,14 @@
                                   <w:jc w:val="right"/>
                                   <w:cnfStyle w:val="000000010000" w:firstRow="0" w:lastRow="0" w:firstColumn="0" w:lastColumn="0" w:oddVBand="0" w:evenVBand="0" w:oddHBand="0" w:evenHBand="1" w:firstRowFirstColumn="0" w:firstRowLastColumn="0" w:lastRowFirstColumn="0" w:lastRowLastColumn="0"/>
                                   <w:rPr>
-                                    <w:rFonts w:asciiTheme="minorHAnsi" w:hAnsiTheme="minorHAnsi" w:cs="Segoe UI Semibold"/>
+                                    <w:rFonts w:cs="Segoe UI Semibold" w:asciiTheme="minorHAnsi" w:hAnsiTheme="minorHAnsi"/>
                                     <w:sz w:val="18"/>
                                     <w:szCs w:val="18"/>
                                   </w:rPr>
                                 </w:pPr>
                                 <w:r>
                                   <w:rPr>
-                                    <w:rFonts w:asciiTheme="minorHAnsi" w:hAnsiTheme="minorHAnsi" w:cs="Segoe UI Semibold"/>
+                                    <w:rFonts w:cs="Segoe UI Semibold" w:asciiTheme="minorHAnsi" w:hAnsiTheme="minorHAnsi"/>
                                     <w:sz w:val="18"/>
                                     <w:szCs w:val="18"/>
                                   </w:rPr>
@@ -2289,7 +2289,7 @@
         <w:sdt>
           <w:sdtPr>
             <w:rPr>
-              <w:rFonts w:ascii="Segoe UI Semibold" w:eastAsia="Times New Roman" w:hAnsi="Segoe UI Semibold" w:cs="Segoe UI Semibold"/>
+              <w:rFonts w:ascii="Segoe UI Semibold" w:hAnsi="Segoe UI Semibold" w:eastAsia="Times New Roman" w:cs="Segoe UI Semibold"/>
               <w:sz w:val="18"/>
               <w:szCs w:val="18"/>
             </w:rPr>
@@ -2310,8 +2310,8 @@
                 <w:cnfStyle w:val="001000000000" w:firstRow="0" w:lastRow="0" w:firstColumn="1" w:lastColumn="0" w:oddVBand="0" w:evenVBand="0" w:oddHBand="0" w:evenHBand="0" w:firstRowFirstColumn="0" w:firstRowLastColumn="0" w:lastRowFirstColumn="0" w:lastRowLastColumn="0"/>
                 <w:tcW w:w="2131" w:type="pct"/>
                 <w:tcBorders>
-                  <w:top w:val="single" w:sz="4" w:space="0" w:color="000000"/>
-                  <w:bottom w:val="single" w:sz="12" w:space="0" w:color="000000"/>
+                  <w:top w:val="single" w:color="000000" w:sz="4" w:space="0"/>
+                  <w:bottom w:val="single" w:color="000000" w:sz="12" w:space="0"/>
                 </w:tcBorders>
                 <w:vAlign w:val="center"/>
               </w:tcPr>
@@ -2320,14 +2320,14 @@
                   <w:pStyle w:val="Heading2"/>
                   <w:spacing w:before="120" w:after="120" w:line="240" w:lineRule="exact"/>
                   <w:rPr>
-                    <w:rFonts w:ascii="Segoe UI Semibold" w:eastAsia="Times New Roman" w:hAnsi="Segoe UI Semibold" w:cs="Segoe UI Semibold"/>
+                    <w:rFonts w:ascii="Segoe UI Semibold" w:hAnsi="Segoe UI Semibold" w:eastAsia="Times New Roman" w:cs="Segoe UI Semibold"/>
                     <w:sz w:val="18"/>
                     <w:szCs w:val="18"/>
                   </w:rPr>
                 </w:pPr>
                 <w:r>
                   <w:rPr>
-                    <w:rFonts w:ascii="Segoe UI Semibold" w:eastAsia="Times New Roman" w:hAnsi="Segoe UI Semibold" w:cs="Segoe UI Semibold"/>
+                    <w:rFonts w:ascii="Segoe UI Semibold" w:hAnsi="Segoe UI Semibold" w:eastAsia="Times New Roman" w:cs="Segoe UI Semibold"/>
                     <w:sz w:val="18"/>
                     <w:szCs w:val="18"/>
                   </w:rPr>
@@ -2341,8 +2341,8 @@
           <w:tcPr>
             <w:tcW w:w="253" w:type="pct"/>
             <w:tcBorders>
-              <w:top w:val="single" w:sz="4" w:space="0" w:color="000000"/>
-              <w:bottom w:val="single" w:sz="12" w:space="0" w:color="000000"/>
+              <w:top w:val="single" w:color="000000" w:sz="4" w:space="0"/>
+              <w:bottom w:val="single" w:color="000000" w:sz="12" w:space="0"/>
             </w:tcBorders>
             <w:vAlign w:val="center"/>
           </w:tcPr>
@@ -2365,8 +2365,8 @@
           <w:tcPr>
             <w:tcW w:w="842" w:type="pct"/>
             <w:tcBorders>
-              <w:top w:val="single" w:sz="4" w:space="0" w:color="000000"/>
-              <w:bottom w:val="single" w:sz="12" w:space="0" w:color="000000"/>
+              <w:top w:val="single" w:color="000000" w:sz="4" w:space="0"/>
+              <w:bottom w:val="single" w:color="000000" w:sz="12" w:space="0"/>
             </w:tcBorders>
             <w:vAlign w:val="center"/>
           </w:tcPr>
@@ -2389,8 +2389,8 @@
           <w:tcPr>
             <w:tcW w:w="1319" w:type="pct"/>
             <w:tcBorders>
-              <w:top w:val="single" w:sz="4" w:space="0" w:color="000000"/>
-              <w:bottom w:val="single" w:sz="12" w:space="0" w:color="000000"/>
+              <w:top w:val="single" w:color="000000" w:sz="4" w:space="0"/>
+              <w:bottom w:val="single" w:color="000000" w:sz="12" w:space="0"/>
             </w:tcBorders>
             <w:vAlign w:val="center"/>
           </w:tcPr>
@@ -2413,8 +2413,8 @@
           <w:tcPr>
             <w:tcW w:w="455" w:type="pct"/>
             <w:tcBorders>
-              <w:top w:val="single" w:sz="4" w:space="0" w:color="000000"/>
-              <w:bottom w:val="single" w:sz="12" w:space="0" w:color="000000"/>
+              <w:top w:val="single" w:color="000000" w:sz="4" w:space="0"/>
+              <w:bottom w:val="single" w:color="000000" w:sz="12" w:space="0"/>
             </w:tcBorders>
             <w:vAlign w:val="center"/>
           </w:tcPr>
@@ -2434,7 +2434,7 @@
             </w:pPr>
             <w:r>
               <w:rPr>
-                <w:rFonts w:ascii="Segoe UI Semibold" w:eastAsia="Times New Roman" w:hAnsi="Segoe UI Semibold" w:cs="Segoe UI Semibold"/>
+                <w:rFonts w:ascii="Segoe UI Semibold" w:hAnsi="Segoe UI Semibold" w:eastAsia="Times New Roman" w:cs="Segoe UI Semibold"/>
                 <w:sz w:val="18"/>
                 <w:szCs w:val="18"/>
               </w:rPr>
@@ -2443,7 +2443,7 @@
             <w:sdt>
               <w:sdtPr>
                 <w:rPr>
-                  <w:rFonts w:ascii="Segoe UI Semibold" w:eastAsia="Times New Roman" w:hAnsi="Segoe UI Semibold" w:cs="Segoe UI Semibold"/>
+                  <w:rFonts w:ascii="Segoe UI Semibold" w:hAnsi="Segoe UI Semibold" w:eastAsia="Times New Roman" w:cs="Segoe UI Semibold"/>
                   <w:sz w:val="18"/>
                   <w:szCs w:val="18"/>
                 </w:rPr>
@@ -2461,7 +2461,7 @@
               <w:sdtContent>
                 <w:r>
                   <w:rPr>
-                    <w:rFonts w:ascii="Segoe UI Semibold" w:eastAsia="Times New Roman" w:hAnsi="Segoe UI Semibold" w:cs="Segoe UI Semibold"/>
+                    <w:rFonts w:ascii="Segoe UI Semibold" w:hAnsi="Segoe UI Semibold" w:eastAsia="Times New Roman" w:cs="Segoe UI Semibold"/>
                     <w:sz w:val="18"/>
                     <w:szCs w:val="18"/>
                   </w:rPr>
@@ -4771,7 +4771,9 @@
  < / N a v W o r d R e p o r t X m l P a r t > 
 </file>
 
-<file path=customXml/item2.xml>��< ? x m l   v e r s i o n = " 1 . 0 "   e n c o d i n g = " u t f - 1 6 " ? > < N a v W o r d R e p o r t X m l P a r t   x m l n s = " u r n : m i c r o s o f t - d y n a m i c s - n a v / r e p o r t s / J o b _ Q u o t e / 1 0 1 6 / " > +<file path=customXml/item2.xml>��< ? x m l   v e r s i o n = " 1 . 0 "   e n c o d i n g = " u t f - 1 6 " ? > + 
+ < N a v W o r d R e p o r t X m l P a r t   x m l n s = " u r n : m i c r o s o f t - d y n a m i c s - n a v / r e p o r t s / J o b _ Q u o t e / 1 0 1 6 / " >   
      < B C R e p o r t I n f o r m a t i o n >   
@@ -4959,7 +4961,7 @@
  
          < C o m p a n y N a m e > C o m p a n y N a m e < / C o m p a n y N a m e >   
-         < C o m p a n y P i c t u r e / > +         < C o m p a n y P i c t u r e   / >   
          < C u r r R e p o r t P a g e N o C a p t i o n > C u r r R e p o r t P a g e N o C a p t i o n < / C u r r R e p o r t P a g e N o C a p t i o n >   
